--- a/Курсовая работа.docx
+++ b/Курсовая работа.docx
@@ -60,7 +60,7 @@
           <w:r>
             <w:fldChar w:fldCharType="separate"/>
           </w:r>
-          <w:hyperlink w:anchor="_Toc228837136" w:history="1">
+          <w:hyperlink w:anchor="_Toc228918878" w:history="1">
             <w:r>
               <w:rPr>
                 <w:rStyle w:val="a6"/>
@@ -88,7 +88,7 @@
                 <w:noProof/>
                 <w:webHidden/>
               </w:rPr>
-              <w:instrText xml:space="preserve"> PAGEREF _Toc228837136 \h </w:instrText>
+              <w:instrText xml:space="preserve"> PAGEREF _Toc228918878 \h </w:instrText>
             </w:r>
             <w:r>
               <w:rPr>
@@ -108,7 +108,7 @@
                 <w:noProof/>
                 <w:webHidden/>
               </w:rPr>
-              <w:t>2</w:t>
+              <w:t>3</w:t>
             </w:r>
             <w:r>
               <w:rPr>
@@ -132,7 +132,7 @@
               <w:lang w:eastAsia="ru-RU"/>
             </w:rPr>
           </w:pPr>
-          <w:hyperlink w:anchor="_Toc228837137" w:history="1">
+          <w:hyperlink w:anchor="_Toc228918879" w:history="1">
             <w:r>
               <w:rPr>
                 <w:rStyle w:val="a6"/>
@@ -160,7 +160,7 @@
                 <w:noProof/>
                 <w:webHidden/>
               </w:rPr>
-              <w:instrText xml:space="preserve"> PAGEREF _Toc228837137 \h </w:instrText>
+              <w:instrText xml:space="preserve"> PAGEREF _Toc228918879 \h </w:instrText>
             </w:r>
             <w:r>
               <w:rPr>
@@ -180,7 +180,7 @@
                 <w:noProof/>
                 <w:webHidden/>
               </w:rPr>
-              <w:t>5</w:t>
+              <w:t>6</w:t>
             </w:r>
             <w:r>
               <w:rPr>
@@ -204,7 +204,7 @@
               <w:lang w:eastAsia="ru-RU"/>
             </w:rPr>
           </w:pPr>
-          <w:hyperlink w:anchor="_Toc228837138" w:history="1">
+          <w:hyperlink w:anchor="_Toc228918880" w:history="1">
             <w:r>
               <w:rPr>
                 <w:rStyle w:val="a6"/>
@@ -231,7 +231,7 @@
                 <w:noProof/>
                 <w:webHidden/>
               </w:rPr>
-              <w:instrText xml:space="preserve"> PAGEREF _Toc228837138 \h </w:instrText>
+              <w:instrText xml:space="preserve"> PAGEREF _Toc228918880 \h </w:instrText>
             </w:r>
             <w:r>
               <w:rPr>
@@ -251,7 +251,7 @@
                 <w:noProof/>
                 <w:webHidden/>
               </w:rPr>
-              <w:t>5</w:t>
+              <w:t>6</w:t>
             </w:r>
             <w:r>
               <w:rPr>
@@ -275,7 +275,7 @@
               <w:lang w:eastAsia="ru-RU"/>
             </w:rPr>
           </w:pPr>
-          <w:hyperlink w:anchor="_Toc228837139" w:history="1">
+          <w:hyperlink w:anchor="_Toc228918881" w:history="1">
             <w:r>
               <w:rPr>
                 <w:rStyle w:val="a6"/>
@@ -302,7 +302,7 @@
                 <w:noProof/>
                 <w:webHidden/>
               </w:rPr>
-              <w:instrText xml:space="preserve"> PAGEREF _Toc228837139 \h </w:instrText>
+              <w:instrText xml:space="preserve"> PAGEREF _Toc228918881 \h </w:instrText>
             </w:r>
             <w:r>
               <w:rPr>
@@ -322,7 +322,7 @@
                 <w:noProof/>
                 <w:webHidden/>
               </w:rPr>
-              <w:t>6</w:t>
+              <w:t>7</w:t>
             </w:r>
             <w:r>
               <w:rPr>
@@ -346,7 +346,7 @@
               <w:lang w:eastAsia="ru-RU"/>
             </w:rPr>
           </w:pPr>
-          <w:hyperlink w:anchor="_Toc228837140" w:history="1">
+          <w:hyperlink w:anchor="_Toc228918882" w:history="1">
             <w:r>
               <w:rPr>
                 <w:rStyle w:val="a6"/>
@@ -373,7 +373,7 @@
                 <w:noProof/>
                 <w:webHidden/>
               </w:rPr>
-              <w:instrText xml:space="preserve"> PAGEREF _Toc228837140 \h </w:instrText>
+              <w:instrText xml:space="preserve"> PAGEREF _Toc228918882 \h </w:instrText>
             </w:r>
             <w:r>
               <w:rPr>
@@ -393,7 +393,7 @@
                 <w:noProof/>
                 <w:webHidden/>
               </w:rPr>
-              <w:t>7</w:t>
+              <w:t>8</w:t>
             </w:r>
             <w:r>
               <w:rPr>
@@ -417,7 +417,7 @@
               <w:lang w:eastAsia="ru-RU"/>
             </w:rPr>
           </w:pPr>
-          <w:hyperlink w:anchor="_Toc228837141" w:history="1">
+          <w:hyperlink w:anchor="_Toc228918883" w:history="1">
             <w:r>
               <w:rPr>
                 <w:rStyle w:val="a6"/>
@@ -444,7 +444,7 @@
                 <w:noProof/>
                 <w:webHidden/>
               </w:rPr>
-              <w:instrText xml:space="preserve"> PAGEREF _Toc228837141 \h </w:instrText>
+              <w:instrText xml:space="preserve"> PAGEREF _Toc228918883 \h </w:instrText>
             </w:r>
             <w:r>
               <w:rPr>
@@ -464,7 +464,7 @@
                 <w:noProof/>
                 <w:webHidden/>
               </w:rPr>
-              <w:t>8</w:t>
+              <w:t>9</w:t>
             </w:r>
             <w:r>
               <w:rPr>
@@ -488,7 +488,7 @@
               <w:lang w:eastAsia="ru-RU"/>
             </w:rPr>
           </w:pPr>
-          <w:hyperlink w:anchor="_Toc228837142" w:history="1">
+          <w:hyperlink w:anchor="_Toc228918884" w:history="1">
             <w:r>
               <w:rPr>
                 <w:rStyle w:val="a6"/>
@@ -518,7 +518,7 @@
                 <w:noProof/>
                 <w:webHidden/>
               </w:rPr>
-              <w:instrText xml:space="preserve"> PAGEREF _Toc228837142 \h </w:instrText>
+              <w:instrText xml:space="preserve"> PAGEREF _Toc228918884 \h </w:instrText>
             </w:r>
             <w:r>
               <w:rPr>
@@ -538,7 +538,7 @@
                 <w:noProof/>
                 <w:webHidden/>
               </w:rPr>
-              <w:t>10</w:t>
+              <w:t>11</w:t>
             </w:r>
             <w:r>
               <w:rPr>
@@ -562,7 +562,7 @@
               <w:lang w:eastAsia="ru-RU"/>
             </w:rPr>
           </w:pPr>
-          <w:hyperlink w:anchor="_Toc228837143" w:history="1">
+          <w:hyperlink w:anchor="_Toc228918885" w:history="1">
             <w:r>
               <w:rPr>
                 <w:rStyle w:val="a6"/>
@@ -604,7 +604,7 @@
                 <w:noProof/>
                 <w:webHidden/>
               </w:rPr>
-              <w:instrText xml:space="preserve"> PAGEREF _Toc228837143 \h </w:instrText>
+              <w:instrText xml:space="preserve"> PAGEREF _Toc228918885 \h </w:instrText>
             </w:r>
             <w:r>
               <w:rPr>
@@ -624,7 +624,7 @@
                 <w:noProof/>
                 <w:webHidden/>
               </w:rPr>
-              <w:t>10</w:t>
+              <w:t>11</w:t>
             </w:r>
             <w:r>
               <w:rPr>
@@ -648,7 +648,7 @@
               <w:lang w:eastAsia="ru-RU"/>
             </w:rPr>
           </w:pPr>
-          <w:hyperlink w:anchor="_Toc228837144" w:history="1">
+          <w:hyperlink w:anchor="_Toc228918886" w:history="1">
             <w:r>
               <w:rPr>
                 <w:rStyle w:val="a6"/>
@@ -683,7 +683,7 @@
                 <w:noProof/>
                 <w:webHidden/>
               </w:rPr>
-              <w:instrText xml:space="preserve"> PAGEREF _Toc228837144 \h </w:instrText>
+              <w:instrText xml:space="preserve"> PAGEREF _Toc228918886 \h </w:instrText>
             </w:r>
             <w:r>
               <w:rPr>
@@ -703,7 +703,7 @@
                 <w:noProof/>
                 <w:webHidden/>
               </w:rPr>
-              <w:t>13</w:t>
+              <w:t>14</w:t>
             </w:r>
             <w:r>
               <w:rPr>
@@ -727,7 +727,7 @@
               <w:lang w:eastAsia="ru-RU"/>
             </w:rPr>
           </w:pPr>
-          <w:hyperlink w:anchor="_Toc228837145" w:history="1">
+          <w:hyperlink w:anchor="_Toc228918887" w:history="1">
             <w:r>
               <w:rPr>
                 <w:rStyle w:val="a6"/>
@@ -754,7 +754,7 @@
                 <w:noProof/>
                 <w:webHidden/>
               </w:rPr>
-              <w:instrText xml:space="preserve"> PAGEREF _Toc228837145 \h </w:instrText>
+              <w:instrText xml:space="preserve"> PAGEREF _Toc228918887 \h </w:instrText>
             </w:r>
             <w:r>
               <w:rPr>
@@ -774,7 +774,7 @@
                 <w:noProof/>
                 <w:webHidden/>
               </w:rPr>
-              <w:t>17</w:t>
+              <w:t>18</w:t>
             </w:r>
             <w:r>
               <w:rPr>
@@ -798,7 +798,7 @@
               <w:lang w:eastAsia="ru-RU"/>
             </w:rPr>
           </w:pPr>
-          <w:hyperlink w:anchor="_Toc228837146" w:history="1">
+          <w:hyperlink w:anchor="_Toc228918888" w:history="1">
             <w:r>
               <w:rPr>
                 <w:rStyle w:val="a6"/>
@@ -828,7 +828,7 @@
                 <w:noProof/>
                 <w:webHidden/>
               </w:rPr>
-              <w:instrText xml:space="preserve"> PAGEREF _Toc228837146 \h </w:instrText>
+              <w:instrText xml:space="preserve"> PAGEREF _Toc228918888 \h </w:instrText>
             </w:r>
             <w:r>
               <w:rPr>
@@ -848,7 +848,7 @@
                 <w:noProof/>
                 <w:webHidden/>
               </w:rPr>
-              <w:t>20</w:t>
+              <w:t>21</w:t>
             </w:r>
             <w:r>
               <w:rPr>
@@ -872,7 +872,7 @@
               <w:lang w:eastAsia="ru-RU"/>
             </w:rPr>
           </w:pPr>
-          <w:hyperlink w:anchor="_Toc228837147" w:history="1">
+          <w:hyperlink w:anchor="_Toc228918889" w:history="1">
             <w:r>
               <w:rPr>
                 <w:rStyle w:val="a6"/>
@@ -899,7 +899,7 @@
                 <w:noProof/>
                 <w:webHidden/>
               </w:rPr>
-              <w:instrText xml:space="preserve"> PAGEREF _Toc228837147 \h </w:instrText>
+              <w:instrText xml:space="preserve"> PAGEREF _Toc228918889 \h </w:instrText>
             </w:r>
             <w:r>
               <w:rPr>
@@ -919,7 +919,7 @@
                 <w:noProof/>
                 <w:webHidden/>
               </w:rPr>
-              <w:t>20</w:t>
+              <w:t>21</w:t>
             </w:r>
             <w:r>
               <w:rPr>
@@ -943,7 +943,7 @@
               <w:lang w:eastAsia="ru-RU"/>
             </w:rPr>
           </w:pPr>
-          <w:hyperlink w:anchor="_Toc228837148" w:history="1">
+          <w:hyperlink w:anchor="_Toc228918890" w:history="1">
             <w:r>
               <w:rPr>
                 <w:rStyle w:val="a6"/>
@@ -970,7 +970,7 @@
                 <w:noProof/>
                 <w:webHidden/>
               </w:rPr>
-              <w:instrText xml:space="preserve"> PAGEREF _Toc228837148 \h </w:instrText>
+              <w:instrText xml:space="preserve"> PAGEREF _Toc228918890 \h </w:instrText>
             </w:r>
             <w:r>
               <w:rPr>
@@ -990,7 +990,7 @@
                 <w:noProof/>
                 <w:webHidden/>
               </w:rPr>
-              <w:t>22</w:t>
+              <w:t>23</w:t>
             </w:r>
             <w:r>
               <w:rPr>
@@ -1014,7 +1014,7 @@
               <w:lang w:eastAsia="ru-RU"/>
             </w:rPr>
           </w:pPr>
-          <w:hyperlink w:anchor="_Toc228837149" w:history="1">
+          <w:hyperlink w:anchor="_Toc228918891" w:history="1">
             <w:r>
               <w:rPr>
                 <w:rStyle w:val="a6"/>
@@ -1041,7 +1041,7 @@
                 <w:noProof/>
                 <w:webHidden/>
               </w:rPr>
-              <w:instrText xml:space="preserve"> PAGEREF _Toc228837149 \h </w:instrText>
+              <w:instrText xml:space="preserve"> PAGEREF _Toc228918891 \h </w:instrText>
             </w:r>
             <w:r>
               <w:rPr>
@@ -1061,7 +1061,7 @@
                 <w:noProof/>
                 <w:webHidden/>
               </w:rPr>
-              <w:t>25</w:t>
+              <w:t>26</w:t>
             </w:r>
             <w:r>
               <w:rPr>
@@ -1085,7 +1085,7 @@
               <w:lang w:eastAsia="ru-RU"/>
             </w:rPr>
           </w:pPr>
-          <w:hyperlink w:anchor="_Toc228837150" w:history="1">
+          <w:hyperlink w:anchor="_Toc228918892" w:history="1">
             <w:r>
               <w:rPr>
                 <w:rStyle w:val="a6"/>
@@ -1112,7 +1112,7 @@
                 <w:noProof/>
                 <w:webHidden/>
               </w:rPr>
-              <w:instrText xml:space="preserve"> PAGEREF _Toc228837150 \h </w:instrText>
+              <w:instrText xml:space="preserve"> PAGEREF _Toc228918892 \h </w:instrText>
             </w:r>
             <w:r>
               <w:rPr>
@@ -1132,7 +1132,7 @@
                 <w:noProof/>
                 <w:webHidden/>
               </w:rPr>
-              <w:t>28</w:t>
+              <w:t>29</w:t>
             </w:r>
             <w:r>
               <w:rPr>
@@ -1156,7 +1156,7 @@
               <w:lang w:eastAsia="ru-RU"/>
             </w:rPr>
           </w:pPr>
-          <w:hyperlink w:anchor="_Toc228837151" w:history="1">
+          <w:hyperlink w:anchor="_Toc228918893" w:history="1">
             <w:r>
               <w:rPr>
                 <w:rStyle w:val="a6"/>
@@ -1185,7 +1185,7 @@
                 <w:noProof/>
                 <w:webHidden/>
               </w:rPr>
-              <w:instrText xml:space="preserve"> PAGEREF _Toc228837151 \h </w:instrText>
+              <w:instrText xml:space="preserve"> PAGEREF _Toc228918893 \h </w:instrText>
             </w:r>
             <w:r>
               <w:rPr>
@@ -1205,7 +1205,7 @@
                 <w:noProof/>
                 <w:webHidden/>
               </w:rPr>
-              <w:t>32</w:t>
+              <w:t>33</w:t>
             </w:r>
             <w:r>
               <w:rPr>
@@ -1229,7 +1229,7 @@
               <w:lang w:eastAsia="ru-RU"/>
             </w:rPr>
           </w:pPr>
-          <w:hyperlink w:anchor="_Toc228837152" w:history="1">
+          <w:hyperlink w:anchor="_Toc228918894" w:history="1">
             <w:r>
               <w:rPr>
                 <w:rStyle w:val="a6"/>
@@ -1258,7 +1258,7 @@
                 <w:noProof/>
                 <w:webHidden/>
               </w:rPr>
-              <w:instrText xml:space="preserve"> PAGEREF _Toc228837152 \h </w:instrText>
+              <w:instrText xml:space="preserve"> PAGEREF _Toc228918894 \h </w:instrText>
             </w:r>
             <w:r>
               <w:rPr>
@@ -1278,7 +1278,7 @@
                 <w:noProof/>
                 <w:webHidden/>
               </w:rPr>
-              <w:t>36</w:t>
+              <w:t>37</w:t>
             </w:r>
             <w:r>
               <w:rPr>
@@ -1302,7 +1302,7 @@
               <w:lang w:eastAsia="ru-RU"/>
             </w:rPr>
           </w:pPr>
-          <w:hyperlink w:anchor="_Toc228837153" w:history="1">
+          <w:hyperlink w:anchor="_Toc228918895" w:history="1">
             <w:r>
               <w:rPr>
                 <w:rStyle w:val="a6"/>
@@ -1329,7 +1329,7 @@
                 <w:noProof/>
                 <w:webHidden/>
               </w:rPr>
-              <w:instrText xml:space="preserve"> PAGEREF _Toc228837153 \h </w:instrText>
+              <w:instrText xml:space="preserve"> PAGEREF _Toc228918895 \h </w:instrText>
             </w:r>
             <w:r>
               <w:rPr>
@@ -1349,7 +1349,7 @@
                 <w:noProof/>
                 <w:webHidden/>
               </w:rPr>
-              <w:t>36</w:t>
+              <w:t>37</w:t>
             </w:r>
             <w:r>
               <w:rPr>
@@ -1373,7 +1373,7 @@
               <w:lang w:eastAsia="ru-RU"/>
             </w:rPr>
           </w:pPr>
-          <w:hyperlink w:anchor="_Toc228837154" w:history="1">
+          <w:hyperlink w:anchor="_Toc228918896" w:history="1">
             <w:r>
               <w:rPr>
                 <w:rStyle w:val="a6"/>
@@ -1400,7 +1400,7 @@
                 <w:noProof/>
                 <w:webHidden/>
               </w:rPr>
-              <w:instrText xml:space="preserve"> PAGEREF _Toc228837154 \h </w:instrText>
+              <w:instrText xml:space="preserve"> PAGEREF _Toc228918896 \h </w:instrText>
             </w:r>
             <w:r>
               <w:rPr>
@@ -1420,7 +1420,223 @@
                 <w:noProof/>
                 <w:webHidden/>
               </w:rPr>
-              <w:t>44</w:t>
+              <w:t>45</w:t>
+            </w:r>
+            <w:r>
+              <w:rPr>
+                <w:noProof/>
+                <w:webHidden/>
+              </w:rPr>
+              <w:fldChar w:fldCharType="end"/>
+            </w:r>
+          </w:hyperlink>
+        </w:p>
+        <w:p>
+          <w:pPr>
+            <w:pStyle w:val="11"/>
+            <w:tabs>
+              <w:tab w:val="right" w:leader="dot" w:pos="9345"/>
+            </w:tabs>
+            <w:rPr>
+              <w:rFonts w:asciiTheme="minorHAnsi" w:eastAsiaTheme="minorEastAsia" w:hAnsiTheme="minorHAnsi"/>
+              <w:noProof/>
+              <w:sz w:val="22"/>
+              <w:lang w:eastAsia="ru-RU"/>
+            </w:rPr>
+          </w:pPr>
+          <w:hyperlink w:anchor="_Toc228918897" w:history="1">
+            <w:r>
+              <w:rPr>
+                <w:rStyle w:val="a6"/>
+                <w:b/>
+                <w:noProof/>
+              </w:rPr>
+              <w:t>5. РАЗРАБОТКА ЭСКИЗНОГО ПРОЕКТА</w:t>
+            </w:r>
+            <w:r>
+              <w:rPr>
+                <w:noProof/>
+                <w:webHidden/>
+              </w:rPr>
+              <w:tab/>
+            </w:r>
+            <w:r>
+              <w:rPr>
+                <w:noProof/>
+                <w:webHidden/>
+              </w:rPr>
+              <w:fldChar w:fldCharType="begin"/>
+            </w:r>
+            <w:r>
+              <w:rPr>
+                <w:noProof/>
+                <w:webHidden/>
+              </w:rPr>
+              <w:instrText xml:space="preserve"> PAGEREF _Toc228918897 \h </w:instrText>
+            </w:r>
+            <w:r>
+              <w:rPr>
+                <w:noProof/>
+                <w:webHidden/>
+              </w:rPr>
+            </w:r>
+            <w:r>
+              <w:rPr>
+                <w:noProof/>
+                <w:webHidden/>
+              </w:rPr>
+              <w:fldChar w:fldCharType="separate"/>
+            </w:r>
+            <w:r>
+              <w:rPr>
+                <w:noProof/>
+                <w:webHidden/>
+              </w:rPr>
+              <w:t>50</w:t>
+            </w:r>
+            <w:r>
+              <w:rPr>
+                <w:noProof/>
+                <w:webHidden/>
+              </w:rPr>
+              <w:fldChar w:fldCharType="end"/>
+            </w:r>
+          </w:hyperlink>
+        </w:p>
+        <w:p>
+          <w:pPr>
+            <w:pStyle w:val="11"/>
+            <w:tabs>
+              <w:tab w:val="right" w:leader="dot" w:pos="9345"/>
+            </w:tabs>
+            <w:rPr>
+              <w:rFonts w:asciiTheme="minorHAnsi" w:eastAsiaTheme="minorEastAsia" w:hAnsiTheme="minorHAnsi"/>
+              <w:noProof/>
+              <w:sz w:val="22"/>
+              <w:lang w:eastAsia="ru-RU"/>
+            </w:rPr>
+          </w:pPr>
+          <w:hyperlink w:anchor="_Toc228918898" w:history="1">
+            <w:r>
+              <w:rPr>
+                <w:rStyle w:val="a6"/>
+                <w:b/>
+                <w:noProof/>
+              </w:rPr>
+              <w:t>ЗАКЛЮЧЕНИЕ</w:t>
+            </w:r>
+            <w:r>
+              <w:rPr>
+                <w:noProof/>
+                <w:webHidden/>
+              </w:rPr>
+              <w:tab/>
+            </w:r>
+            <w:r>
+              <w:rPr>
+                <w:noProof/>
+                <w:webHidden/>
+              </w:rPr>
+              <w:fldChar w:fldCharType="begin"/>
+            </w:r>
+            <w:r>
+              <w:rPr>
+                <w:noProof/>
+                <w:webHidden/>
+              </w:rPr>
+              <w:instrText xml:space="preserve"> PAGEREF _Toc228918898 \h </w:instrText>
+            </w:r>
+            <w:r>
+              <w:rPr>
+                <w:noProof/>
+                <w:webHidden/>
+              </w:rPr>
+            </w:r>
+            <w:r>
+              <w:rPr>
+                <w:noProof/>
+                <w:webHidden/>
+              </w:rPr>
+              <w:fldChar w:fldCharType="separate"/>
+            </w:r>
+            <w:r>
+              <w:rPr>
+                <w:noProof/>
+                <w:webHidden/>
+              </w:rPr>
+              <w:t>58</w:t>
+            </w:r>
+            <w:r>
+              <w:rPr>
+                <w:noProof/>
+                <w:webHidden/>
+              </w:rPr>
+              <w:fldChar w:fldCharType="end"/>
+            </w:r>
+          </w:hyperlink>
+        </w:p>
+        <w:p>
+          <w:pPr>
+            <w:pStyle w:val="11"/>
+            <w:tabs>
+              <w:tab w:val="right" w:leader="dot" w:pos="9345"/>
+            </w:tabs>
+            <w:rPr>
+              <w:rFonts w:asciiTheme="minorHAnsi" w:eastAsiaTheme="minorEastAsia" w:hAnsiTheme="minorHAnsi"/>
+              <w:noProof/>
+              <w:sz w:val="22"/>
+              <w:lang w:eastAsia="ru-RU"/>
+            </w:rPr>
+          </w:pPr>
+          <w:hyperlink w:anchor="_Toc228918899" w:history="1">
+            <w:r>
+              <w:rPr>
+                <w:rStyle w:val="a6"/>
+                <w:b/>
+                <w:noProof/>
+              </w:rPr>
+              <w:t>СПИСОК ЛИТЕРАТУРЫ</w:t>
+            </w:r>
+            <w:r>
+              <w:rPr>
+                <w:noProof/>
+                <w:webHidden/>
+              </w:rPr>
+              <w:tab/>
+            </w:r>
+            <w:r>
+              <w:rPr>
+                <w:noProof/>
+                <w:webHidden/>
+              </w:rPr>
+              <w:fldChar w:fldCharType="begin"/>
+            </w:r>
+            <w:r>
+              <w:rPr>
+                <w:noProof/>
+                <w:webHidden/>
+              </w:rPr>
+              <w:instrText xml:space="preserve"> PAGEREF _Toc228918899 \h </w:instrText>
+            </w:r>
+            <w:r>
+              <w:rPr>
+                <w:noProof/>
+                <w:webHidden/>
+              </w:rPr>
+            </w:r>
+            <w:r>
+              <w:rPr>
+                <w:noProof/>
+                <w:webHidden/>
+              </w:rPr>
+              <w:fldChar w:fldCharType="separate"/>
+            </w:r>
+            <w:r>
+              <w:rPr>
+                <w:noProof/>
+                <w:webHidden/>
+              </w:rPr>
+              <w:t>60</w:t>
             </w:r>
             <w:r>
               <w:rPr>
@@ -1457,6 +1673,7 @@
           <w:szCs w:val="28"/>
           <w:lang w:eastAsia="ru-RU"/>
         </w:rPr>
+        <w:lastRenderedPageBreak/>
         <w:br w:type="page"/>
       </w:r>
     </w:p>
@@ -1467,7 +1684,7 @@
           <w:b/>
         </w:rPr>
       </w:pPr>
-      <w:bookmarkStart w:id="0" w:name="_Toc228837136"/>
+      <w:bookmarkStart w:id="0" w:name="_Toc228918878"/>
       <w:r>
         <w:rPr>
           <w:b/>
@@ -2043,7 +2260,7 @@
           <w:b/>
         </w:rPr>
       </w:pPr>
-      <w:bookmarkStart w:id="1" w:name="_Toc228837137"/>
+      <w:bookmarkStart w:id="1" w:name="_Toc228918879"/>
       <w:r>
         <w:rPr>
           <w:b/>
@@ -2060,7 +2277,7 @@
       <w:r>
         <w:tab/>
       </w:r>
-      <w:bookmarkStart w:id="2" w:name="_Toc228837138"/>
+      <w:bookmarkStart w:id="2" w:name="_Toc228918880"/>
       <w:r>
         <w:t>1.1 Описание предметной области</w:t>
       </w:r>
@@ -2120,7 +2337,7 @@
       <w:r>
         <w:tab/>
       </w:r>
-      <w:bookmarkStart w:id="3" w:name="_Toc228837139"/>
+      <w:bookmarkStart w:id="3" w:name="_Toc228918881"/>
       <w:r>
         <w:t>1.2 Описание категорий пользователей, их запросов и сообщений</w:t>
       </w:r>
@@ -2161,7 +2378,7 @@
       <w:r>
         <w:tab/>
       </w:r>
-      <w:bookmarkStart w:id="4" w:name="_Toc228837140"/>
+      <w:bookmarkStart w:id="4" w:name="_Toc228918882"/>
       <w:r>
         <w:t>1.3 Описание входных, выходных документов и сообщений</w:t>
       </w:r>
@@ -2197,7 +2414,7 @@
       <w:r>
         <w:tab/>
       </w:r>
-      <w:bookmarkStart w:id="6" w:name="_Toc228837141"/>
+      <w:bookmarkStart w:id="6" w:name="_Toc228918883"/>
       <w:r>
         <w:t>1.4. Сравнение систем-аналогов</w:t>
       </w:r>
@@ -2618,7 +2835,7 @@
         <w:br w:type="page"/>
       </w:r>
       <w:bookmarkStart w:id="7" w:name="_Toc228355225"/>
-      <w:bookmarkStart w:id="8" w:name="_Toc228837142"/>
+      <w:bookmarkStart w:id="8" w:name="_Toc228918884"/>
       <w:r>
         <w:rPr>
           <w:rFonts w:cs="Times New Roman"/>
@@ -2688,7 +2905,7 @@
       <w:r>
         <w:tab/>
       </w:r>
-      <w:bookmarkStart w:id="9" w:name="_Toc228837143"/>
+      <w:bookmarkStart w:id="9" w:name="_Toc228918885"/>
       <w:r>
         <w:t xml:space="preserve">2.1 Модель предметной области в нотации </w:t>
       </w:r>
@@ -2737,7 +2954,7 @@
         </w:rPr>
         <w:lastRenderedPageBreak/>
         <w:drawing>
-          <wp:inline distT="0" distB="0" distL="0" distR="0" wp14:anchorId="66D8C778" wp14:editId="25692E12">
+          <wp:inline distT="0" distB="0" distL="0" distR="0" wp14:anchorId="6EEEDFC0" wp14:editId="5D0AC9B3">
             <wp:extent cx="5940425" cy="4947920"/>
             <wp:effectExtent l="0" t="0" r="3175" b="5080"/>
             <wp:docPr id="1" name="Рисунок 1"/>
@@ -2823,7 +3040,7 @@
           <w:lang w:eastAsia="ru-RU"/>
         </w:rPr>
         <w:drawing>
-          <wp:inline distT="0" distB="0" distL="0" distR="0" wp14:anchorId="4F193C75" wp14:editId="16313F21">
+          <wp:inline distT="0" distB="0" distL="0" distR="0" wp14:anchorId="01E8C919" wp14:editId="5A777B3A">
             <wp:extent cx="5940425" cy="3600450"/>
             <wp:effectExtent l="0" t="0" r="3175" b="0"/>
             <wp:docPr id="2" name="Рисунок 2"/>
@@ -3270,7 +3487,7 @@
       <w:r>
         <w:tab/>
       </w:r>
-      <w:bookmarkStart w:id="10" w:name="_Toc228837144"/>
+      <w:bookmarkStart w:id="10" w:name="_Toc228918886"/>
       <w:r>
         <w:t xml:space="preserve">2.2 Модель предметной области в нотации </w:t>
       </w:r>
@@ -3359,7 +3576,7 @@
           <w:lang w:eastAsia="ru-RU"/>
         </w:rPr>
         <w:drawing>
-          <wp:inline distT="0" distB="0" distL="0" distR="0" wp14:anchorId="7A4F9AAB" wp14:editId="5AED8F7A">
+          <wp:inline distT="0" distB="0" distL="0" distR="0" wp14:anchorId="34BF544A" wp14:editId="2B115ACC">
             <wp:extent cx="5940425" cy="2394585"/>
             <wp:effectExtent l="0" t="0" r="3175" b="5715"/>
             <wp:docPr id="5" name="Рисунок 5"/>
@@ -3435,7 +3652,7 @@
         </w:rPr>
         <w:lastRenderedPageBreak/>
         <w:drawing>
-          <wp:inline distT="0" distB="0" distL="0" distR="0" wp14:anchorId="66A610D0" wp14:editId="0BDFDF12">
+          <wp:inline distT="0" distB="0" distL="0" distR="0" wp14:anchorId="53D51BA0" wp14:editId="3191A8F6">
             <wp:extent cx="5940425" cy="5378450"/>
             <wp:effectExtent l="0" t="0" r="3175" b="0"/>
             <wp:docPr id="10" name="Рисунок 10"/>
@@ -4184,7 +4401,7 @@
       <w:r>
         <w:tab/>
       </w:r>
-      <w:bookmarkStart w:id="11" w:name="_Toc228837145"/>
+      <w:bookmarkStart w:id="11" w:name="_Toc228918887"/>
       <w:r>
         <w:t>2.3 Описание функциональных задач пользователей системы</w:t>
       </w:r>
@@ -4379,7 +4596,7 @@
         <w:br w:type="page"/>
       </w:r>
       <w:bookmarkStart w:id="12" w:name="_Toc228355229"/>
-      <w:bookmarkStart w:id="13" w:name="_Toc228837146"/>
+      <w:bookmarkStart w:id="13" w:name="_Toc228918888"/>
       <w:r>
         <w:rPr>
           <w:rFonts w:cs="Times New Roman"/>
@@ -4423,7 +4640,7 @@
       <w:r>
         <w:tab/>
       </w:r>
-      <w:bookmarkStart w:id="15" w:name="_Toc228837147"/>
+      <w:bookmarkStart w:id="15" w:name="_Toc228918889"/>
       <w:r>
         <w:t xml:space="preserve">3.1 </w:t>
       </w:r>
@@ -4558,7 +4775,7 @@
           <w:lang w:eastAsia="ru-RU"/>
         </w:rPr>
         <w:drawing>
-          <wp:inline distT="0" distB="0" distL="0" distR="0" wp14:anchorId="267D7169" wp14:editId="357481A4">
+          <wp:inline distT="0" distB="0" distL="0" distR="0" wp14:anchorId="3C0BA50F" wp14:editId="25C7F310">
             <wp:extent cx="5940425" cy="4352925"/>
             <wp:effectExtent l="0" t="0" r="3175" b="9525"/>
             <wp:docPr id="13" name="Рисунок 13"/>
@@ -5007,7 +5224,7 @@
       <w:r>
         <w:tab/>
       </w:r>
-      <w:bookmarkStart w:id="17" w:name="_Toc228837148"/>
+      <w:bookmarkStart w:id="17" w:name="_Toc228918890"/>
       <w:r>
         <w:t>3.2. Диаграмма деятельности</w:t>
       </w:r>
@@ -5096,7 +5313,7 @@
         </w:rPr>
         <w:lastRenderedPageBreak/>
         <w:drawing>
-          <wp:inline distT="0" distB="0" distL="0" distR="0" wp14:anchorId="519E48C5" wp14:editId="405A7F63">
+          <wp:inline distT="0" distB="0" distL="0" distR="0" wp14:anchorId="02C472A6" wp14:editId="456F08DF">
             <wp:extent cx="5940425" cy="8976369"/>
             <wp:effectExtent l="0" t="0" r="3175" b="0"/>
             <wp:docPr id="14" name="Рисунок 14" descr="C:\Users\icrex\Downloads\Диаграмма деятельности.jpg"/>
@@ -5438,7 +5655,7 @@
       <w:r>
         <w:tab/>
       </w:r>
-      <w:bookmarkStart w:id="19" w:name="_Toc228837149"/>
+      <w:bookmarkStart w:id="19" w:name="_Toc228918891"/>
       <w:r>
         <w:t>3.3. Диаграмма последовательности</w:t>
       </w:r>
@@ -5539,7 +5756,7 @@
           <w:lang w:eastAsia="ru-RU"/>
         </w:rPr>
         <w:drawing>
-          <wp:inline distT="0" distB="0" distL="0" distR="0" wp14:anchorId="6AD5E04A" wp14:editId="2A0A633B">
+          <wp:inline distT="0" distB="0" distL="0" distR="0" wp14:anchorId="4FB42031" wp14:editId="4C43C5BA">
             <wp:extent cx="5940425" cy="4070985"/>
             <wp:effectExtent l="0" t="0" r="3175" b="5715"/>
             <wp:docPr id="6" name="Рисунок 6"/>
@@ -5898,7 +6115,7 @@
       <w:r>
         <w:tab/>
       </w:r>
-      <w:bookmarkStart w:id="20" w:name="_Toc228837150"/>
+      <w:bookmarkStart w:id="20" w:name="_Toc228918892"/>
       <w:r>
         <w:t>3.4 Диаграмма классов</w:t>
       </w:r>
@@ -5992,7 +6209,7 @@
           <w:lang w:eastAsia="ru-RU"/>
         </w:rPr>
         <w:drawing>
-          <wp:inline distT="0" distB="0" distL="0" distR="0" wp14:anchorId="6B8D9B15" wp14:editId="32836DDD">
+          <wp:inline distT="0" distB="0" distL="0" distR="0" wp14:anchorId="5F0546D0" wp14:editId="687A7606">
             <wp:extent cx="5940425" cy="3975735"/>
             <wp:effectExtent l="0" t="0" r="3175" b="5715"/>
             <wp:docPr id="7" name="Рисунок 7"/>
@@ -8424,7 +8641,7 @@
         </w:rPr>
         <w:tab/>
       </w:r>
-      <w:bookmarkStart w:id="21" w:name="_Toc228837151"/>
+      <w:bookmarkStart w:id="21" w:name="_Toc228918893"/>
       <w:r>
         <w:rPr>
           <w:rFonts w:eastAsia="Times New Roman"/>
@@ -9961,7 +10178,7 @@
           <w:lang w:eastAsia="ru-RU"/>
         </w:rPr>
       </w:pPr>
-      <w:bookmarkStart w:id="22" w:name="_Toc228837152"/>
+      <w:bookmarkStart w:id="22" w:name="_Toc228918894"/>
       <w:r>
         <w:rPr>
           <w:b/>
@@ -10134,7 +10351,7 @@
         </w:rPr>
         <w:tab/>
       </w:r>
-      <w:bookmarkStart w:id="23" w:name="_Toc228837153"/>
+      <w:bookmarkStart w:id="23" w:name="_Toc228918895"/>
       <w:r>
         <w:t>4.1 Создание концептуальной модели данных</w:t>
       </w:r>
@@ -10160,7 +10377,7 @@
         </w:rPr>
         <w:lastRenderedPageBreak/>
         <w:drawing>
-          <wp:inline distT="0" distB="0" distL="0" distR="0" wp14:anchorId="771A8D3A" wp14:editId="50A8D105">
+          <wp:inline distT="0" distB="0" distL="0" distR="0" wp14:anchorId="3D0EA390" wp14:editId="75A5ADEA">
             <wp:extent cx="5940425" cy="4104640"/>
             <wp:effectExtent l="0" t="0" r="3175" b="0"/>
             <wp:docPr id="9" name="Рисунок 9"/>
@@ -14592,7 +14809,7 @@
       <w:r>
         <w:tab/>
       </w:r>
-      <w:bookmarkStart w:id="24" w:name="_Toc228837154"/>
+      <w:bookmarkStart w:id="24" w:name="_Toc228918896"/>
       <w:r>
         <w:t>4.2 Создание логической модели данных</w:t>
       </w:r>
@@ -14727,7 +14944,7 @@
         </w:rPr>
         <w:lastRenderedPageBreak/>
         <w:drawing>
-          <wp:inline distT="0" distB="0" distL="0" distR="0" wp14:anchorId="70DB12CF" wp14:editId="4AEB1FEC">
+          <wp:inline distT="0" distB="0" distL="0" distR="0" wp14:anchorId="700DEBB5" wp14:editId="611868C7">
             <wp:extent cx="5940425" cy="5670550"/>
             <wp:effectExtent l="0" t="0" r="3175" b="6350"/>
             <wp:docPr id="8" name="Рисунок 8"/>
@@ -18834,12 +19051,14 @@
           <w:b/>
         </w:rPr>
       </w:pPr>
+      <w:bookmarkStart w:id="25" w:name="_Toc228918897"/>
       <w:r>
         <w:rPr>
           <w:b/>
         </w:rPr>
         <w:t>5. РАЗРАБОТКА ЭСКИЗНОГО ПРОЕКТА</w:t>
       </w:r>
+      <w:bookmarkEnd w:id="25"/>
     </w:p>
     <w:p>
       <w:pPr>
@@ -19086,7 +19305,7 @@
         </w:rPr>
         <w:lastRenderedPageBreak/>
         <w:drawing>
-          <wp:inline distT="0" distB="0" distL="0" distR="0" wp14:anchorId="07E6CF6C" wp14:editId="6BE2987B">
+          <wp:inline distT="0" distB="0" distL="0" distR="0" wp14:anchorId="00787509" wp14:editId="282E8C79">
             <wp:extent cx="2943636" cy="6230219"/>
             <wp:effectExtent l="0" t="0" r="9525" b="0"/>
             <wp:docPr id="3" name="Рисунок 3"/>
@@ -19204,7 +19423,7 @@
           <w:lang w:eastAsia="ru-RU"/>
         </w:rPr>
         <w:drawing>
-          <wp:inline distT="0" distB="0" distL="0" distR="0" wp14:anchorId="5C52A7DD" wp14:editId="63EE445E">
+          <wp:inline distT="0" distB="0" distL="0" distR="0" wp14:anchorId="1CCFCC43" wp14:editId="6ADBDE32">
             <wp:extent cx="3127065" cy="6186196"/>
             <wp:effectExtent l="0" t="0" r="0" b="5080"/>
             <wp:docPr id="11" name="Рисунок 11"/>
@@ -19340,7 +19559,7 @@
         </w:rPr>
         <w:lastRenderedPageBreak/>
         <w:drawing>
-          <wp:inline distT="0" distB="0" distL="0" distR="0" wp14:anchorId="6111F2F3" wp14:editId="5EB80441">
+          <wp:inline distT="0" distB="0" distL="0" distR="0" wp14:anchorId="0FE82109" wp14:editId="574811B0">
             <wp:extent cx="3238952" cy="6087325"/>
             <wp:effectExtent l="0" t="0" r="0" b="8890"/>
             <wp:docPr id="12" name="Рисунок 12"/>
@@ -19413,7 +19632,7 @@
         </w:rPr>
         <w:lastRenderedPageBreak/>
         <w:drawing>
-          <wp:inline distT="0" distB="0" distL="0" distR="0" wp14:anchorId="7344195D" wp14:editId="61CF6ABE">
+          <wp:inline distT="0" distB="0" distL="0" distR="0" wp14:anchorId="02DB685B" wp14:editId="363F0F40">
             <wp:extent cx="3029373" cy="5849166"/>
             <wp:effectExtent l="0" t="0" r="0" b="0"/>
             <wp:docPr id="15" name="Рисунок 15"/>
@@ -19556,6 +19775,7 @@
           <w:b/>
         </w:rPr>
       </w:pPr>
+      <w:bookmarkStart w:id="26" w:name="_Toc228918898"/>
       <w:r>
         <w:rPr>
           <w:b/>
@@ -19563,6 +19783,7 @@
         <w:lastRenderedPageBreak/>
         <w:t>ЗАКЛЮЧЕНИЕ</w:t>
       </w:r>
+      <w:bookmarkEnd w:id="26"/>
     </w:p>
     <w:p>
       <w:r>
@@ -19575,7 +19796,13 @@
         <w:t>ыполнения курсового проекта было успешно спроектировано мобильное приложение</w:t>
       </w:r>
       <w:r>
-        <w:t xml:space="preserve"> «Интеллектуальный сервис бронирования и лояльности ресторана», предназначенная для комплексной автоматизации взаимодействия между заведением и гостем. Анализ предметной области подтвердил необходимость перехода от ручного ведения книг резервов к цифровым решениям, способным исключить риск двойного бронирования и автоматизировать расчеты по программе лояльности. Внедрение разработанной системы позволяет оптимизировать работу администратора, повысить оборачиваемость столов и обеспечить прозрачность начисления бонусов за счет централизованного хранения данных и интеграции с платежным модулем.</w:t>
+        <w:t xml:space="preserve"> «Интеллектуальный сервис бронирования и лояльности ресторана</w:t>
+      </w:r>
+      <w:r>
+        <w:t xml:space="preserve"> «67 Небо»</w:t>
+      </w:r>
+      <w:r>
+        <w:t>», предназначенная для комплексной автоматизации взаимодействия между заведением и гостем. Анализ предметной области подтвердил необходимость перехода от ручного ведения книг резервов к цифровым решениям, способным исключить риск двойного бронирования и автоматизировать расчеты по программе лояльности. Внедрение разработанной системы позволяет оптимизировать работу администратора, повысить оборачиваемость столов и обеспечить прозрачность начисления бонусов за счет централизованного хранения данных и интеграции с платежным модулем.</w:t>
       </w:r>
     </w:p>
     <w:p>
@@ -19712,6 +19939,7 @@
           <w:b/>
         </w:rPr>
       </w:pPr>
+      <w:bookmarkStart w:id="27" w:name="_Toc228918899"/>
       <w:r>
         <w:rPr>
           <w:b/>
@@ -19719,6 +19947,7 @@
         <w:lastRenderedPageBreak/>
         <w:t>СПИСОК ЛИТЕРАТУРЫ</w:t>
       </w:r>
+      <w:bookmarkEnd w:id="27"/>
     </w:p>
     <w:p/>
     <w:p>
@@ -19766,10 +19995,7 @@
       </w:r>
       <w:proofErr w:type="spellStart"/>
       <w:r>
-        <w:t>Фау</w:t>
-      </w:r>
-      <w:r>
-        <w:t>лер</w:t>
+        <w:t>Фаулер</w:t>
       </w:r>
       <w:proofErr w:type="spellEnd"/>
       <w:r>
@@ -20010,12 +20236,2207 @@
         <w:ind w:left="0" w:firstLine="0"/>
       </w:pPr>
       <w:r>
-        <w:t>Методы защиты персональных данных в клиентских сервисах автоматизации [Электронный ресурс] // ГУУ. — Режим доступа: https://guu.ru/files/referate/security_systems.pdf (дата</w:t>
-      </w:r>
-      <w:bookmarkStart w:id="25" w:name="_GoBack"/>
-      <w:bookmarkEnd w:id="25"/>
-      <w:r>
-        <w:t xml:space="preserve"> обращения: 25.04.2026).</w:t>
+        <w:t>Методы защиты персональных данных в клиентских сервисах автоматизации [Электронный ресурс] // ГУУ. — Режим доступа: https://guu.ru/files/referate/security_systems.pdf (дата обращения: 25.04.2026).</w:t>
+      </w:r>
+    </w:p>
+    <w:p>
+      <w:r>
+        <w:br w:type="page"/>
+      </w:r>
+    </w:p>
+    <w:p>
+      <w:pPr>
+        <w:pStyle w:val="1"/>
+        <w:rPr>
+          <w:b/>
+        </w:rPr>
+      </w:pPr>
+      <w:r>
+        <w:rPr>
+          <w:b/>
+        </w:rPr>
+        <w:lastRenderedPageBreak/>
+        <w:t>ПРИЛОЖЕНИЯ</w:t>
+      </w:r>
+    </w:p>
+    <w:p>
+      <w:pPr>
+        <w:jc w:val="center"/>
+      </w:pPr>
+      <w:r>
+        <w:t>Приложение А. Руководство пользователя</w:t>
+      </w:r>
+    </w:p>
+    <w:p>
+      <w:r>
+        <w:tab/>
+        <w:t>1. Введение</w:t>
+      </w:r>
+    </w:p>
+    <w:p>
+      <w:r>
+        <w:tab/>
+        <w:t>1.1. Область применения</w:t>
+      </w:r>
+    </w:p>
+    <w:p>
+      <w:r>
+        <w:tab/>
+        <w:t>Требования настоящего документа применяются при:</w:t>
+      </w:r>
+    </w:p>
+    <w:p>
+      <w:pPr>
+        <w:pStyle w:val="a4"/>
+        <w:numPr>
+          <w:ilvl w:val="0"/>
+          <w:numId w:val="43"/>
+        </w:numPr>
+        <w:ind w:left="0" w:firstLine="709"/>
+      </w:pPr>
+      <w:r>
+        <w:t>предварительных комплексных испытаниях системы автоматизации ресторана;</w:t>
+      </w:r>
+    </w:p>
+    <w:p>
+      <w:pPr>
+        <w:pStyle w:val="a4"/>
+        <w:numPr>
+          <w:ilvl w:val="0"/>
+          <w:numId w:val="43"/>
+        </w:numPr>
+        <w:ind w:left="0" w:firstLine="709"/>
+      </w:pPr>
+      <w:r>
+        <w:t>опытной эксплуатации в рамках ресторана «67 Небо»;</w:t>
+      </w:r>
+    </w:p>
+    <w:p>
+      <w:pPr>
+        <w:pStyle w:val="a4"/>
+        <w:numPr>
+          <w:ilvl w:val="0"/>
+          <w:numId w:val="43"/>
+        </w:numPr>
+        <w:ind w:left="0" w:firstLine="709"/>
+      </w:pPr>
+      <w:r>
+        <w:t>приемочных испытаниях перед вводом модулей бронирования и лояльности в промышленную эксплуатацию;</w:t>
+      </w:r>
+    </w:p>
+    <w:p>
+      <w:pPr>
+        <w:pStyle w:val="a4"/>
+        <w:numPr>
+          <w:ilvl w:val="0"/>
+          <w:numId w:val="43"/>
+        </w:numPr>
+        <w:ind w:left="0" w:firstLine="709"/>
+      </w:pPr>
+      <w:r>
+        <w:t>промышленной эксплуатации веб-сервиса «67 Небо».</w:t>
+      </w:r>
+    </w:p>
+    <w:p/>
+    <w:p>
+      <w:r>
+        <w:tab/>
+        <w:t>1.2. Краткое описание возможностей</w:t>
+      </w:r>
+    </w:p>
+    <w:p>
+      <w:r>
+        <w:tab/>
+        <w:t>Информационная система «67 Небо» предназначена для автоматизации процессов взаимодействия с гостями: онлайн-бронирования столиков, управления программой лояльности и визуализации занятости залов ресторана.</w:t>
+      </w:r>
+    </w:p>
+    <w:p>
+      <w:r>
+        <w:tab/>
+      </w:r>
+      <w:r>
+        <w:t>При работе с системой пользователь получает следующие возможности:</w:t>
+      </w:r>
+    </w:p>
+    <w:p/>
+    <w:p>
+      <w:pPr>
+        <w:pStyle w:val="a4"/>
+        <w:numPr>
+          <w:ilvl w:val="0"/>
+          <w:numId w:val="43"/>
+        </w:numPr>
+        <w:ind w:left="0" w:firstLine="709"/>
+      </w:pPr>
+      <w:r>
+        <w:t>просмотр интерактивной карты залов ресторана с актуальным статусом столиков;</w:t>
+      </w:r>
+    </w:p>
+    <w:p>
+      <w:pPr>
+        <w:pStyle w:val="a4"/>
+        <w:numPr>
+          <w:ilvl w:val="0"/>
+          <w:numId w:val="43"/>
+        </w:numPr>
+        <w:ind w:left="0" w:firstLine="709"/>
+      </w:pPr>
+      <w:r>
+        <w:t>мгновенное бронирование стола на выбранную дату и время с автоматическим подтверждением;</w:t>
+      </w:r>
+    </w:p>
+    <w:p>
+      <w:pPr>
+        <w:pStyle w:val="a4"/>
+        <w:numPr>
+          <w:ilvl w:val="0"/>
+          <w:numId w:val="43"/>
+        </w:numPr>
+        <w:ind w:left="0" w:firstLine="709"/>
+      </w:pPr>
+      <w:r>
+        <w:t>регистрация в программе лояльности и доступ к виртуальной карте гостя;</w:t>
+      </w:r>
+    </w:p>
+    <w:p>
+      <w:pPr>
+        <w:pStyle w:val="a4"/>
+        <w:numPr>
+          <w:ilvl w:val="0"/>
+          <w:numId w:val="43"/>
+        </w:numPr>
+        <w:ind w:left="0" w:firstLine="709"/>
+      </w:pPr>
+      <w:r>
+        <w:t>просмотр истории посещений и баланса бонусного счета;</w:t>
+      </w:r>
+    </w:p>
+    <w:p>
+      <w:pPr>
+        <w:pStyle w:val="a4"/>
+        <w:numPr>
+          <w:ilvl w:val="0"/>
+          <w:numId w:val="43"/>
+        </w:numPr>
+        <w:ind w:left="0" w:firstLine="1065"/>
+      </w:pPr>
+      <w:r>
+        <w:lastRenderedPageBreak/>
+        <w:t>получение персонализированных уведомлений о статусе брони и специальных предложениях.</w:t>
+      </w:r>
+    </w:p>
+    <w:p>
+      <w:r>
+        <w:tab/>
+        <w:t>1.3. Уровень подготовки пользователя</w:t>
+      </w:r>
+    </w:p>
+    <w:p>
+      <w:r>
+        <w:tab/>
+        <w:t>Пользователь системы «67 Небо» должен иметь базовые навыки работы с мобильными устройствами или ПК, уметь пользоваться современными браузерами и обладать следующими знаниями:</w:t>
+      </w:r>
+    </w:p>
+    <w:p>
+      <w:pPr>
+        <w:pStyle w:val="a4"/>
+        <w:numPr>
+          <w:ilvl w:val="0"/>
+          <w:numId w:val="43"/>
+        </w:numPr>
+        <w:ind w:left="0" w:firstLine="709"/>
+      </w:pPr>
+      <w:r>
+        <w:t>понимание общего порядка бронирования услуг в общественном питании;</w:t>
+      </w:r>
+    </w:p>
+    <w:p>
+      <w:pPr>
+        <w:pStyle w:val="a4"/>
+        <w:numPr>
+          <w:ilvl w:val="0"/>
+          <w:numId w:val="43"/>
+        </w:numPr>
+        <w:ind w:left="0" w:firstLine="709"/>
+      </w:pPr>
+      <w:r>
+        <w:t>базовые знания об использовании электронных карт лояльности;</w:t>
+      </w:r>
+    </w:p>
+    <w:p>
+      <w:pPr>
+        <w:pStyle w:val="a4"/>
+        <w:numPr>
+          <w:ilvl w:val="0"/>
+          <w:numId w:val="43"/>
+        </w:numPr>
+        <w:ind w:left="0" w:firstLine="709"/>
+      </w:pPr>
+      <w:r>
+        <w:t>умение работать с интерактивными элементами интерфейса (карты, формы ввода, календари).</w:t>
+      </w:r>
+    </w:p>
+    <w:p>
+      <w:r>
+        <w:tab/>
+        <w:t>1.4. Перечень эксплуатационной документации</w:t>
+      </w:r>
+    </w:p>
+    <w:p>
+      <w:pPr>
+        <w:pStyle w:val="a4"/>
+        <w:numPr>
+          <w:ilvl w:val="0"/>
+          <w:numId w:val="43"/>
+        </w:numPr>
+        <w:ind w:left="0" w:firstLine="709"/>
+      </w:pPr>
+      <w:r>
+        <w:t>Техническое задание на разработку ИС «67 Небо»;</w:t>
+      </w:r>
+    </w:p>
+    <w:p>
+      <w:pPr>
+        <w:pStyle w:val="a4"/>
+        <w:numPr>
+          <w:ilvl w:val="0"/>
+          <w:numId w:val="43"/>
+        </w:numPr>
+        <w:ind w:left="0" w:firstLine="709"/>
+      </w:pPr>
+      <w:r>
+        <w:t>Схема интерактивной карты залов и логическая модель базы данных.</w:t>
+      </w:r>
+    </w:p>
+    <w:p>
+      <w:r>
+        <w:tab/>
+        <w:t>2. Назначение и условия применения</w:t>
+      </w:r>
+    </w:p>
+    <w:p>
+      <w:r>
+        <w:tab/>
+        <w:t>Система «67 Небо» предназначена для автоматизации учета бронирований, управления клиентской базой и реализации программы лояльности для повышения операционной эффективности ресторана.</w:t>
+      </w:r>
+    </w:p>
+    <w:p>
+      <w:r>
+        <w:tab/>
+        <w:t>Доступ к системе предоставляется пользователям через публичный интерфейс (для гостей) или через панель управления (для сотрудников) после прохождения авторизации.</w:t>
+      </w:r>
+    </w:p>
+    <w:p>
+      <w:r>
+        <w:tab/>
+        <w:t>Технические условия применения:</w:t>
+      </w:r>
+    </w:p>
+    <w:p>
+      <w:pPr>
+        <w:pStyle w:val="a4"/>
+        <w:numPr>
+          <w:ilvl w:val="0"/>
+          <w:numId w:val="43"/>
+        </w:numPr>
+        <w:ind w:left="0" w:firstLine="709"/>
+      </w:pPr>
+      <w:r>
+        <w:t>Устройство: Смартфон, планшет или ПК с ОЗУ от 2 ГБ;</w:t>
+      </w:r>
+    </w:p>
+    <w:p>
+      <w:pPr>
+        <w:pStyle w:val="a4"/>
+        <w:numPr>
+          <w:ilvl w:val="0"/>
+          <w:numId w:val="43"/>
+        </w:numPr>
+        <w:ind w:left="0" w:firstLine="709"/>
+      </w:pPr>
+      <w:r>
+        <w:t>ОС</w:t>
+      </w:r>
+      <w:r>
+        <w:t xml:space="preserve">: </w:t>
+      </w:r>
+      <w:r>
+        <w:rPr>
+          <w:lang w:val="en-US"/>
+        </w:rPr>
+        <w:t>iOS</w:t>
+      </w:r>
+      <w:r>
+        <w:t xml:space="preserve"> 14+, </w:t>
+      </w:r>
+      <w:r>
+        <w:rPr>
+          <w:lang w:val="en-US"/>
+        </w:rPr>
+        <w:t>Android</w:t>
+      </w:r>
+      <w:r>
+        <w:t xml:space="preserve"> 10+, </w:t>
+      </w:r>
+      <w:r>
+        <w:rPr>
+          <w:lang w:val="en-US"/>
+        </w:rPr>
+        <w:t>Windows</w:t>
+      </w:r>
+      <w:r>
+        <w:t xml:space="preserve"> 10/11, </w:t>
+      </w:r>
+      <w:proofErr w:type="spellStart"/>
+      <w:r>
+        <w:rPr>
+          <w:lang w:val="en-US"/>
+        </w:rPr>
+        <w:t>macOS</w:t>
+      </w:r>
+      <w:proofErr w:type="spellEnd"/>
+      <w:r>
+        <w:t>;</w:t>
+      </w:r>
+    </w:p>
+    <w:p>
+      <w:pPr>
+        <w:pStyle w:val="a4"/>
+        <w:numPr>
+          <w:ilvl w:val="0"/>
+          <w:numId w:val="43"/>
+        </w:numPr>
+        <w:ind w:left="0" w:firstLine="709"/>
+      </w:pPr>
+      <w:r>
+        <w:lastRenderedPageBreak/>
+        <w:t>Браузер</w:t>
+      </w:r>
+      <w:r>
+        <w:t xml:space="preserve">: </w:t>
+      </w:r>
+      <w:r>
+        <w:t>Актуальные</w:t>
+      </w:r>
+      <w:r>
+        <w:t xml:space="preserve"> </w:t>
+      </w:r>
+      <w:r>
+        <w:t>версии</w:t>
+      </w:r>
+      <w:r>
+        <w:t xml:space="preserve"> </w:t>
+      </w:r>
+      <w:r>
+        <w:rPr>
+          <w:lang w:val="en-US"/>
+        </w:rPr>
+        <w:t>Safari</w:t>
+      </w:r>
+      <w:r>
+        <w:t xml:space="preserve">, </w:t>
+      </w:r>
+      <w:r>
+        <w:rPr>
+          <w:lang w:val="en-US"/>
+        </w:rPr>
+        <w:t>Chrome</w:t>
+      </w:r>
+      <w:r>
+        <w:t xml:space="preserve">, </w:t>
+      </w:r>
+      <w:r>
+        <w:rPr>
+          <w:lang w:val="en-US"/>
+        </w:rPr>
+        <w:t>Samsung</w:t>
+      </w:r>
+      <w:r>
+        <w:t xml:space="preserve"> </w:t>
+      </w:r>
+      <w:r>
+        <w:rPr>
+          <w:lang w:val="en-US"/>
+        </w:rPr>
+        <w:t>Internet</w:t>
+      </w:r>
+      <w:r>
+        <w:t xml:space="preserve">, </w:t>
+      </w:r>
+      <w:proofErr w:type="spellStart"/>
+      <w:r>
+        <w:rPr>
+          <w:lang w:val="en-US"/>
+        </w:rPr>
+        <w:t>Yandex</w:t>
+      </w:r>
+      <w:proofErr w:type="spellEnd"/>
+      <w:r>
+        <w:t xml:space="preserve"> </w:t>
+      </w:r>
+      <w:r>
+        <w:rPr>
+          <w:lang w:val="en-US"/>
+        </w:rPr>
+        <w:t>Browser</w:t>
+      </w:r>
+      <w:r>
+        <w:t>;</w:t>
+      </w:r>
+    </w:p>
+    <w:p>
+      <w:pPr>
+        <w:pStyle w:val="a4"/>
+        <w:numPr>
+          <w:ilvl w:val="0"/>
+          <w:numId w:val="43"/>
+        </w:numPr>
+        <w:ind w:left="0" w:firstLine="709"/>
+      </w:pPr>
+      <w:r>
+        <w:t>Сеть: Подключение к Интернету со скоростью от 5 Мбит/с.</w:t>
+      </w:r>
+    </w:p>
+    <w:p>
+      <w:r>
+        <w:tab/>
+        <w:t>Серверная часть функционирует на облачном хостинге, установка локального дистрибутива на устройства пользователей не требуется.</w:t>
+      </w:r>
+    </w:p>
+    <w:p>
+      <w:r>
+        <w:tab/>
+        <w:t>3. Подготовка к работе</w:t>
+      </w:r>
+    </w:p>
+    <w:p>
+      <w:r>
+        <w:tab/>
+        <w:t>3.1. Состав и содержание дистрибутивного носителя данных</w:t>
+      </w:r>
+    </w:p>
+    <w:p>
+      <w:r>
+        <w:tab/>
+        <w:t xml:space="preserve">Система реализована по модели </w:t>
+      </w:r>
+      <w:proofErr w:type="spellStart"/>
+      <w:r>
+        <w:t>SaaS</w:t>
+      </w:r>
+      <w:proofErr w:type="spellEnd"/>
+      <w:r>
+        <w:t xml:space="preserve">. Доступ осуществляется через веб-интерфейс по уникальному доменному имени ресторана. Все программные модули и база данных </w:t>
+      </w:r>
+      <w:proofErr w:type="spellStart"/>
+      <w:r>
+        <w:t>PostgreSQL</w:t>
+      </w:r>
+      <w:proofErr w:type="spellEnd"/>
+      <w:r>
+        <w:t xml:space="preserve"> размещены на удаленном сервере.</w:t>
+      </w:r>
+    </w:p>
+    <w:p>
+      <w:r>
+        <w:tab/>
+        <w:t>3.2. Порядок загрузки данных и программ</w:t>
+      </w:r>
+    </w:p>
+    <w:p>
+      <w:r>
+        <w:tab/>
+        <w:t>Для начала работы необходимо:</w:t>
+      </w:r>
+    </w:p>
+    <w:p>
+      <w:pPr>
+        <w:pStyle w:val="a4"/>
+        <w:numPr>
+          <w:ilvl w:val="0"/>
+          <w:numId w:val="44"/>
+        </w:numPr>
+        <w:ind w:left="0" w:firstLine="709"/>
+      </w:pPr>
+      <w:r>
+        <w:t>Запустить мобильное приложение</w:t>
+      </w:r>
+      <w:r>
+        <w:t>.</w:t>
+      </w:r>
+    </w:p>
+    <w:p>
+      <w:pPr>
+        <w:pStyle w:val="a4"/>
+        <w:numPr>
+          <w:ilvl w:val="0"/>
+          <w:numId w:val="44"/>
+        </w:numPr>
+        <w:ind w:left="0" w:firstLine="709"/>
+      </w:pPr>
+      <w:r>
+        <w:t>Зарегистрироваться в системе</w:t>
+      </w:r>
+      <w:r>
+        <w:t>.</w:t>
+      </w:r>
+    </w:p>
+    <w:p>
+      <w:r>
+        <w:tab/>
+        <w:t>3.3. Порядок проверки работоспособности</w:t>
+      </w:r>
+    </w:p>
+    <w:p>
+      <w:pPr>
+        <w:pStyle w:val="a4"/>
+        <w:numPr>
+          <w:ilvl w:val="0"/>
+          <w:numId w:val="45"/>
+        </w:numPr>
+        <w:ind w:left="142" w:firstLine="567"/>
+      </w:pPr>
+      <w:r>
+        <w:t>Открыть главную страницу сервиса.</w:t>
+      </w:r>
+    </w:p>
+    <w:p>
+      <w:pPr>
+        <w:pStyle w:val="a4"/>
+        <w:numPr>
+          <w:ilvl w:val="0"/>
+          <w:numId w:val="45"/>
+        </w:numPr>
+        <w:ind w:left="142" w:firstLine="567"/>
+      </w:pPr>
+      <w:r>
+        <w:t>Авторизоваться в личном кабинете по номеру телефона.</w:t>
+      </w:r>
+    </w:p>
+    <w:p>
+      <w:pPr>
+        <w:pStyle w:val="a4"/>
+        <w:numPr>
+          <w:ilvl w:val="0"/>
+          <w:numId w:val="45"/>
+        </w:numPr>
+        <w:ind w:left="142" w:firstLine="567"/>
+      </w:pPr>
+      <w:r>
+        <w:t>Проверить отображение текущего бонусного баланса.</w:t>
+      </w:r>
+    </w:p>
+    <w:p>
+      <w:pPr>
+        <w:pStyle w:val="a4"/>
+        <w:numPr>
+          <w:ilvl w:val="0"/>
+          <w:numId w:val="45"/>
+        </w:numPr>
+        <w:ind w:left="142" w:firstLine="567"/>
+      </w:pPr>
+      <w:r>
+        <w:t>Перейти в раздел «Забронировать столик» и убедиться в корректной загрузке интерактивной карты зала.</w:t>
+      </w:r>
+    </w:p>
+    <w:p>
+      <w:r>
+        <w:tab/>
+        <w:t xml:space="preserve">В случае возникновения ошибок (404, 502) или некорректного отображения карты зала, необходимо очистить кэш </w:t>
+      </w:r>
+      <w:r>
+        <w:t>приложения</w:t>
+      </w:r>
+    </w:p>
+    <w:p>
+      <w:pPr>
+        <w:rPr>
+          <w:rFonts w:cs="Times New Roman"/>
+          <w:szCs w:val="28"/>
+        </w:rPr>
+      </w:pPr>
+      <w:r>
+        <w:tab/>
+      </w:r>
+      <w:r>
+        <w:rPr>
+          <w:rFonts w:cs="Times New Roman"/>
+          <w:szCs w:val="28"/>
+        </w:rPr>
+        <w:t>4.1. Выполняемые функции и задачи</w:t>
+      </w:r>
+    </w:p>
+    <w:tbl>
+      <w:tblPr>
+        <w:tblStyle w:val="ab"/>
+        <w:tblW w:w="0" w:type="auto"/>
+        <w:tblLook w:val="04A0" w:firstRow="1" w:lastRow="0" w:firstColumn="1" w:lastColumn="0" w:noHBand="0" w:noVBand="1"/>
+      </w:tblPr>
+      <w:tblGrid>
+        <w:gridCol w:w="3115"/>
+        <w:gridCol w:w="3115"/>
+        <w:gridCol w:w="3115"/>
+      </w:tblGrid>
+      <w:tr>
+        <w:tc>
+          <w:tcPr>
+            <w:tcW w:w="3115" w:type="dxa"/>
+          </w:tcPr>
+          <w:p>
+            <w:pPr>
+              <w:rPr>
+                <w:rFonts w:cs="Times New Roman"/>
+                <w:szCs w:val="28"/>
+              </w:rPr>
+            </w:pPr>
+            <w:r>
+              <w:rPr>
+                <w:rFonts w:cs="Times New Roman"/>
+                <w:szCs w:val="28"/>
+              </w:rPr>
+              <w:t>Управление данными ресторана</w:t>
+            </w:r>
+          </w:p>
+        </w:tc>
+        <w:tc>
+          <w:tcPr>
+            <w:tcW w:w="3115" w:type="dxa"/>
+          </w:tcPr>
+          <w:p>
+            <w:pPr>
+              <w:rPr>
+                <w:rFonts w:cs="Times New Roman"/>
+                <w:szCs w:val="28"/>
+              </w:rPr>
+            </w:pPr>
+            <w:r>
+              <w:t>Ведение базы данных гостей и залов</w:t>
+            </w:r>
+          </w:p>
+        </w:tc>
+        <w:tc>
+          <w:tcPr>
+            <w:tcW w:w="3115" w:type="dxa"/>
+          </w:tcPr>
+          <w:p>
+            <w:pPr>
+              <w:rPr>
+                <w:rFonts w:cs="Times New Roman"/>
+                <w:szCs w:val="28"/>
+              </w:rPr>
+            </w:pPr>
+            <w:r>
+              <w:t xml:space="preserve">Создание и редактирование </w:t>
+            </w:r>
+            <w:r>
+              <w:lastRenderedPageBreak/>
+              <w:t>профилей гостей</w:t>
+            </w:r>
+            <w:r>
+              <w:t>; управление параметрами столов</w:t>
+            </w:r>
+            <w:r>
+              <w:t xml:space="preserve">; </w:t>
+            </w:r>
+            <w:proofErr w:type="spellStart"/>
+            <w:r>
+              <w:t>валидация</w:t>
+            </w:r>
+            <w:proofErr w:type="spellEnd"/>
+            <w:r>
+              <w:t xml:space="preserve"> контактных данных</w:t>
+            </w:r>
+            <w:r>
+              <w:t>.</w:t>
+            </w:r>
+          </w:p>
+        </w:tc>
+      </w:tr>
+      <w:tr>
+        <w:tc>
+          <w:tcPr>
+            <w:tcW w:w="3115" w:type="dxa"/>
+          </w:tcPr>
+          <w:p>
+            <w:pPr>
+              <w:rPr>
+                <w:rFonts w:cs="Times New Roman"/>
+                <w:szCs w:val="28"/>
+              </w:rPr>
+            </w:pPr>
+            <w:r>
+              <w:rPr>
+                <w:rFonts w:cs="Times New Roman"/>
+                <w:szCs w:val="28"/>
+              </w:rPr>
+              <w:lastRenderedPageBreak/>
+              <w:t>Автоматизация бронирования</w:t>
+            </w:r>
+          </w:p>
+        </w:tc>
+        <w:tc>
+          <w:tcPr>
+            <w:tcW w:w="3115" w:type="dxa"/>
+          </w:tcPr>
+          <w:p>
+            <w:pPr>
+              <w:rPr>
+                <w:rFonts w:cs="Times New Roman"/>
+                <w:szCs w:val="28"/>
+              </w:rPr>
+            </w:pPr>
+            <w:r>
+              <w:t>Резервирование столиков в режиме онлайн</w:t>
+            </w:r>
+          </w:p>
+        </w:tc>
+        <w:tc>
+          <w:tcPr>
+            <w:tcW w:w="3115" w:type="dxa"/>
+          </w:tcPr>
+          <w:p>
+            <w:pPr>
+              <w:rPr>
+                <w:rFonts w:cs="Times New Roman"/>
+                <w:szCs w:val="28"/>
+              </w:rPr>
+            </w:pPr>
+            <w:r>
+              <w:t>Выбор даты и времени; работа с интерактивной картой залов; автоматичес</w:t>
+            </w:r>
+            <w:r>
+              <w:t>кая проверка доступности стола</w:t>
+            </w:r>
+            <w:r>
+              <w:t>.</w:t>
+            </w:r>
+          </w:p>
+        </w:tc>
+      </w:tr>
+      <w:tr>
+        <w:tc>
+          <w:tcPr>
+            <w:tcW w:w="3115" w:type="dxa"/>
+          </w:tcPr>
+          <w:p>
+            <w:pPr>
+              <w:rPr>
+                <w:rFonts w:cs="Times New Roman"/>
+                <w:szCs w:val="28"/>
+              </w:rPr>
+            </w:pPr>
+            <w:r>
+              <w:t>Управление лояльностью</w:t>
+            </w:r>
+          </w:p>
+        </w:tc>
+        <w:tc>
+          <w:tcPr>
+            <w:tcW w:w="3115" w:type="dxa"/>
+          </w:tcPr>
+          <w:p>
+            <w:pPr>
+              <w:rPr>
+                <w:rFonts w:cs="Times New Roman"/>
+                <w:szCs w:val="28"/>
+              </w:rPr>
+            </w:pPr>
+            <w:r>
+              <w:t>Персонализация обслуживания и бонусная система</w:t>
+            </w:r>
+          </w:p>
+        </w:tc>
+        <w:tc>
+          <w:tcPr>
+            <w:tcW w:w="3115" w:type="dxa"/>
+          </w:tcPr>
+          <w:p>
+            <w:pPr>
+              <w:rPr>
+                <w:rFonts w:cs="Times New Roman"/>
+                <w:szCs w:val="28"/>
+              </w:rPr>
+            </w:pPr>
+            <w:r>
+              <w:t>Регистрация в программе лояльности; расчет и начисление бонусов за заказы; применение скидок; хранение истории</w:t>
+            </w:r>
+            <w:r>
+              <w:t xml:space="preserve"> </w:t>
+            </w:r>
+            <w:r>
+              <w:t>заказов</w:t>
+            </w:r>
+            <w:r>
+              <w:t xml:space="preserve"> и предпочтений гостя.</w:t>
+            </w:r>
+          </w:p>
+        </w:tc>
+      </w:tr>
+      <w:tr>
+        <w:tc>
+          <w:tcPr>
+            <w:tcW w:w="3115" w:type="dxa"/>
+          </w:tcPr>
+          <w:p>
+            <w:pPr>
+              <w:rPr>
+                <w:rFonts w:cs="Times New Roman"/>
+                <w:szCs w:val="28"/>
+              </w:rPr>
+            </w:pPr>
+            <w:r>
+              <w:rPr>
+                <w:rFonts w:cs="Times New Roman"/>
+                <w:szCs w:val="28"/>
+              </w:rPr>
+              <w:t>Информирование и контроль</w:t>
+            </w:r>
+          </w:p>
+        </w:tc>
+        <w:tc>
+          <w:tcPr>
+            <w:tcW w:w="3115" w:type="dxa"/>
+          </w:tcPr>
+          <w:p>
+            <w:pPr>
+              <w:rPr>
+                <w:rFonts w:cs="Times New Roman"/>
+                <w:szCs w:val="28"/>
+              </w:rPr>
+            </w:pPr>
+            <w:r>
+              <w:t>Мониторинг статусов и уведомления</w:t>
+            </w:r>
+          </w:p>
+        </w:tc>
+        <w:tc>
+          <w:tcPr>
+            <w:tcW w:w="3115" w:type="dxa"/>
+          </w:tcPr>
+          <w:p>
+            <w:pPr>
+              <w:rPr>
+                <w:rFonts w:cs="Times New Roman"/>
+                <w:szCs w:val="28"/>
+              </w:rPr>
+            </w:pPr>
+            <w:r>
+              <w:t xml:space="preserve">Отслеживание текущей загрузки залов; отправка </w:t>
+            </w:r>
+            <w:proofErr w:type="spellStart"/>
+            <w:r>
+              <w:t>Push</w:t>
+            </w:r>
+            <w:proofErr w:type="spellEnd"/>
+            <w:r>
+              <w:t>-уведомлений и SMS о подтверждении или отмене брони; контроль своевременного прихода гостей.</w:t>
+            </w:r>
+          </w:p>
+        </w:tc>
+      </w:tr>
+    </w:tbl>
+    <w:p>
+      <w:pPr>
+        <w:rPr>
+          <w:rFonts w:cs="Times New Roman"/>
+          <w:szCs w:val="28"/>
+        </w:rPr>
+      </w:pPr>
+      <w:r>
+        <w:rPr>
+          <w:rFonts w:cs="Times New Roman"/>
+          <w:szCs w:val="28"/>
+        </w:rPr>
+        <w:tab/>
+      </w:r>
+      <w:r>
+        <w:rPr>
+          <w:rFonts w:cs="Times New Roman"/>
+          <w:szCs w:val="28"/>
+        </w:rPr>
+        <w:t>4.2. Описание операций технологического процесса обработки данных</w:t>
+      </w:r>
+    </w:p>
+    <w:p>
+      <w:pPr>
+        <w:rPr>
+          <w:rFonts w:cs="Times New Roman"/>
+          <w:szCs w:val="28"/>
+        </w:rPr>
+      </w:pPr>
+      <w:r>
+        <w:rPr>
+          <w:rFonts w:cs="Times New Roman"/>
+          <w:szCs w:val="28"/>
+        </w:rPr>
+        <w:tab/>
+      </w:r>
+      <w:r>
+        <w:rPr>
+          <w:rFonts w:cs="Times New Roman"/>
+          <w:szCs w:val="28"/>
+        </w:rPr>
+        <w:t>Задача: «Оформление бронирования и работа с картой зала»</w:t>
+      </w:r>
+    </w:p>
+    <w:p>
+      <w:pPr>
+        <w:rPr>
+          <w:rFonts w:cs="Times New Roman"/>
+          <w:szCs w:val="28"/>
+        </w:rPr>
+      </w:pPr>
+      <w:r>
+        <w:rPr>
+          <w:rFonts w:cs="Times New Roman"/>
+          <w:szCs w:val="28"/>
+        </w:rPr>
+        <w:lastRenderedPageBreak/>
+        <w:tab/>
+      </w:r>
+      <w:r>
+        <w:rPr>
+          <w:rFonts w:cs="Times New Roman"/>
+          <w:szCs w:val="28"/>
+        </w:rPr>
+        <w:t>Операция 1: Резервирование столика</w:t>
+      </w:r>
+      <w:r>
+        <w:rPr>
+          <w:rFonts w:cs="Times New Roman"/>
+          <w:szCs w:val="28"/>
+        </w:rPr>
+        <w:t xml:space="preserve"> гостем</w:t>
+      </w:r>
+    </w:p>
+    <w:p>
+      <w:pPr>
+        <w:rPr>
+          <w:rFonts w:cs="Times New Roman"/>
+          <w:szCs w:val="28"/>
+        </w:rPr>
+      </w:pPr>
+      <w:r>
+        <w:rPr>
+          <w:rFonts w:cs="Times New Roman"/>
+          <w:szCs w:val="28"/>
+        </w:rPr>
+        <w:tab/>
+      </w:r>
+      <w:r>
+        <w:rPr>
+          <w:rFonts w:cs="Times New Roman"/>
+          <w:szCs w:val="28"/>
+        </w:rPr>
+        <w:t xml:space="preserve">Условия: Устройство пользователя подключено к Интернету, </w:t>
+      </w:r>
+      <w:r>
+        <w:rPr>
+          <w:rFonts w:cs="Times New Roman"/>
+          <w:szCs w:val="28"/>
+        </w:rPr>
+        <w:t>мобильное приложение «67 Небо» активен.</w:t>
+      </w:r>
+    </w:p>
+    <w:p>
+      <w:pPr>
+        <w:rPr>
+          <w:rFonts w:cs="Times New Roman"/>
+          <w:szCs w:val="28"/>
+        </w:rPr>
+      </w:pPr>
+      <w:r>
+        <w:rPr>
+          <w:rFonts w:cs="Times New Roman"/>
+          <w:szCs w:val="28"/>
+        </w:rPr>
+        <w:tab/>
+      </w:r>
+      <w:r>
+        <w:rPr>
+          <w:rFonts w:cs="Times New Roman"/>
+          <w:szCs w:val="28"/>
+        </w:rPr>
+        <w:t>Подготовительные действия</w:t>
+      </w:r>
+      <w:r>
+        <w:rPr>
+          <w:rFonts w:cs="Times New Roman"/>
+          <w:szCs w:val="28"/>
+        </w:rPr>
+        <w:t>: Выполнить действия из п. 3.2.</w:t>
+      </w:r>
+    </w:p>
+    <w:p>
+      <w:pPr>
+        <w:rPr>
+          <w:rFonts w:cs="Times New Roman"/>
+          <w:szCs w:val="28"/>
+        </w:rPr>
+      </w:pPr>
+      <w:r>
+        <w:rPr>
+          <w:rFonts w:cs="Times New Roman"/>
+          <w:szCs w:val="28"/>
+        </w:rPr>
+        <w:tab/>
+        <w:t>Основные действия:</w:t>
+      </w:r>
+    </w:p>
+    <w:p>
+      <w:pPr>
+        <w:pStyle w:val="a4"/>
+        <w:numPr>
+          <w:ilvl w:val="0"/>
+          <w:numId w:val="46"/>
+        </w:numPr>
+        <w:ind w:left="0" w:firstLine="709"/>
+        <w:rPr>
+          <w:rFonts w:cs="Times New Roman"/>
+          <w:szCs w:val="28"/>
+        </w:rPr>
+      </w:pPr>
+      <w:r>
+        <w:rPr>
+          <w:rFonts w:cs="Times New Roman"/>
+          <w:szCs w:val="28"/>
+        </w:rPr>
+        <w:t>В выпадающем «</w:t>
+      </w:r>
+      <w:proofErr w:type="spellStart"/>
+      <w:r>
+        <w:rPr>
+          <w:rFonts w:cs="Times New Roman"/>
+          <w:szCs w:val="28"/>
+        </w:rPr>
+        <w:t>бургер</w:t>
+      </w:r>
+      <w:proofErr w:type="spellEnd"/>
+      <w:r>
+        <w:rPr>
+          <w:rFonts w:cs="Times New Roman"/>
+          <w:szCs w:val="28"/>
+        </w:rPr>
+        <w:t>-меню» нажать кнопку «Забронировать».</w:t>
+      </w:r>
+    </w:p>
+    <w:p>
+      <w:pPr>
+        <w:pStyle w:val="a4"/>
+        <w:numPr>
+          <w:ilvl w:val="0"/>
+          <w:numId w:val="46"/>
+        </w:numPr>
+        <w:ind w:left="0" w:firstLine="709"/>
+        <w:rPr>
+          <w:rFonts w:cs="Times New Roman"/>
+          <w:szCs w:val="28"/>
+        </w:rPr>
+      </w:pPr>
+      <w:r>
+        <w:rPr>
+          <w:rFonts w:cs="Times New Roman"/>
+          <w:szCs w:val="28"/>
+        </w:rPr>
+        <w:t>Выбрать дату и время посеще</w:t>
+      </w:r>
+      <w:r>
+        <w:rPr>
+          <w:rFonts w:cs="Times New Roman"/>
+          <w:szCs w:val="28"/>
+        </w:rPr>
+        <w:t>ния, указать количество персон.</w:t>
+      </w:r>
+    </w:p>
+    <w:p>
+      <w:pPr>
+        <w:pStyle w:val="a4"/>
+        <w:numPr>
+          <w:ilvl w:val="0"/>
+          <w:numId w:val="46"/>
+        </w:numPr>
+        <w:ind w:left="0" w:firstLine="709"/>
+        <w:rPr>
+          <w:rFonts w:cs="Times New Roman"/>
+          <w:szCs w:val="28"/>
+        </w:rPr>
+      </w:pPr>
+      <w:r>
+        <w:rPr>
+          <w:rFonts w:cs="Times New Roman"/>
+          <w:szCs w:val="28"/>
+        </w:rPr>
+        <w:t>На интерактивной карте зала выбрать свободный столик.</w:t>
+      </w:r>
+    </w:p>
+    <w:p>
+      <w:pPr>
+        <w:rPr>
+          <w:rFonts w:cs="Times New Roman"/>
+          <w:szCs w:val="28"/>
+        </w:rPr>
+      </w:pPr>
+      <w:r>
+        <w:rPr>
+          <w:rFonts w:cs="Times New Roman"/>
+          <w:szCs w:val="28"/>
+        </w:rPr>
+        <w:tab/>
+      </w:r>
+      <w:r>
+        <w:rPr>
+          <w:rFonts w:cs="Times New Roman"/>
+          <w:szCs w:val="28"/>
+        </w:rPr>
+        <w:t xml:space="preserve">Заключительные действия: Нажать «Подтвердить бронь». Система выдаст уведомление «Стол успешно забронирован», статус стола </w:t>
+      </w:r>
+      <w:r>
+        <w:rPr>
+          <w:rFonts w:cs="Times New Roman"/>
+          <w:szCs w:val="28"/>
+        </w:rPr>
+        <w:t>на карте изменится на «Занято».</w:t>
+      </w:r>
+    </w:p>
+    <w:p>
+      <w:pPr>
+        <w:rPr>
+          <w:rFonts w:cs="Times New Roman"/>
+          <w:szCs w:val="28"/>
+        </w:rPr>
+      </w:pPr>
+      <w:r>
+        <w:rPr>
+          <w:rFonts w:cs="Times New Roman"/>
+          <w:szCs w:val="28"/>
+        </w:rPr>
+        <w:tab/>
+        <w:t>Ресурсы: 1–2 минуты.</w:t>
+      </w:r>
+    </w:p>
+    <w:p>
+      <w:pPr>
+        <w:rPr>
+          <w:rFonts w:cs="Times New Roman"/>
+          <w:szCs w:val="28"/>
+        </w:rPr>
+      </w:pPr>
+      <w:r>
+        <w:rPr>
+          <w:rFonts w:cs="Times New Roman"/>
+          <w:szCs w:val="28"/>
+        </w:rPr>
+        <w:tab/>
+      </w:r>
+      <w:r>
+        <w:rPr>
+          <w:rFonts w:cs="Times New Roman"/>
+          <w:szCs w:val="28"/>
+        </w:rPr>
+        <w:t>Задача: «Управление программой лояльности»</w:t>
+      </w:r>
+    </w:p>
+    <w:p>
+      <w:pPr>
+        <w:rPr>
+          <w:rFonts w:cs="Times New Roman"/>
+          <w:szCs w:val="28"/>
+        </w:rPr>
+      </w:pPr>
+      <w:r>
+        <w:rPr>
+          <w:rFonts w:cs="Times New Roman"/>
+          <w:szCs w:val="28"/>
+        </w:rPr>
+        <w:tab/>
+      </w:r>
+      <w:r>
+        <w:rPr>
+          <w:rFonts w:cs="Times New Roman"/>
+          <w:szCs w:val="28"/>
+        </w:rPr>
+        <w:t>Операция 3: Регистрация гостя и начисление бонусов</w:t>
+      </w:r>
+    </w:p>
+    <w:p>
+      <w:pPr>
+        <w:rPr>
+          <w:rFonts w:cs="Times New Roman"/>
+          <w:szCs w:val="28"/>
+        </w:rPr>
+      </w:pPr>
+      <w:r>
+        <w:rPr>
+          <w:rFonts w:cs="Times New Roman"/>
+          <w:szCs w:val="28"/>
+        </w:rPr>
+        <w:tab/>
+      </w:r>
+      <w:r>
+        <w:rPr>
+          <w:rFonts w:cs="Times New Roman"/>
+          <w:szCs w:val="28"/>
+        </w:rPr>
+        <w:t>Условия: Гость ранее не зарегистрирован в системе, совершен заказ в ресторане.</w:t>
+      </w:r>
+    </w:p>
+    <w:p>
+      <w:pPr>
+        <w:rPr>
+          <w:rFonts w:cs="Times New Roman"/>
+          <w:szCs w:val="28"/>
+        </w:rPr>
+      </w:pPr>
+      <w:r>
+        <w:rPr>
+          <w:rFonts w:cs="Times New Roman"/>
+          <w:szCs w:val="28"/>
+        </w:rPr>
+        <w:tab/>
+      </w:r>
+      <w:r>
+        <w:rPr>
+          <w:rFonts w:cs="Times New Roman"/>
+          <w:szCs w:val="28"/>
+        </w:rPr>
+        <w:t xml:space="preserve">Подготовительные действия: </w:t>
+      </w:r>
+      <w:r>
+        <w:rPr>
+          <w:rFonts w:cs="Times New Roman"/>
+          <w:szCs w:val="28"/>
+        </w:rPr>
+        <w:t>Зайти в приложение и войти по номеру</w:t>
+      </w:r>
+    </w:p>
+    <w:p>
+      <w:pPr>
+        <w:rPr>
+          <w:rFonts w:cs="Times New Roman"/>
+          <w:szCs w:val="28"/>
+        </w:rPr>
+      </w:pPr>
+      <w:r>
+        <w:rPr>
+          <w:rFonts w:cs="Times New Roman"/>
+          <w:szCs w:val="28"/>
+        </w:rPr>
+        <w:tab/>
+      </w:r>
+      <w:r>
+        <w:rPr>
+          <w:rFonts w:cs="Times New Roman"/>
+          <w:szCs w:val="28"/>
+        </w:rPr>
+        <w:t>Основные действия:</w:t>
+      </w:r>
+    </w:p>
+    <w:p>
+      <w:pPr>
+        <w:pStyle w:val="a4"/>
+        <w:numPr>
+          <w:ilvl w:val="0"/>
+          <w:numId w:val="47"/>
+        </w:numPr>
+        <w:ind w:left="0" w:firstLine="709"/>
+        <w:rPr>
+          <w:rFonts w:cs="Times New Roman"/>
+          <w:szCs w:val="28"/>
+        </w:rPr>
+      </w:pPr>
+      <w:r>
+        <w:rPr>
+          <w:rFonts w:cs="Times New Roman"/>
+          <w:szCs w:val="28"/>
+        </w:rPr>
+        <w:t>Вписать свой номер телефона</w:t>
+      </w:r>
+    </w:p>
+    <w:p>
+      <w:pPr>
+        <w:pStyle w:val="a4"/>
+        <w:numPr>
+          <w:ilvl w:val="0"/>
+          <w:numId w:val="47"/>
+        </w:numPr>
+        <w:ind w:left="0" w:firstLine="709"/>
+        <w:rPr>
+          <w:rFonts w:cs="Times New Roman"/>
+          <w:szCs w:val="28"/>
+        </w:rPr>
+      </w:pPr>
+      <w:r>
+        <w:rPr>
+          <w:rFonts w:cs="Times New Roman"/>
+          <w:szCs w:val="28"/>
+        </w:rPr>
+        <w:t xml:space="preserve">Вписать код из </w:t>
+      </w:r>
+      <w:r>
+        <w:rPr>
+          <w:rFonts w:cs="Times New Roman"/>
+          <w:szCs w:val="28"/>
+          <w:lang w:val="en-US"/>
+        </w:rPr>
+        <w:t>SMS</w:t>
+      </w:r>
+      <w:r>
+        <w:rPr>
+          <w:rFonts w:cs="Times New Roman"/>
+          <w:szCs w:val="28"/>
+        </w:rPr>
+        <w:t>-сообщения</w:t>
+      </w:r>
+    </w:p>
+    <w:p>
+      <w:pPr>
+        <w:rPr>
+          <w:rFonts w:cs="Times New Roman"/>
+          <w:szCs w:val="28"/>
+        </w:rPr>
+      </w:pPr>
+      <w:r>
+        <w:rPr>
+          <w:rFonts w:cs="Times New Roman"/>
+          <w:szCs w:val="28"/>
+        </w:rPr>
+        <w:tab/>
+      </w:r>
+      <w:r>
+        <w:rPr>
+          <w:rFonts w:cs="Times New Roman"/>
+          <w:szCs w:val="28"/>
+        </w:rPr>
+        <w:t>Заключительные действия: Нажать «</w:t>
+      </w:r>
+      <w:r>
+        <w:rPr>
+          <w:rFonts w:cs="Times New Roman"/>
+          <w:szCs w:val="28"/>
+        </w:rPr>
+        <w:t>Войти</w:t>
+      </w:r>
+      <w:r>
+        <w:rPr>
+          <w:rFonts w:cs="Times New Roman"/>
+          <w:szCs w:val="28"/>
+        </w:rPr>
+        <w:t>». Гостю придет SMS с подтверждением регистрации и</w:t>
+      </w:r>
+      <w:r>
+        <w:rPr>
+          <w:rFonts w:cs="Times New Roman"/>
+          <w:szCs w:val="28"/>
+        </w:rPr>
+        <w:t xml:space="preserve"> уведомление, о создании бонусного счёта в приложении</w:t>
+      </w:r>
+      <w:r>
+        <w:rPr>
+          <w:rFonts w:cs="Times New Roman"/>
+          <w:szCs w:val="28"/>
+        </w:rPr>
+        <w:t>.</w:t>
+      </w:r>
+    </w:p>
+    <w:p>
+      <w:pPr>
+        <w:rPr>
+          <w:rFonts w:cs="Times New Roman"/>
+          <w:szCs w:val="28"/>
+        </w:rPr>
+      </w:pPr>
+    </w:p>
+    <w:p>
+      <w:pPr>
+        <w:rPr>
+          <w:rFonts w:cs="Times New Roman"/>
+          <w:szCs w:val="28"/>
+        </w:rPr>
+      </w:pPr>
+      <w:r>
+        <w:rPr>
+          <w:rFonts w:cs="Times New Roman"/>
+          <w:szCs w:val="28"/>
+        </w:rPr>
+        <w:tab/>
+      </w:r>
+      <w:r>
+        <w:rPr>
+          <w:rFonts w:cs="Times New Roman"/>
+          <w:szCs w:val="28"/>
+        </w:rPr>
+        <w:t>Ресурсы: 1–2 минуты.</w:t>
+      </w:r>
+    </w:p>
+    <w:p>
+      <w:pPr>
+        <w:rPr>
+          <w:rFonts w:cs="Times New Roman"/>
+          <w:szCs w:val="28"/>
+        </w:rPr>
+      </w:pPr>
+    </w:p>
+    <w:p>
+      <w:pPr>
+        <w:rPr>
+          <w:rFonts w:cs="Times New Roman"/>
+          <w:szCs w:val="28"/>
+        </w:rPr>
+      </w:pPr>
+      <w:r>
+        <w:rPr>
+          <w:rFonts w:cs="Times New Roman"/>
+          <w:szCs w:val="28"/>
+        </w:rPr>
+        <w:tab/>
+      </w:r>
+      <w:r>
+        <w:rPr>
+          <w:rFonts w:cs="Times New Roman"/>
+          <w:szCs w:val="28"/>
+        </w:rPr>
+        <w:t>Операция 4: Списани</w:t>
+      </w:r>
+      <w:r>
+        <w:rPr>
+          <w:rFonts w:cs="Times New Roman"/>
+          <w:szCs w:val="28"/>
+        </w:rPr>
+        <w:t>е бонусов при оплате</w:t>
+      </w:r>
+    </w:p>
+    <w:p>
+      <w:pPr>
+        <w:rPr>
+          <w:rFonts w:cs="Times New Roman"/>
+          <w:szCs w:val="28"/>
+        </w:rPr>
+      </w:pPr>
+      <w:r>
+        <w:rPr>
+          <w:rFonts w:cs="Times New Roman"/>
+          <w:szCs w:val="28"/>
+        </w:rPr>
+        <w:tab/>
+      </w:r>
+      <w:r>
+        <w:rPr>
+          <w:rFonts w:cs="Times New Roman"/>
+          <w:szCs w:val="28"/>
+        </w:rPr>
+        <w:t>Условия: Наличие активной карты лояль</w:t>
+      </w:r>
+      <w:r>
+        <w:rPr>
+          <w:rFonts w:cs="Times New Roman"/>
+          <w:szCs w:val="28"/>
+        </w:rPr>
+        <w:t>ности с положительным балансом.</w:t>
+      </w:r>
+    </w:p>
+    <w:p>
+      <w:pPr>
+        <w:rPr>
+          <w:rFonts w:cs="Times New Roman"/>
+          <w:szCs w:val="28"/>
+        </w:rPr>
+      </w:pPr>
+      <w:r>
+        <w:rPr>
+          <w:rFonts w:cs="Times New Roman"/>
+          <w:szCs w:val="28"/>
+        </w:rPr>
+        <w:tab/>
+      </w:r>
+      <w:r>
+        <w:rPr>
+          <w:rFonts w:cs="Times New Roman"/>
+          <w:szCs w:val="28"/>
+        </w:rPr>
+        <w:t>Подготовительные действия: Найти гостя в базе по номеру телефона</w:t>
+      </w:r>
+      <w:r>
+        <w:rPr>
+          <w:rFonts w:cs="Times New Roman"/>
+          <w:szCs w:val="28"/>
+        </w:rPr>
+        <w:t xml:space="preserve"> и опросить его, готов ли он потратить баллы с бонусного счёта</w:t>
+      </w:r>
+      <w:r>
+        <w:rPr>
+          <w:rFonts w:cs="Times New Roman"/>
+          <w:szCs w:val="28"/>
+        </w:rPr>
+        <w:t>.</w:t>
+      </w:r>
+    </w:p>
+    <w:p>
+      <w:pPr>
+        <w:rPr>
+          <w:rFonts w:cs="Times New Roman"/>
+          <w:szCs w:val="28"/>
+        </w:rPr>
+      </w:pPr>
+      <w:r>
+        <w:rPr>
+          <w:rFonts w:cs="Times New Roman"/>
+          <w:szCs w:val="28"/>
+        </w:rPr>
+        <w:tab/>
+        <w:t>Основные действия:</w:t>
+      </w:r>
+    </w:p>
+    <w:p>
+      <w:pPr>
+        <w:pStyle w:val="a4"/>
+        <w:numPr>
+          <w:ilvl w:val="0"/>
+          <w:numId w:val="48"/>
+        </w:numPr>
+        <w:ind w:left="0" w:firstLine="709"/>
+        <w:rPr>
+          <w:rFonts w:cs="Times New Roman"/>
+          <w:szCs w:val="28"/>
+        </w:rPr>
+      </w:pPr>
+      <w:r>
+        <w:rPr>
+          <w:rFonts w:cs="Times New Roman"/>
+          <w:szCs w:val="28"/>
+        </w:rPr>
+        <w:t>Система отобразит доступное количество баллов для списания.</w:t>
+      </w:r>
+    </w:p>
+    <w:p>
+      <w:pPr>
+        <w:pStyle w:val="a4"/>
+        <w:numPr>
+          <w:ilvl w:val="0"/>
+          <w:numId w:val="48"/>
+        </w:numPr>
+        <w:ind w:left="0" w:firstLine="709"/>
+        <w:rPr>
+          <w:rFonts w:cs="Times New Roman"/>
+          <w:szCs w:val="28"/>
+        </w:rPr>
+      </w:pPr>
+      <w:r>
+        <w:rPr>
+          <w:rFonts w:cs="Times New Roman"/>
+          <w:szCs w:val="28"/>
+        </w:rPr>
+        <w:t>Нажать кнопку «Применить скидку»</w:t>
+      </w:r>
+    </w:p>
+    <w:p>
+      <w:pPr>
+        <w:rPr>
+          <w:rFonts w:cs="Times New Roman"/>
+          <w:szCs w:val="28"/>
+        </w:rPr>
+      </w:pPr>
+      <w:r>
+        <w:rPr>
+          <w:rFonts w:cs="Times New Roman"/>
+          <w:szCs w:val="28"/>
+        </w:rPr>
+        <w:tab/>
+      </w:r>
+      <w:r>
+        <w:rPr>
+          <w:rFonts w:cs="Times New Roman"/>
+          <w:szCs w:val="28"/>
+        </w:rPr>
+        <w:t xml:space="preserve">Заключительные действия: Сумма к оплате </w:t>
+      </w:r>
+      <w:proofErr w:type="spellStart"/>
+      <w:r>
+        <w:rPr>
+          <w:rFonts w:cs="Times New Roman"/>
+          <w:szCs w:val="28"/>
+        </w:rPr>
+        <w:t>пересчитается</w:t>
+      </w:r>
+      <w:proofErr w:type="spellEnd"/>
+      <w:r>
+        <w:rPr>
+          <w:rFonts w:cs="Times New Roman"/>
+          <w:szCs w:val="28"/>
+        </w:rPr>
+        <w:t>, статус транзакции сохран</w:t>
+      </w:r>
+      <w:r>
+        <w:rPr>
+          <w:rFonts w:cs="Times New Roman"/>
+          <w:szCs w:val="28"/>
+        </w:rPr>
+        <w:t>ится в истории посещений гостя.</w:t>
+      </w:r>
+    </w:p>
+    <w:p>
+      <w:pPr>
+        <w:rPr>
+          <w:rFonts w:cs="Times New Roman"/>
+          <w:szCs w:val="28"/>
+        </w:rPr>
+      </w:pPr>
+      <w:r>
+        <w:rPr>
+          <w:rFonts w:cs="Times New Roman"/>
+          <w:szCs w:val="28"/>
+        </w:rPr>
+        <w:tab/>
+        <w:t>Ресурсы: 30–60 секунд.</w:t>
+      </w:r>
+    </w:p>
+    <w:p>
+      <w:pPr>
+        <w:rPr>
+          <w:rFonts w:cs="Times New Roman"/>
+          <w:szCs w:val="28"/>
+        </w:rPr>
+      </w:pPr>
+      <w:r>
+        <w:rPr>
+          <w:rFonts w:cs="Times New Roman"/>
+          <w:szCs w:val="28"/>
+        </w:rPr>
+        <w:tab/>
+      </w:r>
+      <w:r>
+        <w:rPr>
+          <w:rFonts w:cs="Times New Roman"/>
+          <w:szCs w:val="28"/>
+        </w:rPr>
+        <w:t>5. Аварийные ситуации</w:t>
+      </w:r>
+    </w:p>
+    <w:p>
+      <w:pPr>
+        <w:rPr>
+          <w:rFonts w:cs="Times New Roman"/>
+          <w:szCs w:val="28"/>
+        </w:rPr>
+      </w:pPr>
+      <w:r>
+        <w:rPr>
+          <w:rFonts w:cs="Times New Roman"/>
+          <w:szCs w:val="28"/>
+        </w:rPr>
+        <w:tab/>
+      </w:r>
+      <w:r>
+        <w:rPr>
+          <w:rFonts w:cs="Times New Roman"/>
+          <w:szCs w:val="28"/>
+        </w:rPr>
+        <w:t>В данном разделе указаны действия персонала ресторана при в</w:t>
+      </w:r>
+      <w:r>
+        <w:rPr>
+          <w:rFonts w:cs="Times New Roman"/>
+          <w:szCs w:val="28"/>
+        </w:rPr>
+        <w:t>озникновении технических сбоев:</w:t>
+      </w:r>
+    </w:p>
+    <w:tbl>
+      <w:tblPr>
+        <w:tblStyle w:val="ab"/>
+        <w:tblW w:w="0" w:type="auto"/>
+        <w:tblLook w:val="04A0" w:firstRow="1" w:lastRow="0" w:firstColumn="1" w:lastColumn="0" w:noHBand="0" w:noVBand="1"/>
+      </w:tblPr>
+      <w:tblGrid>
+        <w:gridCol w:w="2336"/>
+        <w:gridCol w:w="2336"/>
+        <w:gridCol w:w="2336"/>
+        <w:gridCol w:w="2337"/>
+      </w:tblGrid>
+      <w:tr>
+        <w:tc>
+          <w:tcPr>
+            <w:tcW w:w="2336" w:type="dxa"/>
+          </w:tcPr>
+          <w:p>
+            <w:r>
+              <w:t>Класс ошибки</w:t>
+            </w:r>
+          </w:p>
+        </w:tc>
+        <w:tc>
+          <w:tcPr>
+            <w:tcW w:w="2336" w:type="dxa"/>
+          </w:tcPr>
+          <w:p>
+            <w:r>
+              <w:t>Ошибка</w:t>
+            </w:r>
+          </w:p>
+        </w:tc>
+        <w:tc>
+          <w:tcPr>
+            <w:tcW w:w="2336" w:type="dxa"/>
+          </w:tcPr>
+          <w:p>
+            <w:r>
+              <w:t>Описание ошибки</w:t>
+            </w:r>
+          </w:p>
+        </w:tc>
+        <w:tc>
+          <w:tcPr>
+            <w:tcW w:w="2337" w:type="dxa"/>
+          </w:tcPr>
+          <w:p>
+            <w:r>
+              <w:t>Требуемые действия пользователя</w:t>
+            </w:r>
+          </w:p>
+        </w:tc>
+      </w:tr>
+      <w:tr>
+        <w:tc>
+          <w:tcPr>
+            <w:tcW w:w="2336" w:type="dxa"/>
+          </w:tcPr>
+          <w:p>
+            <w:r>
+              <w:t>Авторизация</w:t>
+            </w:r>
+          </w:p>
+        </w:tc>
+        <w:tc>
+          <w:tcPr>
+            <w:tcW w:w="2336" w:type="dxa"/>
+          </w:tcPr>
+          <w:p>
+            <w:r>
+              <w:t>Неверный номер телефона</w:t>
+            </w:r>
+          </w:p>
+        </w:tc>
+        <w:tc>
+          <w:tcPr>
+            <w:tcW w:w="2336" w:type="dxa"/>
+          </w:tcPr>
+          <w:p>
+            <w:r>
+              <w:t xml:space="preserve">Введенные данные </w:t>
+            </w:r>
+            <w:r>
+              <w:t>не совпадают с базой данных.</w:t>
+            </w:r>
+          </w:p>
+        </w:tc>
+        <w:tc>
+          <w:tcPr>
+            <w:tcW w:w="2337" w:type="dxa"/>
+          </w:tcPr>
+          <w:p>
+            <w:r>
+              <w:t xml:space="preserve">Повторить ввод. После 3-й неудачной попытки доступ к панели управления блокируется. </w:t>
+            </w:r>
+            <w:r>
+              <w:lastRenderedPageBreak/>
+              <w:t>Обратиться к техподдержке.</w:t>
+            </w:r>
+          </w:p>
+        </w:tc>
+      </w:tr>
+      <w:tr>
+        <w:tc>
+          <w:tcPr>
+            <w:tcW w:w="2336" w:type="dxa"/>
+          </w:tcPr>
+          <w:p>
+            <w:r>
+              <w:lastRenderedPageBreak/>
+              <w:t>Интерактивная карта</w:t>
+            </w:r>
+          </w:p>
+        </w:tc>
+        <w:tc>
+          <w:tcPr>
+            <w:tcW w:w="2336" w:type="dxa"/>
+          </w:tcPr>
+          <w:p>
+            <w:r>
+              <w:t>Ошибка загрузки схемы зала</w:t>
+            </w:r>
+          </w:p>
+        </w:tc>
+        <w:tc>
+          <w:tcPr>
+            <w:tcW w:w="2336" w:type="dxa"/>
+          </w:tcPr>
+          <w:p>
+            <w:r>
+              <w:t>Интерактивные элементы столов не отображаются или не активны.</w:t>
+            </w:r>
+          </w:p>
+        </w:tc>
+        <w:tc>
+          <w:tcPr>
+            <w:tcW w:w="2337" w:type="dxa"/>
+          </w:tcPr>
+          <w:p>
+            <w:r>
+              <w:t xml:space="preserve">Перезагрузить страницу. Если ошибка сохраняется, </w:t>
+            </w:r>
+            <w:r>
+              <w:t>обратиться к техподдержке</w:t>
+            </w:r>
+            <w:r>
+              <w:t>.</w:t>
+            </w:r>
+          </w:p>
+        </w:tc>
+      </w:tr>
+      <w:tr>
+        <w:tc>
+          <w:tcPr>
+            <w:tcW w:w="2336" w:type="dxa"/>
+          </w:tcPr>
+          <w:p>
+            <w:r>
+              <w:t>Сетевые сбои</w:t>
+            </w:r>
+          </w:p>
+        </w:tc>
+        <w:tc>
+          <w:tcPr>
+            <w:tcW w:w="2336" w:type="dxa"/>
+          </w:tcPr>
+          <w:p>
+            <w:r>
+              <w:t>Потеря связи с сервером бронирования</w:t>
+            </w:r>
+          </w:p>
+        </w:tc>
+        <w:tc>
+          <w:tcPr>
+            <w:tcW w:w="2336" w:type="dxa"/>
+          </w:tcPr>
+          <w:p>
+            <w:r>
+              <w:t xml:space="preserve">Ошибка 503 </w:t>
+            </w:r>
+            <w:proofErr w:type="spellStart"/>
+            <w:r>
+              <w:t>Service</w:t>
+            </w:r>
+            <w:proofErr w:type="spellEnd"/>
+            <w:r>
+              <w:t xml:space="preserve"> </w:t>
+            </w:r>
+            <w:proofErr w:type="spellStart"/>
+            <w:r>
+              <w:t>Unavailable</w:t>
+            </w:r>
+            <w:proofErr w:type="spellEnd"/>
+            <w:r>
+              <w:t xml:space="preserve"> при попытке подтвердить резерв.</w:t>
+            </w:r>
+          </w:p>
+        </w:tc>
+        <w:tc>
+          <w:tcPr>
+            <w:tcW w:w="2337" w:type="dxa"/>
+          </w:tcPr>
+          <w:p>
+            <w:r>
+              <w:t xml:space="preserve">Проверить </w:t>
+            </w:r>
+            <w:proofErr w:type="spellStart"/>
+            <w:r>
+              <w:t>интернет-соединение</w:t>
+            </w:r>
+            <w:proofErr w:type="spellEnd"/>
+            <w:r>
+              <w:t>. Если связь стабильна, сообщить администратору ресторана о сбое внешней системы бронирования.</w:t>
+            </w:r>
+          </w:p>
+        </w:tc>
+      </w:tr>
+      <w:tr>
+        <w:tc>
+          <w:tcPr>
+            <w:tcW w:w="2336" w:type="dxa"/>
+          </w:tcPr>
+          <w:p>
+            <w:r>
+              <w:t>Лояльность</w:t>
+            </w:r>
+          </w:p>
+        </w:tc>
+        <w:tc>
+          <w:tcPr>
+            <w:tcW w:w="2336" w:type="dxa"/>
+          </w:tcPr>
+          <w:p>
+            <w:r>
+              <w:t>Ошибка начисления бонусов</w:t>
+            </w:r>
+          </w:p>
+        </w:tc>
+        <w:tc>
+          <w:tcPr>
+            <w:tcW w:w="2336" w:type="dxa"/>
+          </w:tcPr>
+          <w:p>
+            <w:r>
+              <w:t>Система не находит карту гостя по номеру телефона при оплате.</w:t>
+            </w:r>
+          </w:p>
+        </w:tc>
+        <w:tc>
+          <w:tcPr>
+            <w:tcW w:w="2337" w:type="dxa"/>
+          </w:tcPr>
+          <w:p>
+            <w:r>
+              <w:t>Проверить правильность ввода номера. Если гость зарегистрирован, провести начисление вручную через ID гостя.</w:t>
+            </w:r>
+          </w:p>
+        </w:tc>
+      </w:tr>
+    </w:tbl>
+    <w:p/>
+    <w:p>
+      <w:r>
+        <w:tab/>
+      </w:r>
+      <w:r>
+        <w:t>6. Рекомендации по освоению</w:t>
+      </w:r>
+    </w:p>
+    <w:p>
+      <w:r>
+        <w:lastRenderedPageBreak/>
+        <w:tab/>
+      </w:r>
+      <w:r>
+        <w:t>В данном разделе приводятся рекомендации по эффективному освоению системы персоналом ресторана, включая теоретическую базу и пра</w:t>
+      </w:r>
+      <w:r>
+        <w:t>ктический проверочный сценарий.</w:t>
+      </w:r>
+    </w:p>
+    <w:p>
+      <w:r>
+        <w:tab/>
+        <w:t>Рекомендуемая литература:</w:t>
+      </w:r>
+    </w:p>
+    <w:p>
+      <w:pPr>
+        <w:pStyle w:val="a4"/>
+        <w:numPr>
+          <w:ilvl w:val="0"/>
+          <w:numId w:val="49"/>
+        </w:numPr>
+        <w:ind w:left="0" w:firstLine="709"/>
+      </w:pPr>
+      <w:r>
+        <w:t xml:space="preserve">ГОСТ 34.602–89. Техническое задание на создание автоматизированной системы;  </w:t>
+      </w:r>
+    </w:p>
+    <w:p>
+      <w:pPr>
+        <w:pStyle w:val="a4"/>
+        <w:numPr>
+          <w:ilvl w:val="0"/>
+          <w:numId w:val="49"/>
+        </w:numPr>
+        <w:ind w:left="0" w:firstLine="709"/>
+      </w:pPr>
+      <w:r>
+        <w:t xml:space="preserve">Федеральный закон №152-ФЗ «О персональных данных» (в части хранения базы данных гостей и их контактов);  </w:t>
+      </w:r>
+    </w:p>
+    <w:p>
+      <w:pPr>
+        <w:pStyle w:val="a4"/>
+        <w:numPr>
+          <w:ilvl w:val="0"/>
+          <w:numId w:val="49"/>
+        </w:numPr>
+        <w:ind w:left="0" w:firstLine="709"/>
+      </w:pPr>
+      <w:r>
+        <w:t xml:space="preserve">Внутренние стандарты сервиса ресторана «67 Небо» (правила рассадки гостей и регламент предоставления бонусных привилегий).  </w:t>
+      </w:r>
+    </w:p>
+    <w:p>
+      <w:r>
+        <w:tab/>
+        <w:t>Рекомендуемое обучение:</w:t>
+      </w:r>
+    </w:p>
+    <w:p>
+      <w:pPr>
+        <w:pStyle w:val="a4"/>
+        <w:numPr>
+          <w:ilvl w:val="0"/>
+          <w:numId w:val="49"/>
+        </w:numPr>
+        <w:ind w:left="0" w:firstLine="709"/>
+      </w:pPr>
+      <w:r>
+        <w:t xml:space="preserve">Внутренний инструктаж по работе с интерактивной картой залов (мониторинг занятости столов в реальном времени);  </w:t>
+      </w:r>
+    </w:p>
+    <w:p>
+      <w:pPr>
+        <w:pStyle w:val="a4"/>
+        <w:numPr>
+          <w:ilvl w:val="0"/>
+          <w:numId w:val="49"/>
+        </w:numPr>
+        <w:ind w:left="0" w:firstLine="709"/>
+      </w:pPr>
+      <w:r>
+        <w:t xml:space="preserve">Обучающий модуль по управлению CRM-системой;  </w:t>
+      </w:r>
+    </w:p>
+    <w:p>
+      <w:pPr>
+        <w:pStyle w:val="a4"/>
+        <w:numPr>
+          <w:ilvl w:val="0"/>
+          <w:numId w:val="49"/>
+        </w:numPr>
+        <w:ind w:left="0" w:firstLine="709"/>
+      </w:pPr>
+      <w:r>
+        <w:t xml:space="preserve">Видео-урок по обработке конфликтных ситуаций при онлайн-бронировании.  </w:t>
+      </w:r>
+    </w:p>
+    <w:p>
+      <w:r>
+        <w:tab/>
+      </w:r>
+      <w:r>
+        <w:t>Контрольный пример:</w:t>
+      </w:r>
+    </w:p>
+    <w:p>
+      <w:r>
+        <w:tab/>
+      </w:r>
+      <w:r>
+        <w:t>Для подтверждения готовности сотрудника к работе с системой необходимо вып</w:t>
+      </w:r>
+      <w:r>
+        <w:t>олнить следующий цикл действий:</w:t>
+      </w:r>
+    </w:p>
+    <w:p>
+      <w:pPr>
+        <w:pStyle w:val="a4"/>
+        <w:numPr>
+          <w:ilvl w:val="0"/>
+          <w:numId w:val="50"/>
+        </w:numPr>
+        <w:ind w:left="0" w:firstLine="709"/>
+      </w:pPr>
+      <w:r>
+        <w:t xml:space="preserve">Авторизоваться в системе под ролью «Администратор зала».  </w:t>
+      </w:r>
+    </w:p>
+    <w:p>
+      <w:pPr>
+        <w:pStyle w:val="a4"/>
+        <w:numPr>
+          <w:ilvl w:val="0"/>
+          <w:numId w:val="50"/>
+        </w:numPr>
+        <w:ind w:left="0" w:firstLine="709"/>
+      </w:pPr>
+      <w:r>
+        <w:t xml:space="preserve">Оформить тестовую бронь через клиентский интерфейс, выбрав конкретный стол на карте на текущую дату.  </w:t>
+      </w:r>
+    </w:p>
+    <w:p>
+      <w:pPr>
+        <w:pStyle w:val="a4"/>
+        <w:numPr>
+          <w:ilvl w:val="0"/>
+          <w:numId w:val="50"/>
+        </w:numPr>
+        <w:ind w:left="0" w:firstLine="709"/>
+      </w:pPr>
+      <w:r>
+        <w:t xml:space="preserve">Проверить отображение новой брони в панели управления и убедиться, что выбранный стол сменил статус на «Зарезервирован».  </w:t>
+      </w:r>
+    </w:p>
+    <w:p>
+      <w:pPr>
+        <w:pStyle w:val="a4"/>
+        <w:numPr>
+          <w:ilvl w:val="0"/>
+          <w:numId w:val="50"/>
+        </w:numPr>
+        <w:ind w:left="0" w:firstLine="709"/>
+      </w:pPr>
+      <w:r>
+        <w:t>Создать профиль нового гостя</w:t>
+      </w:r>
+      <w:r>
+        <w:t xml:space="preserve"> в модуле лояльности, указав</w:t>
+      </w:r>
+      <w:r>
+        <w:t xml:space="preserve"> номер мобильного телефона.  </w:t>
+      </w:r>
+    </w:p>
+    <w:p>
+      <w:pPr>
+        <w:pStyle w:val="a4"/>
+        <w:numPr>
+          <w:ilvl w:val="0"/>
+          <w:numId w:val="50"/>
+        </w:numPr>
+        <w:ind w:left="0" w:firstLine="709"/>
+      </w:pPr>
+      <w:r>
+        <w:lastRenderedPageBreak/>
+        <w:t xml:space="preserve">Выполнить имитацию визита: изменить статус брони на «Гость в зале», начислить приветственные бонусы на карту лояльности.  </w:t>
+      </w:r>
+    </w:p>
+    <w:p>
+      <w:pPr>
+        <w:pStyle w:val="a4"/>
+        <w:numPr>
+          <w:ilvl w:val="0"/>
+          <w:numId w:val="50"/>
+        </w:numPr>
+        <w:ind w:left="0" w:firstLine="709"/>
+      </w:pPr>
+      <w:r>
+        <w:t xml:space="preserve">Произвести списание баллов: применить частичную оплату бонусами к чеку и убедиться в корректном обновлении баланса в личном кабинете гостя.  </w:t>
+      </w:r>
+    </w:p>
+    <w:p>
+      <w:pPr>
+        <w:pStyle w:val="a4"/>
+        <w:numPr>
+          <w:ilvl w:val="0"/>
+          <w:numId w:val="50"/>
+        </w:numPr>
+        <w:ind w:left="0" w:firstLine="709"/>
+      </w:pPr>
+      <w:r>
+        <w:t xml:space="preserve">Завершить цикл: освободить стол на карте и проверить, что данные о посещении зафиксированы в истории транзакций гостя.  </w:t>
+      </w:r>
+    </w:p>
+    <w:p>
+      <w:r>
+        <w:tab/>
+      </w:r>
+      <w:bookmarkStart w:id="28" w:name="_GoBack"/>
+      <w:bookmarkEnd w:id="28"/>
+      <w:r>
+        <w:t>Успешное прохождение контрольного примера подтверждает квалификацию персонала и гарантирует корректность работы автоматизированной системы «67 Небо» в условиях реального потока посетителей.</w:t>
       </w:r>
     </w:p>
     <w:sectPr>
@@ -20064,7 +22485,6 @@
         <w:docPartUnique/>
       </w:docPartObj>
     </w:sdtPr>
-    <w:sdtEndPr/>
     <w:sdtContent>
       <w:p>
         <w:pPr>
@@ -20084,7 +22504,7 @@
           <w:rPr>
             <w:noProof/>
           </w:rPr>
-          <w:t>60</w:t>
+          <w:t>70</w:t>
         </w:r>
         <w:r>
           <w:fldChar w:fldCharType="end"/>
@@ -20327,6 +22747,92 @@
     </w:lvl>
   </w:abstractNum>
   <w:abstractNum w:abstractNumId="2" w15:restartNumberingAfterBreak="0">
+    <w:nsid w:val="07807606"/>
+    <w:multiLevelType w:val="hybridMultilevel"/>
+    <w:tmpl w:val="F0F696AE"/>
+    <w:lvl w:ilvl="0" w:tplc="0419000F">
+      <w:start w:val="1"/>
+      <w:numFmt w:val="decimal"/>
+      <w:lvlText w:val="%1."/>
+      <w:lvlJc w:val="left"/>
+      <w:pPr>
+        <w:ind w:left="1425" w:hanging="360"/>
+      </w:pPr>
+    </w:lvl>
+    <w:lvl w:ilvl="1" w:tplc="04190019" w:tentative="1">
+      <w:start w:val="1"/>
+      <w:numFmt w:val="lowerLetter"/>
+      <w:lvlText w:val="%2."/>
+      <w:lvlJc w:val="left"/>
+      <w:pPr>
+        <w:ind w:left="2145" w:hanging="360"/>
+      </w:pPr>
+    </w:lvl>
+    <w:lvl w:ilvl="2" w:tplc="0419001B" w:tentative="1">
+      <w:start w:val="1"/>
+      <w:numFmt w:val="lowerRoman"/>
+      <w:lvlText w:val="%3."/>
+      <w:lvlJc w:val="right"/>
+      <w:pPr>
+        <w:ind w:left="2865" w:hanging="180"/>
+      </w:pPr>
+    </w:lvl>
+    <w:lvl w:ilvl="3" w:tplc="0419000F" w:tentative="1">
+      <w:start w:val="1"/>
+      <w:numFmt w:val="decimal"/>
+      <w:lvlText w:val="%4."/>
+      <w:lvlJc w:val="left"/>
+      <w:pPr>
+        <w:ind w:left="3585" w:hanging="360"/>
+      </w:pPr>
+    </w:lvl>
+    <w:lvl w:ilvl="4" w:tplc="04190019" w:tentative="1">
+      <w:start w:val="1"/>
+      <w:numFmt w:val="lowerLetter"/>
+      <w:lvlText w:val="%5."/>
+      <w:lvlJc w:val="left"/>
+      <w:pPr>
+        <w:ind w:left="4305" w:hanging="360"/>
+      </w:pPr>
+    </w:lvl>
+    <w:lvl w:ilvl="5" w:tplc="0419001B" w:tentative="1">
+      <w:start w:val="1"/>
+      <w:numFmt w:val="lowerRoman"/>
+      <w:lvlText w:val="%6."/>
+      <w:lvlJc w:val="right"/>
+      <w:pPr>
+        <w:ind w:left="5025" w:hanging="180"/>
+      </w:pPr>
+    </w:lvl>
+    <w:lvl w:ilvl="6" w:tplc="0419000F" w:tentative="1">
+      <w:start w:val="1"/>
+      <w:numFmt w:val="decimal"/>
+      <w:lvlText w:val="%7."/>
+      <w:lvlJc w:val="left"/>
+      <w:pPr>
+        <w:ind w:left="5745" w:hanging="360"/>
+      </w:pPr>
+    </w:lvl>
+    <w:lvl w:ilvl="7" w:tplc="04190019" w:tentative="1">
+      <w:start w:val="1"/>
+      <w:numFmt w:val="lowerLetter"/>
+      <w:lvlText w:val="%8."/>
+      <w:lvlJc w:val="left"/>
+      <w:pPr>
+        <w:ind w:left="6465" w:hanging="360"/>
+      </w:pPr>
+    </w:lvl>
+    <w:lvl w:ilvl="8" w:tplc="0419001B" w:tentative="1">
+      <w:start w:val="1"/>
+      <w:numFmt w:val="lowerRoman"/>
+      <w:lvlText w:val="%9."/>
+      <w:lvlJc w:val="right"/>
+      <w:pPr>
+        <w:ind w:left="7185" w:hanging="180"/>
+      </w:pPr>
+    </w:lvl>
+  </w:abstractNum>
+  <w:abstractNum w:abstractNumId="3" w15:restartNumberingAfterBreak="0">
     <w:nsid w:val="0DC902D1"/>
     <w:multiLevelType w:val="multilevel"/>
     <w:tmpl w:val="95D22FFA"/>
@@ -20475,7 +22981,7 @@
       </w:rPr>
     </w:lvl>
   </w:abstractNum>
-  <w:abstractNum w:abstractNumId="3" w15:restartNumberingAfterBreak="0">
+  <w:abstractNum w:abstractNumId="4" w15:restartNumberingAfterBreak="0">
     <w:nsid w:val="0FCE76D8"/>
     <w:multiLevelType w:val="multilevel"/>
     <w:tmpl w:val="345E7752"/>
@@ -20588,7 +23094,7 @@
       </w:pPr>
     </w:lvl>
   </w:abstractNum>
-  <w:abstractNum w:abstractNumId="4" w15:restartNumberingAfterBreak="0">
+  <w:abstractNum w:abstractNumId="5" w15:restartNumberingAfterBreak="0">
     <w:nsid w:val="12E21EBF"/>
     <w:multiLevelType w:val="multilevel"/>
     <w:tmpl w:val="4B78BE8E"/>
@@ -20701,7 +23207,7 @@
       </w:pPr>
     </w:lvl>
   </w:abstractNum>
-  <w:abstractNum w:abstractNumId="5" w15:restartNumberingAfterBreak="0">
+  <w:abstractNum w:abstractNumId="6" w15:restartNumberingAfterBreak="0">
     <w:nsid w:val="16821E1B"/>
     <w:multiLevelType w:val="multilevel"/>
     <w:tmpl w:val="4B78BE8E"/>
@@ -20814,7 +23320,7 @@
       </w:pPr>
     </w:lvl>
   </w:abstractNum>
-  <w:abstractNum w:abstractNumId="6" w15:restartNumberingAfterBreak="0">
+  <w:abstractNum w:abstractNumId="7" w15:restartNumberingAfterBreak="0">
     <w:nsid w:val="18BA5A85"/>
     <w:multiLevelType w:val="multilevel"/>
     <w:tmpl w:val="D388AE70"/>
@@ -20963,7 +23469,7 @@
       </w:rPr>
     </w:lvl>
   </w:abstractNum>
-  <w:abstractNum w:abstractNumId="7" w15:restartNumberingAfterBreak="0">
+  <w:abstractNum w:abstractNumId="8" w15:restartNumberingAfterBreak="0">
     <w:nsid w:val="1FA361C1"/>
     <w:multiLevelType w:val="multilevel"/>
     <w:tmpl w:val="4B78BE8E"/>
@@ -21076,7 +23582,7 @@
       </w:pPr>
     </w:lvl>
   </w:abstractNum>
-  <w:abstractNum w:abstractNumId="8" w15:restartNumberingAfterBreak="0">
+  <w:abstractNum w:abstractNumId="9" w15:restartNumberingAfterBreak="0">
     <w:nsid w:val="202B5160"/>
     <w:multiLevelType w:val="multilevel"/>
     <w:tmpl w:val="4B78BE8E"/>
@@ -21189,7 +23695,7 @@
       </w:pPr>
     </w:lvl>
   </w:abstractNum>
-  <w:abstractNum w:abstractNumId="9" w15:restartNumberingAfterBreak="0">
+  <w:abstractNum w:abstractNumId="10" w15:restartNumberingAfterBreak="0">
     <w:nsid w:val="211F6577"/>
     <w:multiLevelType w:val="multilevel"/>
     <w:tmpl w:val="ABCE7642"/>
@@ -21338,7 +23844,7 @@
       </w:rPr>
     </w:lvl>
   </w:abstractNum>
-  <w:abstractNum w:abstractNumId="10" w15:restartNumberingAfterBreak="0">
+  <w:abstractNum w:abstractNumId="11" w15:restartNumberingAfterBreak="0">
     <w:nsid w:val="212D061A"/>
     <w:multiLevelType w:val="multilevel"/>
     <w:tmpl w:val="83EEC4D0"/>
@@ -21487,7 +23993,7 @@
       </w:rPr>
     </w:lvl>
   </w:abstractNum>
-  <w:abstractNum w:abstractNumId="11" w15:restartNumberingAfterBreak="0">
+  <w:abstractNum w:abstractNumId="12" w15:restartNumberingAfterBreak="0">
     <w:nsid w:val="21B41F19"/>
     <w:multiLevelType w:val="multilevel"/>
     <w:tmpl w:val="9118D840"/>
@@ -21636,7 +24142,7 @@
       </w:rPr>
     </w:lvl>
   </w:abstractNum>
-  <w:abstractNum w:abstractNumId="12" w15:restartNumberingAfterBreak="0">
+  <w:abstractNum w:abstractNumId="13" w15:restartNumberingAfterBreak="0">
     <w:nsid w:val="2812648A"/>
     <w:multiLevelType w:val="multilevel"/>
     <w:tmpl w:val="928CADA6"/>
@@ -21785,7 +24291,120 @@
       </w:rPr>
     </w:lvl>
   </w:abstractNum>
-  <w:abstractNum w:abstractNumId="13" w15:restartNumberingAfterBreak="0">
+  <w:abstractNum w:abstractNumId="14" w15:restartNumberingAfterBreak="0">
+    <w:nsid w:val="28130AF7"/>
+    <w:multiLevelType w:val="hybridMultilevel"/>
+    <w:tmpl w:val="E4D417C0"/>
+    <w:lvl w:ilvl="0" w:tplc="0419000F">
+      <w:start w:val="1"/>
+      <w:numFmt w:val="decimal"/>
+      <w:lvlText w:val="%1."/>
+      <w:lvlJc w:val="left"/>
+      <w:pPr>
+        <w:ind w:left="1425" w:hanging="360"/>
+      </w:pPr>
+      <w:rPr>
+        <w:rFonts w:hint="default"/>
+      </w:rPr>
+    </w:lvl>
+    <w:lvl w:ilvl="1" w:tplc="04190003" w:tentative="1">
+      <w:start w:val="1"/>
+      <w:numFmt w:val="bullet"/>
+      <w:lvlText w:val="o"/>
+      <w:lvlJc w:val="left"/>
+      <w:pPr>
+        <w:ind w:left="2145" w:hanging="360"/>
+      </w:pPr>
+      <w:rPr>
+        <w:rFonts w:ascii="Courier New" w:hAnsi="Courier New" w:cs="Courier New" w:hint="default"/>
+      </w:rPr>
+    </w:lvl>
+    <w:lvl w:ilvl="2" w:tplc="04190005" w:tentative="1">
+      <w:start w:val="1"/>
+      <w:numFmt w:val="bullet"/>
+      <w:lvlText w:val=""/>
+      <w:lvlJc w:val="left"/>
+      <w:pPr>
+        <w:ind w:left="2865" w:hanging="360"/>
+      </w:pPr>
+      <w:rPr>
+        <w:rFonts w:ascii="Wingdings" w:hAnsi="Wingdings" w:hint="default"/>
+      </w:rPr>
+    </w:lvl>
+    <w:lvl w:ilvl="3" w:tplc="04190001" w:tentative="1">
+      <w:start w:val="1"/>
+      <w:numFmt w:val="bullet"/>
+      <w:lvlText w:val=""/>
+      <w:lvlJc w:val="left"/>
+      <w:pPr>
+        <w:ind w:left="3585" w:hanging="360"/>
+      </w:pPr>
+      <w:rPr>
+        <w:rFonts w:ascii="Symbol" w:hAnsi="Symbol" w:hint="default"/>
+      </w:rPr>
+    </w:lvl>
+    <w:lvl w:ilvl="4" w:tplc="04190003" w:tentative="1">
+      <w:start w:val="1"/>
+      <w:numFmt w:val="bullet"/>
+      <w:lvlText w:val="o"/>
+      <w:lvlJc w:val="left"/>
+      <w:pPr>
+        <w:ind w:left="4305" w:hanging="360"/>
+      </w:pPr>
+      <w:rPr>
+        <w:rFonts w:ascii="Courier New" w:hAnsi="Courier New" w:cs="Courier New" w:hint="default"/>
+      </w:rPr>
+    </w:lvl>
+    <w:lvl w:ilvl="5" w:tplc="04190005" w:tentative="1">
+      <w:start w:val="1"/>
+      <w:numFmt w:val="bullet"/>
+      <w:lvlText w:val=""/>
+      <w:lvlJc w:val="left"/>
+      <w:pPr>
+        <w:ind w:left="5025" w:hanging="360"/>
+      </w:pPr>
+      <w:rPr>
+        <w:rFonts w:ascii="Wingdings" w:hAnsi="Wingdings" w:hint="default"/>
+      </w:rPr>
+    </w:lvl>
+    <w:lvl w:ilvl="6" w:tplc="04190001" w:tentative="1">
+      <w:start w:val="1"/>
+      <w:numFmt w:val="bullet"/>
+      <w:lvlText w:val=""/>
+      <w:lvlJc w:val="left"/>
+      <w:pPr>
+        <w:ind w:left="5745" w:hanging="360"/>
+      </w:pPr>
+      <w:rPr>
+        <w:rFonts w:ascii="Symbol" w:hAnsi="Symbol" w:hint="default"/>
+      </w:rPr>
+    </w:lvl>
+    <w:lvl w:ilvl="7" w:tplc="04190003" w:tentative="1">
+      <w:start w:val="1"/>
+      <w:numFmt w:val="bullet"/>
+      <w:lvlText w:val="o"/>
+      <w:lvlJc w:val="left"/>
+      <w:pPr>
+        <w:ind w:left="6465" w:hanging="360"/>
+      </w:pPr>
+      <w:rPr>
+        <w:rFonts w:ascii="Courier New" w:hAnsi="Courier New" w:cs="Courier New" w:hint="default"/>
+      </w:rPr>
+    </w:lvl>
+    <w:lvl w:ilvl="8" w:tplc="04190005" w:tentative="1">
+      <w:start w:val="1"/>
+      <w:numFmt w:val="bullet"/>
+      <w:lvlText w:val=""/>
+      <w:lvlJc w:val="left"/>
+      <w:pPr>
+        <w:ind w:left="7185" w:hanging="360"/>
+      </w:pPr>
+      <w:rPr>
+        <w:rFonts w:ascii="Wingdings" w:hAnsi="Wingdings" w:hint="default"/>
+      </w:rPr>
+    </w:lvl>
+  </w:abstractNum>
+  <w:abstractNum w:abstractNumId="15" w15:restartNumberingAfterBreak="0">
     <w:nsid w:val="2D7B10C8"/>
     <w:multiLevelType w:val="hybridMultilevel"/>
     <w:tmpl w:val="F096391C"/>
@@ -21871,7 +24490,7 @@
       </w:pPr>
     </w:lvl>
   </w:abstractNum>
-  <w:abstractNum w:abstractNumId="14" w15:restartNumberingAfterBreak="0">
+  <w:abstractNum w:abstractNumId="16" w15:restartNumberingAfterBreak="0">
     <w:nsid w:val="2F6C6C40"/>
     <w:multiLevelType w:val="multilevel"/>
     <w:tmpl w:val="225EB9D6"/>
@@ -22020,7 +24639,7 @@
       </w:rPr>
     </w:lvl>
   </w:abstractNum>
-  <w:abstractNum w:abstractNumId="15" w15:restartNumberingAfterBreak="0">
+  <w:abstractNum w:abstractNumId="17" w15:restartNumberingAfterBreak="0">
     <w:nsid w:val="32506DCA"/>
     <w:multiLevelType w:val="hybridMultilevel"/>
     <w:tmpl w:val="544EB2B8"/>
@@ -22133,7 +24752,120 @@
       </w:rPr>
     </w:lvl>
   </w:abstractNum>
-  <w:abstractNum w:abstractNumId="16" w15:restartNumberingAfterBreak="0">
+  <w:abstractNum w:abstractNumId="18" w15:restartNumberingAfterBreak="0">
+    <w:nsid w:val="344916D6"/>
+    <w:multiLevelType w:val="hybridMultilevel"/>
+    <w:tmpl w:val="F7144858"/>
+    <w:lvl w:ilvl="0" w:tplc="E356FDA2">
+      <w:start w:val="1"/>
+      <w:numFmt w:val="bullet"/>
+      <w:lvlText w:val=""/>
+      <w:lvlJc w:val="left"/>
+      <w:pPr>
+        <w:ind w:left="1425" w:hanging="360"/>
+      </w:pPr>
+      <w:rPr>
+        <w:rFonts w:ascii="Symbol" w:hAnsi="Symbol" w:hint="default"/>
+      </w:rPr>
+    </w:lvl>
+    <w:lvl w:ilvl="1" w:tplc="04190003" w:tentative="1">
+      <w:start w:val="1"/>
+      <w:numFmt w:val="bullet"/>
+      <w:lvlText w:val="o"/>
+      <w:lvlJc w:val="left"/>
+      <w:pPr>
+        <w:ind w:left="2145" w:hanging="360"/>
+      </w:pPr>
+      <w:rPr>
+        <w:rFonts w:ascii="Courier New" w:hAnsi="Courier New" w:cs="Courier New" w:hint="default"/>
+      </w:rPr>
+    </w:lvl>
+    <w:lvl w:ilvl="2" w:tplc="04190005" w:tentative="1">
+      <w:start w:val="1"/>
+      <w:numFmt w:val="bullet"/>
+      <w:lvlText w:val=""/>
+      <w:lvlJc w:val="left"/>
+      <w:pPr>
+        <w:ind w:left="2865" w:hanging="360"/>
+      </w:pPr>
+      <w:rPr>
+        <w:rFonts w:ascii="Wingdings" w:hAnsi="Wingdings" w:hint="default"/>
+      </w:rPr>
+    </w:lvl>
+    <w:lvl w:ilvl="3" w:tplc="04190001" w:tentative="1">
+      <w:start w:val="1"/>
+      <w:numFmt w:val="bullet"/>
+      <w:lvlText w:val=""/>
+      <w:lvlJc w:val="left"/>
+      <w:pPr>
+        <w:ind w:left="3585" w:hanging="360"/>
+      </w:pPr>
+      <w:rPr>
+        <w:rFonts w:ascii="Symbol" w:hAnsi="Symbol" w:hint="default"/>
+      </w:rPr>
+    </w:lvl>
+    <w:lvl w:ilvl="4" w:tplc="04190003" w:tentative="1">
+      <w:start w:val="1"/>
+      <w:numFmt w:val="bullet"/>
+      <w:lvlText w:val="o"/>
+      <w:lvlJc w:val="left"/>
+      <w:pPr>
+        <w:ind w:left="4305" w:hanging="360"/>
+      </w:pPr>
+      <w:rPr>
+        <w:rFonts w:ascii="Courier New" w:hAnsi="Courier New" w:cs="Courier New" w:hint="default"/>
+      </w:rPr>
+    </w:lvl>
+    <w:lvl w:ilvl="5" w:tplc="04190005" w:tentative="1">
+      <w:start w:val="1"/>
+      <w:numFmt w:val="bullet"/>
+      <w:lvlText w:val=""/>
+      <w:lvlJc w:val="left"/>
+      <w:pPr>
+        <w:ind w:left="5025" w:hanging="360"/>
+      </w:pPr>
+      <w:rPr>
+        <w:rFonts w:ascii="Wingdings" w:hAnsi="Wingdings" w:hint="default"/>
+      </w:rPr>
+    </w:lvl>
+    <w:lvl w:ilvl="6" w:tplc="04190001" w:tentative="1">
+      <w:start w:val="1"/>
+      <w:numFmt w:val="bullet"/>
+      <w:lvlText w:val=""/>
+      <w:lvlJc w:val="left"/>
+      <w:pPr>
+        <w:ind w:left="5745" w:hanging="360"/>
+      </w:pPr>
+      <w:rPr>
+        <w:rFonts w:ascii="Symbol" w:hAnsi="Symbol" w:hint="default"/>
+      </w:rPr>
+    </w:lvl>
+    <w:lvl w:ilvl="7" w:tplc="04190003" w:tentative="1">
+      <w:start w:val="1"/>
+      <w:numFmt w:val="bullet"/>
+      <w:lvlText w:val="o"/>
+      <w:lvlJc w:val="left"/>
+      <w:pPr>
+        <w:ind w:left="6465" w:hanging="360"/>
+      </w:pPr>
+      <w:rPr>
+        <w:rFonts w:ascii="Courier New" w:hAnsi="Courier New" w:cs="Courier New" w:hint="default"/>
+      </w:rPr>
+    </w:lvl>
+    <w:lvl w:ilvl="8" w:tplc="04190005" w:tentative="1">
+      <w:start w:val="1"/>
+      <w:numFmt w:val="bullet"/>
+      <w:lvlText w:val=""/>
+      <w:lvlJc w:val="left"/>
+      <w:pPr>
+        <w:ind w:left="7185" w:hanging="360"/>
+      </w:pPr>
+      <w:rPr>
+        <w:rFonts w:ascii="Wingdings" w:hAnsi="Wingdings" w:hint="default"/>
+      </w:rPr>
+    </w:lvl>
+  </w:abstractNum>
+  <w:abstractNum w:abstractNumId="19" w15:restartNumberingAfterBreak="0">
     <w:nsid w:val="3577581B"/>
     <w:multiLevelType w:val="hybridMultilevel"/>
     <w:tmpl w:val="A0BA8856"/>
@@ -22219,7 +24951,7 @@
       </w:pPr>
     </w:lvl>
   </w:abstractNum>
-  <w:abstractNum w:abstractNumId="17" w15:restartNumberingAfterBreak="0">
+  <w:abstractNum w:abstractNumId="20" w15:restartNumberingAfterBreak="0">
     <w:nsid w:val="37F572E3"/>
     <w:multiLevelType w:val="multilevel"/>
     <w:tmpl w:val="896C853C"/>
@@ -22368,7 +25100,7 @@
       </w:rPr>
     </w:lvl>
   </w:abstractNum>
-  <w:abstractNum w:abstractNumId="18" w15:restartNumberingAfterBreak="0">
+  <w:abstractNum w:abstractNumId="21" w15:restartNumberingAfterBreak="0">
     <w:nsid w:val="3A533E99"/>
     <w:multiLevelType w:val="hybridMultilevel"/>
     <w:tmpl w:val="66F8B4D6"/>
@@ -22454,7 +25186,7 @@
       </w:pPr>
     </w:lvl>
   </w:abstractNum>
-  <w:abstractNum w:abstractNumId="19" w15:restartNumberingAfterBreak="0">
+  <w:abstractNum w:abstractNumId="22" w15:restartNumberingAfterBreak="0">
     <w:nsid w:val="3BF910CA"/>
     <w:multiLevelType w:val="multilevel"/>
     <w:tmpl w:val="7F90430E"/>
@@ -22603,7 +25335,206 @@
       </w:rPr>
     </w:lvl>
   </w:abstractNum>
-  <w:abstractNum w:abstractNumId="20" w15:restartNumberingAfterBreak="0">
+  <w:abstractNum w:abstractNumId="23" w15:restartNumberingAfterBreak="0">
+    <w:nsid w:val="3C096116"/>
+    <w:multiLevelType w:val="hybridMultilevel"/>
+    <w:tmpl w:val="A09C2712"/>
+    <w:lvl w:ilvl="0" w:tplc="0419000F">
+      <w:start w:val="1"/>
+      <w:numFmt w:val="decimal"/>
+      <w:lvlText w:val="%1."/>
+      <w:lvlJc w:val="left"/>
+      <w:pPr>
+        <w:ind w:left="1425" w:hanging="360"/>
+      </w:pPr>
+    </w:lvl>
+    <w:lvl w:ilvl="1" w:tplc="04190019" w:tentative="1">
+      <w:start w:val="1"/>
+      <w:numFmt w:val="lowerLetter"/>
+      <w:lvlText w:val="%2."/>
+      <w:lvlJc w:val="left"/>
+      <w:pPr>
+        <w:ind w:left="2145" w:hanging="360"/>
+      </w:pPr>
+    </w:lvl>
+    <w:lvl w:ilvl="2" w:tplc="0419001B" w:tentative="1">
+      <w:start w:val="1"/>
+      <w:numFmt w:val="lowerRoman"/>
+      <w:lvlText w:val="%3."/>
+      <w:lvlJc w:val="right"/>
+      <w:pPr>
+        <w:ind w:left="2865" w:hanging="180"/>
+      </w:pPr>
+    </w:lvl>
+    <w:lvl w:ilvl="3" w:tplc="0419000F" w:tentative="1">
+      <w:start w:val="1"/>
+      <w:numFmt w:val="decimal"/>
+      <w:lvlText w:val="%4."/>
+      <w:lvlJc w:val="left"/>
+      <w:pPr>
+        <w:ind w:left="3585" w:hanging="360"/>
+      </w:pPr>
+    </w:lvl>
+    <w:lvl w:ilvl="4" w:tplc="04190019" w:tentative="1">
+      <w:start w:val="1"/>
+      <w:numFmt w:val="lowerLetter"/>
+      <w:lvlText w:val="%5."/>
+      <w:lvlJc w:val="left"/>
+      <w:pPr>
+        <w:ind w:left="4305" w:hanging="360"/>
+      </w:pPr>
+    </w:lvl>
+    <w:lvl w:ilvl="5" w:tplc="0419001B" w:tentative="1">
+      <w:start w:val="1"/>
+      <w:numFmt w:val="lowerRoman"/>
+      <w:lvlText w:val="%6."/>
+      <w:lvlJc w:val="right"/>
+      <w:pPr>
+        <w:ind w:left="5025" w:hanging="180"/>
+      </w:pPr>
+    </w:lvl>
+    <w:lvl w:ilvl="6" w:tplc="0419000F" w:tentative="1">
+      <w:start w:val="1"/>
+      <w:numFmt w:val="decimal"/>
+      <w:lvlText w:val="%7."/>
+      <w:lvlJc w:val="left"/>
+      <w:pPr>
+        <w:ind w:left="5745" w:hanging="360"/>
+      </w:pPr>
+    </w:lvl>
+    <w:lvl w:ilvl="7" w:tplc="04190019" w:tentative="1">
+      <w:start w:val="1"/>
+      <w:numFmt w:val="lowerLetter"/>
+      <w:lvlText w:val="%8."/>
+      <w:lvlJc w:val="left"/>
+      <w:pPr>
+        <w:ind w:left="6465" w:hanging="360"/>
+      </w:pPr>
+    </w:lvl>
+    <w:lvl w:ilvl="8" w:tplc="0419001B" w:tentative="1">
+      <w:start w:val="1"/>
+      <w:numFmt w:val="lowerRoman"/>
+      <w:lvlText w:val="%9."/>
+      <w:lvlJc w:val="right"/>
+      <w:pPr>
+        <w:ind w:left="7185" w:hanging="180"/>
+      </w:pPr>
+    </w:lvl>
+  </w:abstractNum>
+  <w:abstractNum w:abstractNumId="24" w15:restartNumberingAfterBreak="0">
+    <w:nsid w:val="3C166923"/>
+    <w:multiLevelType w:val="hybridMultilevel"/>
+    <w:tmpl w:val="E4D417C0"/>
+    <w:lvl w:ilvl="0" w:tplc="0419000F">
+      <w:start w:val="1"/>
+      <w:numFmt w:val="decimal"/>
+      <w:lvlText w:val="%1."/>
+      <w:lvlJc w:val="left"/>
+      <w:pPr>
+        <w:ind w:left="1425" w:hanging="360"/>
+      </w:pPr>
+      <w:rPr>
+        <w:rFonts w:hint="default"/>
+      </w:rPr>
+    </w:lvl>
+    <w:lvl w:ilvl="1" w:tplc="04190003" w:tentative="1">
+      <w:start w:val="1"/>
+      <w:numFmt w:val="bullet"/>
+      <w:lvlText w:val="o"/>
+      <w:lvlJc w:val="left"/>
+      <w:pPr>
+        <w:ind w:left="2145" w:hanging="360"/>
+      </w:pPr>
+      <w:rPr>
+        <w:rFonts w:ascii="Courier New" w:hAnsi="Courier New" w:cs="Courier New" w:hint="default"/>
+      </w:rPr>
+    </w:lvl>
+    <w:lvl w:ilvl="2" w:tplc="04190005" w:tentative="1">
+      <w:start w:val="1"/>
+      <w:numFmt w:val="bullet"/>
+      <w:lvlText w:val=""/>
+      <w:lvlJc w:val="left"/>
+      <w:pPr>
+        <w:ind w:left="2865" w:hanging="360"/>
+      </w:pPr>
+      <w:rPr>
+        <w:rFonts w:ascii="Wingdings" w:hAnsi="Wingdings" w:hint="default"/>
+      </w:rPr>
+    </w:lvl>
+    <w:lvl w:ilvl="3" w:tplc="04190001" w:tentative="1">
+      <w:start w:val="1"/>
+      <w:numFmt w:val="bullet"/>
+      <w:lvlText w:val=""/>
+      <w:lvlJc w:val="left"/>
+      <w:pPr>
+        <w:ind w:left="3585" w:hanging="360"/>
+      </w:pPr>
+      <w:rPr>
+        <w:rFonts w:ascii="Symbol" w:hAnsi="Symbol" w:hint="default"/>
+      </w:rPr>
+    </w:lvl>
+    <w:lvl w:ilvl="4" w:tplc="04190003" w:tentative="1">
+      <w:start w:val="1"/>
+      <w:numFmt w:val="bullet"/>
+      <w:lvlText w:val="o"/>
+      <w:lvlJc w:val="left"/>
+      <w:pPr>
+        <w:ind w:left="4305" w:hanging="360"/>
+      </w:pPr>
+      <w:rPr>
+        <w:rFonts w:ascii="Courier New" w:hAnsi="Courier New" w:cs="Courier New" w:hint="default"/>
+      </w:rPr>
+    </w:lvl>
+    <w:lvl w:ilvl="5" w:tplc="04190005" w:tentative="1">
+      <w:start w:val="1"/>
+      <w:numFmt w:val="bullet"/>
+      <w:lvlText w:val=""/>
+      <w:lvlJc w:val="left"/>
+      <w:pPr>
+        <w:ind w:left="5025" w:hanging="360"/>
+      </w:pPr>
+      <w:rPr>
+        <w:rFonts w:ascii="Wingdings" w:hAnsi="Wingdings" w:hint="default"/>
+      </w:rPr>
+    </w:lvl>
+    <w:lvl w:ilvl="6" w:tplc="04190001" w:tentative="1">
+      <w:start w:val="1"/>
+      <w:numFmt w:val="bullet"/>
+      <w:lvlText w:val=""/>
+      <w:lvlJc w:val="left"/>
+      <w:pPr>
+        <w:ind w:left="5745" w:hanging="360"/>
+      </w:pPr>
+      <w:rPr>
+        <w:rFonts w:ascii="Symbol" w:hAnsi="Symbol" w:hint="default"/>
+      </w:rPr>
+    </w:lvl>
+    <w:lvl w:ilvl="7" w:tplc="04190003" w:tentative="1">
+      <w:start w:val="1"/>
+      <w:numFmt w:val="bullet"/>
+      <w:lvlText w:val="o"/>
+      <w:lvlJc w:val="left"/>
+      <w:pPr>
+        <w:ind w:left="6465" w:hanging="360"/>
+      </w:pPr>
+      <w:rPr>
+        <w:rFonts w:ascii="Courier New" w:hAnsi="Courier New" w:cs="Courier New" w:hint="default"/>
+      </w:rPr>
+    </w:lvl>
+    <w:lvl w:ilvl="8" w:tplc="04190005" w:tentative="1">
+      <w:start w:val="1"/>
+      <w:numFmt w:val="bullet"/>
+      <w:lvlText w:val=""/>
+      <w:lvlJc w:val="left"/>
+      <w:pPr>
+        <w:ind w:left="7185" w:hanging="360"/>
+      </w:pPr>
+      <w:rPr>
+        <w:rFonts w:ascii="Wingdings" w:hAnsi="Wingdings" w:hint="default"/>
+      </w:rPr>
+    </w:lvl>
+  </w:abstractNum>
+  <w:abstractNum w:abstractNumId="25" w15:restartNumberingAfterBreak="0">
     <w:nsid w:val="407F1663"/>
     <w:multiLevelType w:val="hybridMultilevel"/>
     <w:tmpl w:val="1E18E8AE"/>
@@ -22689,7 +25620,7 @@
       </w:pPr>
     </w:lvl>
   </w:abstractNum>
-  <w:abstractNum w:abstractNumId="21" w15:restartNumberingAfterBreak="0">
+  <w:abstractNum w:abstractNumId="26" w15:restartNumberingAfterBreak="0">
     <w:nsid w:val="440B1AEF"/>
     <w:multiLevelType w:val="hybridMultilevel"/>
     <w:tmpl w:val="F1E8D17C"/>
@@ -22775,7 +25706,7 @@
       </w:pPr>
     </w:lvl>
   </w:abstractNum>
-  <w:abstractNum w:abstractNumId="22" w15:restartNumberingAfterBreak="0">
+  <w:abstractNum w:abstractNumId="27" w15:restartNumberingAfterBreak="0">
     <w:nsid w:val="547A0E6D"/>
     <w:multiLevelType w:val="hybridMultilevel"/>
     <w:tmpl w:val="5CB89474"/>
@@ -22888,7 +25819,93 @@
       </w:rPr>
     </w:lvl>
   </w:abstractNum>
-  <w:abstractNum w:abstractNumId="23" w15:restartNumberingAfterBreak="0">
+  <w:abstractNum w:abstractNumId="28" w15:restartNumberingAfterBreak="0">
+    <w:nsid w:val="55236B19"/>
+    <w:multiLevelType w:val="hybridMultilevel"/>
+    <w:tmpl w:val="995CEDCE"/>
+    <w:lvl w:ilvl="0" w:tplc="0419000F">
+      <w:start w:val="1"/>
+      <w:numFmt w:val="decimal"/>
+      <w:lvlText w:val="%1."/>
+      <w:lvlJc w:val="left"/>
+      <w:pPr>
+        <w:ind w:left="1425" w:hanging="360"/>
+      </w:pPr>
+    </w:lvl>
+    <w:lvl w:ilvl="1" w:tplc="04190019" w:tentative="1">
+      <w:start w:val="1"/>
+      <w:numFmt w:val="lowerLetter"/>
+      <w:lvlText w:val="%2."/>
+      <w:lvlJc w:val="left"/>
+      <w:pPr>
+        <w:ind w:left="2145" w:hanging="360"/>
+      </w:pPr>
+    </w:lvl>
+    <w:lvl w:ilvl="2" w:tplc="0419001B" w:tentative="1">
+      <w:start w:val="1"/>
+      <w:numFmt w:val="lowerRoman"/>
+      <w:lvlText w:val="%3."/>
+      <w:lvlJc w:val="right"/>
+      <w:pPr>
+        <w:ind w:left="2865" w:hanging="180"/>
+      </w:pPr>
+    </w:lvl>
+    <w:lvl w:ilvl="3" w:tplc="0419000F" w:tentative="1">
+      <w:start w:val="1"/>
+      <w:numFmt w:val="decimal"/>
+      <w:lvlText w:val="%4."/>
+      <w:lvlJc w:val="left"/>
+      <w:pPr>
+        <w:ind w:left="3585" w:hanging="360"/>
+      </w:pPr>
+    </w:lvl>
+    <w:lvl w:ilvl="4" w:tplc="04190019" w:tentative="1">
+      <w:start w:val="1"/>
+      <w:numFmt w:val="lowerLetter"/>
+      <w:lvlText w:val="%5."/>
+      <w:lvlJc w:val="left"/>
+      <w:pPr>
+        <w:ind w:left="4305" w:hanging="360"/>
+      </w:pPr>
+    </w:lvl>
+    <w:lvl w:ilvl="5" w:tplc="0419001B" w:tentative="1">
+      <w:start w:val="1"/>
+      <w:numFmt w:val="lowerRoman"/>
+      <w:lvlText w:val="%6."/>
+      <w:lvlJc w:val="right"/>
+      <w:pPr>
+        <w:ind w:left="5025" w:hanging="180"/>
+      </w:pPr>
+    </w:lvl>
+    <w:lvl w:ilvl="6" w:tplc="0419000F" w:tentative="1">
+      <w:start w:val="1"/>
+      <w:numFmt w:val="decimal"/>
+      <w:lvlText w:val="%7."/>
+      <w:lvlJc w:val="left"/>
+      <w:pPr>
+        <w:ind w:left="5745" w:hanging="360"/>
+      </w:pPr>
+    </w:lvl>
+    <w:lvl w:ilvl="7" w:tplc="04190019" w:tentative="1">
+      <w:start w:val="1"/>
+      <w:numFmt w:val="lowerLetter"/>
+      <w:lvlText w:val="%8."/>
+      <w:lvlJc w:val="left"/>
+      <w:pPr>
+        <w:ind w:left="6465" w:hanging="360"/>
+      </w:pPr>
+    </w:lvl>
+    <w:lvl w:ilvl="8" w:tplc="0419001B" w:tentative="1">
+      <w:start w:val="1"/>
+      <w:numFmt w:val="lowerRoman"/>
+      <w:lvlText w:val="%9."/>
+      <w:lvlJc w:val="right"/>
+      <w:pPr>
+        <w:ind w:left="7185" w:hanging="180"/>
+      </w:pPr>
+    </w:lvl>
+  </w:abstractNum>
+  <w:abstractNum w:abstractNumId="29" w15:restartNumberingAfterBreak="0">
     <w:nsid w:val="57AB1085"/>
     <w:multiLevelType w:val="multilevel"/>
     <w:tmpl w:val="E49CBB3A"/>
@@ -23037,7 +26054,7 @@
       </w:rPr>
     </w:lvl>
   </w:abstractNum>
-  <w:abstractNum w:abstractNumId="24" w15:restartNumberingAfterBreak="0">
+  <w:abstractNum w:abstractNumId="30" w15:restartNumberingAfterBreak="0">
     <w:nsid w:val="57F922C6"/>
     <w:multiLevelType w:val="hybridMultilevel"/>
     <w:tmpl w:val="A274E81A"/>
@@ -23150,7 +26167,7 @@
       </w:rPr>
     </w:lvl>
   </w:abstractNum>
-  <w:abstractNum w:abstractNumId="25" w15:restartNumberingAfterBreak="0">
+  <w:abstractNum w:abstractNumId="31" w15:restartNumberingAfterBreak="0">
     <w:nsid w:val="5B49478C"/>
     <w:multiLevelType w:val="hybridMultilevel"/>
     <w:tmpl w:val="164E12A4"/>
@@ -23236,7 +26253,7 @@
       </w:pPr>
     </w:lvl>
   </w:abstractNum>
-  <w:abstractNum w:abstractNumId="26" w15:restartNumberingAfterBreak="0">
+  <w:abstractNum w:abstractNumId="32" w15:restartNumberingAfterBreak="0">
     <w:nsid w:val="5B7A2145"/>
     <w:multiLevelType w:val="multilevel"/>
     <w:tmpl w:val="4B78BE8E"/>
@@ -23349,7 +26366,7 @@
       </w:pPr>
     </w:lvl>
   </w:abstractNum>
-  <w:abstractNum w:abstractNumId="27" w15:restartNumberingAfterBreak="0">
+  <w:abstractNum w:abstractNumId="33" w15:restartNumberingAfterBreak="0">
     <w:nsid w:val="5D57239A"/>
     <w:multiLevelType w:val="hybridMultilevel"/>
     <w:tmpl w:val="189C6CFE"/>
@@ -23435,7 +26452,7 @@
       </w:pPr>
     </w:lvl>
   </w:abstractNum>
-  <w:abstractNum w:abstractNumId="28" w15:restartNumberingAfterBreak="0">
+  <w:abstractNum w:abstractNumId="34" w15:restartNumberingAfterBreak="0">
     <w:nsid w:val="5EF51F60"/>
     <w:multiLevelType w:val="multilevel"/>
     <w:tmpl w:val="BE04403A"/>
@@ -23584,7 +26601,93 @@
       </w:rPr>
     </w:lvl>
   </w:abstractNum>
-  <w:abstractNum w:abstractNumId="29" w15:restartNumberingAfterBreak="0">
+  <w:abstractNum w:abstractNumId="35" w15:restartNumberingAfterBreak="0">
+    <w:nsid w:val="5F160D22"/>
+    <w:multiLevelType w:val="hybridMultilevel"/>
+    <w:tmpl w:val="995CEDCE"/>
+    <w:lvl w:ilvl="0" w:tplc="0419000F">
+      <w:start w:val="1"/>
+      <w:numFmt w:val="decimal"/>
+      <w:lvlText w:val="%1."/>
+      <w:lvlJc w:val="left"/>
+      <w:pPr>
+        <w:ind w:left="1425" w:hanging="360"/>
+      </w:pPr>
+    </w:lvl>
+    <w:lvl w:ilvl="1" w:tplc="04190019" w:tentative="1">
+      <w:start w:val="1"/>
+      <w:numFmt w:val="lowerLetter"/>
+      <w:lvlText w:val="%2."/>
+      <w:lvlJc w:val="left"/>
+      <w:pPr>
+        <w:ind w:left="2145" w:hanging="360"/>
+      </w:pPr>
+    </w:lvl>
+    <w:lvl w:ilvl="2" w:tplc="0419001B" w:tentative="1">
+      <w:start w:val="1"/>
+      <w:numFmt w:val="lowerRoman"/>
+      <w:lvlText w:val="%3."/>
+      <w:lvlJc w:val="right"/>
+      <w:pPr>
+        <w:ind w:left="2865" w:hanging="180"/>
+      </w:pPr>
+    </w:lvl>
+    <w:lvl w:ilvl="3" w:tplc="0419000F" w:tentative="1">
+      <w:start w:val="1"/>
+      <w:numFmt w:val="decimal"/>
+      <w:lvlText w:val="%4."/>
+      <w:lvlJc w:val="left"/>
+      <w:pPr>
+        <w:ind w:left="3585" w:hanging="360"/>
+      </w:pPr>
+    </w:lvl>
+    <w:lvl w:ilvl="4" w:tplc="04190019" w:tentative="1">
+      <w:start w:val="1"/>
+      <w:numFmt w:val="lowerLetter"/>
+      <w:lvlText w:val="%5."/>
+      <w:lvlJc w:val="left"/>
+      <w:pPr>
+        <w:ind w:left="4305" w:hanging="360"/>
+      </w:pPr>
+    </w:lvl>
+    <w:lvl w:ilvl="5" w:tplc="0419001B" w:tentative="1">
+      <w:start w:val="1"/>
+      <w:numFmt w:val="lowerRoman"/>
+      <w:lvlText w:val="%6."/>
+      <w:lvlJc w:val="right"/>
+      <w:pPr>
+        <w:ind w:left="5025" w:hanging="180"/>
+      </w:pPr>
+    </w:lvl>
+    <w:lvl w:ilvl="6" w:tplc="0419000F" w:tentative="1">
+      <w:start w:val="1"/>
+      <w:numFmt w:val="decimal"/>
+      <w:lvlText w:val="%7."/>
+      <w:lvlJc w:val="left"/>
+      <w:pPr>
+        <w:ind w:left="5745" w:hanging="360"/>
+      </w:pPr>
+    </w:lvl>
+    <w:lvl w:ilvl="7" w:tplc="04190019" w:tentative="1">
+      <w:start w:val="1"/>
+      <w:numFmt w:val="lowerLetter"/>
+      <w:lvlText w:val="%8."/>
+      <w:lvlJc w:val="left"/>
+      <w:pPr>
+        <w:ind w:left="6465" w:hanging="360"/>
+      </w:pPr>
+    </w:lvl>
+    <w:lvl w:ilvl="8" w:tplc="0419001B" w:tentative="1">
+      <w:start w:val="1"/>
+      <w:numFmt w:val="lowerRoman"/>
+      <w:lvlText w:val="%9."/>
+      <w:lvlJc w:val="right"/>
+      <w:pPr>
+        <w:ind w:left="7185" w:hanging="180"/>
+      </w:pPr>
+    </w:lvl>
+  </w:abstractNum>
+  <w:abstractNum w:abstractNumId="36" w15:restartNumberingAfterBreak="0">
     <w:nsid w:val="609D3761"/>
     <w:multiLevelType w:val="hybridMultilevel"/>
     <w:tmpl w:val="EEDADAB0"/>
@@ -23697,7 +26800,7 @@
       </w:rPr>
     </w:lvl>
   </w:abstractNum>
-  <w:abstractNum w:abstractNumId="30" w15:restartNumberingAfterBreak="0">
+  <w:abstractNum w:abstractNumId="37" w15:restartNumberingAfterBreak="0">
     <w:nsid w:val="63295648"/>
     <w:multiLevelType w:val="multilevel"/>
     <w:tmpl w:val="4B78BE8E"/>
@@ -23810,7 +26913,7 @@
       </w:pPr>
     </w:lvl>
   </w:abstractNum>
-  <w:abstractNum w:abstractNumId="31" w15:restartNumberingAfterBreak="0">
+  <w:abstractNum w:abstractNumId="38" w15:restartNumberingAfterBreak="0">
     <w:nsid w:val="674B69A4"/>
     <w:multiLevelType w:val="multilevel"/>
     <w:tmpl w:val="EE34E224"/>
@@ -23959,7 +27062,7 @@
       </w:rPr>
     </w:lvl>
   </w:abstractNum>
-  <w:abstractNum w:abstractNumId="32" w15:restartNumberingAfterBreak="0">
+  <w:abstractNum w:abstractNumId="39" w15:restartNumberingAfterBreak="0">
     <w:nsid w:val="6A602E7A"/>
     <w:multiLevelType w:val="multilevel"/>
     <w:tmpl w:val="7296702A"/>
@@ -24108,7 +27211,7 @@
       </w:rPr>
     </w:lvl>
   </w:abstractNum>
-  <w:abstractNum w:abstractNumId="33" w15:restartNumberingAfterBreak="0">
+  <w:abstractNum w:abstractNumId="40" w15:restartNumberingAfterBreak="0">
     <w:nsid w:val="6CAC4B18"/>
     <w:multiLevelType w:val="multilevel"/>
     <w:tmpl w:val="4B78BE8E"/>
@@ -24221,7 +27324,7 @@
       </w:pPr>
     </w:lvl>
   </w:abstractNum>
-  <w:abstractNum w:abstractNumId="34" w15:restartNumberingAfterBreak="0">
+  <w:abstractNum w:abstractNumId="41" w15:restartNumberingAfterBreak="0">
     <w:nsid w:val="6D10591D"/>
     <w:multiLevelType w:val="multilevel"/>
     <w:tmpl w:val="EF8677E0"/>
@@ -24370,7 +27473,7 @@
       </w:rPr>
     </w:lvl>
   </w:abstractNum>
-  <w:abstractNum w:abstractNumId="35" w15:restartNumberingAfterBreak="0">
+  <w:abstractNum w:abstractNumId="42" w15:restartNumberingAfterBreak="0">
     <w:nsid w:val="70042774"/>
     <w:multiLevelType w:val="hybridMultilevel"/>
     <w:tmpl w:val="7B46BDC2"/>
@@ -24459,7 +27562,93 @@
       </w:pPr>
     </w:lvl>
   </w:abstractNum>
-  <w:abstractNum w:abstractNumId="36" w15:restartNumberingAfterBreak="0">
+  <w:abstractNum w:abstractNumId="43" w15:restartNumberingAfterBreak="0">
+    <w:nsid w:val="70500527"/>
+    <w:multiLevelType w:val="hybridMultilevel"/>
+    <w:tmpl w:val="A09C2712"/>
+    <w:lvl w:ilvl="0" w:tplc="0419000F">
+      <w:start w:val="1"/>
+      <w:numFmt w:val="decimal"/>
+      <w:lvlText w:val="%1."/>
+      <w:lvlJc w:val="left"/>
+      <w:pPr>
+        <w:ind w:left="1070" w:hanging="360"/>
+      </w:pPr>
+    </w:lvl>
+    <w:lvl w:ilvl="1" w:tplc="04190019" w:tentative="1">
+      <w:start w:val="1"/>
+      <w:numFmt w:val="lowerLetter"/>
+      <w:lvlText w:val="%2."/>
+      <w:lvlJc w:val="left"/>
+      <w:pPr>
+        <w:ind w:left="2145" w:hanging="360"/>
+      </w:pPr>
+    </w:lvl>
+    <w:lvl w:ilvl="2" w:tplc="0419001B" w:tentative="1">
+      <w:start w:val="1"/>
+      <w:numFmt w:val="lowerRoman"/>
+      <w:lvlText w:val="%3."/>
+      <w:lvlJc w:val="right"/>
+      <w:pPr>
+        <w:ind w:left="2865" w:hanging="180"/>
+      </w:pPr>
+    </w:lvl>
+    <w:lvl w:ilvl="3" w:tplc="0419000F" w:tentative="1">
+      <w:start w:val="1"/>
+      <w:numFmt w:val="decimal"/>
+      <w:lvlText w:val="%4."/>
+      <w:lvlJc w:val="left"/>
+      <w:pPr>
+        <w:ind w:left="3585" w:hanging="360"/>
+      </w:pPr>
+    </w:lvl>
+    <w:lvl w:ilvl="4" w:tplc="04190019" w:tentative="1">
+      <w:start w:val="1"/>
+      <w:numFmt w:val="lowerLetter"/>
+      <w:lvlText w:val="%5."/>
+      <w:lvlJc w:val="left"/>
+      <w:pPr>
+        <w:ind w:left="4305" w:hanging="360"/>
+      </w:pPr>
+    </w:lvl>
+    <w:lvl w:ilvl="5" w:tplc="0419001B" w:tentative="1">
+      <w:start w:val="1"/>
+      <w:numFmt w:val="lowerRoman"/>
+      <w:lvlText w:val="%6."/>
+      <w:lvlJc w:val="right"/>
+      <w:pPr>
+        <w:ind w:left="5025" w:hanging="180"/>
+      </w:pPr>
+    </w:lvl>
+    <w:lvl w:ilvl="6" w:tplc="0419000F" w:tentative="1">
+      <w:start w:val="1"/>
+      <w:numFmt w:val="decimal"/>
+      <w:lvlText w:val="%7."/>
+      <w:lvlJc w:val="left"/>
+      <w:pPr>
+        <w:ind w:left="5745" w:hanging="360"/>
+      </w:pPr>
+    </w:lvl>
+    <w:lvl w:ilvl="7" w:tplc="04190019" w:tentative="1">
+      <w:start w:val="1"/>
+      <w:numFmt w:val="lowerLetter"/>
+      <w:lvlText w:val="%8."/>
+      <w:lvlJc w:val="left"/>
+      <w:pPr>
+        <w:ind w:left="6465" w:hanging="360"/>
+      </w:pPr>
+    </w:lvl>
+    <w:lvl w:ilvl="8" w:tplc="0419001B" w:tentative="1">
+      <w:start w:val="1"/>
+      <w:numFmt w:val="lowerRoman"/>
+      <w:lvlText w:val="%9."/>
+      <w:lvlJc w:val="right"/>
+      <w:pPr>
+        <w:ind w:left="7185" w:hanging="180"/>
+      </w:pPr>
+    </w:lvl>
+  </w:abstractNum>
+  <w:abstractNum w:abstractNumId="44" w15:restartNumberingAfterBreak="0">
     <w:nsid w:val="71C90A52"/>
     <w:multiLevelType w:val="multilevel"/>
     <w:tmpl w:val="2C0ADD6C"/>
@@ -24608,7 +27797,7 @@
       </w:rPr>
     </w:lvl>
   </w:abstractNum>
-  <w:abstractNum w:abstractNumId="37" w15:restartNumberingAfterBreak="0">
+  <w:abstractNum w:abstractNumId="45" w15:restartNumberingAfterBreak="0">
     <w:nsid w:val="72BE3559"/>
     <w:multiLevelType w:val="hybridMultilevel"/>
     <w:tmpl w:val="B908FE8C"/>
@@ -24694,7 +27883,7 @@
       </w:pPr>
     </w:lvl>
   </w:abstractNum>
-  <w:abstractNum w:abstractNumId="38" w15:restartNumberingAfterBreak="0">
+  <w:abstractNum w:abstractNumId="46" w15:restartNumberingAfterBreak="0">
     <w:nsid w:val="76E20E2F"/>
     <w:multiLevelType w:val="multilevel"/>
     <w:tmpl w:val="AB94D3E4"/>
@@ -24843,7 +28032,7 @@
       </w:rPr>
     </w:lvl>
   </w:abstractNum>
-  <w:abstractNum w:abstractNumId="39" w15:restartNumberingAfterBreak="0">
+  <w:abstractNum w:abstractNumId="47" w15:restartNumberingAfterBreak="0">
     <w:nsid w:val="771B189B"/>
     <w:multiLevelType w:val="hybridMultilevel"/>
     <w:tmpl w:val="C7465904"/>
@@ -24956,7 +28145,7 @@
       </w:rPr>
     </w:lvl>
   </w:abstractNum>
-  <w:abstractNum w:abstractNumId="40" w15:restartNumberingAfterBreak="0">
+  <w:abstractNum w:abstractNumId="48" w15:restartNumberingAfterBreak="0">
     <w:nsid w:val="79797AE6"/>
     <w:multiLevelType w:val="multilevel"/>
     <w:tmpl w:val="5D38C9F4"/>
@@ -25105,7 +28294,7 @@
       </w:rPr>
     </w:lvl>
   </w:abstractNum>
-  <w:abstractNum w:abstractNumId="41" w15:restartNumberingAfterBreak="0">
+  <w:abstractNum w:abstractNumId="49" w15:restartNumberingAfterBreak="0">
     <w:nsid w:val="7BF54529"/>
     <w:multiLevelType w:val="multilevel"/>
     <w:tmpl w:val="FD3A3636"/>
@@ -25222,127 +28411,151 @@
     <w:abstractNumId w:val="1"/>
   </w:num>
   <w:num w:numId="2">
-    <w:abstractNumId w:val="21"/>
+    <w:abstractNumId w:val="26"/>
   </w:num>
   <w:num w:numId="3">
     <w:abstractNumId w:val="0"/>
   </w:num>
   <w:num w:numId="4">
+    <w:abstractNumId w:val="4"/>
+  </w:num>
+  <w:num w:numId="5">
+    <w:abstractNumId w:val="33"/>
+  </w:num>
+  <w:num w:numId="6">
+    <w:abstractNumId w:val="47"/>
+  </w:num>
+  <w:num w:numId="7">
+    <w:abstractNumId w:val="42"/>
+  </w:num>
+  <w:num w:numId="8">
+    <w:abstractNumId w:val="49"/>
+  </w:num>
+  <w:num w:numId="9">
+    <w:abstractNumId w:val="25"/>
+  </w:num>
+  <w:num w:numId="10">
+    <w:abstractNumId w:val="27"/>
+  </w:num>
+  <w:num w:numId="11">
+    <w:abstractNumId w:val="22"/>
+  </w:num>
+  <w:num w:numId="12">
+    <w:abstractNumId w:val="48"/>
+  </w:num>
+  <w:num w:numId="13">
+    <w:abstractNumId w:val="7"/>
+  </w:num>
+  <w:num w:numId="14">
+    <w:abstractNumId w:val="29"/>
+  </w:num>
+  <w:num w:numId="15">
+    <w:abstractNumId w:val="12"/>
+  </w:num>
+  <w:num w:numId="16">
+    <w:abstractNumId w:val="34"/>
+  </w:num>
+  <w:num w:numId="17">
+    <w:abstractNumId w:val="20"/>
+  </w:num>
+  <w:num w:numId="18">
+    <w:abstractNumId w:val="38"/>
+  </w:num>
+  <w:num w:numId="19">
+    <w:abstractNumId w:val="9"/>
+  </w:num>
+  <w:num w:numId="20">
+    <w:abstractNumId w:val="41"/>
+  </w:num>
+  <w:num w:numId="21">
+    <w:abstractNumId w:val="46"/>
+  </w:num>
+  <w:num w:numId="22">
+    <w:abstractNumId w:val="11"/>
+  </w:num>
+  <w:num w:numId="23">
+    <w:abstractNumId w:val="10"/>
+  </w:num>
+  <w:num w:numId="24">
+    <w:abstractNumId w:val="30"/>
+  </w:num>
+  <w:num w:numId="25">
+    <w:abstractNumId w:val="37"/>
+  </w:num>
+  <w:num w:numId="26">
+    <w:abstractNumId w:val="16"/>
+  </w:num>
+  <w:num w:numId="27">
+    <w:abstractNumId w:val="45"/>
+  </w:num>
+  <w:num w:numId="28">
+    <w:abstractNumId w:val="40"/>
+  </w:num>
+  <w:num w:numId="29">
+    <w:abstractNumId w:val="5"/>
+  </w:num>
+  <w:num w:numId="30">
+    <w:abstractNumId w:val="32"/>
+  </w:num>
+  <w:num w:numId="31">
+    <w:abstractNumId w:val="6"/>
+  </w:num>
+  <w:num w:numId="32">
+    <w:abstractNumId w:val="19"/>
+  </w:num>
+  <w:num w:numId="33">
+    <w:abstractNumId w:val="8"/>
+  </w:num>
+  <w:num w:numId="34">
+    <w:abstractNumId w:val="39"/>
+  </w:num>
+  <w:num w:numId="35">
+    <w:abstractNumId w:val="31"/>
+  </w:num>
+  <w:num w:numId="36">
+    <w:abstractNumId w:val="15"/>
+  </w:num>
+  <w:num w:numId="37">
+    <w:abstractNumId w:val="44"/>
+  </w:num>
+  <w:num w:numId="38">
     <w:abstractNumId w:val="3"/>
   </w:num>
-  <w:num w:numId="5">
-    <w:abstractNumId w:val="27"/>
+  <w:num w:numId="39">
+    <w:abstractNumId w:val="36"/>
   </w:num>
-  <w:num w:numId="6">
-    <w:abstractNumId w:val="39"/>
+  <w:num w:numId="40">
+    <w:abstractNumId w:val="17"/>
   </w:num>
-  <w:num w:numId="7">
+  <w:num w:numId="41">
+    <w:abstractNumId w:val="13"/>
+  </w:num>
+  <w:num w:numId="42">
+    <w:abstractNumId w:val="21"/>
+  </w:num>
+  <w:num w:numId="43">
+    <w:abstractNumId w:val="18"/>
+  </w:num>
+  <w:num w:numId="44">
+    <w:abstractNumId w:val="23"/>
+  </w:num>
+  <w:num w:numId="45">
+    <w:abstractNumId w:val="43"/>
+  </w:num>
+  <w:num w:numId="46">
+    <w:abstractNumId w:val="2"/>
+  </w:num>
+  <w:num w:numId="47">
+    <w:abstractNumId w:val="28"/>
+  </w:num>
+  <w:num w:numId="48">
     <w:abstractNumId w:val="35"/>
   </w:num>
-  <w:num w:numId="8">
-    <w:abstractNumId w:val="41"/>
-  </w:num>
-  <w:num w:numId="9">
-    <w:abstractNumId w:val="20"/>
-  </w:num>
-  <w:num w:numId="10">
-    <w:abstractNumId w:val="22"/>
-  </w:num>
-  <w:num w:numId="11">
-    <w:abstractNumId w:val="19"/>
-  </w:num>
-  <w:num w:numId="12">
-    <w:abstractNumId w:val="40"/>
-  </w:num>
-  <w:num w:numId="13">
-    <w:abstractNumId w:val="6"/>
-  </w:num>
-  <w:num w:numId="14">
-    <w:abstractNumId w:val="23"/>
-  </w:num>
-  <w:num w:numId="15">
-    <w:abstractNumId w:val="11"/>
-  </w:num>
-  <w:num w:numId="16">
-    <w:abstractNumId w:val="28"/>
-  </w:num>
-  <w:num w:numId="17">
-    <w:abstractNumId w:val="17"/>
-  </w:num>
-  <w:num w:numId="18">
-    <w:abstractNumId w:val="31"/>
-  </w:num>
-  <w:num w:numId="19">
-    <w:abstractNumId w:val="8"/>
-  </w:num>
-  <w:num w:numId="20">
-    <w:abstractNumId w:val="34"/>
-  </w:num>
-  <w:num w:numId="21">
-    <w:abstractNumId w:val="38"/>
-  </w:num>
-  <w:num w:numId="22">
-    <w:abstractNumId w:val="10"/>
-  </w:num>
-  <w:num w:numId="23">
-    <w:abstractNumId w:val="9"/>
-  </w:num>
-  <w:num w:numId="24">
-    <w:abstractNumId w:val="24"/>
-  </w:num>
-  <w:num w:numId="25">
-    <w:abstractNumId w:val="30"/>
-  </w:num>
-  <w:num w:numId="26">
+  <w:num w:numId="49">
     <w:abstractNumId w:val="14"/>
   </w:num>
-  <w:num w:numId="27">
-    <w:abstractNumId w:val="37"/>
-  </w:num>
-  <w:num w:numId="28">
-    <w:abstractNumId w:val="33"/>
-  </w:num>
-  <w:num w:numId="29">
-    <w:abstractNumId w:val="4"/>
-  </w:num>
-  <w:num w:numId="30">
-    <w:abstractNumId w:val="26"/>
-  </w:num>
-  <w:num w:numId="31">
-    <w:abstractNumId w:val="5"/>
-  </w:num>
-  <w:num w:numId="32">
-    <w:abstractNumId w:val="16"/>
-  </w:num>
-  <w:num w:numId="33">
-    <w:abstractNumId w:val="7"/>
-  </w:num>
-  <w:num w:numId="34">
-    <w:abstractNumId w:val="32"/>
-  </w:num>
-  <w:num w:numId="35">
-    <w:abstractNumId w:val="25"/>
-  </w:num>
-  <w:num w:numId="36">
-    <w:abstractNumId w:val="13"/>
-  </w:num>
-  <w:num w:numId="37">
-    <w:abstractNumId w:val="36"/>
-  </w:num>
-  <w:num w:numId="38">
-    <w:abstractNumId w:val="2"/>
-  </w:num>
-  <w:num w:numId="39">
-    <w:abstractNumId w:val="29"/>
-  </w:num>
-  <w:num w:numId="40">
-    <w:abstractNumId w:val="15"/>
-  </w:num>
-  <w:num w:numId="41">
-    <w:abstractNumId w:val="12"/>
-  </w:num>
-  <w:num w:numId="42">
-    <w:abstractNumId w:val="18"/>
+  <w:num w:numId="50">
+    <w:abstractNumId w:val="24"/>
   </w:num>
 </w:numbering>
 </file>
@@ -25790,6 +29003,52 @@
       <w:szCs w:val="26"/>
     </w:rPr>
   </w:style>
+  <w:style w:type="paragraph" w:styleId="3">
+    <w:name w:val="heading 3"/>
+    <w:basedOn w:val="a"/>
+    <w:next w:val="a"/>
+    <w:link w:val="30"/>
+    <w:uiPriority w:val="9"/>
+    <w:semiHidden/>
+    <w:unhideWhenUsed/>
+    <w:qFormat/>
+    <w:rsid w:val="009433DD"/>
+    <w:pPr>
+      <w:keepNext/>
+      <w:keepLines/>
+      <w:spacing w:before="40" w:after="0"/>
+      <w:outlineLvl w:val="2"/>
+    </w:pPr>
+    <w:rPr>
+      <w:rFonts w:asciiTheme="majorHAnsi" w:eastAsiaTheme="majorEastAsia" w:hAnsiTheme="majorHAnsi" w:cstheme="majorBidi"/>
+      <w:color w:val="1F4D78" w:themeColor="accent1" w:themeShade="7F"/>
+      <w:sz w:val="24"/>
+      <w:szCs w:val="24"/>
+    </w:rPr>
+  </w:style>
+  <w:style w:type="paragraph" w:styleId="4">
+    <w:name w:val="heading 4"/>
+    <w:basedOn w:val="a"/>
+    <w:next w:val="a"/>
+    <w:link w:val="40"/>
+    <w:uiPriority w:val="9"/>
+    <w:semiHidden/>
+    <w:unhideWhenUsed/>
+    <w:qFormat/>
+    <w:rsid w:val="009433DD"/>
+    <w:pPr>
+      <w:keepNext/>
+      <w:keepLines/>
+      <w:spacing w:before="40" w:after="0"/>
+      <w:outlineLvl w:val="3"/>
+    </w:pPr>
+    <w:rPr>
+      <w:rFonts w:asciiTheme="majorHAnsi" w:eastAsiaTheme="majorEastAsia" w:hAnsiTheme="majorHAnsi" w:cstheme="majorBidi"/>
+      <w:i/>
+      <w:iCs/>
+      <w:color w:val="2E74B5" w:themeColor="accent1" w:themeShade="BF"/>
+    </w:rPr>
+  </w:style>
   <w:style w:type="character" w:default="1" w:styleId="a0">
     <w:name w:val="Default Paragraph Font"/>
     <w:uiPriority w:val="1"/>
@@ -25992,6 +29251,35 @@
         <w:insideV w:val="single" w:sz="4" w:space="0" w:color="auto"/>
       </w:tblBorders>
     </w:tblPr>
+  </w:style>
+  <w:style w:type="character" w:customStyle="1" w:styleId="30">
+    <w:name w:val="Заголовок 3 Знак"/>
+    <w:basedOn w:val="a0"/>
+    <w:link w:val="3"/>
+    <w:uiPriority w:val="9"/>
+    <w:semiHidden/>
+    <w:rsid w:val="009433DD"/>
+    <w:rPr>
+      <w:rFonts w:asciiTheme="majorHAnsi" w:eastAsiaTheme="majorEastAsia" w:hAnsiTheme="majorHAnsi" w:cstheme="majorBidi"/>
+      <w:color w:val="1F4D78" w:themeColor="accent1" w:themeShade="7F"/>
+      <w:sz w:val="24"/>
+      <w:szCs w:val="24"/>
+    </w:rPr>
+  </w:style>
+  <w:style w:type="character" w:customStyle="1" w:styleId="40">
+    <w:name w:val="Заголовок 4 Знак"/>
+    <w:basedOn w:val="a0"/>
+    <w:link w:val="4"/>
+    <w:uiPriority w:val="9"/>
+    <w:semiHidden/>
+    <w:rsid w:val="009433DD"/>
+    <w:rPr>
+      <w:rFonts w:asciiTheme="majorHAnsi" w:eastAsiaTheme="majorEastAsia" w:hAnsiTheme="majorHAnsi" w:cstheme="majorBidi"/>
+      <w:i/>
+      <w:iCs/>
+      <w:color w:val="2E74B5" w:themeColor="accent1" w:themeShade="BF"/>
+      <w:sz w:val="28"/>
+    </w:rPr>
   </w:style>
 </w:styles>
 </file>
@@ -26262,7 +29550,7 @@
 </file>
 
 <file path=customXml/itemProps1.xml><?xml version="1.0" encoding="utf-8"?>
-<ds:datastoreItem xmlns:ds="http://schemas.openxmlformats.org/officeDocument/2006/customXml" ds:itemID="{B93891E1-C927-4C07-9E37-D9BC2C0F3B72}">
+<ds:datastoreItem xmlns:ds="http://schemas.openxmlformats.org/officeDocument/2006/customXml" ds:itemID="{B6301CE6-8E1C-4A74-8596-2B7C1A28BFFF}">
   <ds:schemaRefs>
     <ds:schemaRef ds:uri="http://schemas.openxmlformats.org/officeDocument/2006/bibliography"/>
   </ds:schemaRefs>

--- a/Курсовая работа.docx
+++ b/Курсовая работа.docx
@@ -357,8 +357,6 @@
           <w:szCs w:val="28"/>
         </w:rPr>
       </w:pPr>
-      <w:bookmarkStart w:id="0" w:name="_GoBack"/>
-      <w:bookmarkEnd w:id="0"/>
     </w:p>
     <w:p>
       <w:pPr>
@@ -593,21 +591,7 @@
                 <w:rStyle w:val="a6"/>
                 <w:rFonts w:cs="Times New Roman"/>
               </w:rPr>
-              <w:t>1. Анализ п</w:t>
-            </w:r>
-            <w:r>
-              <w:rPr>
-                <w:rStyle w:val="a6"/>
-                <w:rFonts w:cs="Times New Roman"/>
-              </w:rPr>
-              <w:t>р</w:t>
-            </w:r>
-            <w:r>
-              <w:rPr>
-                <w:rStyle w:val="a6"/>
-                <w:rFonts w:cs="Times New Roman"/>
-              </w:rPr>
-              <w:t>едметной области</w:t>
+              <w:t>1. Анализ предметной области</w:t>
             </w:r>
             <w:r>
               <w:rPr>
@@ -2306,7 +2290,7 @@
           <w:szCs w:val="28"/>
         </w:rPr>
       </w:pPr>
-      <w:bookmarkStart w:id="1" w:name="_Toc228992022"/>
+      <w:bookmarkStart w:id="0" w:name="_Toc228992022"/>
       <w:r>
         <w:rPr>
           <w:rFonts w:cs="Times New Roman"/>
@@ -2335,7 +2319,7 @@
         <w:lastRenderedPageBreak/>
         <w:t>ВВЕДЕНИЕ</w:t>
       </w:r>
-      <w:bookmarkEnd w:id="1"/>
+      <w:bookmarkEnd w:id="0"/>
     </w:p>
     <w:p>
       <w:pPr>
@@ -2921,7 +2905,7 @@
           <w:szCs w:val="28"/>
         </w:rPr>
       </w:pPr>
-      <w:bookmarkStart w:id="2" w:name="_Toc228992023"/>
+      <w:bookmarkStart w:id="1" w:name="_Toc228992023"/>
       <w:r>
         <w:rPr>
           <w:rFonts w:cs="Times New Roman"/>
@@ -2931,7 +2915,7 @@
         <w:lastRenderedPageBreak/>
         <w:t>1. АНАЛИЗ ПРЕДМЕТНОЙ ОБЛАСТИ</w:t>
       </w:r>
-      <w:bookmarkEnd w:id="2"/>
+      <w:bookmarkEnd w:id="1"/>
     </w:p>
     <w:p>
       <w:pPr>
@@ -2949,7 +2933,7 @@
         </w:rPr>
         <w:tab/>
       </w:r>
-      <w:bookmarkStart w:id="3" w:name="_Toc228992024"/>
+      <w:bookmarkStart w:id="2" w:name="_Toc228992024"/>
       <w:r>
         <w:rPr>
           <w:rFonts w:cs="Times New Roman"/>
@@ -2957,7 +2941,7 @@
         </w:rPr>
         <w:t>1.1 Описание предметной области</w:t>
       </w:r>
-      <w:bookmarkEnd w:id="3"/>
+      <w:bookmarkEnd w:id="2"/>
     </w:p>
     <w:p>
       <w:pPr>
@@ -3097,7 +3081,15 @@
           <w:rFonts w:cs="Times New Roman"/>
           <w:szCs w:val="28"/>
         </w:rPr>
-        <w:t>Материальным потоком будет являться предоставление забронированного места клиенту в зале, а также подача приготовленных блюд и напитков официантами. Информационным потоком, в свою очередь, будет ввод личных данных при регистрации, передача запроса на бронирование, обновление статусов столов в реальном времени, передача данных о составе заказа в платежный сервис и обновление бонусного баланса в базе данных после успешной оплаты.</w:t>
+        <w:t xml:space="preserve">Материальным потоком будет являться предоставление забронированного места клиенту в зале, а также подача приготовленных блюд и напитков официантами. Информационным потоком, в свою очередь, будет ввод личных данных при регистрации, передача запроса на бронирование, обновление статусов столов в реальном времени, передача данных о составе заказа в </w:t>
+      </w:r>
+      <w:r>
+        <w:rPr>
+          <w:rFonts w:cs="Times New Roman"/>
+          <w:szCs w:val="28"/>
+        </w:rPr>
+        <w:lastRenderedPageBreak/>
+        <w:t>платежный сервис и обновление бонусного баланса в базе данных после успешной оплаты.</w:t>
       </w:r>
     </w:p>
     <w:p>
@@ -3116,7 +3108,7 @@
         </w:rPr>
         <w:tab/>
       </w:r>
-      <w:bookmarkStart w:id="4" w:name="_Toc228992025"/>
+      <w:bookmarkStart w:id="3" w:name="_Toc228992025"/>
       <w:r>
         <w:rPr>
           <w:rFonts w:cs="Times New Roman"/>
@@ -3124,7 +3116,7 @@
         </w:rPr>
         <w:t>1.2 Описание категорий пользователей, их запросов и сообщений</w:t>
       </w:r>
-      <w:bookmarkEnd w:id="4"/>
+      <w:bookmarkEnd w:id="3"/>
     </w:p>
     <w:p>
       <w:pPr>
@@ -3205,7 +3197,15 @@
           <w:szCs w:val="28"/>
         </w:rPr>
         <w:tab/>
-        <w:t>Таким образом, в данном подразделе были описаны основные категории пользователей системы и их список запросов, проанализировано эффективное взаимодействие всех пользователей с приложением ресторана и внешними сервисами.</w:t>
+        <w:t xml:space="preserve">Таким образом, в данном подразделе были описаны основные категории пользователей системы и их список запросов, проанализировано эффективное </w:t>
+      </w:r>
+      <w:r>
+        <w:rPr>
+          <w:rFonts w:cs="Times New Roman"/>
+          <w:szCs w:val="28"/>
+        </w:rPr>
+        <w:lastRenderedPageBreak/>
+        <w:t>взаимодействие всех пользователей с приложением ресторана и внешними сервисами.</w:t>
       </w:r>
     </w:p>
     <w:p>
@@ -3224,7 +3224,7 @@
         </w:rPr>
         <w:tab/>
       </w:r>
-      <w:bookmarkStart w:id="5" w:name="_Toc228992026"/>
+      <w:bookmarkStart w:id="4" w:name="_Toc228992026"/>
       <w:r>
         <w:rPr>
           <w:rFonts w:cs="Times New Roman"/>
@@ -3232,7 +3232,7 @@
         </w:rPr>
         <w:t>1.3 Описание входных, выходных документов и сообщений</w:t>
       </w:r>
-      <w:bookmarkEnd w:id="5"/>
+      <w:bookmarkEnd w:id="4"/>
     </w:p>
     <w:p>
       <w:pPr>
@@ -3375,7 +3375,7 @@
         <w:tab/>
         <w:t>Таким образом, система эффективно обрабатывает входящую информацию и своевременно формирует выходные документы и сообщения для всех заинтересованных сторон, обеспечивая бесперебойную работу ресторана.</w:t>
       </w:r>
-      <w:bookmarkStart w:id="6" w:name="_Toc228355224"/>
+      <w:bookmarkStart w:id="5" w:name="_Toc228355224"/>
     </w:p>
     <w:p>
       <w:pPr>
@@ -3394,7 +3394,7 @@
         <w:lastRenderedPageBreak/>
         <w:tab/>
       </w:r>
-      <w:bookmarkStart w:id="7" w:name="_Toc228992027"/>
+      <w:bookmarkStart w:id="6" w:name="_Toc228992027"/>
       <w:r>
         <w:rPr>
           <w:rFonts w:cs="Times New Roman"/>
@@ -3402,8 +3402,8 @@
         </w:rPr>
         <w:t>1.4. Сравнение систем-аналогов</w:t>
       </w:r>
+      <w:bookmarkEnd w:id="5"/>
       <w:bookmarkEnd w:id="6"/>
-      <w:bookmarkEnd w:id="7"/>
     </w:p>
     <w:p>
       <w:pPr>
@@ -3913,8 +3913,8 @@
         </w:rPr>
         <w:br w:type="page"/>
       </w:r>
-      <w:bookmarkStart w:id="8" w:name="_Toc228355225"/>
-      <w:bookmarkStart w:id="9" w:name="_Toc228992028"/>
+      <w:bookmarkStart w:id="7" w:name="_Toc228355225"/>
+      <w:bookmarkStart w:id="8" w:name="_Toc228992028"/>
       <w:r>
         <w:rPr>
           <w:rFonts w:cs="Times New Roman"/>
@@ -3925,8 +3925,8 @@
         <w:lastRenderedPageBreak/>
         <w:t>2. ФУНКЦИОНАЛЬНАЯ МОДЕЛЬ ПРЕДМЕТНОЙ ОБЛАСТИ</w:t>
       </w:r>
+      <w:bookmarkEnd w:id="7"/>
       <w:bookmarkEnd w:id="8"/>
-      <w:bookmarkEnd w:id="9"/>
     </w:p>
     <w:p>
       <w:pPr>
@@ -3961,7 +3961,7 @@
         </w:rPr>
         <w:tab/>
       </w:r>
-      <w:bookmarkStart w:id="10" w:name="_Toc228992029"/>
+      <w:bookmarkStart w:id="9" w:name="_Toc228992029"/>
       <w:r>
         <w:rPr>
           <w:rFonts w:cs="Times New Roman"/>
@@ -3984,7 +3984,7 @@
         </w:rPr>
         <w:t>0</w:t>
       </w:r>
-      <w:bookmarkEnd w:id="10"/>
+      <w:bookmarkEnd w:id="9"/>
     </w:p>
     <w:p>
       <w:pPr>
@@ -4040,8 +4040,8 @@
         <w:lastRenderedPageBreak/>
         <w:drawing>
           <wp:inline distT="0" distB="0" distL="0" distR="0" wp14:anchorId="68345592" wp14:editId="3AC3A89E">
-            <wp:extent cx="5832166" cy="4857750"/>
-            <wp:effectExtent l="0" t="0" r="0" b="0"/>
+            <wp:extent cx="5505450" cy="4585621"/>
+            <wp:effectExtent l="0" t="0" r="0" b="5715"/>
             <wp:docPr id="1" name="Рисунок 1"/>
             <wp:cNvGraphicFramePr>
               <a:graphicFrameLocks xmlns:a="http://schemas.openxmlformats.org/drawingml/2006/main" noChangeAspect="1"/>
@@ -4062,7 +4062,7 @@
                   <pic:spPr>
                     <a:xfrm>
                       <a:off x="0" y="0"/>
-                      <a:ext cx="5867037" cy="4886795"/>
+                      <a:ext cx="5550934" cy="4623505"/>
                     </a:xfrm>
                     <a:prstGeom prst="rect">
                       <a:avLst/>
@@ -4124,7 +4124,6 @@
           <w:szCs w:val="28"/>
           <w:lang w:eastAsia="ru-RU"/>
         </w:rPr>
-        <w:lastRenderedPageBreak/>
         <w:drawing>
           <wp:inline distT="0" distB="0" distL="0" distR="0" wp14:anchorId="7F28826C" wp14:editId="50205EF2">
             <wp:extent cx="6411887" cy="3886200"/>
@@ -4176,6 +4175,7 @@
           <w:rFonts w:cs="Times New Roman"/>
           <w:szCs w:val="28"/>
         </w:rPr>
+        <w:lastRenderedPageBreak/>
         <w:t xml:space="preserve">Рисунок 2 – Диаграмма декомпозиции в нотации </w:t>
       </w:r>
       <w:r>
@@ -4330,15 +4330,7 @@
           <w:rFonts w:cs="Times New Roman"/>
           <w:szCs w:val="28"/>
         </w:rPr>
-        <w:t xml:space="preserve">Прием и фильтрация входящих запросов: на этом этапе администратор обрабатывает звонки и визиты, сверяясь с графиком работы и </w:t>
-      </w:r>
-      <w:r>
-        <w:rPr>
-          <w:rFonts w:cs="Times New Roman"/>
-          <w:szCs w:val="28"/>
-        </w:rPr>
-        <w:lastRenderedPageBreak/>
-        <w:t>текущей доступностью столов. Результатом является информация о свободных столах.</w:t>
+        <w:t>Прием и фильтрация входящих запросов: на этом этапе администратор обрабатывает звонки и визиты, сверяясь с графиком работы и текущей доступностью столов. Результатом является информация о свободных столах.</w:t>
       </w:r>
     </w:p>
     <w:p>
@@ -4449,7 +4441,15 @@
           <w:rFonts w:cs="Times New Roman"/>
           <w:szCs w:val="28"/>
         </w:rPr>
-        <w:t>Учитывать и контролировать: финальный этап, где на основе принятых оплат и данных о визитах формируются отчеты для руководства. Этот процесс жестко регулируется налоговым законодательством и требованиями к отчетности.</w:t>
+        <w:t xml:space="preserve">Учитывать и контролировать: финальный этап, где на основе принятых оплат и данных о визитах формируются отчеты для руководства. Этот </w:t>
+      </w:r>
+      <w:r>
+        <w:rPr>
+          <w:rFonts w:cs="Times New Roman"/>
+          <w:szCs w:val="28"/>
+        </w:rPr>
+        <w:lastRenderedPageBreak/>
+        <w:t>процесс жестко регулируется налоговым законодательством и требованиями к отчетности.</w:t>
       </w:r>
     </w:p>
     <w:p>
@@ -4485,7 +4485,7 @@
         </w:rPr>
         <w:tab/>
       </w:r>
-      <w:bookmarkStart w:id="11" w:name="_Toc228992030"/>
+      <w:bookmarkStart w:id="10" w:name="_Toc228992030"/>
       <w:r>
         <w:rPr>
           <w:rFonts w:cs="Times New Roman"/>
@@ -4501,7 +4501,7 @@
         </w:rPr>
         <w:t>DFD</w:t>
       </w:r>
-      <w:bookmarkEnd w:id="11"/>
+      <w:bookmarkEnd w:id="10"/>
     </w:p>
     <w:p>
       <w:pPr>
@@ -4565,15 +4565,7 @@
           <w:rFonts w:cs="Times New Roman"/>
           <w:szCs w:val="28"/>
         </w:rPr>
-        <w:t xml:space="preserve">) – представляет собой графическую нотацию структурного проектирования, предназначенную для визуализации процессов обработки, путей перемещения и мест накопления информации в системе. В отличие от классических блок-схем, ориентированных на описание алгоритмической логики и последовательности управляющих команд, </w:t>
-      </w:r>
-      <w:r>
-        <w:rPr>
-          <w:rFonts w:cs="Times New Roman"/>
-          <w:szCs w:val="28"/>
-        </w:rPr>
-        <w:lastRenderedPageBreak/>
-        <w:t>методология DFD фокусируется на информационной архитектуре.</w:t>
+        <w:t>) – представляет собой графическую нотацию структурного проектирования, предназначенную для визуализации процессов обработки, путей перемещения и мест накопления информации в системе. В отличие от классических блок-схем, ориентированных на описание алгоритмической логики и последовательности управляющих команд, методология DFD фокусируется на информационной архитектуре.</w:t>
       </w:r>
       <w:r>
         <w:rPr>
@@ -4650,6 +4642,7 @@
         <w:rPr>
           <w:rFonts w:cs="Times New Roman"/>
           <w:szCs w:val="28"/>
+          <w:lang w:val="en-US"/>
         </w:rPr>
       </w:pPr>
       <w:r>
@@ -4659,10 +4652,11 @@
           <w:szCs w:val="28"/>
           <w:lang w:eastAsia="ru-RU"/>
         </w:rPr>
+        <w:lastRenderedPageBreak/>
         <w:drawing>
           <wp:inline distT="0" distB="0" distL="0" distR="0" wp14:anchorId="0109584C" wp14:editId="5E8CFBAD">
-            <wp:extent cx="5733528" cy="5191125"/>
-            <wp:effectExtent l="0" t="0" r="635" b="0"/>
+            <wp:extent cx="5133975" cy="4648291"/>
+            <wp:effectExtent l="0" t="0" r="0" b="0"/>
             <wp:docPr id="10" name="Рисунок 10"/>
             <wp:cNvGraphicFramePr>
               <a:graphicFrameLocks xmlns:a="http://schemas.openxmlformats.org/drawingml/2006/main" noChangeAspect="1"/>
@@ -4683,7 +4677,7 @@
                   <pic:spPr>
                     <a:xfrm>
                       <a:off x="0" y="0"/>
-                      <a:ext cx="5788779" cy="5241149"/>
+                      <a:ext cx="5197703" cy="4705990"/>
                     </a:xfrm>
                     <a:prstGeom prst="rect">
                       <a:avLst/>
@@ -4750,170 +4744,170 @@
           <w:rFonts w:cs="Times New Roman"/>
           <w:szCs w:val="28"/>
         </w:rPr>
+        <w:tab/>
+        <w:t>На этом уровне система представляется как единый функциональный блок «Система бронирования заказов онлайн». Система взаимодействует с тремя внешними сущностями: «Клиент», «Мобильное приложение» и «Ресторан».</w:t>
+      </w:r>
+    </w:p>
+    <w:p>
+      <w:pPr>
+        <w:spacing w:after="0"/>
+        <w:ind w:firstLine="708"/>
+        <w:rPr>
+          <w:rFonts w:cs="Times New Roman"/>
+          <w:szCs w:val="28"/>
+        </w:rPr>
+      </w:pPr>
+      <w:r>
+        <w:rPr>
+          <w:rFonts w:cs="Times New Roman"/>
+          <w:szCs w:val="28"/>
+        </w:rPr>
+        <w:t>Взаимодействие с сущностью «Клиент»</w:t>
+      </w:r>
+    </w:p>
+    <w:p>
+      <w:pPr>
+        <w:spacing w:after="0"/>
+        <w:rPr>
+          <w:rFonts w:cs="Times New Roman"/>
+          <w:szCs w:val="28"/>
+        </w:rPr>
+      </w:pPr>
+      <w:r>
+        <w:rPr>
+          <w:rFonts w:cs="Times New Roman"/>
+          <w:szCs w:val="28"/>
+        </w:rPr>
+        <w:tab/>
+        <w:t>Входящие потоки: личные данные, забронированный стол.</w:t>
+      </w:r>
+    </w:p>
+    <w:p>
+      <w:pPr>
+        <w:spacing w:after="0"/>
+        <w:rPr>
+          <w:rFonts w:cs="Times New Roman"/>
+          <w:szCs w:val="28"/>
+        </w:rPr>
+      </w:pPr>
+      <w:r>
+        <w:rPr>
+          <w:rFonts w:cs="Times New Roman"/>
+          <w:szCs w:val="28"/>
+        </w:rPr>
+        <w:tab/>
+        <w:t>Исходящие потоки: отсутствуют.</w:t>
+      </w:r>
+    </w:p>
+    <w:p>
+      <w:pPr>
+        <w:spacing w:after="0"/>
+        <w:rPr>
+          <w:rFonts w:cs="Times New Roman"/>
+          <w:szCs w:val="28"/>
+        </w:rPr>
+      </w:pPr>
+    </w:p>
+    <w:p>
+      <w:pPr>
+        <w:spacing w:after="0"/>
+        <w:ind w:firstLine="708"/>
+        <w:rPr>
+          <w:rFonts w:cs="Times New Roman"/>
+          <w:szCs w:val="28"/>
+        </w:rPr>
+      </w:pPr>
+      <w:r>
+        <w:rPr>
+          <w:rFonts w:cs="Times New Roman"/>
+          <w:szCs w:val="28"/>
+        </w:rPr>
+        <w:t>Взаимодействие с сущностью «Мобильное приложение»</w:t>
+      </w:r>
+    </w:p>
+    <w:p>
+      <w:pPr>
+        <w:spacing w:after="0"/>
+        <w:rPr>
+          <w:rFonts w:cs="Times New Roman"/>
+          <w:szCs w:val="28"/>
+        </w:rPr>
+      </w:pPr>
+      <w:r>
+        <w:rPr>
+          <w:rFonts w:cs="Times New Roman"/>
+          <w:szCs w:val="28"/>
+        </w:rPr>
+        <w:tab/>
+        <w:t>Входящие потоки: отсутствуют.</w:t>
+      </w:r>
+    </w:p>
+    <w:p>
+      <w:pPr>
+        <w:spacing w:after="0"/>
+        <w:rPr>
+          <w:rFonts w:cs="Times New Roman"/>
+          <w:szCs w:val="28"/>
+        </w:rPr>
+      </w:pPr>
+      <w:r>
+        <w:rPr>
+          <w:rFonts w:cs="Times New Roman"/>
+          <w:szCs w:val="28"/>
+        </w:rPr>
+        <w:tab/>
+        <w:t>Исходящие потоки: бронирование стола.</w:t>
+      </w:r>
+    </w:p>
+    <w:p>
+      <w:pPr>
+        <w:spacing w:after="0"/>
+        <w:ind w:firstLine="708"/>
+        <w:rPr>
+          <w:rFonts w:cs="Times New Roman"/>
+          <w:szCs w:val="28"/>
+        </w:rPr>
+      </w:pPr>
+      <w:r>
+        <w:rPr>
+          <w:rFonts w:cs="Times New Roman"/>
+          <w:szCs w:val="28"/>
+        </w:rPr>
+        <w:t>Взаимодействие с сущностью «Ресторан»</w:t>
+      </w:r>
+    </w:p>
+    <w:p>
+      <w:pPr>
+        <w:spacing w:after="0"/>
+        <w:rPr>
+          <w:rFonts w:cs="Times New Roman"/>
+          <w:szCs w:val="28"/>
+        </w:rPr>
+      </w:pPr>
+      <w:r>
+        <w:rPr>
+          <w:rFonts w:cs="Times New Roman"/>
+          <w:szCs w:val="28"/>
+        </w:rPr>
+        <w:tab/>
+        <w:t>Входящие потоки: отсутствуют.</w:t>
+      </w:r>
+    </w:p>
+    <w:p>
+      <w:pPr>
+        <w:spacing w:after="0"/>
+        <w:rPr>
+          <w:rFonts w:cs="Times New Roman"/>
+          <w:szCs w:val="28"/>
+        </w:rPr>
+      </w:pPr>
+      <w:r>
+        <w:rPr>
+          <w:rFonts w:cs="Times New Roman"/>
+          <w:szCs w:val="28"/>
+        </w:rPr>
         <w:lastRenderedPageBreak/>
         <w:tab/>
-        <w:t>На этом уровне система представляется как единый функциональный блок «Система бронирования заказов онлайн». Система взаимодействует с тремя внешними сущностями: «Клиент», «Мобильное приложение» и «Ресторан».</w:t>
-      </w:r>
-    </w:p>
-    <w:p>
-      <w:pPr>
-        <w:spacing w:after="0"/>
-        <w:ind w:firstLine="708"/>
-        <w:rPr>
-          <w:rFonts w:cs="Times New Roman"/>
-          <w:szCs w:val="28"/>
-        </w:rPr>
-      </w:pPr>
-      <w:r>
-        <w:rPr>
-          <w:rFonts w:cs="Times New Roman"/>
-          <w:szCs w:val="28"/>
-        </w:rPr>
-        <w:t>Взаимодействие с сущностью «Клиент»</w:t>
-      </w:r>
-    </w:p>
-    <w:p>
-      <w:pPr>
-        <w:spacing w:after="0"/>
-        <w:rPr>
-          <w:rFonts w:cs="Times New Roman"/>
-          <w:szCs w:val="28"/>
-        </w:rPr>
-      </w:pPr>
-      <w:r>
-        <w:rPr>
-          <w:rFonts w:cs="Times New Roman"/>
-          <w:szCs w:val="28"/>
-        </w:rPr>
-        <w:tab/>
-        <w:t>Входящие потоки: личные данные, забронированный стол.</w:t>
-      </w:r>
-    </w:p>
-    <w:p>
-      <w:pPr>
-        <w:spacing w:after="0"/>
-        <w:rPr>
-          <w:rFonts w:cs="Times New Roman"/>
-          <w:szCs w:val="28"/>
-        </w:rPr>
-      </w:pPr>
-      <w:r>
-        <w:rPr>
-          <w:rFonts w:cs="Times New Roman"/>
-          <w:szCs w:val="28"/>
-        </w:rPr>
-        <w:tab/>
-        <w:t>Исходящие потоки: отсутствуют.</w:t>
-      </w:r>
-    </w:p>
-    <w:p>
-      <w:pPr>
-        <w:spacing w:after="0"/>
-        <w:rPr>
-          <w:rFonts w:cs="Times New Roman"/>
-          <w:szCs w:val="28"/>
-        </w:rPr>
-      </w:pPr>
-    </w:p>
-    <w:p>
-      <w:pPr>
-        <w:spacing w:after="0"/>
-        <w:ind w:firstLine="708"/>
-        <w:rPr>
-          <w:rFonts w:cs="Times New Roman"/>
-          <w:szCs w:val="28"/>
-        </w:rPr>
-      </w:pPr>
-      <w:r>
-        <w:rPr>
-          <w:rFonts w:cs="Times New Roman"/>
-          <w:szCs w:val="28"/>
-        </w:rPr>
-        <w:t>Взаимодействие с сущностью «Мобильное приложение»</w:t>
-      </w:r>
-    </w:p>
-    <w:p>
-      <w:pPr>
-        <w:spacing w:after="0"/>
-        <w:rPr>
-          <w:rFonts w:cs="Times New Roman"/>
-          <w:szCs w:val="28"/>
-        </w:rPr>
-      </w:pPr>
-      <w:r>
-        <w:rPr>
-          <w:rFonts w:cs="Times New Roman"/>
-          <w:szCs w:val="28"/>
-        </w:rPr>
-        <w:tab/>
-        <w:t>Входящие потоки: отсутствуют.</w:t>
-      </w:r>
-    </w:p>
-    <w:p>
-      <w:pPr>
-        <w:spacing w:after="0"/>
-        <w:rPr>
-          <w:rFonts w:cs="Times New Roman"/>
-          <w:szCs w:val="28"/>
-        </w:rPr>
-      </w:pPr>
-      <w:r>
-        <w:rPr>
-          <w:rFonts w:cs="Times New Roman"/>
-          <w:szCs w:val="28"/>
-        </w:rPr>
-        <w:tab/>
-        <w:t>Исходящие потоки: бронирование стола.</w:t>
-      </w:r>
-    </w:p>
-    <w:p>
-      <w:pPr>
-        <w:spacing w:after="0"/>
-        <w:ind w:firstLine="708"/>
-        <w:rPr>
-          <w:rFonts w:cs="Times New Roman"/>
-          <w:szCs w:val="28"/>
-        </w:rPr>
-      </w:pPr>
-      <w:r>
-        <w:rPr>
-          <w:rFonts w:cs="Times New Roman"/>
-          <w:szCs w:val="28"/>
-        </w:rPr>
-        <w:t>Взаимодействие с сущностью «Ресторан»</w:t>
-      </w:r>
-    </w:p>
-    <w:p>
-      <w:pPr>
-        <w:spacing w:after="0"/>
-        <w:rPr>
-          <w:rFonts w:cs="Times New Roman"/>
-          <w:szCs w:val="28"/>
-        </w:rPr>
-      </w:pPr>
-      <w:r>
-        <w:rPr>
-          <w:rFonts w:cs="Times New Roman"/>
-          <w:szCs w:val="28"/>
-        </w:rPr>
-        <w:tab/>
-        <w:t>Входящие потоки: отсутствуют.</w:t>
-      </w:r>
-    </w:p>
-    <w:p>
-      <w:pPr>
-        <w:spacing w:after="0"/>
-        <w:rPr>
-          <w:rFonts w:cs="Times New Roman"/>
-          <w:szCs w:val="28"/>
-        </w:rPr>
-      </w:pPr>
-      <w:r>
-        <w:rPr>
-          <w:rFonts w:cs="Times New Roman"/>
-          <w:szCs w:val="28"/>
-        </w:rPr>
-        <w:tab/>
         <w:t>Исходящие потоки: посещение ресторана.</w:t>
       </w:r>
     </w:p>
@@ -4981,7 +4975,6 @@
           <w:rFonts w:cs="Times New Roman"/>
           <w:szCs w:val="28"/>
         </w:rPr>
-        <w:lastRenderedPageBreak/>
         <w:tab/>
         <w:t xml:space="preserve">Клиент – внешний агент, предоставляющий личные данные, выбирающий параметры бронирования и блюда, а также совершающий оплату. </w:t>
       </w:r>
@@ -5095,6 +5088,7 @@
           <w:rFonts w:cs="Times New Roman"/>
           <w:szCs w:val="28"/>
         </w:rPr>
+        <w:lastRenderedPageBreak/>
         <w:t>Выбрать место для бронирования: Процесс включает обработку данных о выбранном месте, синхронизацию с Мобильным приложением, фиксацию записи в БД Бронирования и передачу информации в Ресторан.</w:t>
       </w:r>
     </w:p>
@@ -5185,15 +5179,7 @@
           <w:szCs w:val="28"/>
         </w:rPr>
         <w:tab/>
-        <w:t xml:space="preserve">Основные потоки данных являются: потоки от Клиента к системе: личные данные, информация о выбранном месте и блюдах, данные для оплаты; от системы к Клиенту: подтверждение регистрации, электронный чек, начисление баллов; взаимодействие с внешними сущностями: передача данных в Мобильное приложение, отправка заказов Официанту, запросы к Платежной системе и </w:t>
-      </w:r>
-      <w:r>
-        <w:rPr>
-          <w:rFonts w:cs="Times New Roman"/>
-          <w:szCs w:val="28"/>
-        </w:rPr>
-        <w:lastRenderedPageBreak/>
-        <w:t>уведомление Ресторана о брони; внутренние потоки: сохранение и извлечение информации из БД Клиентов, БД Бронирования и БД Блюд.</w:t>
+        <w:t>Основные потоки данных являются: потоки от Клиента к системе: личные данные, информация о выбранном месте и блюдах, данные для оплаты; от системы к Клиенту: подтверждение регистрации, электронный чек, начисление баллов; взаимодействие с внешними сущностями: передача данных в Мобильное приложение, отправка заказов Официанту, запросы к Платежной системе и уведомление Ресторана о брони; внутренние потоки: сохранение и извлечение информации из БД Клиентов, БД Бронирования и БД Блюд.</w:t>
       </w:r>
     </w:p>
     <w:p>
@@ -5229,7 +5215,7 @@
         </w:rPr>
         <w:tab/>
       </w:r>
-      <w:bookmarkStart w:id="12" w:name="_Toc228992031"/>
+      <w:bookmarkStart w:id="11" w:name="_Toc228992031"/>
       <w:r>
         <w:rPr>
           <w:rFonts w:cs="Times New Roman"/>
@@ -5237,7 +5223,7 @@
         </w:rPr>
         <w:t>2.3 Описание функциональных задач пользователей системы</w:t>
       </w:r>
-      <w:bookmarkEnd w:id="12"/>
+      <w:bookmarkEnd w:id="11"/>
     </w:p>
     <w:p>
       <w:pPr>
@@ -5259,7 +5245,15 @@
           <w:rFonts w:cs="Times New Roman"/>
           <w:szCs w:val="28"/>
         </w:rPr>
-        <w:t xml:space="preserve">Функциональные задачи – это конкретные операции и последовательности действий, которые выполняет пользователь или автоматизированные модули системы для достижения бизнес-цели. В разрабатываемой информационной системе ресторана основными пользователями выступают </w:t>
+        <w:t xml:space="preserve">Функциональные задачи – это конкретные операции и последовательности действий, которые выполняет пользователь или автоматизированные модули системы для достижения бизнес-цели. В разрабатываемой информационной </w:t>
+      </w:r>
+      <w:r>
+        <w:rPr>
+          <w:rFonts w:cs="Times New Roman"/>
+          <w:szCs w:val="28"/>
+        </w:rPr>
+        <w:lastRenderedPageBreak/>
+        <w:t xml:space="preserve">системе ресторана основными пользователями выступают </w:t>
       </w:r>
       <w:r>
         <w:rPr>
@@ -5367,7 +5361,145 @@
           <w:rFonts w:cs="Times New Roman"/>
           <w:szCs w:val="28"/>
         </w:rPr>
-        <w:t xml:space="preserve">подходящее </w:t>
+        <w:t>подходящее место, опираясь на параметры вместимости и расположения. При подтверждении выбора система автоматически меняет статус доступности стола в базе данных и отправляет уведомление в «БД Ресторана», исключая риск двойного бронирования без участия администратора.</w:t>
+      </w:r>
+    </w:p>
+    <w:p>
+      <w:pPr>
+        <w:spacing w:after="0"/>
+        <w:rPr>
+          <w:rFonts w:cs="Times New Roman"/>
+          <w:szCs w:val="28"/>
+        </w:rPr>
+      </w:pPr>
+      <w:r>
+        <w:rPr>
+          <w:rFonts w:cs="Times New Roman"/>
+          <w:bCs/>
+          <w:szCs w:val="28"/>
+        </w:rPr>
+        <w:tab/>
+      </w:r>
+      <w:r>
+        <w:rPr>
+          <w:rFonts w:cs="Times New Roman"/>
+          <w:bCs/>
+          <w:szCs w:val="28"/>
+        </w:rPr>
+        <w:t>Оформление заказа и координация обслуживания.</w:t>
+      </w:r>
+      <w:r>
+        <w:rPr>
+          <w:rFonts w:cs="Times New Roman"/>
+          <w:szCs w:val="28"/>
+        </w:rPr>
+        <w:t xml:space="preserve"> При визите в ресторан Клиент инициирует создание нового Заказа через</w:t>
+      </w:r>
+      <w:r>
+        <w:rPr>
+          <w:rFonts w:cs="Times New Roman"/>
+          <w:szCs w:val="28"/>
+        </w:rPr>
+        <w:t xml:space="preserve"> официанта</w:t>
+      </w:r>
+      <w:r>
+        <w:rPr>
+          <w:rFonts w:cs="Times New Roman"/>
+          <w:szCs w:val="28"/>
+        </w:rPr>
+        <w:t>. Основная задача</w:t>
+      </w:r>
+      <w:r>
+        <w:rPr>
+          <w:rFonts w:cs="Times New Roman"/>
+          <w:szCs w:val="28"/>
+        </w:rPr>
+        <w:t xml:space="preserve"> –</w:t>
+      </w:r>
+      <w:r>
+        <w:rPr>
+          <w:rFonts w:cs="Times New Roman"/>
+          <w:szCs w:val="28"/>
+        </w:rPr>
+        <w:t xml:space="preserve"> </w:t>
+      </w:r>
+      <w:r>
+        <w:rPr>
+          <w:rFonts w:cs="Times New Roman"/>
+          <w:szCs w:val="28"/>
+        </w:rPr>
+        <w:t xml:space="preserve">формирование </w:t>
+      </w:r>
+      <w:r>
+        <w:rPr>
+          <w:rFonts w:cs="Times New Roman"/>
+          <w:szCs w:val="28"/>
+        </w:rPr>
+        <w:t>перечня позиций и фиксация времени начала обслуживания. Модуль автоматизации связывает Заказ с конкретным забронированным Столом. В процессе обслуживания данные могут обновляться, при этом система автоматически пересчитывает итоговую сумму в режиме реального времени, подготавливая данные для формирования Чека.</w:t>
+      </w:r>
+    </w:p>
+    <w:p>
+      <w:pPr>
+        <w:spacing w:after="0"/>
+        <w:rPr>
+          <w:rFonts w:cs="Times New Roman"/>
+          <w:szCs w:val="28"/>
+        </w:rPr>
+      </w:pPr>
+      <w:r>
+        <w:rPr>
+          <w:rFonts w:cs="Times New Roman"/>
+          <w:bCs/>
+          <w:szCs w:val="28"/>
+        </w:rPr>
+        <w:tab/>
+      </w:r>
+      <w:r>
+        <w:rPr>
+          <w:rFonts w:cs="Times New Roman"/>
+          <w:bCs/>
+          <w:szCs w:val="28"/>
+        </w:rPr>
+        <w:t xml:space="preserve">Проведение оплаты и автоматическое начисление </w:t>
+      </w:r>
+      <w:proofErr w:type="spellStart"/>
+      <w:r>
+        <w:rPr>
+          <w:rFonts w:cs="Times New Roman"/>
+          <w:bCs/>
+          <w:szCs w:val="28"/>
+        </w:rPr>
+        <w:t>кэшбэка</w:t>
+      </w:r>
+      <w:proofErr w:type="spellEnd"/>
+      <w:r>
+        <w:rPr>
+          <w:rFonts w:cs="Times New Roman"/>
+          <w:bCs/>
+          <w:szCs w:val="28"/>
+        </w:rPr>
+        <w:t>.</w:t>
+      </w:r>
+      <w:r>
+        <w:rPr>
+          <w:rFonts w:cs="Times New Roman"/>
+          <w:szCs w:val="28"/>
+        </w:rPr>
+        <w:t xml:space="preserve"> Ключевая функционал</w:t>
+      </w:r>
+      <w:r>
+        <w:rPr>
+          <w:rFonts w:cs="Times New Roman"/>
+          <w:szCs w:val="28"/>
+        </w:rPr>
+        <w:t xml:space="preserve">ьная задача завершающего этапа – проведение </w:t>
+      </w:r>
+      <w:r>
+        <w:rPr>
+          <w:rFonts w:cs="Times New Roman"/>
+          <w:szCs w:val="28"/>
+        </w:rPr>
+        <w:t xml:space="preserve">финансовой </w:t>
       </w:r>
       <w:r>
         <w:rPr>
@@ -5375,145 +5507,7 @@
           <w:szCs w:val="28"/>
         </w:rPr>
         <w:lastRenderedPageBreak/>
-        <w:t>место, опираясь на параметры вместимости и расположения. При подтверждении выбора система автоматически меняет статус доступности стола в базе данных и отправляет уведомление в «БД Ресторана», исключая риск двойного бронирования без участия администратора.</w:t>
-      </w:r>
-    </w:p>
-    <w:p>
-      <w:pPr>
-        <w:spacing w:after="0"/>
-        <w:rPr>
-          <w:rFonts w:cs="Times New Roman"/>
-          <w:szCs w:val="28"/>
-        </w:rPr>
-      </w:pPr>
-      <w:r>
-        <w:rPr>
-          <w:rFonts w:cs="Times New Roman"/>
-          <w:bCs/>
-          <w:szCs w:val="28"/>
-        </w:rPr>
-        <w:tab/>
-      </w:r>
-      <w:r>
-        <w:rPr>
-          <w:rFonts w:cs="Times New Roman"/>
-          <w:bCs/>
-          <w:szCs w:val="28"/>
-        </w:rPr>
-        <w:t>Оформление заказа и координация обслуживания.</w:t>
-      </w:r>
-      <w:r>
-        <w:rPr>
-          <w:rFonts w:cs="Times New Roman"/>
-          <w:szCs w:val="28"/>
-        </w:rPr>
-        <w:t xml:space="preserve"> При визите в ресторан Клиент инициирует создание нового Заказа через</w:t>
-      </w:r>
-      <w:r>
-        <w:rPr>
-          <w:rFonts w:cs="Times New Roman"/>
-          <w:szCs w:val="28"/>
-        </w:rPr>
-        <w:t xml:space="preserve"> официанта</w:t>
-      </w:r>
-      <w:r>
-        <w:rPr>
-          <w:rFonts w:cs="Times New Roman"/>
-          <w:szCs w:val="28"/>
-        </w:rPr>
-        <w:t>. Основная задача</w:t>
-      </w:r>
-      <w:r>
-        <w:rPr>
-          <w:rFonts w:cs="Times New Roman"/>
-          <w:szCs w:val="28"/>
-        </w:rPr>
-        <w:t xml:space="preserve"> –</w:t>
-      </w:r>
-      <w:r>
-        <w:rPr>
-          <w:rFonts w:cs="Times New Roman"/>
-          <w:szCs w:val="28"/>
-        </w:rPr>
-        <w:t xml:space="preserve"> </w:t>
-      </w:r>
-      <w:r>
-        <w:rPr>
-          <w:rFonts w:cs="Times New Roman"/>
-          <w:szCs w:val="28"/>
-        </w:rPr>
-        <w:t xml:space="preserve">формирование </w:t>
-      </w:r>
-      <w:r>
-        <w:rPr>
-          <w:rFonts w:cs="Times New Roman"/>
-          <w:szCs w:val="28"/>
-        </w:rPr>
-        <w:t>перечня позиций и фиксация времени начала обслуживания. Модуль автоматизации связывает Заказ с конкретным забронированным Столом. В процессе обслуживания данные могут обновляться, при этом система автоматически пересчитывает итоговую сумму в режиме реального времени, подготавливая данные для формирования Чека.</w:t>
-      </w:r>
-    </w:p>
-    <w:p>
-      <w:pPr>
-        <w:spacing w:after="0"/>
-        <w:rPr>
-          <w:rFonts w:cs="Times New Roman"/>
-          <w:szCs w:val="28"/>
-        </w:rPr>
-      </w:pPr>
-      <w:r>
-        <w:rPr>
-          <w:rFonts w:cs="Times New Roman"/>
-          <w:bCs/>
-          <w:szCs w:val="28"/>
-        </w:rPr>
-        <w:tab/>
-      </w:r>
-      <w:r>
-        <w:rPr>
-          <w:rFonts w:cs="Times New Roman"/>
-          <w:bCs/>
-          <w:szCs w:val="28"/>
-        </w:rPr>
-        <w:t xml:space="preserve">Проведение оплаты и автоматическое начисление </w:t>
-      </w:r>
-      <w:proofErr w:type="spellStart"/>
-      <w:r>
-        <w:rPr>
-          <w:rFonts w:cs="Times New Roman"/>
-          <w:bCs/>
-          <w:szCs w:val="28"/>
-        </w:rPr>
-        <w:t>кэшбэка</w:t>
-      </w:r>
-      <w:proofErr w:type="spellEnd"/>
-      <w:r>
-        <w:rPr>
-          <w:rFonts w:cs="Times New Roman"/>
-          <w:bCs/>
-          <w:szCs w:val="28"/>
-        </w:rPr>
-        <w:t>.</w:t>
-      </w:r>
-      <w:r>
-        <w:rPr>
-          <w:rFonts w:cs="Times New Roman"/>
-          <w:szCs w:val="28"/>
-        </w:rPr>
-        <w:t xml:space="preserve"> Ключевая функционал</w:t>
-      </w:r>
-      <w:r>
-        <w:rPr>
-          <w:rFonts w:cs="Times New Roman"/>
-          <w:szCs w:val="28"/>
-        </w:rPr>
-        <w:t xml:space="preserve">ьная задача завершающего этапа – проведение </w:t>
-      </w:r>
-      <w:r>
-        <w:rPr>
-          <w:rFonts w:cs="Times New Roman"/>
-          <w:szCs w:val="28"/>
-        </w:rPr>
-        <w:t>финансовой транзакции. Платёжная система извлекает итоговую сумму из Заказа и формирует запрос на оплату. После подтверждения транзакции банком система выполняет две автоматические операции:</w:t>
+        <w:t>транзакции. Платёжная система извлекает итоговую сумму из Заказа и формирует запрос на оплату. После подтверждения транзакции банком система выполняет две автоматические операции:</w:t>
       </w:r>
     </w:p>
     <w:p>
@@ -5622,15 +5616,7 @@
           <w:rFonts w:cs="Times New Roman"/>
           <w:szCs w:val="28"/>
         </w:rPr>
-        <w:t xml:space="preserve">Описанный перечень функциональных задач демонстрирует переход от бумажных книг резервов к сквозному цифровому процессу. Взаимодействие пользователя с интерфейсом системы строго регламентировано: каждый ввод </w:t>
-      </w:r>
-      <w:r>
-        <w:rPr>
-          <w:rFonts w:cs="Times New Roman"/>
-          <w:szCs w:val="28"/>
-        </w:rPr>
-        <w:lastRenderedPageBreak/>
-        <w:t xml:space="preserve">данных проходит </w:t>
+        <w:t xml:space="preserve">Описанный перечень функциональных задач демонстрирует переход от бумажных книг резервов к сквозному цифровому процессу. Взаимодействие пользователя с интерфейсом системы строго регламентировано: каждый ввод данных проходит </w:t>
       </w:r>
       <w:proofErr w:type="spellStart"/>
       <w:r>
@@ -5667,8 +5653,8 @@
         </w:rPr>
         <w:br w:type="page"/>
       </w:r>
-      <w:bookmarkStart w:id="13" w:name="_Toc228355229"/>
-      <w:bookmarkStart w:id="14" w:name="_Toc228992032"/>
+      <w:bookmarkStart w:id="12" w:name="_Toc228355229"/>
+      <w:bookmarkStart w:id="13" w:name="_Toc228992032"/>
       <w:r>
         <w:rPr>
           <w:rFonts w:cs="Times New Roman"/>
@@ -5679,9 +5665,9 @@
         <w:lastRenderedPageBreak/>
         <w:t>3. ПРОЕКТИРОВАНИЕ ИНФОРМАЦИОННОЙ СИСТЕМЫ</w:t>
       </w:r>
-      <w:bookmarkStart w:id="15" w:name="_Toc228355230"/>
+      <w:bookmarkStart w:id="14" w:name="_Toc228355230"/>
+      <w:bookmarkEnd w:id="12"/>
       <w:bookmarkEnd w:id="13"/>
-      <w:bookmarkEnd w:id="14"/>
     </w:p>
     <w:p>
       <w:pPr>
@@ -5701,7 +5687,7 @@
         </w:rPr>
         <w:tab/>
       </w:r>
-      <w:bookmarkStart w:id="16" w:name="_Toc228992033"/>
+      <w:bookmarkStart w:id="15" w:name="_Toc228992033"/>
       <w:r>
         <w:rPr>
           <w:rFonts w:cs="Times New Roman"/>
@@ -5716,8 +5702,8 @@
         </w:rPr>
         <w:t>Диаграмма вариантов использования</w:t>
       </w:r>
+      <w:bookmarkEnd w:id="14"/>
       <w:bookmarkEnd w:id="15"/>
-      <w:bookmarkEnd w:id="16"/>
     </w:p>
     <w:p>
       <w:pPr>
@@ -5855,8 +5841,8 @@
         </w:rPr>
         <w:drawing>
           <wp:inline distT="0" distB="0" distL="0" distR="0" wp14:anchorId="61A01229" wp14:editId="54E58CEE">
-            <wp:extent cx="5836434" cy="4276725"/>
-            <wp:effectExtent l="0" t="0" r="0" b="0"/>
+            <wp:extent cx="5172075" cy="3789907"/>
+            <wp:effectExtent l="0" t="0" r="0" b="1270"/>
             <wp:docPr id="13" name="Рисунок 13"/>
             <wp:cNvGraphicFramePr>
               <a:graphicFrameLocks xmlns:a="http://schemas.openxmlformats.org/drawingml/2006/main" noChangeAspect="1"/>
@@ -5877,7 +5863,7 @@
                   <pic:spPr>
                     <a:xfrm>
                       <a:off x="0" y="0"/>
-                      <a:ext cx="5890117" cy="4316062"/>
+                      <a:ext cx="5227714" cy="3830677"/>
                     </a:xfrm>
                     <a:prstGeom prst="rect">
                       <a:avLst/>
@@ -5958,15 +5944,7 @@
           <w:rFonts w:cs="Times New Roman"/>
           <w:szCs w:val="28"/>
         </w:rPr>
-        <w:t xml:space="preserve">Целью построения данной диаграммы является выявление и визуализация всех сценариев взаимодействия пользователей мобильного приложения и внешних систем с сервисом бронирования, определение границ системы, а также фиксация основных функциональных требований (регистрация, просмотр </w:t>
-      </w:r>
-      <w:r>
-        <w:rPr>
-          <w:rFonts w:cs="Times New Roman"/>
-          <w:szCs w:val="28"/>
-        </w:rPr>
-        <w:lastRenderedPageBreak/>
-        <w:t>столов, бронирование, управление бонусным балансом и проведение оплаты) на ранних этапах проектирования.</w:t>
+        <w:t>Целью построения данной диаграммы является выявление и визуализация всех сценариев взаимодействия пользователей мобильного приложения и внешних систем с сервисом бронирования, определение границ системы, а также фиксация основных функциональных требований (регистрация, просмотр столов, бронирование, управление бонусным балансом и проведение оплаты) на ранних этапах проектирования.</w:t>
       </w:r>
     </w:p>
     <w:p>
@@ -6015,6 +5993,7 @@
           <w:rFonts w:cs="Times New Roman"/>
           <w:szCs w:val="28"/>
         </w:rPr>
+        <w:lastRenderedPageBreak/>
         <w:tab/>
         <w:t xml:space="preserve">Пользователь мобильного приложения – основной </w:t>
       </w:r>
@@ -6195,15 +6174,7 @@
           <w:rFonts w:cs="Times New Roman"/>
           <w:szCs w:val="28"/>
         </w:rPr>
-        <w:t xml:space="preserve"> "Бронирование стола и </w:t>
-      </w:r>
-      <w:r>
-        <w:rPr>
-          <w:rFonts w:cs="Times New Roman"/>
-          <w:szCs w:val="28"/>
-        </w:rPr>
-        <w:lastRenderedPageBreak/>
-        <w:t xml:space="preserve">начисление бонусных баллов"». Это подчёркивает, что именно эта система предоставляет описанные функции внешним </w:t>
+        <w:t xml:space="preserve"> "Бронирование стола и начисление бонусных баллов"». Это подчёркивает, что именно эта система предоставляет описанные функции внешним </w:t>
       </w:r>
       <w:proofErr w:type="spellStart"/>
       <w:r>
@@ -6252,7 +6223,15 @@
           <w:rFonts w:cs="Times New Roman"/>
           <w:szCs w:val="28"/>
         </w:rPr>
-        <w:t xml:space="preserve"> и взаимосвязи между вариантами использования демонстрируют полный цикл работы сервиса: от регистрации и поиска стола до фиксации брони с возможностью её отмены, а также проведение оплаты с обязательным вводом данных карты и последующим пополнением бонусного баланса. Отношения </w:t>
+        <w:t xml:space="preserve"> и </w:t>
+      </w:r>
+      <w:r>
+        <w:rPr>
+          <w:rFonts w:cs="Times New Roman"/>
+          <w:szCs w:val="28"/>
+        </w:rPr>
+        <w:lastRenderedPageBreak/>
+        <w:t xml:space="preserve">взаимосвязи между вариантами использования демонстрируют полный цикл работы сервиса: от регистрации и поиска стола до фиксации брони с возможностью её отмены, а также проведение оплаты с обязательным вводом данных карты и последующим пополнением бонусного баланса. Отношения </w:t>
       </w:r>
       <w:proofErr w:type="spellStart"/>
       <w:r>
@@ -6286,7 +6265,7 @@
         </w:rPr>
         <w:t xml:space="preserve"> помогают корректно отразить обязательные и условные процессы внутри системы.</w:t>
       </w:r>
-      <w:bookmarkStart w:id="17" w:name="_Toc228355231"/>
+      <w:bookmarkStart w:id="16" w:name="_Toc228355231"/>
     </w:p>
     <w:p>
       <w:pPr>
@@ -6304,7 +6283,7 @@
         </w:rPr>
         <w:tab/>
       </w:r>
-      <w:bookmarkStart w:id="18" w:name="_Toc228992034"/>
+      <w:bookmarkStart w:id="17" w:name="_Toc228992034"/>
       <w:r>
         <w:rPr>
           <w:rFonts w:cs="Times New Roman"/>
@@ -6312,8 +6291,8 @@
         </w:rPr>
         <w:t>3.2. Диаграмма деятельности</w:t>
       </w:r>
+      <w:bookmarkEnd w:id="16"/>
       <w:bookmarkEnd w:id="17"/>
-      <w:bookmarkEnd w:id="18"/>
     </w:p>
     <w:p>
       <w:pPr>
@@ -6384,7 +6363,7 @@
         <w:drawing>
           <wp:inline distT="0" distB="0" distL="0" distR="0" wp14:anchorId="055C5EBB" wp14:editId="43AADE5C">
             <wp:extent cx="5458832" cy="8248650"/>
-            <wp:effectExtent l="0" t="0" r="0" b="0"/>
+            <wp:effectExtent l="0" t="0" r="1270" b="0"/>
             <wp:docPr id="14" name="Рисунок 14" descr="C:\Users\icrex\Downloads\Диаграмма деятельности.jpg"/>
             <wp:cNvGraphicFramePr>
               <a:graphicFrameLocks xmlns:a="http://schemas.openxmlformats.org/drawingml/2006/main" noChangeAspect="1"/>
@@ -6698,7 +6677,7 @@
         <w:tab/>
         <w:t>Диаграмма показывает: взаимодействие четырех участников (Клиент, Мобильное приложение, Ресторан и Платёжная система), последовательность действий (регистрация → выбор стола → подтверждение → визит → оплата), точку принятия решения по статусу регистрации («зарегистрирован» / «нет»). Использование четырех дорожек позволяет легко понять распределение ответственности между пользователем, цифровым интерфейсом, персоналом заведения и финансовым шлюзом.</w:t>
       </w:r>
-      <w:bookmarkStart w:id="19" w:name="_Toc228355232"/>
+      <w:bookmarkStart w:id="18" w:name="_Toc228355232"/>
     </w:p>
     <w:p>
       <w:pPr>
@@ -6716,7 +6695,7 @@
         </w:rPr>
         <w:tab/>
       </w:r>
-      <w:bookmarkStart w:id="20" w:name="_Toc228992035"/>
+      <w:bookmarkStart w:id="19" w:name="_Toc228992035"/>
       <w:r>
         <w:rPr>
           <w:rFonts w:cs="Times New Roman"/>
@@ -6724,8 +6703,8 @@
         </w:rPr>
         <w:t>3.3. Диаграмма последовательности</w:t>
       </w:r>
+      <w:bookmarkEnd w:id="18"/>
       <w:bookmarkEnd w:id="19"/>
-      <w:bookmarkEnd w:id="20"/>
     </w:p>
     <w:p>
       <w:pPr>
@@ -6802,8 +6781,8 @@
         </w:rPr>
         <w:drawing>
           <wp:inline distT="0" distB="0" distL="0" distR="0" wp14:anchorId="0D2152A1" wp14:editId="526BB0D8">
-            <wp:extent cx="6268441" cy="4295775"/>
-            <wp:effectExtent l="0" t="0" r="0" b="0"/>
+            <wp:extent cx="5768078" cy="3952875"/>
+            <wp:effectExtent l="0" t="0" r="4445" b="0"/>
             <wp:docPr id="6" name="Рисунок 6"/>
             <wp:cNvGraphicFramePr>
               <a:graphicFrameLocks xmlns:a="http://schemas.openxmlformats.org/drawingml/2006/main" noChangeAspect="1"/>
@@ -6824,7 +6803,7 @@
                   <pic:spPr>
                     <a:xfrm>
                       <a:off x="0" y="0"/>
-                      <a:ext cx="6273576" cy="4299294"/>
+                      <a:ext cx="5792157" cy="3969376"/>
                     </a:xfrm>
                     <a:prstGeom prst="rect">
                       <a:avLst/>
@@ -6977,7 +6956,7 @@
           <w:rFonts w:cs="Times New Roman"/>
           <w:szCs w:val="28"/>
         </w:rPr>
-        <w:t xml:space="preserve">Процесс начинается с того, что Клиент отправляет запрос на бронирование столика в Приложение ресторана (сообщение 1). Приложение обрабатывает этот запрос и отправляет в БД ресторана запрос данных о свободных и уже забронированных столах (сообщение 2). БД ресторана возвращает необходимую информацию (сообщение 3). На основе полученных данных Приложение ресторана передает Клиенту планировку зала с актуальной информацией о </w:t>
+        <w:t xml:space="preserve">Процесс начинается с того, что Клиент отправляет запрос на бронирование столика в Приложение ресторана (сообщение 1). Приложение обрабатывает этот запрос и отправляет в БД ресторана запрос данных о свободных и уже забронированных столах (сообщение 2). БД ресторана возвращает необходимую информацию (сообщение 3). На основе полученных данных Приложение ресторана передает Клиенту планировку зала с актуальной информацией о доступности мест (сообщение 4). Клиент осуществляет бронирование нужного </w:t>
       </w:r>
       <w:r>
         <w:rPr>
@@ -6985,7 +6964,7 @@
           <w:szCs w:val="28"/>
         </w:rPr>
         <w:lastRenderedPageBreak/>
-        <w:t>доступности мест (сообщение 4). Клиент осуществляет бронирование нужного столика через приложение (сообщение 5). Далее Приложение передает информацию о забронированном столике в БД ресторана (сообщение 6), которая, в свою очередь, транслирует эти данные в систему Ресторана (сообщение 7). Ресторан инициирует звонок клиенту за час до забронированного времени для подтверждения бронирования (сообщение 8). Клиент отправляет подтверждение бронирования (сообщение 9) и позже совершает физическое посещение ресторана (сообщение 10). В ходе визита Ресторан предоставляет чек клиенту (сообщение 11). Клиент производит оплату чека, взаимодействуя с Платёжной системой (сообщение 12). Платёжная система выполняет внутреннюю проверку наличия средств на карте (сообщение 13) и уведомляет терминал об успешной оплате (сообщение 14). Платёжная система выдает чек клиенту (сообщение 15). Параллельно система вносит данные о чеке в БД ресторана и производит начисление 5% от общей суммы чека в бонусную систему (сообщение 16).</w:t>
+        <w:t>столика через приложение (сообщение 5). Далее Приложение передает информацию о забронированном столике в БД ресторана (сообщение 6), которая, в свою очередь, транслирует эти данные в систему Ресторана (сообщение 7). Ресторан инициирует звонок клиенту за час до забронированного времени для подтверждения бронирования (сообщение 8). Клиент отправляет подтверждение бронирования (сообщение 9) и позже совершает физическое посещение ресторана (сообщение 10). В ходе визита Ресторан предоставляет чек клиенту (сообщение 11). Клиент производит оплату чека, взаимодействуя с Платёжной системой (сообщение 12). Платёжная система выполняет внутреннюю проверку наличия средств на карте (сообщение 13) и уведомляет терминал об успешной оплате (сообщение 14). Платёжная система выдает чек клиенту (сообщение 15). Параллельно система вносит данные о чеке в БД ресторана и производит начисление 5% от общей суммы чека в бонусную систему (сообщение 16).</w:t>
       </w:r>
     </w:p>
     <w:p>
@@ -7148,7 +7127,7 @@
         <w:lastRenderedPageBreak/>
         <w:tab/>
       </w:r>
-      <w:bookmarkStart w:id="21" w:name="_Toc228992036"/>
+      <w:bookmarkStart w:id="20" w:name="_Toc228992036"/>
       <w:r>
         <w:rPr>
           <w:rFonts w:cs="Times New Roman"/>
@@ -7156,7 +7135,7 @@
         </w:rPr>
         <w:t>3.4 Диаграмма классов</w:t>
       </w:r>
-      <w:bookmarkEnd w:id="21"/>
+      <w:bookmarkEnd w:id="20"/>
     </w:p>
     <w:p>
       <w:pPr>
@@ -7240,7 +7219,7 @@
         </w:rPr>
         <w:drawing>
           <wp:inline distT="0" distB="0" distL="0" distR="0" wp14:anchorId="086C3DD1" wp14:editId="3B8C2B41">
-            <wp:extent cx="6390155" cy="4276725"/>
+            <wp:extent cx="6390154" cy="4276725"/>
             <wp:effectExtent l="0" t="0" r="0" b="0"/>
             <wp:docPr id="7" name="Рисунок 7"/>
             <wp:cNvGraphicFramePr>
@@ -7262,7 +7241,7 @@
                   <pic:spPr>
                     <a:xfrm>
                       <a:off x="0" y="0"/>
-                      <a:ext cx="6394875" cy="4279884"/>
+                      <a:ext cx="6401641" cy="4284413"/>
                     </a:xfrm>
                     <a:prstGeom prst="rect">
                       <a:avLst/>
@@ -8370,7 +8349,7 @@
         </w:rPr>
         <w:tab/>
       </w:r>
-      <w:bookmarkStart w:id="22" w:name="_Toc228992037"/>
+      <w:bookmarkStart w:id="21" w:name="_Toc228992037"/>
       <w:r>
         <w:rPr>
           <w:rFonts w:eastAsia="Times New Roman" w:cs="Times New Roman"/>
@@ -8379,7 +8358,7 @@
         </w:rPr>
         <w:t>3.5 Создание технического задания на разработку</w:t>
       </w:r>
-      <w:bookmarkEnd w:id="22"/>
+      <w:bookmarkEnd w:id="21"/>
     </w:p>
     <w:p>
       <w:pPr>
@@ -10158,7 +10137,7 @@
           <w:lang w:eastAsia="ru-RU"/>
         </w:rPr>
       </w:pPr>
-      <w:bookmarkStart w:id="23" w:name="_Toc228992038"/>
+      <w:bookmarkStart w:id="22" w:name="_Toc228992038"/>
       <w:r>
         <w:rPr>
           <w:rFonts w:cs="Times New Roman"/>
@@ -10169,7 +10148,7 @@
         <w:lastRenderedPageBreak/>
         <w:t>4. РАЗРАБОТКА БАЗЫ ДАННЫХ ИС</w:t>
       </w:r>
-      <w:bookmarkEnd w:id="23"/>
+      <w:bookmarkEnd w:id="22"/>
     </w:p>
     <w:p>
       <w:pPr>
@@ -10313,7 +10292,7 @@
         </w:rPr>
         <w:tab/>
       </w:r>
-      <w:bookmarkStart w:id="24" w:name="_Toc228992039"/>
+      <w:bookmarkStart w:id="23" w:name="_Toc228992039"/>
       <w:r>
         <w:rPr>
           <w:rFonts w:cs="Times New Roman"/>
@@ -10321,7 +10300,7 @@
         </w:rPr>
         <w:t>4.1 Создание концептуальной модели данных</w:t>
       </w:r>
-      <w:bookmarkEnd w:id="24"/>
+      <w:bookmarkEnd w:id="23"/>
     </w:p>
     <w:p>
       <w:pPr>
@@ -10965,13 +10944,15 @@
               <w:jc w:val="center"/>
               <w:rPr>
                 <w:rFonts w:cs="Times New Roman"/>
-                <w:szCs w:val="28"/>
-              </w:rPr>
-            </w:pPr>
-            <w:r>
-              <w:rPr>
-                <w:rFonts w:cs="Times New Roman"/>
-                <w:szCs w:val="28"/>
+                <w:sz w:val="24"/>
+                <w:szCs w:val="24"/>
+              </w:rPr>
+            </w:pPr>
+            <w:r>
+              <w:rPr>
+                <w:rFonts w:cs="Times New Roman"/>
+                <w:sz w:val="24"/>
+                <w:szCs w:val="24"/>
               </w:rPr>
               <w:t>Ресторан</w:t>
             </w:r>
@@ -10986,13 +10967,15 @@
               <w:jc w:val="center"/>
               <w:rPr>
                 <w:rFonts w:cs="Times New Roman"/>
-                <w:szCs w:val="28"/>
-              </w:rPr>
-            </w:pPr>
-            <w:r>
-              <w:rPr>
-                <w:rFonts w:cs="Times New Roman"/>
-                <w:szCs w:val="28"/>
+                <w:sz w:val="24"/>
+                <w:szCs w:val="24"/>
+              </w:rPr>
+            </w:pPr>
+            <w:r>
+              <w:rPr>
+                <w:rFonts w:cs="Times New Roman"/>
+                <w:sz w:val="24"/>
+                <w:szCs w:val="24"/>
               </w:rPr>
               <w:t>Сильная</w:t>
             </w:r>
@@ -11006,13 +10989,15 @@
             <w:pPr>
               <w:rPr>
                 <w:rFonts w:cs="Times New Roman"/>
-                <w:szCs w:val="28"/>
-              </w:rPr>
-            </w:pPr>
-            <w:r>
-              <w:rPr>
-                <w:rFonts w:cs="Times New Roman"/>
-                <w:szCs w:val="28"/>
+                <w:sz w:val="24"/>
+                <w:szCs w:val="24"/>
+              </w:rPr>
+            </w:pPr>
+            <w:r>
+              <w:rPr>
+                <w:rFonts w:cs="Times New Roman"/>
+                <w:sz w:val="24"/>
+                <w:szCs w:val="24"/>
               </w:rPr>
               <w:t>Организация, содержащая столы, предоставляющая меню и выдающая чеки гостям.</w:t>
             </w:r>
@@ -15190,7 +15175,7 @@
         </w:rPr>
         <w:tab/>
       </w:r>
-      <w:bookmarkStart w:id="25" w:name="_Toc228992040"/>
+      <w:bookmarkStart w:id="24" w:name="_Toc228992040"/>
       <w:r>
         <w:rPr>
           <w:rFonts w:cs="Times New Roman"/>
@@ -15198,7 +15183,7 @@
         </w:rPr>
         <w:t>4.2 Создание логической модели данных</w:t>
       </w:r>
-      <w:bookmarkEnd w:id="25"/>
+      <w:bookmarkEnd w:id="24"/>
     </w:p>
     <w:p>
       <w:pPr>
@@ -15454,7 +15439,7 @@
         </w:rPr>
         <w:drawing>
           <wp:inline distT="0" distB="0" distL="0" distR="0" wp14:anchorId="0C8A7319" wp14:editId="366E4C4A">
-            <wp:extent cx="4839484" cy="4619625"/>
+            <wp:extent cx="4500221" cy="4295775"/>
             <wp:effectExtent l="0" t="0" r="0" b="0"/>
             <wp:docPr id="8" name="Рисунок 8"/>
             <wp:cNvGraphicFramePr>
@@ -15476,7 +15461,7 @@
                   <pic:spPr>
                     <a:xfrm>
                       <a:off x="0" y="0"/>
-                      <a:ext cx="4867680" cy="4646540"/>
+                      <a:ext cx="4540560" cy="4334282"/>
                     </a:xfrm>
                     <a:prstGeom prst="rect">
                       <a:avLst/>
@@ -20326,7 +20311,7 @@
         </w:rPr>
         <w:tab/>
       </w:r>
-      <w:bookmarkStart w:id="26" w:name="_Toc228992041"/>
+      <w:bookmarkStart w:id="25" w:name="_Toc228992041"/>
       <w:r>
         <w:rPr>
           <w:rFonts w:cs="Times New Roman"/>
@@ -20334,7 +20319,7 @@
         </w:rPr>
         <w:t>4.3 Создание физическое модели данных</w:t>
       </w:r>
-      <w:bookmarkEnd w:id="26"/>
+      <w:bookmarkEnd w:id="25"/>
     </w:p>
     <w:p>
       <w:pPr>
@@ -20487,8 +20472,8 @@
         <w:lastRenderedPageBreak/>
         <w:drawing>
           <wp:inline distT="0" distB="0" distL="0" distR="0" wp14:anchorId="4071944A" wp14:editId="6052B9D1">
-            <wp:extent cx="5639455" cy="3629025"/>
-            <wp:effectExtent l="0" t="0" r="0" b="0"/>
+            <wp:extent cx="4928973" cy="3171825"/>
+            <wp:effectExtent l="0" t="0" r="5080" b="0"/>
             <wp:docPr id="22" name="Рисунок 22"/>
             <wp:cNvGraphicFramePr>
               <a:graphicFrameLocks xmlns:a="http://schemas.openxmlformats.org/drawingml/2006/main" noChangeAspect="1"/>
@@ -20509,7 +20494,7 @@
                   <pic:spPr>
                     <a:xfrm>
                       <a:off x="0" y="0"/>
-                      <a:ext cx="5688778" cy="3660765"/>
+                      <a:ext cx="4984366" cy="3207471"/>
                     </a:xfrm>
                     <a:prstGeom prst="rect">
                       <a:avLst/>
@@ -25115,7 +25100,7 @@
         </w:rPr>
         <w:tab/>
       </w:r>
-      <w:bookmarkStart w:id="27" w:name="_Toc228992042"/>
+      <w:bookmarkStart w:id="26" w:name="_Toc228992042"/>
       <w:r>
         <w:rPr>
           <w:rFonts w:cs="Times New Roman"/>
@@ -25123,7 +25108,7 @@
         </w:rPr>
         <w:t>4.4 Запросы к базе данных</w:t>
       </w:r>
-      <w:bookmarkEnd w:id="27"/>
+      <w:bookmarkEnd w:id="26"/>
     </w:p>
     <w:p>
       <w:pPr>
@@ -25398,6 +25383,7 @@
         <w:rPr>
           <w:rFonts w:cs="Times New Roman"/>
           <w:szCs w:val="28"/>
+          <w:lang w:val="en-US"/>
         </w:rPr>
       </w:pPr>
       <w:r>
@@ -25419,6 +25405,7 @@
         <w:rPr>
           <w:rFonts w:cs="Times New Roman"/>
           <w:szCs w:val="28"/>
+          <w:lang w:val="en-US"/>
         </w:rPr>
         <w:t xml:space="preserve"> </w:t>
       </w:r>
@@ -25435,14 +25422,23 @@
         <w:rPr>
           <w:rFonts w:cs="Times New Roman"/>
           <w:szCs w:val="28"/>
-        </w:rPr>
-        <w:t>1.ФИО</w:t>
+          <w:lang w:val="en-US"/>
+        </w:rPr>
+        <w:t>1.</w:t>
+      </w:r>
+      <w:r>
+        <w:rPr>
+          <w:rFonts w:cs="Times New Roman"/>
+          <w:szCs w:val="28"/>
+        </w:rPr>
+        <w:t>ФИО</w:t>
       </w:r>
       <w:proofErr w:type="gramEnd"/>
       <w:r>
         <w:rPr>
           <w:rFonts w:cs="Times New Roman"/>
           <w:szCs w:val="28"/>
+          <w:lang w:val="en-US"/>
         </w:rPr>
         <w:t xml:space="preserve">, </w:t>
       </w:r>
@@ -25458,6 +25454,7 @@
         <w:rPr>
           <w:rFonts w:cs="Times New Roman"/>
           <w:szCs w:val="28"/>
+          <w:lang w:val="en-US"/>
         </w:rPr>
         <w:t>2.</w:t>
       </w:r>
@@ -25473,51 +25470,115 @@
         <w:rPr>
           <w:rFonts w:cs="Times New Roman"/>
           <w:szCs w:val="28"/>
-        </w:rPr>
-        <w:t xml:space="preserve">_Стола </w:t>
-      </w:r>
-      <w:r>
-        <w:rPr>
-          <w:rFonts w:cs="Times New Roman"/>
-          <w:szCs w:val="28"/>
           <w:lang w:val="en-US"/>
         </w:rPr>
+        <w:t>_</w:t>
+      </w:r>
+      <w:r>
+        <w:rPr>
+          <w:rFonts w:cs="Times New Roman"/>
+          <w:szCs w:val="28"/>
+        </w:rPr>
+        <w:t>Стола</w:t>
+      </w:r>
+      <w:r>
+        <w:rPr>
+          <w:rFonts w:cs="Times New Roman"/>
+          <w:szCs w:val="28"/>
+          <w:lang w:val="en-US"/>
+        </w:rPr>
+        <w:t xml:space="preserve"> </w:t>
+      </w:r>
+      <w:r>
+        <w:rPr>
+          <w:rFonts w:cs="Times New Roman"/>
+          <w:szCs w:val="28"/>
+          <w:lang w:val="en-US"/>
+        </w:rPr>
         <w:t>AS</w:t>
       </w:r>
       <w:r>
         <w:rPr>
           <w:rFonts w:cs="Times New Roman"/>
           <w:szCs w:val="28"/>
-        </w:rPr>
-        <w:t xml:space="preserve"> 'Номер Столика' </w:t>
-      </w:r>
-      <w:r>
-        <w:rPr>
-          <w:rFonts w:cs="Times New Roman"/>
-          <w:szCs w:val="28"/>
           <w:lang w:val="en-US"/>
         </w:rPr>
+        <w:t xml:space="preserve"> '</w:t>
+      </w:r>
+      <w:r>
+        <w:rPr>
+          <w:rFonts w:cs="Times New Roman"/>
+          <w:szCs w:val="28"/>
+        </w:rPr>
+        <w:t>Номер</w:t>
+      </w:r>
+      <w:r>
+        <w:rPr>
+          <w:rFonts w:cs="Times New Roman"/>
+          <w:szCs w:val="28"/>
+          <w:lang w:val="en-US"/>
+        </w:rPr>
+        <w:t xml:space="preserve"> </w:t>
+      </w:r>
+      <w:r>
+        <w:rPr>
+          <w:rFonts w:cs="Times New Roman"/>
+          <w:szCs w:val="28"/>
+        </w:rPr>
+        <w:t>Столика</w:t>
+      </w:r>
+      <w:r>
+        <w:rPr>
+          <w:rFonts w:cs="Times New Roman"/>
+          <w:szCs w:val="28"/>
+          <w:lang w:val="en-US"/>
+        </w:rPr>
+        <w:t xml:space="preserve">' </w:t>
+      </w:r>
+      <w:r>
+        <w:rPr>
+          <w:rFonts w:cs="Times New Roman"/>
+          <w:szCs w:val="28"/>
+          <w:lang w:val="en-US"/>
+        </w:rPr>
         <w:t>FROM</w:t>
       </w:r>
       <w:r>
         <w:rPr>
           <w:rFonts w:cs="Times New Roman"/>
           <w:szCs w:val="28"/>
-        </w:rPr>
-        <w:t xml:space="preserve"> Клиент </w:t>
-      </w:r>
-      <w:r>
-        <w:rPr>
-          <w:rFonts w:cs="Times New Roman"/>
-          <w:szCs w:val="28"/>
           <w:lang w:val="en-US"/>
         </w:rPr>
+        <w:t xml:space="preserve"> </w:t>
+      </w:r>
+      <w:r>
+        <w:rPr>
+          <w:rFonts w:cs="Times New Roman"/>
+          <w:szCs w:val="28"/>
+        </w:rPr>
+        <w:t>Клиент</w:t>
+      </w:r>
+      <w:r>
+        <w:rPr>
+          <w:rFonts w:cs="Times New Roman"/>
+          <w:szCs w:val="28"/>
+          <w:lang w:val="en-US"/>
+        </w:rPr>
+        <w:t xml:space="preserve"> </w:t>
+      </w:r>
+      <w:r>
+        <w:rPr>
+          <w:rFonts w:cs="Times New Roman"/>
+          <w:szCs w:val="28"/>
+          <w:lang w:val="en-US"/>
+        </w:rPr>
         <w:t>s</w:t>
       </w:r>
       <w:r>
         <w:rPr>
           <w:rFonts w:cs="Times New Roman"/>
           <w:szCs w:val="28"/>
+          <w:lang w:val="en-US"/>
         </w:rPr>
         <w:t xml:space="preserve">1 </w:t>
       </w:r>
@@ -25533,21 +25594,38 @@
         <w:rPr>
           <w:rFonts w:cs="Times New Roman"/>
           <w:szCs w:val="28"/>
-        </w:rPr>
-        <w:t xml:space="preserve"> Стол </w:t>
-      </w:r>
-      <w:r>
-        <w:rPr>
-          <w:rFonts w:cs="Times New Roman"/>
-          <w:szCs w:val="28"/>
           <w:lang w:val="en-US"/>
         </w:rPr>
+        <w:t xml:space="preserve"> </w:t>
+      </w:r>
+      <w:r>
+        <w:rPr>
+          <w:rFonts w:cs="Times New Roman"/>
+          <w:szCs w:val="28"/>
+        </w:rPr>
+        <w:t>Стол</w:t>
+      </w:r>
+      <w:r>
+        <w:rPr>
+          <w:rFonts w:cs="Times New Roman"/>
+          <w:szCs w:val="28"/>
+          <w:lang w:val="en-US"/>
+        </w:rPr>
+        <w:t xml:space="preserve"> </w:t>
+      </w:r>
+      <w:r>
+        <w:rPr>
+          <w:rFonts w:cs="Times New Roman"/>
+          <w:szCs w:val="28"/>
+          <w:lang w:val="en-US"/>
+        </w:rPr>
         <w:t>s</w:t>
       </w:r>
       <w:r>
         <w:rPr>
           <w:rFonts w:cs="Times New Roman"/>
           <w:szCs w:val="28"/>
+          <w:lang w:val="en-US"/>
         </w:rPr>
         <w:t xml:space="preserve">2 </w:t>
       </w:r>
@@ -25563,6 +25641,7 @@
         <w:rPr>
           <w:rFonts w:cs="Times New Roman"/>
           <w:szCs w:val="28"/>
+          <w:lang w:val="en-US"/>
         </w:rPr>
         <w:t xml:space="preserve"> </w:t>
       </w:r>
@@ -25578,6 +25657,7 @@
         <w:rPr>
           <w:rFonts w:cs="Times New Roman"/>
           <w:szCs w:val="28"/>
+          <w:lang w:val="en-US"/>
         </w:rPr>
         <w:t>1.</w:t>
       </w:r>
@@ -25593,21 +25673,38 @@
         <w:rPr>
           <w:rFonts w:cs="Times New Roman"/>
           <w:szCs w:val="28"/>
-        </w:rPr>
-        <w:t xml:space="preserve">_Клиента = </w:t>
-      </w:r>
-      <w:r>
-        <w:rPr>
-          <w:rFonts w:cs="Times New Roman"/>
-          <w:szCs w:val="28"/>
           <w:lang w:val="en-US"/>
         </w:rPr>
+        <w:t>_</w:t>
+      </w:r>
+      <w:r>
+        <w:rPr>
+          <w:rFonts w:cs="Times New Roman"/>
+          <w:szCs w:val="28"/>
+        </w:rPr>
+        <w:t>Клиента</w:t>
+      </w:r>
+      <w:r>
+        <w:rPr>
+          <w:rFonts w:cs="Times New Roman"/>
+          <w:szCs w:val="28"/>
+          <w:lang w:val="en-US"/>
+        </w:rPr>
+        <w:t xml:space="preserve"> = </w:t>
+      </w:r>
+      <w:r>
+        <w:rPr>
+          <w:rFonts w:cs="Times New Roman"/>
+          <w:szCs w:val="28"/>
+          <w:lang w:val="en-US"/>
+        </w:rPr>
         <w:t>s</w:t>
       </w:r>
       <w:r>
         <w:rPr>
           <w:rFonts w:cs="Times New Roman"/>
           <w:szCs w:val="28"/>
+          <w:lang w:val="en-US"/>
         </w:rPr>
         <w:t>2.</w:t>
       </w:r>
@@ -25623,24 +25720,47 @@
         <w:rPr>
           <w:rFonts w:cs="Times New Roman"/>
           <w:szCs w:val="28"/>
-        </w:rPr>
-        <w:t>_Клиента;</w:t>
-      </w:r>
-    </w:p>
-    <w:p>
-      <w:pPr>
-        <w:spacing w:after="0"/>
-        <w:rPr>
-          <w:rFonts w:cs="Times New Roman"/>
-          <w:szCs w:val="28"/>
-        </w:rPr>
-      </w:pPr>
-      <w:r>
-        <w:rPr>
-          <w:rFonts w:cs="Times New Roman"/>
-          <w:szCs w:val="28"/>
+          <w:lang w:val="en-US"/>
+        </w:rPr>
+        <w:t>_</w:t>
+      </w:r>
+      <w:r>
+        <w:rPr>
+          <w:rFonts w:cs="Times New Roman"/>
+          <w:szCs w:val="28"/>
+        </w:rPr>
+        <w:t>Клиента</w:t>
+      </w:r>
+      <w:r>
+        <w:rPr>
+          <w:rFonts w:cs="Times New Roman"/>
+          <w:szCs w:val="28"/>
+          <w:lang w:val="en-US"/>
+        </w:rPr>
+        <w:t>;</w:t>
+      </w:r>
+    </w:p>
+    <w:p>
+      <w:pPr>
+        <w:spacing w:after="0"/>
+        <w:rPr>
+          <w:rFonts w:cs="Times New Roman"/>
+          <w:szCs w:val="28"/>
+        </w:rPr>
+      </w:pPr>
+      <w:r>
+        <w:rPr>
+          <w:rFonts w:cs="Times New Roman"/>
+          <w:szCs w:val="28"/>
+          <w:lang w:val="en-US"/>
         </w:rPr>
         <w:tab/>
+      </w:r>
+      <w:r>
+        <w:rPr>
+          <w:rFonts w:cs="Times New Roman"/>
+          <w:szCs w:val="28"/>
+        </w:rPr>
         <w:t>Собирает актуальную связку «гость - стол». Позволяет мгновенно определить, за каким столиком закреплен конкретный клиент, обеспечивая быструю посадку гостей по прибытии и исключая ошибки двойного бронирования.</w:t>
       </w:r>
     </w:p>
@@ -25852,7 +25972,7 @@
           <w:szCs w:val="28"/>
         </w:rPr>
       </w:pPr>
-      <w:bookmarkStart w:id="28" w:name="_Toc228992043"/>
+      <w:bookmarkStart w:id="27" w:name="_Toc228992043"/>
       <w:r>
         <w:rPr>
           <w:rFonts w:cs="Times New Roman"/>
@@ -25862,7 +25982,7 @@
         <w:lastRenderedPageBreak/>
         <w:t>5. РАЗРАБОТКА ЭСКИЗНОГО ПРОЕКТА</w:t>
       </w:r>
-      <w:bookmarkEnd w:id="28"/>
+      <w:bookmarkEnd w:id="27"/>
     </w:p>
     <w:p>
       <w:pPr>
@@ -26072,8 +26192,8 @@
         <w:lastRenderedPageBreak/>
         <w:drawing>
           <wp:inline distT="0" distB="0" distL="0" distR="0" wp14:anchorId="60AF6615" wp14:editId="43EC27B1">
-            <wp:extent cx="2317678" cy="4905375"/>
-            <wp:effectExtent l="0" t="0" r="6985" b="0"/>
+            <wp:extent cx="1899146" cy="4019550"/>
+            <wp:effectExtent l="0" t="0" r="6350" b="0"/>
             <wp:docPr id="3" name="Рисунок 3"/>
             <wp:cNvGraphicFramePr>
               <a:graphicFrameLocks xmlns:a="http://schemas.openxmlformats.org/drawingml/2006/main" noChangeAspect="1"/>
@@ -26094,7 +26214,7 @@
                   <pic:spPr>
                     <a:xfrm>
                       <a:off x="0" y="0"/>
-                      <a:ext cx="2332206" cy="4936123"/>
+                      <a:ext cx="1925616" cy="4075574"/>
                     </a:xfrm>
                     <a:prstGeom prst="rect">
                       <a:avLst/>
@@ -26173,53 +26293,46 @@
           <w:rFonts w:cs="Times New Roman"/>
           <w:szCs w:val="28"/>
         </w:rPr>
-        <w:t xml:space="preserve">, открывая доступ к интерактивной карте залов, меню и разделу лояльности. Такая реализация первого экрана минимизирует барьер входа и гарантирует, что все последующие операции – от бронирования стола до </w:t>
-      </w:r>
-      <w:r>
-        <w:rPr>
-          <w:rFonts w:cs="Times New Roman"/>
-          <w:szCs w:val="28"/>
+        <w:t xml:space="preserve">, открывая доступ к интерактивной карте залов, меню и разделу лояльности. Такая реализация первого экрана минимизирует барьер входа и гарантирует, что все последующие операции – от бронирования стола до начисления </w:t>
+      </w:r>
+      <w:proofErr w:type="spellStart"/>
+      <w:r>
+        <w:rPr>
+          <w:rFonts w:cs="Times New Roman"/>
+          <w:szCs w:val="28"/>
+        </w:rPr>
+        <w:t>кэшбэка</w:t>
+      </w:r>
+      <w:proofErr w:type="spellEnd"/>
+      <w:r>
+        <w:rPr>
+          <w:rFonts w:cs="Times New Roman"/>
+          <w:szCs w:val="28"/>
+        </w:rPr>
+        <w:t xml:space="preserve"> – будут юридически и технически закреплены за авторизованным пользователем.</w:t>
+      </w:r>
+    </w:p>
+    <w:p>
+      <w:pPr>
+        <w:spacing w:after="0"/>
+        <w:jc w:val="center"/>
+        <w:rPr>
+          <w:rFonts w:cs="Times New Roman"/>
+          <w:szCs w:val="28"/>
+        </w:rPr>
+      </w:pPr>
+      <w:r>
+        <w:rPr>
+          <w:rFonts w:cs="Times New Roman"/>
+          <w:noProof/>
+          <w:szCs w:val="28"/>
+          <w:lang w:eastAsia="ru-RU"/>
         </w:rPr>
         <w:lastRenderedPageBreak/>
-        <w:t xml:space="preserve">начисления </w:t>
-      </w:r>
-      <w:proofErr w:type="spellStart"/>
-      <w:r>
-        <w:rPr>
-          <w:rFonts w:cs="Times New Roman"/>
-          <w:szCs w:val="28"/>
-        </w:rPr>
-        <w:t>кэшбэка</w:t>
-      </w:r>
-      <w:proofErr w:type="spellEnd"/>
-      <w:r>
-        <w:rPr>
-          <w:rFonts w:cs="Times New Roman"/>
-          <w:szCs w:val="28"/>
-        </w:rPr>
-        <w:t xml:space="preserve"> – будут юридически и технически закреплены за авторизованным пользователем.</w:t>
-      </w:r>
-    </w:p>
-    <w:p>
-      <w:pPr>
-        <w:spacing w:after="0"/>
-        <w:jc w:val="center"/>
-        <w:rPr>
-          <w:rFonts w:cs="Times New Roman"/>
-          <w:szCs w:val="28"/>
-        </w:rPr>
-      </w:pPr>
-      <w:r>
-        <w:rPr>
-          <w:rFonts w:cs="Times New Roman"/>
-          <w:noProof/>
-          <w:szCs w:val="28"/>
-          <w:lang w:eastAsia="ru-RU"/>
-        </w:rPr>
         <w:drawing>
           <wp:inline distT="0" distB="0" distL="0" distR="0" wp14:anchorId="55BB9900" wp14:editId="18E97DD4">
-            <wp:extent cx="2257425" cy="4465808"/>
-            <wp:effectExtent l="0" t="0" r="0" b="0"/>
+            <wp:extent cx="1935549" cy="3829050"/>
+            <wp:effectExtent l="0" t="0" r="7620" b="0"/>
             <wp:docPr id="11" name="Рисунок 11"/>
             <wp:cNvGraphicFramePr>
               <a:graphicFrameLocks xmlns:a="http://schemas.openxmlformats.org/drawingml/2006/main" noChangeAspect="1"/>
@@ -26240,7 +26353,7 @@
                   <pic:spPr>
                     <a:xfrm>
                       <a:off x="0" y="0"/>
-                      <a:ext cx="2278820" cy="4508134"/>
+                      <a:ext cx="1969225" cy="3895671"/>
                     </a:xfrm>
                     <a:prstGeom prst="rect">
                       <a:avLst/>
@@ -26379,37 +26492,37 @@
           <w:bCs/>
           <w:szCs w:val="28"/>
         </w:rPr>
+        <w:t>Секция «Рекомендуем»</w:t>
+      </w:r>
+      <w:r>
+        <w:rPr>
+          <w:rFonts w:cs="Times New Roman"/>
+          <w:szCs w:val="28"/>
+        </w:rPr>
+        <w:t>: Представляет собой горизонтальную ленту карточек наиболее популярных блюд. Каждая карточка содержит качественное изображение, наименование и краткое описание состава.</w:t>
+      </w:r>
+    </w:p>
+    <w:p>
+      <w:pPr>
+        <w:spacing w:after="0"/>
+        <w:jc w:val="center"/>
+        <w:rPr>
+          <w:rFonts w:cs="Times New Roman"/>
+          <w:szCs w:val="28"/>
+        </w:rPr>
+      </w:pPr>
+      <w:r>
+        <w:rPr>
+          <w:rFonts w:cs="Times New Roman"/>
+          <w:noProof/>
+          <w:szCs w:val="28"/>
+          <w:lang w:eastAsia="ru-RU"/>
+        </w:rPr>
         <w:lastRenderedPageBreak/>
-        <w:t>Секция «Рекомендуем»</w:t>
-      </w:r>
-      <w:r>
-        <w:rPr>
-          <w:rFonts w:cs="Times New Roman"/>
-          <w:szCs w:val="28"/>
-        </w:rPr>
-        <w:t>: Представляет собой горизонтальную ленту карточек наиболее популярных блюд. Каждая карточка содержит качественное изображение, наименование и краткое описание состава.</w:t>
-      </w:r>
-    </w:p>
-    <w:p>
-      <w:pPr>
-        <w:spacing w:after="0"/>
-        <w:jc w:val="center"/>
-        <w:rPr>
-          <w:rFonts w:cs="Times New Roman"/>
-          <w:szCs w:val="28"/>
-        </w:rPr>
-      </w:pPr>
-      <w:r>
-        <w:rPr>
-          <w:rFonts w:cs="Times New Roman"/>
-          <w:noProof/>
-          <w:szCs w:val="28"/>
-          <w:lang w:eastAsia="ru-RU"/>
-        </w:rPr>
         <w:drawing>
           <wp:inline distT="0" distB="0" distL="0" distR="0" wp14:anchorId="508CE5E9" wp14:editId="485D08D1">
-            <wp:extent cx="2483356" cy="4667250"/>
-            <wp:effectExtent l="0" t="0" r="0" b="0"/>
+            <wp:extent cx="1692736" cy="3181350"/>
+            <wp:effectExtent l="0" t="0" r="3175" b="0"/>
             <wp:docPr id="12" name="Рисунок 12"/>
             <wp:cNvGraphicFramePr>
               <a:graphicFrameLocks xmlns:a="http://schemas.openxmlformats.org/drawingml/2006/main" noChangeAspect="1"/>
@@ -26430,7 +26543,7 @@
                   <pic:spPr>
                     <a:xfrm>
                       <a:off x="0" y="0"/>
-                      <a:ext cx="2500459" cy="4699395"/>
+                      <a:ext cx="1727715" cy="3247089"/>
                     </a:xfrm>
                     <a:prstGeom prst="rect">
                       <a:avLst/>
@@ -26481,7 +26594,21 @@
           <w:rFonts w:cs="Times New Roman"/>
           <w:szCs w:val="28"/>
         </w:rPr>
-        <w:t>ом и ключевым функциям системы. Вместо стандартных логотипов здесь используется блок приветствия с именем пользователя и наглядный индикатор бонусных баллов. Навигационный список меню структурирован по функциональным задачам: от выбора блюд и интерактивного бронирования столов по карте залов до просмотра истории заказов и цифровых чеков.</w:t>
+        <w:t xml:space="preserve">ом и ключевым функциям системы. </w:t>
+      </w:r>
+      <w:r>
+        <w:rPr>
+          <w:rFonts w:cs="Times New Roman"/>
+          <w:szCs w:val="28"/>
+        </w:rPr>
+        <w:t>З</w:t>
+      </w:r>
+      <w:r>
+        <w:rPr>
+          <w:rFonts w:cs="Times New Roman"/>
+          <w:szCs w:val="28"/>
+        </w:rPr>
+        <w:t>десь используется блок приветствия с именем пользователя и наглядный индикатор бонусных баллов. Навигационный список меню структурирован по функциональным задачам: от выбора блюд и интерактивного бронирования столов по карте залов до просмотра истории заказов и цифровых чеков.</w:t>
       </w:r>
     </w:p>
     <w:p>
@@ -26500,11 +26627,10 @@
           <w:szCs w:val="28"/>
           <w:lang w:eastAsia="ru-RU"/>
         </w:rPr>
-        <w:lastRenderedPageBreak/>
         <w:drawing>
           <wp:inline distT="0" distB="0" distL="0" distR="0" wp14:anchorId="3428065B" wp14:editId="7E888F05">
-            <wp:extent cx="2091653" cy="4038600"/>
-            <wp:effectExtent l="0" t="0" r="4445" b="0"/>
+            <wp:extent cx="1657350" cy="3200039"/>
+            <wp:effectExtent l="0" t="0" r="0" b="635"/>
             <wp:docPr id="15" name="Рисунок 15"/>
             <wp:cNvGraphicFramePr>
               <a:graphicFrameLocks xmlns:a="http://schemas.openxmlformats.org/drawingml/2006/main" noChangeAspect="1"/>
@@ -26525,7 +26651,7 @@
                   <pic:spPr>
                     <a:xfrm>
                       <a:off x="0" y="0"/>
-                      <a:ext cx="2107319" cy="4068849"/>
+                      <a:ext cx="1727844" cy="3336150"/>
                     </a:xfrm>
                     <a:prstGeom prst="rect">
                       <a:avLst/>
@@ -26552,6 +26678,7 @@
           <w:rFonts w:cs="Times New Roman"/>
           <w:szCs w:val="28"/>
         </w:rPr>
+        <w:lastRenderedPageBreak/>
         <w:t>Рисунок 14 – Форма бронирования стола</w:t>
       </w:r>
     </w:p>
@@ -26586,15 +26713,21 @@
           <w:szCs w:val="28"/>
         </w:rPr>
         <w:tab/>
-        <w:t xml:space="preserve">Ниже графической схемы расположены поля для выбора даты и времени визита, которые являются обязательными параметрами для корректного формирования записи о бронировании в базе данных. Интерфейс дополнен легендой статусов и указанием номера выбранного стола, что исключает ошибки при вводе данных. Завершающим этапом взаимодействия является нажатие </w:t>
-      </w:r>
-      <w:r>
-        <w:rPr>
-          <w:rFonts w:cs="Times New Roman"/>
-          <w:szCs w:val="28"/>
-        </w:rPr>
-        <w:lastRenderedPageBreak/>
-        <w:t>кнопки «Забронировать», которая инициирует процесс изменения статуса стола в системе и закрепляет резерв за авторизованным идентификатором клиента.</w:t>
+        <w:t>Ниже графической схемы расположены поля для выбора даты и времени визита, которые являются обязательными параметрами для корректного формирования запи</w:t>
+      </w:r>
+      <w:r>
+        <w:rPr>
+          <w:rFonts w:cs="Times New Roman"/>
+          <w:szCs w:val="28"/>
+        </w:rPr>
+        <w:t>си о бронировании в базе данных</w:t>
+      </w:r>
+      <w:r>
+        <w:rPr>
+          <w:rFonts w:cs="Times New Roman"/>
+          <w:szCs w:val="28"/>
+        </w:rPr>
+        <w:t>. Завершающим этапом взаимодействия является нажатие кнопки «Забронировать», которая инициирует процесс изменения статуса стола в системе и закрепляет резерв за авторизованным идентификатором клиента.</w:t>
       </w:r>
     </w:p>
     <w:p>
@@ -26611,7 +26744,7 @@
           <w:rFonts w:cs="Times New Roman"/>
           <w:szCs w:val="28"/>
         </w:rPr>
-        <w:t>Разработанный эскизный проект интерфейса мобильного приложения «67 Небо» полностью соответствует требованиям технического задания и потребностям предметной области. Визуализация основных экранов подтверждает, что система обладает интуитивно понятной навигацией, предоставляет быстрый доступ к ключевой информации и минимизирует количество кликов для выполнения типовых операций.</w:t>
+        <w:t>Разработанный эскизный проект интерфейса мобильного приложения «67 Небо» соответствует требованиям технического задания и потребностям предметной области. Визуализация основных экранов подтверждает, что система обладает интуитивно понятной навигацией, предоставляет быстрый доступ к ключевой информации и минимизирует количество кликов для выполнения типовых операций.</w:t>
       </w:r>
     </w:p>
     <w:p>
@@ -26640,7 +26773,7 @@
           <w:szCs w:val="28"/>
         </w:rPr>
       </w:pPr>
-      <w:bookmarkStart w:id="29" w:name="_Toc228992044"/>
+      <w:bookmarkStart w:id="28" w:name="_Toc228992044"/>
       <w:r>
         <w:rPr>
           <w:rFonts w:cs="Times New Roman"/>
@@ -26650,7 +26783,7 @@
         <w:lastRenderedPageBreak/>
         <w:t>ЗАКЛЮЧЕНИЕ</w:t>
       </w:r>
-      <w:bookmarkEnd w:id="29"/>
+      <w:bookmarkEnd w:id="28"/>
     </w:p>
     <w:p>
       <w:pPr>
@@ -26905,7 +27038,7 @@
           <w:szCs w:val="28"/>
         </w:rPr>
       </w:pPr>
-      <w:bookmarkStart w:id="30" w:name="_Toc228992045"/>
+      <w:bookmarkStart w:id="29" w:name="_Toc228992045"/>
       <w:r>
         <w:rPr>
           <w:rFonts w:cs="Times New Roman"/>
@@ -26915,7 +27048,7 @@
         <w:lastRenderedPageBreak/>
         <w:t>СПИСОК ЛИТЕРАТУРЫ</w:t>
       </w:r>
-      <w:bookmarkEnd w:id="30"/>
+      <w:bookmarkEnd w:id="29"/>
     </w:p>
     <w:p>
       <w:pPr>
@@ -27461,7 +27594,7 @@
           <w:szCs w:val="28"/>
         </w:rPr>
       </w:pPr>
-      <w:bookmarkStart w:id="31" w:name="_Toc228992046"/>
+      <w:bookmarkStart w:id="30" w:name="_Toc228992046"/>
       <w:r>
         <w:rPr>
           <w:rFonts w:cs="Times New Roman"/>
@@ -27471,7 +27604,7 @@
         <w:lastRenderedPageBreak/>
         <w:t>ПРИЛОЖЕНИЯ</w:t>
       </w:r>
-      <w:bookmarkEnd w:id="31"/>
+      <w:bookmarkEnd w:id="30"/>
     </w:p>
     <w:p>
       <w:pPr>
@@ -30487,6 +30620,8 @@
         <w:tab/>
         <w:t>Успешное прохождение контрольного примера подтверждает квалификацию персонала и гарантирует корректность работы автоматизированной системы «67 Небо» в условиях реального потока посетителей.</w:t>
       </w:r>
+      <w:bookmarkStart w:id="31" w:name="_GoBack"/>
+      <w:bookmarkEnd w:id="31"/>
     </w:p>
     <w:sectPr>
       <w:footerReference w:type="default" r:id="rId23"/>
@@ -30554,7 +30689,7 @@
           <w:rPr>
             <w:noProof/>
           </w:rPr>
-          <w:t>4</w:t>
+          <w:t>67</w:t>
         </w:r>
         <w:r>
           <w:fldChar w:fldCharType="end"/>
@@ -34203,7 +34338,7 @@
 </file>
 
 <file path=customXml/itemProps1.xml><?xml version="1.0" encoding="utf-8"?>
-<ds:datastoreItem xmlns:ds="http://schemas.openxmlformats.org/officeDocument/2006/customXml" ds:itemID="{3B1A6E1B-CA94-435F-B53E-C16AB3785FEA}">
+<ds:datastoreItem xmlns:ds="http://schemas.openxmlformats.org/officeDocument/2006/customXml" ds:itemID="{78B24D33-3E76-42D8-8014-795FCDC3DDF1}">
   <ds:schemaRefs>
     <ds:schemaRef ds:uri="http://schemas.openxmlformats.org/officeDocument/2006/bibliography"/>
   </ds:schemaRefs>

--- a/Курсовая работа.docx
+++ b/Курсовая работа.docx
@@ -1,6 +1,6 @@
 
 <file path=word/document.xml><?xml version="1.0" encoding="utf-8"?>
-<w:document xmlns:wpc="http://schemas.microsoft.com/office/word/2010/wordprocessingCanvas" xmlns:cx="http://schemas.microsoft.com/office/drawing/2014/chartex" xmlns:mc="http://schemas.openxmlformats.org/markup-compatibility/2006" xmlns:o="urn:schemas-microsoft-com:office:office" xmlns:r="http://schemas.openxmlformats.org/officeDocument/2006/relationships" xmlns:m="http://schemas.openxmlformats.org/officeDocument/2006/math" xmlns:v="urn:schemas-microsoft-com:vml" xmlns:wp14="http://schemas.microsoft.com/office/word/2010/wordprocessingDrawing" xmlns:wp="http://schemas.openxmlformats.org/drawingml/2006/wordprocessingDrawing" xmlns:w10="urn:schemas-microsoft-com:office:word" xmlns:w="http://schemas.openxmlformats.org/wordprocessingml/2006/main" xmlns:w14="http://schemas.microsoft.com/office/word/2010/wordml" xmlns:w15="http://schemas.microsoft.com/office/word/2012/wordml" xmlns:w16se="http://schemas.microsoft.com/office/word/2015/wordml/symex" xmlns:wpg="http://schemas.microsoft.com/office/word/2010/wordprocessingGroup" xmlns:wpi="http://schemas.microsoft.com/office/word/2010/wordprocessingInk" xmlns:wne="http://schemas.microsoft.com/office/word/2006/wordml" xmlns:wps="http://schemas.microsoft.com/office/word/2010/wordprocessingShape" mc:Ignorable="w14 w15 w16se wp14">
+<w:document xmlns:wpc="http://schemas.microsoft.com/office/word/2010/wordprocessingCanvas" xmlns:cx="http://schemas.microsoft.com/office/drawing/2014/chartex" xmlns:cx1="http://schemas.microsoft.com/office/drawing/2015/9/8/chartex" xmlns:mc="http://schemas.openxmlformats.org/markup-compatibility/2006" xmlns:o="urn:schemas-microsoft-com:office:office" xmlns:r="http://schemas.openxmlformats.org/officeDocument/2006/relationships" xmlns:m="http://schemas.openxmlformats.org/officeDocument/2006/math" xmlns:v="urn:schemas-microsoft-com:vml" xmlns:wp14="http://schemas.microsoft.com/office/word/2010/wordprocessingDrawing" xmlns:wp="http://schemas.openxmlformats.org/drawingml/2006/wordprocessingDrawing" xmlns:w10="urn:schemas-microsoft-com:office:word" xmlns:w="http://schemas.openxmlformats.org/wordprocessingml/2006/main" xmlns:w14="http://schemas.microsoft.com/office/word/2010/wordml" xmlns:w15="http://schemas.microsoft.com/office/word/2012/wordml" xmlns:w16se="http://schemas.microsoft.com/office/word/2015/wordml/symex" xmlns:wpg="http://schemas.microsoft.com/office/word/2010/wordprocessingGroup" xmlns:wpi="http://schemas.microsoft.com/office/word/2010/wordprocessingInk" xmlns:wne="http://schemas.microsoft.com/office/word/2006/wordml" xmlns:wps="http://schemas.microsoft.com/office/word/2010/wordprocessingShape" mc:Ignorable="w14 w15 w16se wp14">
   <w:body>
     <w:p>
       <w:pPr>
@@ -3094,6 +3094,15 @@
     </w:p>
     <w:p>
       <w:pPr>
+        <w:spacing w:after="0"/>
+        <w:rPr>
+          <w:rFonts w:cs="Times New Roman"/>
+          <w:szCs w:val="28"/>
+        </w:rPr>
+      </w:pPr>
+    </w:p>
+    <w:p>
+      <w:pPr>
         <w:pStyle w:val="2"/>
         <w:spacing w:before="0"/>
         <w:rPr>
@@ -3196,17 +3205,19 @@
           <w:rFonts w:cs="Times New Roman"/>
           <w:szCs w:val="28"/>
         </w:rPr>
+        <w:lastRenderedPageBreak/>
         <w:tab/>
-        <w:t xml:space="preserve">Таким образом, в данном подразделе были описаны основные категории пользователей системы и их список запросов, проанализировано эффективное </w:t>
-      </w:r>
-      <w:r>
-        <w:rPr>
-          <w:rFonts w:cs="Times New Roman"/>
-          <w:szCs w:val="28"/>
-        </w:rPr>
-        <w:lastRenderedPageBreak/>
-        <w:t>взаимодействие всех пользователей с приложением ресторана и внешними сервисами.</w:t>
-      </w:r>
+        <w:t>Таким образом, в данном подразделе были описаны основные категории пользователей системы и их список запросов, проанализировано эффективное взаимодействие всех пользователей с приложением ресторана и внешними сервисами.</w:t>
+      </w:r>
+    </w:p>
+    <w:p>
+      <w:pPr>
+        <w:spacing w:after="0"/>
+        <w:rPr>
+          <w:rFonts w:cs="Times New Roman"/>
+          <w:szCs w:val="28"/>
+        </w:rPr>
+      </w:pPr>
     </w:p>
     <w:p>
       <w:pPr>
@@ -3372,6 +3383,7 @@
           <w:rFonts w:cs="Times New Roman"/>
           <w:szCs w:val="28"/>
         </w:rPr>
+        <w:lastRenderedPageBreak/>
         <w:tab/>
         <w:t>Таким образом, система эффективно обрабатывает входящую информацию и своевременно формирует выходные документы и сообщения для всех заинтересованных сторон, обеспечивая бесперебойную работу ресторана.</w:t>
       </w:r>
@@ -3379,6 +3391,15 @@
     </w:p>
     <w:p>
       <w:pPr>
+        <w:spacing w:after="0"/>
+        <w:rPr>
+          <w:rFonts w:cs="Times New Roman"/>
+          <w:szCs w:val="28"/>
+        </w:rPr>
+      </w:pPr>
+    </w:p>
+    <w:p>
+      <w:pPr>
         <w:pStyle w:val="2"/>
         <w:spacing w:before="0"/>
         <w:rPr>
@@ -3391,273 +3412,273 @@
           <w:rFonts w:cs="Times New Roman"/>
           <w:szCs w:val="28"/>
         </w:rPr>
+        <w:tab/>
+      </w:r>
+      <w:bookmarkStart w:id="6" w:name="_Toc228992027"/>
+      <w:r>
+        <w:rPr>
+          <w:rFonts w:cs="Times New Roman"/>
+          <w:szCs w:val="28"/>
+        </w:rPr>
+        <w:t>1.4. Сравнение систем-аналогов</w:t>
+      </w:r>
+      <w:bookmarkEnd w:id="5"/>
+      <w:bookmarkEnd w:id="6"/>
+    </w:p>
+    <w:p>
+      <w:pPr>
+        <w:spacing w:after="0"/>
+        <w:rPr>
+          <w:rFonts w:cs="Times New Roman"/>
+          <w:szCs w:val="28"/>
+        </w:rPr>
+      </w:pPr>
+      <w:r>
+        <w:rPr>
+          <w:rFonts w:cs="Times New Roman"/>
+          <w:szCs w:val="28"/>
+        </w:rPr>
+        <w:tab/>
+      </w:r>
+      <w:r>
+        <w:rPr>
+          <w:rFonts w:cs="Times New Roman"/>
+          <w:szCs w:val="28"/>
+        </w:rPr>
+        <w:t>Для проведения сравнительного анализа были выбраны три популярных ресторанных концепции, активно работающих на рынке: «</w:t>
+      </w:r>
+      <w:proofErr w:type="spellStart"/>
+      <w:r>
+        <w:rPr>
+          <w:rFonts w:cs="Times New Roman"/>
+          <w:szCs w:val="28"/>
+        </w:rPr>
+        <w:t>Кацо</w:t>
+      </w:r>
+      <w:proofErr w:type="spellEnd"/>
+      <w:r>
+        <w:rPr>
+          <w:rFonts w:cs="Times New Roman"/>
+          <w:szCs w:val="28"/>
+        </w:rPr>
+        <w:t xml:space="preserve">», «Хочу </w:t>
+      </w:r>
+      <w:proofErr w:type="spellStart"/>
+      <w:r>
+        <w:rPr>
+          <w:rFonts w:cs="Times New Roman"/>
+          <w:szCs w:val="28"/>
+        </w:rPr>
+        <w:t>Пури</w:t>
+      </w:r>
+      <w:proofErr w:type="spellEnd"/>
+      <w:r>
+        <w:rPr>
+          <w:rFonts w:cs="Times New Roman"/>
+          <w:szCs w:val="28"/>
+        </w:rPr>
+        <w:t>» и «Горячий цех». Целью данного сравнения является выявление сильных и слабых сторон их цифровых решений, а также определение наиболее удачных функций для внедрения в разрабатываемое мобильное приложение для бронирования и начисления бонусов.</w:t>
+      </w:r>
+    </w:p>
+    <w:p>
+      <w:pPr>
+        <w:spacing w:after="0"/>
+        <w:rPr>
+          <w:rFonts w:cs="Times New Roman"/>
+          <w:szCs w:val="28"/>
+        </w:rPr>
+      </w:pPr>
+      <w:r>
+        <w:rPr>
+          <w:rFonts w:cs="Times New Roman"/>
+          <w:bCs/>
+          <w:szCs w:val="28"/>
+        </w:rPr>
+        <w:tab/>
+      </w:r>
+      <w:r>
+        <w:rPr>
+          <w:rFonts w:cs="Times New Roman"/>
+          <w:bCs/>
+          <w:szCs w:val="28"/>
+        </w:rPr>
+        <w:t>Ресторан грузинской кухни «</w:t>
+      </w:r>
+      <w:proofErr w:type="spellStart"/>
+      <w:r>
+        <w:rPr>
+          <w:rFonts w:cs="Times New Roman"/>
+          <w:bCs/>
+          <w:szCs w:val="28"/>
+        </w:rPr>
+        <w:t>Кацо</w:t>
+      </w:r>
+      <w:proofErr w:type="spellEnd"/>
+      <w:r>
+        <w:rPr>
+          <w:rFonts w:cs="Times New Roman"/>
+          <w:bCs/>
+          <w:szCs w:val="28"/>
+        </w:rPr>
+        <w:t>»</w:t>
+      </w:r>
+      <w:r>
+        <w:rPr>
+          <w:rFonts w:cs="Times New Roman"/>
+          <w:szCs w:val="28"/>
+        </w:rPr>
+        <w:t xml:space="preserve"> предлагает пользователям лаконичный сайт с акцентом на визуальную составляющую меню. К его безусловным плюсам можно отнести простую навигацию и наличие четкой информации о программе лояльности. Однако функционал онлайн-бронирования реализован через сторонние </w:t>
+      </w:r>
+      <w:proofErr w:type="spellStart"/>
+      <w:r>
+        <w:rPr>
+          <w:rFonts w:cs="Times New Roman"/>
+          <w:szCs w:val="28"/>
+        </w:rPr>
+        <w:t>виджеты</w:t>
+      </w:r>
+      <w:proofErr w:type="spellEnd"/>
+      <w:r>
+        <w:rPr>
+          <w:rFonts w:cs="Times New Roman"/>
+          <w:szCs w:val="28"/>
+        </w:rPr>
+        <w:t xml:space="preserve"> или форму обратного звонка, что не дает клиенту возможности видеть актуальную загрузку зала в реальном времени. Кроме того, интерфейс программы бонусов недостаточно интегрирован в процесс выбора стола, что усложняет расчет </w:t>
+      </w:r>
+      <w:proofErr w:type="spellStart"/>
+      <w:r>
+        <w:rPr>
+          <w:rFonts w:cs="Times New Roman"/>
+          <w:szCs w:val="28"/>
+        </w:rPr>
+        <w:t>кэшбэка</w:t>
+      </w:r>
+      <w:proofErr w:type="spellEnd"/>
+      <w:r>
+        <w:rPr>
+          <w:rFonts w:cs="Times New Roman"/>
+          <w:szCs w:val="28"/>
+        </w:rPr>
+        <w:t xml:space="preserve"> до совершения визита.</w:t>
+      </w:r>
+    </w:p>
+    <w:p>
+      <w:pPr>
+        <w:spacing w:after="0"/>
+        <w:rPr>
+          <w:rFonts w:cs="Times New Roman"/>
+          <w:szCs w:val="28"/>
+        </w:rPr>
+      </w:pPr>
+      <w:r>
+        <w:rPr>
+          <w:rFonts w:cs="Times New Roman"/>
+          <w:bCs/>
+          <w:szCs w:val="28"/>
+        </w:rPr>
+        <w:tab/>
+      </w:r>
+      <w:r>
+        <w:rPr>
+          <w:rFonts w:cs="Times New Roman"/>
+          <w:bCs/>
+          <w:szCs w:val="28"/>
+        </w:rPr>
+        <w:t xml:space="preserve">Сеть ресторанов «Хочу </w:t>
+      </w:r>
+      <w:proofErr w:type="spellStart"/>
+      <w:r>
+        <w:rPr>
+          <w:rFonts w:cs="Times New Roman"/>
+          <w:bCs/>
+          <w:szCs w:val="28"/>
+        </w:rPr>
+        <w:t>Пури</w:t>
+      </w:r>
+      <w:proofErr w:type="spellEnd"/>
+      <w:r>
+        <w:rPr>
+          <w:rFonts w:cs="Times New Roman"/>
+          <w:bCs/>
+          <w:szCs w:val="28"/>
+        </w:rPr>
+        <w:t>»</w:t>
+      </w:r>
+      <w:r>
+        <w:rPr>
+          <w:rFonts w:cs="Times New Roman"/>
+          <w:szCs w:val="28"/>
+        </w:rPr>
+        <w:t xml:space="preserve"> выделяется высокотехнологичным подходом к взаимодействию с гостем. Их цифровая экосистема включает интуитивно понятный интерфейс и проработанную систему геолокации для выбора конкретного филиала. Главным преимуществом является глубокая интеграция программы лояльности: бонусы наглядно отображаются в личном кабинете. Тем не менее, процесс бронирования стола требует перехода через несколько этапов, а отсутствие интерактивной карты залов не позволяет пользователю самостоятельно </w:t>
+      </w:r>
+      <w:r>
+        <w:rPr>
+          <w:rFonts w:cs="Times New Roman"/>
+          <w:szCs w:val="28"/>
+        </w:rPr>
+        <w:t>выбрать предпочтительное место</w:t>
+      </w:r>
+      <w:r>
+        <w:rPr>
+          <w:rFonts w:cs="Times New Roman"/>
+          <w:szCs w:val="28"/>
+        </w:rPr>
+        <w:t>, что снижает вовлеченность клиента.</w:t>
+      </w:r>
+    </w:p>
+    <w:p>
+      <w:pPr>
+        <w:spacing w:after="0"/>
+        <w:rPr>
+          <w:rFonts w:cs="Times New Roman"/>
+          <w:szCs w:val="28"/>
+        </w:rPr>
+      </w:pPr>
+      <w:r>
+        <w:rPr>
+          <w:rFonts w:cs="Times New Roman"/>
+          <w:bCs/>
+          <w:szCs w:val="28"/>
+        </w:rPr>
+        <w:tab/>
+      </w:r>
+      <w:r>
+        <w:rPr>
+          <w:rFonts w:cs="Times New Roman"/>
+          <w:bCs/>
+          <w:szCs w:val="28"/>
+        </w:rPr>
+        <w:t>Гриль-антрекот «Горячий цех»</w:t>
+      </w:r>
+      <w:r>
+        <w:rPr>
+          <w:rFonts w:cs="Times New Roman"/>
+          <w:szCs w:val="28"/>
+        </w:rPr>
+        <w:t xml:space="preserve"> привлекает пользователей современным агрессивным дизайном и высокой скоростью работ</w:t>
+      </w:r>
+      <w:r>
+        <w:rPr>
+          <w:rFonts w:cs="Times New Roman"/>
+          <w:szCs w:val="28"/>
+        </w:rPr>
+        <w:t>ы веб-ресурса</w:t>
+      </w:r>
+      <w:r>
+        <w:rPr>
+          <w:rFonts w:cs="Times New Roman"/>
+          <w:szCs w:val="28"/>
+        </w:rPr>
+        <w:t xml:space="preserve">. </w:t>
+      </w:r>
+      <w:r>
+        <w:rPr>
+          <w:rFonts w:cs="Times New Roman"/>
+          <w:szCs w:val="28"/>
+        </w:rPr>
         <w:lastRenderedPageBreak/>
         <w:tab/>
       </w:r>
-      <w:bookmarkStart w:id="6" w:name="_Toc228992027"/>
-      <w:r>
-        <w:rPr>
-          <w:rFonts w:cs="Times New Roman"/>
-          <w:szCs w:val="28"/>
-        </w:rPr>
-        <w:t>1.4. Сравнение систем-аналогов</w:t>
-      </w:r>
-      <w:bookmarkEnd w:id="5"/>
-      <w:bookmarkEnd w:id="6"/>
-    </w:p>
-    <w:p>
-      <w:pPr>
-        <w:spacing w:after="0"/>
-        <w:rPr>
-          <w:rFonts w:cs="Times New Roman"/>
-          <w:szCs w:val="28"/>
-        </w:rPr>
-      </w:pPr>
-      <w:r>
-        <w:rPr>
-          <w:rFonts w:cs="Times New Roman"/>
-          <w:szCs w:val="28"/>
-        </w:rPr>
-        <w:tab/>
-      </w:r>
-      <w:r>
-        <w:rPr>
-          <w:rFonts w:cs="Times New Roman"/>
-          <w:szCs w:val="28"/>
-        </w:rPr>
-        <w:t>Для проведения сравнительного анализа были выбраны три популярных ресторанных концепции, активно работающих на рынке: «</w:t>
-      </w:r>
-      <w:proofErr w:type="spellStart"/>
-      <w:r>
-        <w:rPr>
-          <w:rFonts w:cs="Times New Roman"/>
-          <w:szCs w:val="28"/>
-        </w:rPr>
-        <w:t>Кацо</w:t>
-      </w:r>
-      <w:proofErr w:type="spellEnd"/>
-      <w:r>
-        <w:rPr>
-          <w:rFonts w:cs="Times New Roman"/>
-          <w:szCs w:val="28"/>
-        </w:rPr>
-        <w:t xml:space="preserve">», «Хочу </w:t>
-      </w:r>
-      <w:proofErr w:type="spellStart"/>
-      <w:r>
-        <w:rPr>
-          <w:rFonts w:cs="Times New Roman"/>
-          <w:szCs w:val="28"/>
-        </w:rPr>
-        <w:t>Пури</w:t>
-      </w:r>
-      <w:proofErr w:type="spellEnd"/>
-      <w:r>
-        <w:rPr>
-          <w:rFonts w:cs="Times New Roman"/>
-          <w:szCs w:val="28"/>
-        </w:rPr>
-        <w:t>» и «Горячий цех». Целью данного сравнения является выявление сильных и слабых сторон их цифровых решений, а также определение наиболее удачных функций для внедрения в разрабатываемое мобильное приложение для бронирования и начисления бонусов.</w:t>
-      </w:r>
-    </w:p>
-    <w:p>
-      <w:pPr>
-        <w:spacing w:after="0"/>
-        <w:rPr>
-          <w:rFonts w:cs="Times New Roman"/>
-          <w:szCs w:val="28"/>
-        </w:rPr>
-      </w:pPr>
-      <w:r>
-        <w:rPr>
-          <w:rFonts w:cs="Times New Roman"/>
-          <w:bCs/>
-          <w:szCs w:val="28"/>
-        </w:rPr>
-        <w:tab/>
-      </w:r>
-      <w:r>
-        <w:rPr>
-          <w:rFonts w:cs="Times New Roman"/>
-          <w:bCs/>
-          <w:szCs w:val="28"/>
-        </w:rPr>
-        <w:t>Ресторан грузинской кухни «</w:t>
-      </w:r>
-      <w:proofErr w:type="spellStart"/>
-      <w:r>
-        <w:rPr>
-          <w:rFonts w:cs="Times New Roman"/>
-          <w:bCs/>
-          <w:szCs w:val="28"/>
-        </w:rPr>
-        <w:t>Кацо</w:t>
-      </w:r>
-      <w:proofErr w:type="spellEnd"/>
-      <w:r>
-        <w:rPr>
-          <w:rFonts w:cs="Times New Roman"/>
-          <w:bCs/>
-          <w:szCs w:val="28"/>
-        </w:rPr>
-        <w:t>»</w:t>
-      </w:r>
-      <w:r>
-        <w:rPr>
-          <w:rFonts w:cs="Times New Roman"/>
-          <w:szCs w:val="28"/>
-        </w:rPr>
-        <w:t xml:space="preserve"> предлагает пользователям лаконичный сайт с акцентом на визуальную составляющую меню. К его безусловным плюсам можно отнести простую навигацию и наличие четкой информации о программе лояльности. Однако функционал онлайн-бронирования реализован через сторонние </w:t>
-      </w:r>
-      <w:proofErr w:type="spellStart"/>
-      <w:r>
-        <w:rPr>
-          <w:rFonts w:cs="Times New Roman"/>
-          <w:szCs w:val="28"/>
-        </w:rPr>
-        <w:t>виджеты</w:t>
-      </w:r>
-      <w:proofErr w:type="spellEnd"/>
-      <w:r>
-        <w:rPr>
-          <w:rFonts w:cs="Times New Roman"/>
-          <w:szCs w:val="28"/>
-        </w:rPr>
-        <w:t xml:space="preserve"> или форму обратного звонка, что не дает клиенту возможности видеть актуальную загрузку зала в реальном времени. Кроме того, интерфейс программы бонусов недостаточно интегрирован в процесс выбора стола, что усложняет расчет </w:t>
-      </w:r>
-      <w:proofErr w:type="spellStart"/>
-      <w:r>
-        <w:rPr>
-          <w:rFonts w:cs="Times New Roman"/>
-          <w:szCs w:val="28"/>
-        </w:rPr>
-        <w:t>кэшбэка</w:t>
-      </w:r>
-      <w:proofErr w:type="spellEnd"/>
-      <w:r>
-        <w:rPr>
-          <w:rFonts w:cs="Times New Roman"/>
-          <w:szCs w:val="28"/>
-        </w:rPr>
-        <w:t xml:space="preserve"> до совершения визита.</w:t>
-      </w:r>
-    </w:p>
-    <w:p>
-      <w:pPr>
-        <w:spacing w:after="0"/>
-        <w:rPr>
-          <w:rFonts w:cs="Times New Roman"/>
-          <w:szCs w:val="28"/>
-        </w:rPr>
-      </w:pPr>
-      <w:r>
-        <w:rPr>
-          <w:rFonts w:cs="Times New Roman"/>
-          <w:bCs/>
-          <w:szCs w:val="28"/>
-        </w:rPr>
-        <w:tab/>
-      </w:r>
-      <w:r>
-        <w:rPr>
-          <w:rFonts w:cs="Times New Roman"/>
-          <w:bCs/>
-          <w:szCs w:val="28"/>
-        </w:rPr>
-        <w:t xml:space="preserve">Сеть ресторанов «Хочу </w:t>
-      </w:r>
-      <w:proofErr w:type="spellStart"/>
-      <w:r>
-        <w:rPr>
-          <w:rFonts w:cs="Times New Roman"/>
-          <w:bCs/>
-          <w:szCs w:val="28"/>
-        </w:rPr>
-        <w:t>Пури</w:t>
-      </w:r>
-      <w:proofErr w:type="spellEnd"/>
-      <w:r>
-        <w:rPr>
-          <w:rFonts w:cs="Times New Roman"/>
-          <w:bCs/>
-          <w:szCs w:val="28"/>
-        </w:rPr>
-        <w:t>»</w:t>
-      </w:r>
-      <w:r>
-        <w:rPr>
-          <w:rFonts w:cs="Times New Roman"/>
-          <w:szCs w:val="28"/>
-        </w:rPr>
-        <w:t xml:space="preserve"> выделяется высокотехнологичным подходом к взаимодействию с гостем. Их цифровая экосистема включает интуитивно понятный интерфейс и проработанную систему геолокации для выбора конкретного филиала. Главным преимуществом является глубокая интеграция программы лояльности: бонусы наглядно отображаются в личном кабинете. Тем не менее, процесс бронирования стола требует перехода через несколько этапов, а отсутствие интерактивной карты залов не позволяет пользователю самостоятельно </w:t>
-      </w:r>
-      <w:r>
-        <w:rPr>
-          <w:rFonts w:cs="Times New Roman"/>
-          <w:szCs w:val="28"/>
-        </w:rPr>
-        <w:t>выбрать предпочтительное место</w:t>
-      </w:r>
-      <w:r>
-        <w:rPr>
-          <w:rFonts w:cs="Times New Roman"/>
-          <w:szCs w:val="28"/>
-        </w:rPr>
-        <w:t>, что снижает вовлеченность клиента.</w:t>
-      </w:r>
-    </w:p>
-    <w:p>
-      <w:pPr>
-        <w:spacing w:after="0"/>
-        <w:rPr>
-          <w:rFonts w:cs="Times New Roman"/>
-          <w:szCs w:val="28"/>
-        </w:rPr>
-      </w:pPr>
-      <w:r>
-        <w:rPr>
-          <w:rFonts w:cs="Times New Roman"/>
-          <w:bCs/>
-          <w:szCs w:val="28"/>
-        </w:rPr>
-        <w:tab/>
-      </w:r>
-      <w:r>
-        <w:rPr>
-          <w:rFonts w:cs="Times New Roman"/>
-          <w:bCs/>
-          <w:szCs w:val="28"/>
-        </w:rPr>
-        <w:t>Гриль-антрекот «Горячий цех»</w:t>
-      </w:r>
-      <w:r>
-        <w:rPr>
-          <w:rFonts w:cs="Times New Roman"/>
-          <w:szCs w:val="28"/>
-        </w:rPr>
-        <w:t xml:space="preserve"> привлекает пользователей современным агрессивным дизайном и высокой скоростью работ</w:t>
-      </w:r>
-      <w:r>
-        <w:rPr>
-          <w:rFonts w:cs="Times New Roman"/>
-          <w:szCs w:val="28"/>
-        </w:rPr>
-        <w:t>ы веб-ресурса</w:t>
-      </w:r>
-      <w:r>
-        <w:rPr>
-          <w:rFonts w:cs="Times New Roman"/>
-          <w:szCs w:val="28"/>
-        </w:rPr>
-        <w:t xml:space="preserve">. </w:t>
-      </w:r>
-      <w:r>
-        <w:rPr>
-          <w:rFonts w:cs="Times New Roman"/>
-          <w:szCs w:val="28"/>
-        </w:rPr>
-        <w:tab/>
-      </w:r>
       <w:r>
         <w:rPr>
           <w:rFonts w:cs="Times New Roman"/>
@@ -3693,7 +3714,6 @@
           <w:rFonts w:cs="Times New Roman"/>
           <w:szCs w:val="28"/>
         </w:rPr>
-        <w:lastRenderedPageBreak/>
         <w:tab/>
       </w:r>
       <w:r>
@@ -3944,6 +3964,16 @@
         </w:rPr>
         <w:t>Функциональное моделирование выполнено для систематизации бизнес-процессов ресторана, выявления логических связей между участниками и определения требований к автоматизации. В соответствии с постановкой задачи, нотация IDEF0 используется для описания текущих ручных процессов (AS-IS), тогда как нотация DFD и диаграммы UML моделируют оптимизированные процессы после внедрения информационной системы (TO-BE).</w:t>
       </w:r>
+    </w:p>
+    <w:p>
+      <w:pPr>
+        <w:spacing w:after="0"/>
+        <w:ind w:firstLine="709"/>
+        <w:rPr>
+          <w:rFonts w:cs="Times New Roman"/>
+          <w:szCs w:val="28"/>
+        </w:rPr>
+      </w:pPr>
     </w:p>
     <w:p>
       <w:pPr>
@@ -4471,6 +4501,15 @@
     </w:p>
     <w:p>
       <w:pPr>
+        <w:spacing w:after="0"/>
+        <w:rPr>
+          <w:rFonts w:cs="Times New Roman"/>
+          <w:szCs w:val="28"/>
+        </w:rPr>
+      </w:pPr>
+    </w:p>
+    <w:p>
+      <w:pPr>
         <w:pStyle w:val="2"/>
         <w:spacing w:before="0"/>
         <w:rPr>
@@ -5201,6 +5240,15 @@
     </w:p>
     <w:p>
       <w:pPr>
+        <w:spacing w:after="0"/>
+        <w:rPr>
+          <w:rFonts w:cs="Times New Roman"/>
+          <w:szCs w:val="28"/>
+        </w:rPr>
+      </w:pPr>
+    </w:p>
+    <w:p>
+      <w:pPr>
         <w:pStyle w:val="2"/>
         <w:spacing w:before="0"/>
         <w:rPr>
@@ -5245,7 +5293,7 @@
           <w:rFonts w:cs="Times New Roman"/>
           <w:szCs w:val="28"/>
         </w:rPr>
-        <w:t xml:space="preserve">Функциональные задачи – это конкретные операции и последовательности действий, которые выполняет пользователь или автоматизированные модули системы для достижения бизнес-цели. В разрабатываемой информационной </w:t>
+        <w:t xml:space="preserve">Функциональные задачи – это конкретные операции и последовательности действий, которые выполняет пользователь или автоматизированные модули </w:t>
       </w:r>
       <w:r>
         <w:rPr>
@@ -5253,7 +5301,7 @@
           <w:szCs w:val="28"/>
         </w:rPr>
         <w:lastRenderedPageBreak/>
-        <w:t xml:space="preserve">системе ресторана основными пользователями выступают </w:t>
+        <w:t xml:space="preserve">системы для достижения бизнес-цели. В разрабатываемой информационной системе ресторана основными пользователями выступают </w:t>
       </w:r>
       <w:r>
         <w:rPr>
@@ -5452,6 +5500,7 @@
           <w:bCs/>
           <w:szCs w:val="28"/>
         </w:rPr>
+        <w:lastRenderedPageBreak/>
         <w:tab/>
       </w:r>
       <w:r>
@@ -5499,15 +5548,7 @@
           <w:rFonts w:cs="Times New Roman"/>
           <w:szCs w:val="28"/>
         </w:rPr>
-        <w:t xml:space="preserve">финансовой </w:t>
-      </w:r>
-      <w:r>
-        <w:rPr>
-          <w:rFonts w:cs="Times New Roman"/>
-          <w:szCs w:val="28"/>
-        </w:rPr>
-        <w:lastRenderedPageBreak/>
-        <w:t>транзакции. Платёжная система извлекает итоговую сумму из Заказа и формирует запрос на оплату. После подтверждения транзакции банком система выполняет две автоматические операции:</w:t>
+        <w:t>финансовой транзакции. Платёжная система извлекает итоговую сумму из Заказа и формирует запрос на оплату. После подтверждения транзакции банком система выполняет две автоматические операции:</w:t>
       </w:r>
     </w:p>
     <w:p>
@@ -6266,6 +6307,15 @@
         <w:t xml:space="preserve"> помогают корректно отразить обязательные и условные процессы внутри системы.</w:t>
       </w:r>
       <w:bookmarkStart w:id="16" w:name="_Toc228355231"/>
+    </w:p>
+    <w:p>
+      <w:pPr>
+        <w:spacing w:after="0"/>
+        <w:rPr>
+          <w:rFonts w:cs="Times New Roman"/>
+          <w:szCs w:val="28"/>
+        </w:rPr>
+      </w:pPr>
     </w:p>
     <w:p>
       <w:pPr>
@@ -6681,6 +6731,15 @@
     </w:p>
     <w:p>
       <w:pPr>
+        <w:spacing w:after="0"/>
+        <w:rPr>
+          <w:rFonts w:cs="Times New Roman"/>
+          <w:szCs w:val="28"/>
+        </w:rPr>
+      </w:pPr>
+    </w:p>
+    <w:p>
+      <w:pPr>
         <w:pStyle w:val="2"/>
         <w:spacing w:before="0"/>
         <w:rPr>
@@ -6720,7 +6779,6 @@
           <w:rFonts w:cs="Times New Roman"/>
           <w:szCs w:val="28"/>
         </w:rPr>
-        <w:tab/>
         <w:t>Диаграмма последовательности (</w:t>
       </w:r>
       <w:proofErr w:type="spellStart"/>
@@ -8333,29 +8391,32 @@
     </w:p>
     <w:p>
       <w:pPr>
+        <w:spacing w:after="0"/>
+        <w:rPr>
+          <w:rFonts w:eastAsia="Times New Roman" w:cs="Times New Roman"/>
+          <w:szCs w:val="28"/>
+          <w:lang w:eastAsia="ru-RU"/>
+        </w:rPr>
+      </w:pPr>
+    </w:p>
+    <w:p>
+      <w:pPr>
         <w:pStyle w:val="2"/>
         <w:spacing w:before="0"/>
+        <w:ind w:firstLine="709"/>
         <w:rPr>
           <w:rFonts w:eastAsia="Times New Roman" w:cs="Times New Roman"/>
           <w:szCs w:val="28"/>
           <w:lang w:eastAsia="ru-RU"/>
         </w:rPr>
       </w:pPr>
+      <w:bookmarkStart w:id="21" w:name="_Toc228992037"/>
       <w:r>
         <w:rPr>
           <w:rFonts w:eastAsia="Times New Roman" w:cs="Times New Roman"/>
           <w:szCs w:val="28"/>
           <w:lang w:eastAsia="ru-RU"/>
         </w:rPr>
-        <w:tab/>
-      </w:r>
-      <w:bookmarkStart w:id="21" w:name="_Toc228992037"/>
-      <w:r>
-        <w:rPr>
-          <w:rFonts w:eastAsia="Times New Roman" w:cs="Times New Roman"/>
-          <w:szCs w:val="28"/>
-          <w:lang w:eastAsia="ru-RU"/>
-        </w:rPr>
         <w:t>3.5 Создание технического задания на разработку</w:t>
       </w:r>
       <w:bookmarkEnd w:id="21"/>
@@ -8363,19 +8424,12 @@
     <w:p>
       <w:pPr>
         <w:spacing w:after="0"/>
-        <w:rPr>
-          <w:rFonts w:cs="Times New Roman"/>
-          <w:szCs w:val="28"/>
-        </w:rPr>
-      </w:pPr>
-      <w:r>
-        <w:rPr>
-          <w:rFonts w:cs="Times New Roman"/>
-          <w:szCs w:val="28"/>
-          <w:lang w:eastAsia="ru-RU"/>
-        </w:rPr>
-        <w:tab/>
-      </w:r>
+        <w:ind w:firstLine="709"/>
+        <w:rPr>
+          <w:rFonts w:cs="Times New Roman"/>
+          <w:szCs w:val="28"/>
+        </w:rPr>
+      </w:pPr>
       <w:r>
         <w:rPr>
           <w:rFonts w:cs="Times New Roman"/>
@@ -8554,17 +8608,26 @@
           <w:lang w:eastAsia="ru-RU"/>
         </w:rPr>
         <w:tab/>
-        <w:t>Создание единого цифрового пространства для клиента и администратора ресторана, обеспечивающего: Интерактивный выбор столов на основе актуальной планировки и статуса доступности; Централизованное хранение данных о клиентах, их предпочтениях и бонусных накоплениях; Автоматизированный учет заказов и формирование итоговых чеков; Синхронизацию данных с внутренней БД Ресторана и Платёжной системой в режиме реального времени.</w:t>
-      </w:r>
-    </w:p>
-    <w:p>
-      <w:pPr>
-        <w:spacing w:after="0"/>
+        <w:t xml:space="preserve">Создание единого цифрового пространства для клиента и администратора ресторана, обеспечивающего: Интерактивный выбор столов на основе актуальной планировки и статуса доступности; Централизованное хранение данных о клиентах, их предпочтениях и бонусных накоплениях; Автоматизированный учет заказов и формирование итоговых чеков; </w:t>
+      </w:r>
+      <w:r>
         <w:rPr>
           <w:rFonts w:cs="Times New Roman"/>
           <w:szCs w:val="28"/>
           <w:lang w:eastAsia="ru-RU"/>
         </w:rPr>
+        <w:lastRenderedPageBreak/>
+        <w:t>Синхронизацию данных с внутренней БД Ресторана и Платёжной системой в режиме реального времени.</w:t>
+      </w:r>
+    </w:p>
+    <w:p>
+      <w:pPr>
+        <w:spacing w:after="0"/>
+        <w:rPr>
+          <w:rFonts w:cs="Times New Roman"/>
+          <w:szCs w:val="28"/>
+          <w:lang w:eastAsia="ru-RU"/>
+        </w:rPr>
       </w:pPr>
       <w:r>
         <w:rPr>
@@ -8573,7 +8636,6 @@
           <w:szCs w:val="28"/>
           <w:lang w:eastAsia="ru-RU"/>
         </w:rPr>
-        <w:lastRenderedPageBreak/>
         <w:tab/>
         <w:t>4. Исполнитель</w:t>
       </w:r>
@@ -9476,21 +9538,13 @@
     <w:p>
       <w:pPr>
         <w:spacing w:after="0"/>
+        <w:ind w:firstLine="709"/>
         <w:rPr>
           <w:rFonts w:cs="Times New Roman"/>
           <w:szCs w:val="28"/>
           <w:lang w:eastAsia="ru-RU"/>
         </w:rPr>
       </w:pPr>
-      <w:r>
-        <w:rPr>
-          <w:rFonts w:cs="Times New Roman"/>
-          <w:bCs/>
-          <w:szCs w:val="28"/>
-          <w:lang w:eastAsia="ru-RU"/>
-        </w:rPr>
-        <w:tab/>
-      </w:r>
       <w:r>
         <w:rPr>
           <w:rFonts w:cs="Times New Roman"/>
@@ -9509,7 +9563,7 @@
           <w:numId w:val="8"/>
         </w:numPr>
         <w:spacing w:after="0"/>
-        <w:ind w:left="0" w:firstLine="1065"/>
+        <w:ind w:left="0" w:firstLine="709"/>
         <w:rPr>
           <w:rFonts w:cs="Times New Roman"/>
           <w:szCs w:val="28"/>
@@ -9533,7 +9587,7 @@
           <w:numId w:val="8"/>
         </w:numPr>
         <w:spacing w:after="0"/>
-        <w:ind w:left="0" w:firstLine="1065"/>
+        <w:ind w:left="0" w:firstLine="709"/>
         <w:rPr>
           <w:rFonts w:cs="Times New Roman"/>
           <w:szCs w:val="28"/>
@@ -9557,7 +9611,7 @@
           <w:numId w:val="8"/>
         </w:numPr>
         <w:spacing w:after="0"/>
-        <w:ind w:left="0" w:firstLine="1065"/>
+        <w:ind w:left="0" w:firstLine="709"/>
         <w:rPr>
           <w:rFonts w:cs="Times New Roman"/>
           <w:szCs w:val="28"/>
@@ -9581,7 +9635,7 @@
           <w:numId w:val="8"/>
         </w:numPr>
         <w:spacing w:after="0"/>
-        <w:ind w:left="0" w:firstLine="1065"/>
+        <w:ind w:left="0" w:firstLine="709"/>
         <w:rPr>
           <w:rFonts w:cs="Times New Roman"/>
           <w:szCs w:val="28"/>
@@ -9670,7 +9724,7 @@
           <w:numId w:val="8"/>
         </w:numPr>
         <w:spacing w:after="0"/>
-        <w:ind w:left="0" w:firstLine="1065"/>
+        <w:ind w:left="0" w:firstLine="709"/>
         <w:rPr>
           <w:rFonts w:cs="Times New Roman"/>
           <w:szCs w:val="28"/>
@@ -9694,7 +9748,7 @@
           <w:numId w:val="8"/>
         </w:numPr>
         <w:spacing w:after="0"/>
-        <w:ind w:left="0" w:firstLine="1065"/>
+        <w:ind w:left="0" w:firstLine="709"/>
         <w:rPr>
           <w:rFonts w:cs="Times New Roman"/>
           <w:szCs w:val="28"/>
@@ -9718,7 +9772,7 @@
           <w:numId w:val="8"/>
         </w:numPr>
         <w:spacing w:after="0"/>
-        <w:ind w:left="0" w:firstLine="1065"/>
+        <w:ind w:left="0" w:firstLine="709"/>
         <w:rPr>
           <w:rFonts w:cs="Times New Roman"/>
           <w:szCs w:val="28"/>
@@ -9742,7 +9796,7 @@
           <w:numId w:val="8"/>
         </w:numPr>
         <w:spacing w:after="0"/>
-        <w:ind w:left="0" w:firstLine="1065"/>
+        <w:ind w:left="0" w:firstLine="709"/>
         <w:rPr>
           <w:rFonts w:cs="Times New Roman"/>
           <w:szCs w:val="28"/>
@@ -9982,7 +10036,7 @@
           <w:numId w:val="14"/>
         </w:numPr>
         <w:spacing w:after="0"/>
-        <w:ind w:left="0" w:firstLine="1065"/>
+        <w:ind w:left="0" w:firstLine="709"/>
         <w:rPr>
           <w:rFonts w:cs="Times New Roman"/>
           <w:szCs w:val="28"/>
@@ -10006,7 +10060,7 @@
           <w:numId w:val="14"/>
         </w:numPr>
         <w:spacing w:after="0"/>
-        <w:ind w:left="0" w:firstLine="1065"/>
+        <w:ind w:left="0" w:firstLine="709"/>
         <w:rPr>
           <w:rFonts w:cs="Times New Roman"/>
           <w:szCs w:val="28"/>
@@ -10030,7 +10084,7 @@
           <w:numId w:val="14"/>
         </w:numPr>
         <w:spacing w:after="0"/>
-        <w:ind w:left="0" w:firstLine="1065"/>
+        <w:ind w:left="0" w:firstLine="709"/>
         <w:rPr>
           <w:rFonts w:cs="Times New Roman"/>
           <w:szCs w:val="28"/>
@@ -10275,6 +10329,17 @@
         </w:rPr>
         <w:t>Физическое проектирование: определение особенностей хранения данных, методов доступа и других параметров реализации в конкретной СУБД.</w:t>
       </w:r>
+    </w:p>
+    <w:p>
+      <w:pPr>
+        <w:pStyle w:val="a4"/>
+        <w:spacing w:after="0"/>
+        <w:ind w:left="709"/>
+        <w:rPr>
+          <w:rFonts w:cs="Times New Roman"/>
+          <w:szCs w:val="28"/>
+        </w:rPr>
+      </w:pPr>
     </w:p>
     <w:p>
       <w:pPr>
@@ -15161,6 +15226,17 @@
     </w:p>
     <w:p>
       <w:pPr>
+        <w:pStyle w:val="a4"/>
+        <w:spacing w:after="0"/>
+        <w:ind w:left="0" w:firstLine="709"/>
+        <w:rPr>
+          <w:rFonts w:cs="Times New Roman"/>
+          <w:szCs w:val="28"/>
+        </w:rPr>
+      </w:pPr>
+    </w:p>
+    <w:p>
+      <w:pPr>
         <w:pStyle w:val="2"/>
         <w:spacing w:before="0"/>
         <w:rPr>
@@ -19823,12 +19899,21 @@
           <w:rFonts w:cs="Times New Roman"/>
           <w:szCs w:val="28"/>
         </w:rPr>
-        <w:t>Таблица 14 – Описание таблицы «Чек»</w:t>
+        <w:t>Таблица 15</w:t>
+      </w:r>
+      <w:r>
+        <w:rPr>
+          <w:rFonts w:cs="Times New Roman"/>
+          <w:szCs w:val="28"/>
+        </w:rPr>
+        <w:t xml:space="preserve"> – Описание таблицы «Чек»</w:t>
       </w:r>
     </w:p>
     <w:tbl>
       <w:tblPr>
         <w:tblStyle w:val="ab"/>
+        <w:tblpPr w:leftFromText="180" w:rightFromText="180" w:vertAnchor="text" w:tblpY="1"/>
+        <w:tblOverlap w:val="never"/>
         <w:tblW w:w="0" w:type="auto"/>
         <w:tblLook w:val="04A0" w:firstRow="1" w:lastRow="0" w:firstColumn="1" w:lastColumn="0" w:noHBand="0" w:noVBand="1"/>
       </w:tblPr>
@@ -20302,6 +20387,13 @@
           <w:szCs w:val="28"/>
         </w:rPr>
         <w:lastRenderedPageBreak/>
+        <w:br w:type="textWrapping" w:clear="all"/>
+      </w:r>
+      <w:r>
+        <w:rPr>
+          <w:rFonts w:cs="Times New Roman"/>
+          <w:szCs w:val="28"/>
+        </w:rPr>
         <w:t xml:space="preserve"> </w:t>
       </w:r>
       <w:r>
@@ -20541,7 +20633,14 @@
           <w:rFonts w:cs="Times New Roman"/>
           <w:szCs w:val="28"/>
         </w:rPr>
-        <w:t>Таблица 15 – Описание таблицы «Клиент»</w:t>
+        <w:t>Таблица 16</w:t>
+      </w:r>
+      <w:r>
+        <w:rPr>
+          <w:rFonts w:cs="Times New Roman"/>
+          <w:szCs w:val="28"/>
+        </w:rPr>
+        <w:t xml:space="preserve"> – Описание таблицы «Клиент»</w:t>
       </w:r>
     </w:p>
     <w:tbl>
@@ -21230,7 +21329,14 @@
           <w:rFonts w:cs="Times New Roman"/>
           <w:szCs w:val="28"/>
         </w:rPr>
-        <w:t>Таблица 16 – Описание таблицы «Стол»</w:t>
+        <w:t>Таблица 17</w:t>
+      </w:r>
+      <w:r>
+        <w:rPr>
+          <w:rFonts w:cs="Times New Roman"/>
+          <w:szCs w:val="28"/>
+        </w:rPr>
+        <w:t xml:space="preserve"> – Описание таблицы «Стол»</w:t>
       </w:r>
     </w:p>
     <w:tbl>
@@ -21925,7 +22031,14 @@
           <w:rFonts w:cs="Times New Roman"/>
           <w:szCs w:val="28"/>
         </w:rPr>
-        <w:t>Таблица 17 – Описание таблицы «Ресторан»</w:t>
+        <w:t>Таблица 18</w:t>
+      </w:r>
+      <w:r>
+        <w:rPr>
+          <w:rFonts w:cs="Times New Roman"/>
+          <w:szCs w:val="28"/>
+        </w:rPr>
+        <w:t xml:space="preserve"> – Описание таблицы «Ресторан»</w:t>
       </w:r>
     </w:p>
     <w:tbl>
@@ -23187,7 +23300,14 @@
           <w:rFonts w:cs="Times New Roman"/>
           <w:szCs w:val="28"/>
         </w:rPr>
-        <w:t>Таблица 18 – Описание таблицы «Заказ»</w:t>
+        <w:t>Таблица 19</w:t>
+      </w:r>
+      <w:r>
+        <w:rPr>
+          <w:rFonts w:cs="Times New Roman"/>
+          <w:szCs w:val="28"/>
+        </w:rPr>
+        <w:t xml:space="preserve"> – Описание таблицы «Заказ»</w:t>
       </w:r>
     </w:p>
     <w:tbl>
@@ -23887,7 +24007,14 @@
           <w:rFonts w:cs="Times New Roman"/>
           <w:szCs w:val="28"/>
         </w:rPr>
-        <w:t>Таблица 19 – Описание таблицы «Чек»</w:t>
+        <w:t>Таблица 20</w:t>
+      </w:r>
+      <w:r>
+        <w:rPr>
+          <w:rFonts w:cs="Times New Roman"/>
+          <w:szCs w:val="28"/>
+        </w:rPr>
+        <w:t xml:space="preserve"> – Описание таблицы «Чек»</w:t>
       </w:r>
     </w:p>
     <w:tbl>
@@ -24365,7 +24492,14 @@
           <w:rFonts w:cs="Times New Roman"/>
           <w:szCs w:val="28"/>
         </w:rPr>
-        <w:t>Таблица 19 – Описание таблицы «</w:t>
+        <w:t>Таблица 21</w:t>
+      </w:r>
+      <w:r>
+        <w:rPr>
+          <w:rFonts w:cs="Times New Roman"/>
+          <w:szCs w:val="28"/>
+        </w:rPr>
+        <w:t xml:space="preserve"> – Описание таблицы «</w:t>
       </w:r>
       <w:proofErr w:type="spellStart"/>
       <w:r>
@@ -25141,1060 +25275,18 @@
           <w:szCs w:val="28"/>
         </w:rPr>
         <w:tab/>
-        <w:t xml:space="preserve">SELECT </w:t>
-      </w:r>
-      <w:proofErr w:type="spellStart"/>
-      <w:r>
-        <w:rPr>
-          <w:rFonts w:cs="Times New Roman"/>
-          <w:szCs w:val="28"/>
-        </w:rPr>
-        <w:t>График_работы</w:t>
-      </w:r>
-      <w:proofErr w:type="spellEnd"/>
-      <w:r>
-        <w:rPr>
-          <w:rFonts w:cs="Times New Roman"/>
-          <w:szCs w:val="28"/>
-        </w:rPr>
-        <w:t xml:space="preserve"> FROM Ресторан WHERE </w:t>
-      </w:r>
-      <w:proofErr w:type="spellStart"/>
-      <w:r>
-        <w:rPr>
-          <w:rFonts w:cs="Times New Roman"/>
-          <w:szCs w:val="28"/>
-        </w:rPr>
-        <w:t>ID_Ресторана</w:t>
-      </w:r>
-      <w:proofErr w:type="spellEnd"/>
-      <w:r>
-        <w:rPr>
-          <w:rFonts w:cs="Times New Roman"/>
-          <w:szCs w:val="28"/>
-        </w:rPr>
-        <w:t xml:space="preserve"> </w:t>
-      </w:r>
-      <w:proofErr w:type="gramStart"/>
-      <w:r>
-        <w:rPr>
-          <w:rFonts w:cs="Times New Roman"/>
-          <w:szCs w:val="28"/>
-        </w:rPr>
-        <w:t>&lt; 8</w:t>
-      </w:r>
-      <w:proofErr w:type="gramEnd"/>
-      <w:r>
-        <w:rPr>
-          <w:rFonts w:cs="Times New Roman"/>
-          <w:szCs w:val="28"/>
-        </w:rPr>
-        <w:t>;</w:t>
-      </w:r>
-    </w:p>
-    <w:p>
-      <w:pPr>
-        <w:spacing w:after="0"/>
-        <w:rPr>
-          <w:rFonts w:cs="Times New Roman"/>
-          <w:szCs w:val="28"/>
-        </w:rPr>
-      </w:pPr>
-      <w:r>
-        <w:rPr>
-          <w:rFonts w:cs="Times New Roman"/>
-          <w:szCs w:val="28"/>
-        </w:rPr>
-        <w:tab/>
-        <w:t xml:space="preserve">Запрос позволяет администратору или оператору </w:t>
-      </w:r>
-      <w:proofErr w:type="spellStart"/>
-      <w:r>
-        <w:rPr>
-          <w:rFonts w:cs="Times New Roman"/>
-          <w:szCs w:val="28"/>
-        </w:rPr>
-        <w:t>колл</w:t>
-      </w:r>
-      <w:proofErr w:type="spellEnd"/>
-      <w:r>
-        <w:rPr>
-          <w:rFonts w:cs="Times New Roman"/>
-          <w:szCs w:val="28"/>
-        </w:rPr>
-        <w:t>-центра быстро уточнить время работы конкретных точек сети. Это необходимо для информирования клиентов при бронировании столов, чтобы избежать визитов в нерабочие часы и поддерживать высокий уровень сервиса.</w:t>
-      </w:r>
-    </w:p>
-    <w:p>
-      <w:pPr>
-        <w:spacing w:after="0"/>
-        <w:rPr>
-          <w:rFonts w:cs="Times New Roman"/>
-          <w:szCs w:val="28"/>
-        </w:rPr>
-      </w:pPr>
-      <w:r>
-        <w:rPr>
-          <w:rFonts w:cs="Times New Roman"/>
-          <w:szCs w:val="28"/>
-        </w:rPr>
-        <w:tab/>
-        <w:t>2. Анализ максимальной выручки по заказам</w:t>
-      </w:r>
-    </w:p>
-    <w:p>
-      <w:pPr>
-        <w:spacing w:after="0"/>
-        <w:rPr>
-          <w:rFonts w:cs="Times New Roman"/>
-          <w:szCs w:val="28"/>
-        </w:rPr>
-      </w:pPr>
-      <w:r>
-        <w:rPr>
-          <w:rFonts w:cs="Times New Roman"/>
-          <w:szCs w:val="28"/>
-        </w:rPr>
-        <w:tab/>
-        <w:t>SELECT MAX(</w:t>
-      </w:r>
-      <w:proofErr w:type="spellStart"/>
-      <w:r>
-        <w:rPr>
-          <w:rFonts w:cs="Times New Roman"/>
-          <w:szCs w:val="28"/>
-        </w:rPr>
-        <w:t>Итоговая_сумма</w:t>
-      </w:r>
-      <w:proofErr w:type="spellEnd"/>
-      <w:r>
-        <w:rPr>
-          <w:rFonts w:cs="Times New Roman"/>
-          <w:szCs w:val="28"/>
-        </w:rPr>
-        <w:t>) AS 'Максимальная сумма заказа' FROM Заказ;</w:t>
-      </w:r>
-    </w:p>
-    <w:p>
-      <w:pPr>
-        <w:spacing w:after="0"/>
-        <w:rPr>
-          <w:rFonts w:cs="Times New Roman"/>
-          <w:szCs w:val="28"/>
-        </w:rPr>
-      </w:pPr>
-      <w:r>
-        <w:rPr>
-          <w:rFonts w:cs="Times New Roman"/>
-          <w:szCs w:val="28"/>
-        </w:rPr>
-        <w:tab/>
-        <w:t>Используется финансовым отделом для определения пикового чека в заведении. Данные помогают оценить покупательную способность аудитории, эффективность работы официантов по дополнительным продажам и результативность специальных предложений.</w:t>
-      </w:r>
-    </w:p>
-    <w:p>
-      <w:pPr>
-        <w:spacing w:after="0"/>
-        <w:rPr>
-          <w:rFonts w:cs="Times New Roman"/>
-          <w:szCs w:val="28"/>
-        </w:rPr>
-      </w:pPr>
-      <w:r>
-        <w:rPr>
-          <w:rFonts w:cs="Times New Roman"/>
-          <w:szCs w:val="28"/>
-        </w:rPr>
-        <w:tab/>
-        <w:t>3. Идентификация наиболее лояльных клиентов</w:t>
-      </w:r>
-    </w:p>
-    <w:p>
-      <w:pPr>
-        <w:spacing w:after="0"/>
-        <w:rPr>
-          <w:rFonts w:cs="Times New Roman"/>
-          <w:szCs w:val="28"/>
-        </w:rPr>
-      </w:pPr>
-      <w:r>
-        <w:rPr>
-          <w:rFonts w:cs="Times New Roman"/>
-          <w:szCs w:val="28"/>
-        </w:rPr>
-        <w:tab/>
-        <w:t>SELECT MAX(</w:t>
-      </w:r>
-      <w:proofErr w:type="spellStart"/>
-      <w:r>
-        <w:rPr>
-          <w:rFonts w:cs="Times New Roman"/>
-          <w:szCs w:val="28"/>
-        </w:rPr>
-        <w:t>Бонусные_баллы</w:t>
-      </w:r>
-      <w:proofErr w:type="spellEnd"/>
-      <w:r>
-        <w:rPr>
-          <w:rFonts w:cs="Times New Roman"/>
-          <w:szCs w:val="28"/>
-        </w:rPr>
-        <w:t>) AS 'Максимальный бонусный счёт' FROM Клиент;</w:t>
-      </w:r>
-    </w:p>
-    <w:p>
-      <w:pPr>
-        <w:spacing w:after="0"/>
-        <w:rPr>
-          <w:rFonts w:cs="Times New Roman"/>
-          <w:szCs w:val="28"/>
-        </w:rPr>
-      </w:pPr>
-      <w:r>
-        <w:rPr>
-          <w:rFonts w:cs="Times New Roman"/>
-          <w:szCs w:val="28"/>
-        </w:rPr>
-        <w:lastRenderedPageBreak/>
-        <w:tab/>
-        <w:t>Запрос выявляет лидера программы лояльности. Эта информация применяется отделом маркетинга для формирования персональных VIP-предложений, приглашений на закрытые дегустации или начисления эксклюзивных подарков держателям самых крупных бонусных счетов.</w:t>
-      </w:r>
-    </w:p>
-    <w:p>
-      <w:pPr>
-        <w:spacing w:after="0"/>
-        <w:rPr>
-          <w:rFonts w:cs="Times New Roman"/>
-          <w:szCs w:val="28"/>
-        </w:rPr>
-      </w:pPr>
-      <w:r>
-        <w:rPr>
-          <w:rFonts w:cs="Times New Roman"/>
-          <w:szCs w:val="28"/>
-        </w:rPr>
-        <w:tab/>
-        <w:t>4. Формирование списка активных бронирований</w:t>
-      </w:r>
-    </w:p>
-    <w:p>
-      <w:pPr>
-        <w:spacing w:after="0"/>
-        <w:rPr>
-          <w:rFonts w:cs="Times New Roman"/>
-          <w:szCs w:val="28"/>
-          <w:lang w:val="en-US"/>
-        </w:rPr>
-      </w:pPr>
-      <w:r>
-        <w:rPr>
-          <w:rFonts w:cs="Times New Roman"/>
-          <w:szCs w:val="28"/>
-        </w:rPr>
-        <w:tab/>
-      </w:r>
-      <w:r>
-        <w:rPr>
-          <w:rFonts w:cs="Times New Roman"/>
-          <w:szCs w:val="28"/>
-          <w:lang w:val="en-US"/>
-        </w:rPr>
-        <w:t>SELECT</w:t>
-      </w:r>
-      <w:r>
-        <w:rPr>
-          <w:rFonts w:cs="Times New Roman"/>
-          <w:szCs w:val="28"/>
-          <w:lang w:val="en-US"/>
-        </w:rPr>
-        <w:t xml:space="preserve"> </w:t>
-      </w:r>
-      <w:r>
-        <w:rPr>
-          <w:rFonts w:cs="Times New Roman"/>
-          <w:szCs w:val="28"/>
-          <w:lang w:val="en-US"/>
-        </w:rPr>
-        <w:t>s</w:t>
-      </w:r>
-      <w:proofErr w:type="gramStart"/>
-      <w:r>
-        <w:rPr>
-          <w:rFonts w:cs="Times New Roman"/>
-          <w:szCs w:val="28"/>
-          <w:lang w:val="en-US"/>
-        </w:rPr>
-        <w:t>1.</w:t>
-      </w:r>
-      <w:r>
-        <w:rPr>
-          <w:rFonts w:cs="Times New Roman"/>
-          <w:szCs w:val="28"/>
-        </w:rPr>
-        <w:t>ФИО</w:t>
-      </w:r>
-      <w:proofErr w:type="gramEnd"/>
-      <w:r>
-        <w:rPr>
-          <w:rFonts w:cs="Times New Roman"/>
-          <w:szCs w:val="28"/>
-          <w:lang w:val="en-US"/>
-        </w:rPr>
-        <w:t xml:space="preserve">, </w:t>
-      </w:r>
-      <w:r>
-        <w:rPr>
-          <w:rFonts w:cs="Times New Roman"/>
-          <w:szCs w:val="28"/>
-          <w:lang w:val="en-US"/>
-        </w:rPr>
-        <w:t>s</w:t>
-      </w:r>
-      <w:r>
-        <w:rPr>
-          <w:rFonts w:cs="Times New Roman"/>
-          <w:szCs w:val="28"/>
-          <w:lang w:val="en-US"/>
-        </w:rPr>
-        <w:t>2.</w:t>
-      </w:r>
-      <w:r>
-        <w:rPr>
-          <w:rFonts w:cs="Times New Roman"/>
-          <w:szCs w:val="28"/>
-          <w:lang w:val="en-US"/>
-        </w:rPr>
-        <w:t>ID</w:t>
-      </w:r>
-      <w:r>
-        <w:rPr>
-          <w:rFonts w:cs="Times New Roman"/>
-          <w:szCs w:val="28"/>
-          <w:lang w:val="en-US"/>
-        </w:rPr>
-        <w:t>_</w:t>
-      </w:r>
-      <w:r>
-        <w:rPr>
-          <w:rFonts w:cs="Times New Roman"/>
-          <w:szCs w:val="28"/>
-        </w:rPr>
-        <w:t>Стола</w:t>
-      </w:r>
-      <w:r>
-        <w:rPr>
-          <w:rFonts w:cs="Times New Roman"/>
-          <w:szCs w:val="28"/>
-          <w:lang w:val="en-US"/>
-        </w:rPr>
-        <w:t xml:space="preserve"> </w:t>
-      </w:r>
-      <w:r>
-        <w:rPr>
-          <w:rFonts w:cs="Times New Roman"/>
-          <w:szCs w:val="28"/>
-          <w:lang w:val="en-US"/>
-        </w:rPr>
-        <w:t>AS</w:t>
-      </w:r>
-      <w:r>
-        <w:rPr>
-          <w:rFonts w:cs="Times New Roman"/>
-          <w:szCs w:val="28"/>
-          <w:lang w:val="en-US"/>
-        </w:rPr>
-        <w:t xml:space="preserve"> '</w:t>
-      </w:r>
-      <w:r>
-        <w:rPr>
-          <w:rFonts w:cs="Times New Roman"/>
-          <w:szCs w:val="28"/>
-        </w:rPr>
-        <w:t>Номер</w:t>
-      </w:r>
-      <w:r>
-        <w:rPr>
-          <w:rFonts w:cs="Times New Roman"/>
-          <w:szCs w:val="28"/>
-          <w:lang w:val="en-US"/>
-        </w:rPr>
-        <w:t xml:space="preserve"> </w:t>
-      </w:r>
-      <w:r>
-        <w:rPr>
-          <w:rFonts w:cs="Times New Roman"/>
-          <w:szCs w:val="28"/>
-        </w:rPr>
-        <w:t>Столика</w:t>
-      </w:r>
-      <w:r>
-        <w:rPr>
-          <w:rFonts w:cs="Times New Roman"/>
-          <w:szCs w:val="28"/>
-          <w:lang w:val="en-US"/>
-        </w:rPr>
-        <w:t xml:space="preserve">' </w:t>
-      </w:r>
-      <w:r>
-        <w:rPr>
-          <w:rFonts w:cs="Times New Roman"/>
-          <w:szCs w:val="28"/>
-          <w:lang w:val="en-US"/>
-        </w:rPr>
-        <w:t>FROM</w:t>
-      </w:r>
-      <w:r>
-        <w:rPr>
-          <w:rFonts w:cs="Times New Roman"/>
-          <w:szCs w:val="28"/>
-          <w:lang w:val="en-US"/>
-        </w:rPr>
-        <w:t xml:space="preserve"> </w:t>
-      </w:r>
-      <w:r>
-        <w:rPr>
-          <w:rFonts w:cs="Times New Roman"/>
-          <w:szCs w:val="28"/>
-        </w:rPr>
-        <w:t>Клиент</w:t>
-      </w:r>
-      <w:r>
-        <w:rPr>
-          <w:rFonts w:cs="Times New Roman"/>
-          <w:szCs w:val="28"/>
-          <w:lang w:val="en-US"/>
-        </w:rPr>
-        <w:t xml:space="preserve"> </w:t>
-      </w:r>
-      <w:r>
-        <w:rPr>
-          <w:rFonts w:cs="Times New Roman"/>
-          <w:szCs w:val="28"/>
-          <w:lang w:val="en-US"/>
-        </w:rPr>
-        <w:t>s</w:t>
-      </w:r>
-      <w:r>
-        <w:rPr>
-          <w:rFonts w:cs="Times New Roman"/>
-          <w:szCs w:val="28"/>
-          <w:lang w:val="en-US"/>
-        </w:rPr>
-        <w:t xml:space="preserve">1 </w:t>
-      </w:r>
-      <w:r>
-        <w:rPr>
-          <w:rFonts w:cs="Times New Roman"/>
-          <w:szCs w:val="28"/>
-          <w:lang w:val="en-US"/>
-        </w:rPr>
-        <w:t>JOIN</w:t>
-      </w:r>
-      <w:r>
-        <w:rPr>
-          <w:rFonts w:cs="Times New Roman"/>
-          <w:szCs w:val="28"/>
-          <w:lang w:val="en-US"/>
-        </w:rPr>
-        <w:t xml:space="preserve"> </w:t>
-      </w:r>
-      <w:r>
-        <w:rPr>
-          <w:rFonts w:cs="Times New Roman"/>
-          <w:szCs w:val="28"/>
-        </w:rPr>
-        <w:t>Стол</w:t>
-      </w:r>
-      <w:r>
-        <w:rPr>
-          <w:rFonts w:cs="Times New Roman"/>
-          <w:szCs w:val="28"/>
-          <w:lang w:val="en-US"/>
-        </w:rPr>
-        <w:t xml:space="preserve"> </w:t>
-      </w:r>
-      <w:r>
-        <w:rPr>
-          <w:rFonts w:cs="Times New Roman"/>
-          <w:szCs w:val="28"/>
-          <w:lang w:val="en-US"/>
-        </w:rPr>
-        <w:t>s</w:t>
-      </w:r>
-      <w:r>
-        <w:rPr>
-          <w:rFonts w:cs="Times New Roman"/>
-          <w:szCs w:val="28"/>
-          <w:lang w:val="en-US"/>
-        </w:rPr>
-        <w:t xml:space="preserve">2 </w:t>
-      </w:r>
-      <w:r>
-        <w:rPr>
-          <w:rFonts w:cs="Times New Roman"/>
-          <w:szCs w:val="28"/>
-          <w:lang w:val="en-US"/>
-        </w:rPr>
-        <w:t>ON</w:t>
-      </w:r>
-      <w:r>
-        <w:rPr>
-          <w:rFonts w:cs="Times New Roman"/>
-          <w:szCs w:val="28"/>
-          <w:lang w:val="en-US"/>
-        </w:rPr>
-        <w:t xml:space="preserve"> </w:t>
-      </w:r>
-      <w:r>
-        <w:rPr>
-          <w:rFonts w:cs="Times New Roman"/>
-          <w:szCs w:val="28"/>
-          <w:lang w:val="en-US"/>
-        </w:rPr>
-        <w:t>s</w:t>
-      </w:r>
-      <w:r>
-        <w:rPr>
-          <w:rFonts w:cs="Times New Roman"/>
-          <w:szCs w:val="28"/>
-          <w:lang w:val="en-US"/>
-        </w:rPr>
-        <w:t>1.</w:t>
-      </w:r>
-      <w:r>
-        <w:rPr>
-          <w:rFonts w:cs="Times New Roman"/>
-          <w:szCs w:val="28"/>
-          <w:lang w:val="en-US"/>
-        </w:rPr>
-        <w:t>ID</w:t>
-      </w:r>
-      <w:r>
-        <w:rPr>
-          <w:rFonts w:cs="Times New Roman"/>
-          <w:szCs w:val="28"/>
-          <w:lang w:val="en-US"/>
-        </w:rPr>
-        <w:t>_</w:t>
-      </w:r>
-      <w:r>
-        <w:rPr>
-          <w:rFonts w:cs="Times New Roman"/>
-          <w:szCs w:val="28"/>
-        </w:rPr>
-        <w:t>Клиента</w:t>
-      </w:r>
-      <w:r>
-        <w:rPr>
-          <w:rFonts w:cs="Times New Roman"/>
-          <w:szCs w:val="28"/>
-          <w:lang w:val="en-US"/>
-        </w:rPr>
-        <w:t xml:space="preserve"> = </w:t>
-      </w:r>
-      <w:r>
-        <w:rPr>
-          <w:rFonts w:cs="Times New Roman"/>
-          <w:szCs w:val="28"/>
-          <w:lang w:val="en-US"/>
-        </w:rPr>
-        <w:t>s</w:t>
-      </w:r>
-      <w:r>
-        <w:rPr>
-          <w:rFonts w:cs="Times New Roman"/>
-          <w:szCs w:val="28"/>
-          <w:lang w:val="en-US"/>
-        </w:rPr>
-        <w:t>2.</w:t>
-      </w:r>
-      <w:r>
-        <w:rPr>
-          <w:rFonts w:cs="Times New Roman"/>
-          <w:szCs w:val="28"/>
-          <w:lang w:val="en-US"/>
-        </w:rPr>
-        <w:t>ID</w:t>
-      </w:r>
-      <w:r>
-        <w:rPr>
-          <w:rFonts w:cs="Times New Roman"/>
-          <w:szCs w:val="28"/>
-          <w:lang w:val="en-US"/>
-        </w:rPr>
-        <w:t>_</w:t>
-      </w:r>
-      <w:r>
-        <w:rPr>
-          <w:rFonts w:cs="Times New Roman"/>
-          <w:szCs w:val="28"/>
-        </w:rPr>
-        <w:t>Клиента</w:t>
-      </w:r>
-      <w:r>
-        <w:rPr>
-          <w:rFonts w:cs="Times New Roman"/>
-          <w:szCs w:val="28"/>
-          <w:lang w:val="en-US"/>
-        </w:rPr>
-        <w:t>;</w:t>
-      </w:r>
-    </w:p>
-    <w:p>
-      <w:pPr>
-        <w:spacing w:after="0"/>
-        <w:rPr>
-          <w:rFonts w:cs="Times New Roman"/>
-          <w:szCs w:val="28"/>
-        </w:rPr>
-      </w:pPr>
-      <w:r>
-        <w:rPr>
-          <w:rFonts w:cs="Times New Roman"/>
-          <w:szCs w:val="28"/>
-          <w:lang w:val="en-US"/>
-        </w:rPr>
-        <w:tab/>
-      </w:r>
-      <w:r>
-        <w:rPr>
-          <w:rFonts w:cs="Times New Roman"/>
-          <w:szCs w:val="28"/>
-        </w:rPr>
-        <w:t>Собирает актуальную связку «гость - стол». Позволяет мгновенно определить, за каким столиком закреплен конкретный клиент, обеспечивая быструю посадку гостей по прибытии и исключая ошибки двойного бронирования.</w:t>
-      </w:r>
-    </w:p>
-    <w:p>
-      <w:pPr>
-        <w:spacing w:after="0"/>
-        <w:rPr>
-          <w:rFonts w:cs="Times New Roman"/>
-          <w:szCs w:val="28"/>
-        </w:rPr>
-      </w:pPr>
-      <w:r>
-        <w:rPr>
-          <w:rFonts w:cs="Times New Roman"/>
-          <w:szCs w:val="28"/>
-        </w:rPr>
-        <w:tab/>
-        <w:t>5. Проверка состава конкретного чека</w:t>
-      </w:r>
-    </w:p>
-    <w:p>
-      <w:pPr>
-        <w:spacing w:after="0"/>
-        <w:rPr>
-          <w:rFonts w:cs="Times New Roman"/>
-          <w:szCs w:val="28"/>
-        </w:rPr>
-      </w:pPr>
-      <w:r>
-        <w:rPr>
-          <w:rFonts w:cs="Times New Roman"/>
-          <w:szCs w:val="28"/>
-        </w:rPr>
-        <w:tab/>
-        <w:t xml:space="preserve">SELECT </w:t>
-      </w:r>
-      <w:proofErr w:type="spellStart"/>
-      <w:r>
-        <w:rPr>
-          <w:rFonts w:cs="Times New Roman"/>
-          <w:szCs w:val="28"/>
-        </w:rPr>
-        <w:t>Позиции_в_заказе</w:t>
-      </w:r>
-      <w:proofErr w:type="spellEnd"/>
-      <w:r>
-        <w:rPr>
-          <w:rFonts w:cs="Times New Roman"/>
-          <w:szCs w:val="28"/>
-        </w:rPr>
-        <w:t xml:space="preserve"> AS 'Первая позиция', </w:t>
-      </w:r>
-      <w:proofErr w:type="spellStart"/>
-      <w:r>
-        <w:rPr>
-          <w:rFonts w:cs="Times New Roman"/>
-          <w:szCs w:val="28"/>
-        </w:rPr>
-        <w:t>Дата_чека</w:t>
-      </w:r>
-      <w:proofErr w:type="spellEnd"/>
-      <w:r>
-        <w:rPr>
-          <w:rFonts w:cs="Times New Roman"/>
-          <w:szCs w:val="28"/>
-        </w:rPr>
-        <w:t xml:space="preserve"> FROM Чек WHERE </w:t>
-      </w:r>
-      <w:proofErr w:type="spellStart"/>
-      <w:r>
-        <w:rPr>
-          <w:rFonts w:cs="Times New Roman"/>
-          <w:szCs w:val="28"/>
-        </w:rPr>
-        <w:t>ID_Чека</w:t>
-      </w:r>
-      <w:proofErr w:type="spellEnd"/>
-      <w:r>
-        <w:rPr>
-          <w:rFonts w:cs="Times New Roman"/>
-          <w:szCs w:val="28"/>
-        </w:rPr>
-        <w:t xml:space="preserve"> = 1;</w:t>
-      </w:r>
-    </w:p>
-    <w:p>
-      <w:pPr>
-        <w:spacing w:after="0"/>
-        <w:rPr>
-          <w:rFonts w:cs="Times New Roman"/>
-          <w:szCs w:val="28"/>
-        </w:rPr>
-      </w:pPr>
-      <w:r>
-        <w:rPr>
-          <w:rFonts w:cs="Times New Roman"/>
-          <w:szCs w:val="28"/>
-        </w:rPr>
-        <w:tab/>
-        <w:t>Обеспечивает доступ к детализации финансового документа по его номеру. Необходим для разрешения спорных ситуаций с гостями, проведения инвентаризации списанных продуктов или восстановления данных в случае утери бумажного чека.</w:t>
-      </w:r>
-    </w:p>
-    <w:p>
-      <w:pPr>
-        <w:spacing w:after="0"/>
-        <w:rPr>
-          <w:rFonts w:cs="Times New Roman"/>
-          <w:szCs w:val="28"/>
-        </w:rPr>
-      </w:pPr>
-      <w:r>
-        <w:rPr>
-          <w:rFonts w:cs="Times New Roman"/>
-          <w:szCs w:val="28"/>
-        </w:rPr>
-        <w:tab/>
-        <w:t>6. Подбор столика по количеству персон</w:t>
-      </w:r>
-    </w:p>
-    <w:p>
-      <w:pPr>
-        <w:spacing w:after="0"/>
-        <w:rPr>
-          <w:rFonts w:cs="Times New Roman"/>
-          <w:szCs w:val="28"/>
-        </w:rPr>
-      </w:pPr>
-      <w:r>
-        <w:rPr>
-          <w:rFonts w:cs="Times New Roman"/>
-          <w:szCs w:val="28"/>
-        </w:rPr>
-        <w:tab/>
-        <w:t xml:space="preserve">SELECT </w:t>
-      </w:r>
-      <w:proofErr w:type="spellStart"/>
-      <w:r>
-        <w:rPr>
-          <w:rFonts w:cs="Times New Roman"/>
-          <w:szCs w:val="28"/>
-        </w:rPr>
-        <w:t>ID_Стола</w:t>
-      </w:r>
-      <w:proofErr w:type="spellEnd"/>
-      <w:r>
-        <w:rPr>
-          <w:rFonts w:cs="Times New Roman"/>
-          <w:szCs w:val="28"/>
-        </w:rPr>
-        <w:t xml:space="preserve"> AS 'Номер стола', Вместимость, Расположение FROM Стол WHERE Вместимость = 2;</w:t>
-      </w:r>
-    </w:p>
-    <w:p>
-      <w:pPr>
-        <w:spacing w:after="0"/>
-        <w:rPr>
-          <w:rFonts w:cs="Times New Roman"/>
-          <w:szCs w:val="28"/>
-        </w:rPr>
-      </w:pPr>
-      <w:r>
-        <w:rPr>
-          <w:rFonts w:cs="Times New Roman"/>
-          <w:szCs w:val="28"/>
-        </w:rPr>
-        <w:tab/>
-        <w:t xml:space="preserve">Реализует функцию оперативного поиска подходящего места под конкретный запрос. Позволяет </w:t>
-      </w:r>
-      <w:proofErr w:type="spellStart"/>
-      <w:r>
-        <w:rPr>
-          <w:rFonts w:cs="Times New Roman"/>
-          <w:szCs w:val="28"/>
-        </w:rPr>
-        <w:t>хостес</w:t>
-      </w:r>
-      <w:proofErr w:type="spellEnd"/>
-      <w:r>
-        <w:rPr>
-          <w:rFonts w:cs="Times New Roman"/>
-          <w:szCs w:val="28"/>
-        </w:rPr>
-        <w:t xml:space="preserve"> за секунды предложить гостям варианты с учетом их предпочтений по расположению, что повышает комфорт пребывания в ресторане.</w:t>
-      </w:r>
-    </w:p>
-    <w:p>
-      <w:pPr>
-        <w:spacing w:after="0"/>
-        <w:rPr>
-          <w:rFonts w:cs="Times New Roman"/>
-          <w:szCs w:val="28"/>
-        </w:rPr>
-      </w:pPr>
-      <w:r>
-        <w:rPr>
-          <w:rFonts w:cs="Times New Roman"/>
-          <w:szCs w:val="28"/>
-        </w:rPr>
-        <w:br w:type="page"/>
-      </w:r>
-    </w:p>
-    <w:p>
-      <w:pPr>
-        <w:pStyle w:val="1"/>
-        <w:spacing w:before="0"/>
-        <w:rPr>
-          <w:rFonts w:cs="Times New Roman"/>
-          <w:b/>
-          <w:szCs w:val="28"/>
-        </w:rPr>
-      </w:pPr>
-      <w:bookmarkStart w:id="27" w:name="_Toc228992043"/>
-      <w:r>
-        <w:rPr>
-          <w:rFonts w:cs="Times New Roman"/>
-          <w:b/>
-          <w:szCs w:val="28"/>
-        </w:rPr>
-        <w:lastRenderedPageBreak/>
-        <w:t>5. РАЗРАБОТКА ЭСКИЗНОГО ПРОЕКТА</w:t>
-      </w:r>
-      <w:bookmarkEnd w:id="27"/>
-    </w:p>
-    <w:p>
-      <w:pPr>
-        <w:spacing w:after="0"/>
-        <w:rPr>
-          <w:rFonts w:cs="Times New Roman"/>
-          <w:szCs w:val="28"/>
-        </w:rPr>
-      </w:pPr>
-      <w:r>
-        <w:rPr>
-          <w:rFonts w:cs="Times New Roman"/>
-          <w:szCs w:val="28"/>
-        </w:rPr>
-        <w:tab/>
-        <w:t>Эскизное проектирование пользовательского интерфейса (UI) является критически важным этапом разработки информационной системы, так как именно визуальная составляющая определяет удобство работы конечного пользователя – в данном случае клиента ресторана. Грамотно спроектированный интерфейс позволяет минимизировать время на бронирование стола, упростить процесс взаимодействия с меню и сделать систему лояльности прозрачной и привлекательной для гостя.</w:t>
-      </w:r>
-    </w:p>
-    <w:p>
-      <w:pPr>
-        <w:spacing w:after="0"/>
-        <w:rPr>
-          <w:rFonts w:cs="Times New Roman"/>
-          <w:szCs w:val="28"/>
-        </w:rPr>
-      </w:pPr>
-      <w:r>
-        <w:rPr>
-          <w:rFonts w:cs="Times New Roman"/>
-          <w:szCs w:val="28"/>
-        </w:rPr>
-        <w:tab/>
-        <w:t>Разработка эскизного проекта мобильного приложения базировалась на следующих принципах:</w:t>
-      </w:r>
-    </w:p>
-    <w:p>
-      <w:pPr>
-        <w:pStyle w:val="a4"/>
-        <w:numPr>
-          <w:ilvl w:val="0"/>
-          <w:numId w:val="12"/>
-        </w:numPr>
-        <w:spacing w:after="0"/>
-        <w:ind w:left="0" w:firstLine="774"/>
-        <w:rPr>
-          <w:rFonts w:cs="Times New Roman"/>
-          <w:szCs w:val="28"/>
-        </w:rPr>
-      </w:pPr>
-      <w:r>
-        <w:rPr>
-          <w:rFonts w:cs="Times New Roman"/>
-          <w:bCs/>
-          <w:szCs w:val="28"/>
-        </w:rPr>
-        <w:t>Персонализация и лояльность</w:t>
-      </w:r>
-      <w:r>
-        <w:rPr>
-          <w:rFonts w:cs="Times New Roman"/>
-          <w:szCs w:val="28"/>
-        </w:rPr>
-        <w:t>: информация о бонусных баллах и приветствие пользователя доступны сразу при открытии бокового меню, что повышает вовлеченность клиента.</w:t>
-      </w:r>
-    </w:p>
-    <w:p>
-      <w:pPr>
-        <w:pStyle w:val="a4"/>
-        <w:numPr>
-          <w:ilvl w:val="0"/>
-          <w:numId w:val="12"/>
-        </w:numPr>
-        <w:spacing w:after="0"/>
-        <w:ind w:left="0" w:firstLine="774"/>
-        <w:rPr>
-          <w:rFonts w:cs="Times New Roman"/>
-          <w:szCs w:val="28"/>
-        </w:rPr>
-      </w:pPr>
-      <w:r>
-        <w:rPr>
-          <w:rFonts w:cs="Times New Roman"/>
-          <w:bCs/>
-          <w:szCs w:val="28"/>
-        </w:rPr>
-        <w:t>Визуальная навигация</w:t>
-      </w:r>
-      <w:r>
-        <w:rPr>
-          <w:rFonts w:cs="Times New Roman"/>
-          <w:szCs w:val="28"/>
-        </w:rPr>
-        <w:t>: использование интерактивной карты залов позволяет пользователю интуитивно выбрать место на основе его расположения и вместимости.</w:t>
-      </w:r>
-    </w:p>
-    <w:p>
-      <w:pPr>
-        <w:pStyle w:val="a4"/>
-        <w:numPr>
-          <w:ilvl w:val="0"/>
-          <w:numId w:val="12"/>
-        </w:numPr>
-        <w:spacing w:after="0"/>
-        <w:ind w:left="0" w:firstLine="774"/>
-        <w:rPr>
-          <w:rFonts w:cs="Times New Roman"/>
-          <w:szCs w:val="28"/>
-        </w:rPr>
-      </w:pPr>
-      <w:r>
-        <w:rPr>
-          <w:rFonts w:cs="Times New Roman"/>
-          <w:bCs/>
-          <w:szCs w:val="28"/>
-        </w:rPr>
-        <w:t>Минимализм и скорость</w:t>
-      </w:r>
-      <w:r>
-        <w:rPr>
-          <w:rFonts w:cs="Times New Roman"/>
-          <w:szCs w:val="28"/>
-        </w:rPr>
-        <w:t>: отсутствие лишних этапов при оформлении заказа и бронировании, что соответствует результатам анализа систем-аналогов.</w:t>
-      </w:r>
-    </w:p>
-    <w:p>
-      <w:pPr>
-        <w:pStyle w:val="a4"/>
-        <w:numPr>
-          <w:ilvl w:val="0"/>
-          <w:numId w:val="12"/>
-        </w:numPr>
-        <w:spacing w:after="0"/>
-        <w:ind w:left="0" w:firstLine="774"/>
-        <w:rPr>
-          <w:rFonts w:cs="Times New Roman"/>
-          <w:szCs w:val="28"/>
-        </w:rPr>
-      </w:pPr>
-      <w:r>
-        <w:rPr>
-          <w:rFonts w:cs="Times New Roman"/>
-          <w:bCs/>
-          <w:szCs w:val="28"/>
-        </w:rPr>
-        <w:t>Единство стиля</w:t>
-      </w:r>
-      <w:r>
-        <w:rPr>
-          <w:rFonts w:cs="Times New Roman"/>
-          <w:szCs w:val="28"/>
-        </w:rPr>
-        <w:t>: использование теплой цветовой гаммы и качественных изображений блюд для создания аппетитного и современного интерфейса.</w:t>
-      </w:r>
-    </w:p>
-    <w:p>
-      <w:pPr>
-        <w:spacing w:after="0"/>
-        <w:rPr>
-          <w:rFonts w:cs="Times New Roman"/>
-          <w:bCs/>
-          <w:szCs w:val="28"/>
-        </w:rPr>
-      </w:pPr>
-      <w:r>
-        <w:rPr>
-          <w:rFonts w:cs="Times New Roman"/>
-          <w:szCs w:val="28"/>
-        </w:rPr>
-        <w:tab/>
-        <w:t xml:space="preserve">В ходе проектирования были разработаны макеты ключевых экранов системы: </w:t>
-      </w:r>
-      <w:r>
-        <w:rPr>
-          <w:rFonts w:cs="Times New Roman"/>
-          <w:bCs/>
-          <w:szCs w:val="28"/>
-        </w:rPr>
-        <w:t>Загрузочное меню и форма авторизации, главное меню с актуальными новостями в ресторане и рекомендацией блюд, открытое бургер меню, где хранится информация о клиенте и так же навигация по приложению,</w:t>
-      </w:r>
-      <w:r>
-        <w:rPr>
-          <w:rFonts w:cs="Times New Roman"/>
-          <w:bCs/>
-          <w:szCs w:val="28"/>
-        </w:rPr>
-        <w:t xml:space="preserve"> форма с бронированием столов.</w:t>
-      </w:r>
-    </w:p>
-    <w:p>
-      <w:pPr>
-        <w:spacing w:after="0"/>
-        <w:jc w:val="center"/>
-        <w:rPr>
-          <w:rFonts w:cs="Times New Roman"/>
-          <w:bCs/>
-          <w:szCs w:val="28"/>
-        </w:rPr>
-      </w:pPr>
-      <w:r>
-        <w:rPr>
-          <w:rFonts w:cs="Times New Roman"/>
-          <w:noProof/>
-          <w:szCs w:val="28"/>
-          <w:lang w:eastAsia="ru-RU"/>
-        </w:rPr>
-        <w:lastRenderedPageBreak/>
+      </w:r>
+      <w:bookmarkStart w:id="27" w:name="_GoBack"/>
+      <w:r>
+        <w:rPr>
+          <w:rFonts w:cs="Times New Roman"/>
+          <w:szCs w:val="28"/>
+        </w:rPr>
         <w:drawing>
-          <wp:inline distT="0" distB="0" distL="0" distR="0" wp14:anchorId="60AF6615" wp14:editId="43EC27B1">
-            <wp:extent cx="1899146" cy="4019550"/>
-            <wp:effectExtent l="0" t="0" r="6350" b="0"/>
-            <wp:docPr id="3" name="Рисунок 3"/>
+          <wp:inline distT="0" distB="0" distL="0" distR="0" wp14:anchorId="0E7F2165" wp14:editId="73BCF7CC">
+            <wp:extent cx="3409950" cy="3112871"/>
+            <wp:effectExtent l="0" t="0" r="0" b="0"/>
+            <wp:docPr id="21" name="Рисунок 21"/>
             <wp:cNvGraphicFramePr>
               <a:graphicFrameLocks xmlns:a="http://schemas.openxmlformats.org/drawingml/2006/main" noChangeAspect="1"/>
             </wp:cNvGraphicFramePr>
@@ -26214,7 +25306,7 @@
                   <pic:spPr>
                     <a:xfrm>
                       <a:off x="0" y="0"/>
-                      <a:ext cx="1925616" cy="4075574"/>
+                      <a:ext cx="3416170" cy="3118549"/>
                     </a:xfrm>
                     <a:prstGeom prst="rect">
                       <a:avLst/>
@@ -26226,25 +25318,7 @@
           </wp:inline>
         </w:drawing>
       </w:r>
-    </w:p>
-    <w:p>
-      <w:pPr>
-        <w:spacing w:after="0"/>
-        <w:jc w:val="center"/>
-        <w:rPr>
-          <w:rFonts w:cs="Times New Roman"/>
-          <w:bCs/>
-          <w:szCs w:val="28"/>
-        </w:rPr>
-      </w:pPr>
-      <w:r>
-        <w:rPr>
-          <w:rFonts w:cs="Times New Roman"/>
-          <w:bCs/>
-          <w:szCs w:val="28"/>
-        </w:rPr>
-        <w:t>Рисунок 11 – Форма авторизации в систему мобильного приложения ресторана «67 Небо»</w:t>
-      </w:r>
+      <w:bookmarkEnd w:id="27"/>
     </w:p>
     <w:p>
       <w:pPr>
@@ -26260,7 +25334,23 @@
           <w:szCs w:val="28"/>
         </w:rPr>
         <w:tab/>
-        <w:t>При открытии мобильного приложения пользователь попадает на экран приветствия и авторизации, выполненный в современном темном стиле с яркими акцентами. В верхней части экрана расположен логотип и название заведения - «67 НЕБО», что сразу идентифицирует систему для клиента. Центральное место занимает форма «Вход в профиль», предназначенная для верификации пользователя в базе данных и обеспечения доступа к его персональным накоплениям.</w:t>
+        <w:t xml:space="preserve">Запрос позволяет администратору или оператору </w:t>
+      </w:r>
+      <w:proofErr w:type="spellStart"/>
+      <w:r>
+        <w:rPr>
+          <w:rFonts w:cs="Times New Roman"/>
+          <w:szCs w:val="28"/>
+        </w:rPr>
+        <w:t>колл</w:t>
+      </w:r>
+      <w:proofErr w:type="spellEnd"/>
+      <w:r>
+        <w:rPr>
+          <w:rFonts w:cs="Times New Roman"/>
+          <w:szCs w:val="28"/>
+        </w:rPr>
+        <w:t>-центра быстро уточнить время работы конкретных точек сети. Это необходимо для информирования клиентов при бронировании столов, чтобы избежать визитов в нерабочие часы и поддерживать высокий уровень сервиса.</w:t>
       </w:r>
     </w:p>
     <w:p>
@@ -26277,63 +25367,35 @@
           <w:szCs w:val="28"/>
         </w:rPr>
         <w:tab/>
-        <w:t xml:space="preserve">После успешного ввода кода из SMS система связывает сессию с конкретным </w:t>
-      </w:r>
-      <w:proofErr w:type="spellStart"/>
-      <w:r>
-        <w:rPr>
-          <w:rFonts w:cs="Times New Roman"/>
-          <w:szCs w:val="28"/>
-        </w:rPr>
-        <w:t>ID_Клиента</w:t>
-      </w:r>
-      <w:proofErr w:type="spellEnd"/>
-      <w:r>
-        <w:rPr>
-          <w:rFonts w:cs="Times New Roman"/>
-          <w:szCs w:val="28"/>
-        </w:rPr>
-        <w:t xml:space="preserve">, открывая доступ к интерактивной карте залов, меню и разделу лояльности. Такая реализация первого экрана минимизирует барьер входа и гарантирует, что все последующие операции – от бронирования стола до начисления </w:t>
-      </w:r>
-      <w:proofErr w:type="spellStart"/>
-      <w:r>
-        <w:rPr>
-          <w:rFonts w:cs="Times New Roman"/>
-          <w:szCs w:val="28"/>
-        </w:rPr>
-        <w:t>кэшбэка</w:t>
-      </w:r>
-      <w:proofErr w:type="spellEnd"/>
-      <w:r>
-        <w:rPr>
-          <w:rFonts w:cs="Times New Roman"/>
-          <w:szCs w:val="28"/>
-        </w:rPr>
-        <w:t xml:space="preserve"> – будут юридически и технически закреплены за авторизованным пользователем.</w:t>
-      </w:r>
-    </w:p>
-    <w:p>
-      <w:pPr>
-        <w:spacing w:after="0"/>
-        <w:jc w:val="center"/>
-        <w:rPr>
-          <w:rFonts w:cs="Times New Roman"/>
-          <w:szCs w:val="28"/>
-        </w:rPr>
-      </w:pPr>
-      <w:r>
-        <w:rPr>
-          <w:rFonts w:cs="Times New Roman"/>
-          <w:noProof/>
-          <w:szCs w:val="28"/>
-          <w:lang w:eastAsia="ru-RU"/>
+        <w:t>2. Анализ максимальной выручки по заказам</w:t>
+      </w:r>
+    </w:p>
+    <w:p>
+      <w:pPr>
+        <w:spacing w:after="0"/>
+        <w:rPr>
+          <w:rFonts w:cs="Times New Roman"/>
+          <w:szCs w:val="28"/>
+        </w:rPr>
+      </w:pPr>
+      <w:r>
+        <w:rPr>
+          <w:rFonts w:cs="Times New Roman"/>
+          <w:szCs w:val="28"/>
         </w:rPr>
         <w:lastRenderedPageBreak/>
+        <w:tab/>
+      </w:r>
+      <w:r>
+        <w:rPr>
+          <w:rFonts w:cs="Times New Roman"/>
+          <w:szCs w:val="28"/>
+        </w:rPr>
         <w:drawing>
-          <wp:inline distT="0" distB="0" distL="0" distR="0" wp14:anchorId="55BB9900" wp14:editId="18E97DD4">
-            <wp:extent cx="1935549" cy="3829050"/>
-            <wp:effectExtent l="0" t="0" r="7620" b="0"/>
-            <wp:docPr id="11" name="Рисунок 11"/>
+          <wp:inline distT="0" distB="0" distL="0" distR="0" wp14:anchorId="6EAB7942" wp14:editId="5D22F8E1">
+            <wp:extent cx="4295775" cy="1968321"/>
+            <wp:effectExtent l="0" t="0" r="0" b="0"/>
+            <wp:docPr id="20" name="Рисунок 20"/>
             <wp:cNvGraphicFramePr>
               <a:graphicFrameLocks xmlns:a="http://schemas.openxmlformats.org/drawingml/2006/main" noChangeAspect="1"/>
             </wp:cNvGraphicFramePr>
@@ -26353,7 +25415,7 @@
                   <pic:spPr>
                     <a:xfrm>
                       <a:off x="0" y="0"/>
-                      <a:ext cx="1969225" cy="3895671"/>
+                      <a:ext cx="4327111" cy="1982679"/>
                     </a:xfrm>
                     <a:prstGeom prst="rect">
                       <a:avLst/>
@@ -26369,6 +25431,40 @@
     <w:p>
       <w:pPr>
         <w:spacing w:after="0"/>
+        <w:rPr>
+          <w:rFonts w:cs="Times New Roman"/>
+          <w:szCs w:val="28"/>
+        </w:rPr>
+      </w:pPr>
+      <w:r>
+        <w:rPr>
+          <w:rFonts w:cs="Times New Roman"/>
+          <w:szCs w:val="28"/>
+        </w:rPr>
+        <w:tab/>
+        <w:t>Используется финансовым отделом для определения пикового чека в заведении. Данные помогают оценить покупательную способность аудитории, эффективность работы официантов по дополнительным продажам и результативность специальных предложений.</w:t>
+      </w:r>
+    </w:p>
+    <w:p>
+      <w:pPr>
+        <w:spacing w:after="0"/>
+        <w:rPr>
+          <w:rFonts w:cs="Times New Roman"/>
+          <w:szCs w:val="28"/>
+        </w:rPr>
+      </w:pPr>
+      <w:r>
+        <w:rPr>
+          <w:rFonts w:cs="Times New Roman"/>
+          <w:szCs w:val="28"/>
+        </w:rPr>
+        <w:tab/>
+        <w:t>3. Идентификация наиболее лояльных клиентов</w:t>
+      </w:r>
+    </w:p>
+    <w:p>
+      <w:pPr>
+        <w:spacing w:after="0"/>
         <w:jc w:val="center"/>
         <w:rPr>
           <w:rFonts w:cs="Times New Roman"/>
@@ -26380,150 +25476,11 @@
           <w:rFonts w:cs="Times New Roman"/>
           <w:szCs w:val="28"/>
         </w:rPr>
-        <w:t>Рисунок 12 – Главное меню мобильного приложения</w:t>
-      </w:r>
-    </w:p>
-    <w:p>
-      <w:pPr>
-        <w:spacing w:after="0"/>
-        <w:rPr>
-          <w:rFonts w:cs="Times New Roman"/>
-          <w:szCs w:val="28"/>
-        </w:rPr>
-      </w:pPr>
-      <w:r>
-        <w:rPr>
-          <w:rFonts w:cs="Times New Roman"/>
-          <w:szCs w:val="28"/>
-        </w:rPr>
-        <w:tab/>
-        <w:t>Главный экран приложения выступает в роли интерактивной витрины, обеспечивая пользователю быстрый доступ к актуальным предложениям и позициям из базы данных ресторана. Интерфейс спроектирован таким образом, чтобы клиент мог мгновенно перейти от ознакомления с новинками к процессу формирования заказа.</w:t>
-      </w:r>
-    </w:p>
-    <w:p>
-      <w:pPr>
-        <w:spacing w:after="0"/>
-        <w:rPr>
-          <w:rFonts w:cs="Times New Roman"/>
-          <w:szCs w:val="28"/>
-        </w:rPr>
-      </w:pPr>
-      <w:r>
-        <w:rPr>
-          <w:rFonts w:cs="Times New Roman"/>
-          <w:szCs w:val="28"/>
-        </w:rPr>
-        <w:tab/>
-        <w:t>Основные функциональные зоны экрана включают:</w:t>
-      </w:r>
-    </w:p>
-    <w:p>
-      <w:pPr>
-        <w:spacing w:after="0"/>
-        <w:rPr>
-          <w:rFonts w:cs="Times New Roman"/>
-          <w:szCs w:val="28"/>
-        </w:rPr>
-      </w:pPr>
-      <w:r>
-        <w:rPr>
-          <w:rFonts w:cs="Times New Roman"/>
-          <w:bCs/>
-          <w:szCs w:val="28"/>
-        </w:rPr>
-        <w:tab/>
-        <w:t>Верхняя панель навигации</w:t>
-      </w:r>
-      <w:r>
-        <w:rPr>
-          <w:rFonts w:cs="Times New Roman"/>
-          <w:szCs w:val="28"/>
-        </w:rPr>
-        <w:t>: Содержит «бургер-меню» для перехода в личный профиль с бонусными баллами и иконку поиска для быстрой фильтрации блюд по названию, что соответствует атрибутам сущности.</w:t>
-      </w:r>
-    </w:p>
-    <w:p>
-      <w:pPr>
-        <w:pStyle w:val="a4"/>
-        <w:numPr>
-          <w:ilvl w:val="0"/>
-          <w:numId w:val="13"/>
-        </w:numPr>
-        <w:spacing w:after="0"/>
-        <w:ind w:left="0" w:firstLine="1065"/>
-        <w:rPr>
-          <w:rFonts w:cs="Times New Roman"/>
-          <w:szCs w:val="28"/>
-        </w:rPr>
-      </w:pPr>
-      <w:r>
-        <w:rPr>
-          <w:rFonts w:cs="Times New Roman"/>
-          <w:bCs/>
-          <w:szCs w:val="28"/>
-        </w:rPr>
-        <w:t>Рекламный баннер</w:t>
-      </w:r>
-      <w:r>
-        <w:rPr>
-          <w:rFonts w:cs="Times New Roman"/>
-          <w:szCs w:val="28"/>
-        </w:rPr>
-        <w:t>: Расположенный в верхней части блок «Весеннее Обновление» информирует об изменениях в меню, позволяя администратору динамически управлять вниманием гостя и продвигать сезонные позиции.</w:t>
-      </w:r>
-    </w:p>
-    <w:p>
-      <w:pPr>
-        <w:pStyle w:val="a4"/>
-        <w:numPr>
-          <w:ilvl w:val="0"/>
-          <w:numId w:val="13"/>
-        </w:numPr>
-        <w:spacing w:after="0"/>
-        <w:ind w:left="0" w:firstLine="1065"/>
-        <w:rPr>
-          <w:rFonts w:cs="Times New Roman"/>
-          <w:szCs w:val="28"/>
-        </w:rPr>
-      </w:pPr>
-      <w:r>
-        <w:rPr>
-          <w:rFonts w:cs="Times New Roman"/>
-          <w:bCs/>
-          <w:szCs w:val="28"/>
-        </w:rPr>
-        <w:t>Секция «Рекомендуем»</w:t>
-      </w:r>
-      <w:r>
-        <w:rPr>
-          <w:rFonts w:cs="Times New Roman"/>
-          <w:szCs w:val="28"/>
-        </w:rPr>
-        <w:t>: Представляет собой горизонтальную ленту карточек наиболее популярных блюд. Каждая карточка содержит качественное изображение, наименование и краткое описание состава.</w:t>
-      </w:r>
-    </w:p>
-    <w:p>
-      <w:pPr>
-        <w:spacing w:after="0"/>
-        <w:jc w:val="center"/>
-        <w:rPr>
-          <w:rFonts w:cs="Times New Roman"/>
-          <w:szCs w:val="28"/>
-        </w:rPr>
-      </w:pPr>
-      <w:r>
-        <w:rPr>
-          <w:rFonts w:cs="Times New Roman"/>
-          <w:noProof/>
-          <w:szCs w:val="28"/>
-          <w:lang w:eastAsia="ru-RU"/>
-        </w:rPr>
-        <w:lastRenderedPageBreak/>
         <w:drawing>
-          <wp:inline distT="0" distB="0" distL="0" distR="0" wp14:anchorId="508CE5E9" wp14:editId="485D08D1">
-            <wp:extent cx="1692736" cy="3181350"/>
-            <wp:effectExtent l="0" t="0" r="3175" b="0"/>
-            <wp:docPr id="12" name="Рисунок 12"/>
+          <wp:inline distT="0" distB="0" distL="0" distR="0" wp14:anchorId="60DE78C4" wp14:editId="51256383">
+            <wp:extent cx="6096851" cy="2734057"/>
+            <wp:effectExtent l="0" t="0" r="0" b="9525"/>
+            <wp:docPr id="18" name="Рисунок 18"/>
             <wp:cNvGraphicFramePr>
               <a:graphicFrameLocks xmlns:a="http://schemas.openxmlformats.org/drawingml/2006/main" noChangeAspect="1"/>
             </wp:cNvGraphicFramePr>
@@ -26543,7 +25500,7 @@
                   <pic:spPr>
                     <a:xfrm>
                       <a:off x="0" y="0"/>
-                      <a:ext cx="1727715" cy="3247089"/>
+                      <a:ext cx="6096851" cy="2734057"/>
                     </a:xfrm>
                     <a:prstGeom prst="rect">
                       <a:avLst/>
@@ -26559,79 +25516,59 @@
     <w:p>
       <w:pPr>
         <w:spacing w:after="0"/>
+        <w:rPr>
+          <w:rFonts w:cs="Times New Roman"/>
+          <w:szCs w:val="28"/>
+        </w:rPr>
+      </w:pPr>
+      <w:r>
+        <w:rPr>
+          <w:rFonts w:cs="Times New Roman"/>
+          <w:szCs w:val="28"/>
+        </w:rPr>
+        <w:tab/>
+        <w:t>Запрос выявляет лидера программы лояльности. Эта информация применяется отделом маркетинга для формирования персональных VIP-предложений, приглашений на закрытые дегустации или начисления эксклюзивных подарков держателям самых крупных бонусных счетов.</w:t>
+      </w:r>
+    </w:p>
+    <w:p>
+      <w:pPr>
+        <w:spacing w:after="0"/>
+        <w:rPr>
+          <w:rFonts w:cs="Times New Roman"/>
+          <w:szCs w:val="28"/>
+        </w:rPr>
+      </w:pPr>
+      <w:r>
+        <w:rPr>
+          <w:rFonts w:cs="Times New Roman"/>
+          <w:szCs w:val="28"/>
+        </w:rPr>
+        <w:tab/>
+        <w:t>4. Формирование списка активных бронирований</w:t>
+      </w:r>
+    </w:p>
+    <w:p>
+      <w:pPr>
+        <w:spacing w:after="0"/>
         <w:jc w:val="center"/>
         <w:rPr>
           <w:rFonts w:cs="Times New Roman"/>
           <w:szCs w:val="28"/>
-        </w:rPr>
-      </w:pPr>
-      <w:r>
-        <w:rPr>
-          <w:rFonts w:cs="Times New Roman"/>
-          <w:szCs w:val="28"/>
-        </w:rPr>
-        <w:t>Рисунок 13 – Содержание «бургер-меню»</w:t>
-      </w:r>
-    </w:p>
-    <w:p>
-      <w:pPr>
-        <w:spacing w:after="0"/>
-        <w:rPr>
-          <w:rFonts w:cs="Times New Roman"/>
-          <w:szCs w:val="28"/>
-        </w:rPr>
-      </w:pPr>
-      <w:r>
-        <w:rPr>
-          <w:rFonts w:cs="Times New Roman"/>
-          <w:szCs w:val="28"/>
-        </w:rPr>
-        <w:tab/>
-        <w:t>Развернутое «бургер-меню» является основным инструментом персонализации и навигации внутри приложения, обеспечивая пользователю прямой доступ к управлению своим аккаунт</w:t>
-      </w:r>
-      <w:r>
-        <w:rPr>
-          <w:rFonts w:cs="Times New Roman"/>
-          <w:szCs w:val="28"/>
-        </w:rPr>
-        <w:t xml:space="preserve">ом и ключевым функциям системы. </w:t>
-      </w:r>
-      <w:r>
-        <w:rPr>
-          <w:rFonts w:cs="Times New Roman"/>
-          <w:szCs w:val="28"/>
-        </w:rPr>
-        <w:t>З</w:t>
-      </w:r>
-      <w:r>
-        <w:rPr>
-          <w:rFonts w:cs="Times New Roman"/>
-          <w:szCs w:val="28"/>
-        </w:rPr>
-        <w:t>десь используется блок приветствия с именем пользователя и наглядный индикатор бонусных баллов. Навигационный список меню структурирован по функциональным задачам: от выбора блюд и интерактивного бронирования столов по карте залов до просмотра истории заказов и цифровых чеков.</w:t>
-      </w:r>
-    </w:p>
-    <w:p>
-      <w:pPr>
-        <w:spacing w:after="0"/>
-        <w:jc w:val="center"/>
-        <w:rPr>
-          <w:rFonts w:cs="Times New Roman"/>
-          <w:szCs w:val="28"/>
-        </w:rPr>
-      </w:pPr>
-      <w:r>
-        <w:rPr>
-          <w:rFonts w:cs="Times New Roman"/>
-          <w:noProof/>
-          <w:szCs w:val="28"/>
-          <w:lang w:eastAsia="ru-RU"/>
-        </w:rPr>
+          <w:lang w:val="en-US"/>
+        </w:rPr>
+      </w:pPr>
+      <w:r>
+        <w:rPr>
+          <w:rFonts w:cs="Times New Roman"/>
+          <w:szCs w:val="28"/>
+          <w:lang w:val="en-US"/>
+        </w:rPr>
+        <w:lastRenderedPageBreak/>
         <w:drawing>
-          <wp:inline distT="0" distB="0" distL="0" distR="0" wp14:anchorId="3428065B" wp14:editId="7E888F05">
-            <wp:extent cx="1657350" cy="3200039"/>
-            <wp:effectExtent l="0" t="0" r="0" b="635"/>
-            <wp:docPr id="15" name="Рисунок 15"/>
+          <wp:inline distT="0" distB="0" distL="0" distR="0" wp14:anchorId="7CA72D03" wp14:editId="002CD03D">
+            <wp:extent cx="6120130" cy="3743325"/>
+            <wp:effectExtent l="0" t="0" r="0" b="9525"/>
+            <wp:docPr id="17" name="Рисунок 17"/>
             <wp:cNvGraphicFramePr>
               <a:graphicFrameLocks xmlns:a="http://schemas.openxmlformats.org/drawingml/2006/main" noChangeAspect="1"/>
             </wp:cNvGraphicFramePr>
@@ -26651,6 +25588,947 @@
                   <pic:spPr>
                     <a:xfrm>
                       <a:off x="0" y="0"/>
+                      <a:ext cx="6120130" cy="3743325"/>
+                    </a:xfrm>
+                    <a:prstGeom prst="rect">
+                      <a:avLst/>
+                    </a:prstGeom>
+                  </pic:spPr>
+                </pic:pic>
+              </a:graphicData>
+            </a:graphic>
+          </wp:inline>
+        </w:drawing>
+      </w:r>
+    </w:p>
+    <w:p>
+      <w:pPr>
+        <w:spacing w:after="0"/>
+        <w:rPr>
+          <w:rFonts w:cs="Times New Roman"/>
+          <w:szCs w:val="28"/>
+        </w:rPr>
+      </w:pPr>
+      <w:r>
+        <w:rPr>
+          <w:rFonts w:cs="Times New Roman"/>
+          <w:szCs w:val="28"/>
+          <w:lang w:val="en-US"/>
+        </w:rPr>
+        <w:tab/>
+      </w:r>
+      <w:r>
+        <w:rPr>
+          <w:rFonts w:cs="Times New Roman"/>
+          <w:szCs w:val="28"/>
+        </w:rPr>
+        <w:t>Собирает актуальную связку «гость - стол». Позволяет мгновенно определить, за каким столиком закреплен конкретный клиент, обеспечивая быструю посадку гостей по прибытии и исключая ошибки двойного бронирования.</w:t>
+      </w:r>
+    </w:p>
+    <w:p>
+      <w:pPr>
+        <w:spacing w:after="0"/>
+        <w:rPr>
+          <w:rFonts w:cs="Times New Roman"/>
+          <w:szCs w:val="28"/>
+        </w:rPr>
+      </w:pPr>
+      <w:r>
+        <w:rPr>
+          <w:rFonts w:cs="Times New Roman"/>
+          <w:szCs w:val="28"/>
+        </w:rPr>
+        <w:tab/>
+        <w:t>5. Проверка состава конкретного чека</w:t>
+      </w:r>
+    </w:p>
+    <w:p>
+      <w:pPr>
+        <w:spacing w:after="0"/>
+        <w:rPr>
+          <w:rFonts w:cs="Times New Roman"/>
+          <w:szCs w:val="28"/>
+        </w:rPr>
+      </w:pPr>
+      <w:r>
+        <w:rPr>
+          <w:rFonts w:cs="Times New Roman"/>
+          <w:szCs w:val="28"/>
+        </w:rPr>
+        <w:tab/>
+      </w:r>
+      <w:r>
+        <w:rPr>
+          <w:rFonts w:cs="Times New Roman"/>
+          <w:szCs w:val="28"/>
+        </w:rPr>
+        <w:drawing>
+          <wp:inline distT="0" distB="0" distL="0" distR="0" wp14:anchorId="66BC044D" wp14:editId="62A38143">
+            <wp:extent cx="4791075" cy="1860655"/>
+            <wp:effectExtent l="0" t="0" r="0" b="6350"/>
+            <wp:docPr id="4" name="Рисунок 4"/>
+            <wp:cNvGraphicFramePr>
+              <a:graphicFrameLocks xmlns:a="http://schemas.openxmlformats.org/drawingml/2006/main" noChangeAspect="1"/>
+            </wp:cNvGraphicFramePr>
+            <a:graphic xmlns:a="http://schemas.openxmlformats.org/drawingml/2006/main">
+              <a:graphicData uri="http://schemas.openxmlformats.org/drawingml/2006/picture">
+                <pic:pic xmlns:pic="http://schemas.openxmlformats.org/drawingml/2006/picture">
+                  <pic:nvPicPr>
+                    <pic:cNvPr id="1" name=""/>
+                    <pic:cNvPicPr/>
+                  </pic:nvPicPr>
+                  <pic:blipFill>
+                    <a:blip r:embed="rId23"/>
+                    <a:stretch>
+                      <a:fillRect/>
+                    </a:stretch>
+                  </pic:blipFill>
+                  <pic:spPr>
+                    <a:xfrm>
+                      <a:off x="0" y="0"/>
+                      <a:ext cx="4814882" cy="1869901"/>
+                    </a:xfrm>
+                    <a:prstGeom prst="rect">
+                      <a:avLst/>
+                    </a:prstGeom>
+                  </pic:spPr>
+                </pic:pic>
+              </a:graphicData>
+            </a:graphic>
+          </wp:inline>
+        </w:drawing>
+      </w:r>
+    </w:p>
+    <w:p>
+      <w:pPr>
+        <w:spacing w:after="0"/>
+        <w:rPr>
+          <w:rFonts w:cs="Times New Roman"/>
+          <w:szCs w:val="28"/>
+        </w:rPr>
+      </w:pPr>
+      <w:r>
+        <w:rPr>
+          <w:rFonts w:cs="Times New Roman"/>
+          <w:szCs w:val="28"/>
+        </w:rPr>
+        <w:tab/>
+        <w:t>Обеспечивает доступ к детализации финансового документа по его номеру. Необходим для разрешения спорных ситуаций с гостями, проведения инвентаризации списанных продуктов или восстановления данных в случае утери бумажного чека.</w:t>
+      </w:r>
+    </w:p>
+    <w:p>
+      <w:pPr>
+        <w:spacing w:after="0"/>
+        <w:rPr>
+          <w:rFonts w:cs="Times New Roman"/>
+          <w:szCs w:val="28"/>
+        </w:rPr>
+      </w:pPr>
+      <w:r>
+        <w:rPr>
+          <w:rFonts w:cs="Times New Roman"/>
+          <w:szCs w:val="28"/>
+        </w:rPr>
+        <w:tab/>
+        <w:t>6. Подбор столика по количеству персон</w:t>
+      </w:r>
+    </w:p>
+    <w:p>
+      <w:pPr>
+        <w:spacing w:after="0"/>
+        <w:rPr>
+          <w:rFonts w:cs="Times New Roman"/>
+          <w:szCs w:val="28"/>
+        </w:rPr>
+      </w:pPr>
+      <w:r>
+        <w:rPr>
+          <w:rFonts w:cs="Times New Roman"/>
+          <w:szCs w:val="28"/>
+        </w:rPr>
+        <w:lastRenderedPageBreak/>
+        <w:tab/>
+      </w:r>
+      <w:r>
+        <w:rPr>
+          <w:rFonts w:cs="Times New Roman"/>
+          <w:szCs w:val="28"/>
+        </w:rPr>
+        <w:drawing>
+          <wp:inline distT="0" distB="0" distL="0" distR="0" wp14:anchorId="0F01FF7C" wp14:editId="67AA0A04">
+            <wp:extent cx="6120130" cy="2650490"/>
+            <wp:effectExtent l="0" t="0" r="0" b="0"/>
+            <wp:docPr id="19" name="Рисунок 19"/>
+            <wp:cNvGraphicFramePr>
+              <a:graphicFrameLocks xmlns:a="http://schemas.openxmlformats.org/drawingml/2006/main" noChangeAspect="1"/>
+            </wp:cNvGraphicFramePr>
+            <a:graphic xmlns:a="http://schemas.openxmlformats.org/drawingml/2006/main">
+              <a:graphicData uri="http://schemas.openxmlformats.org/drawingml/2006/picture">
+                <pic:pic xmlns:pic="http://schemas.openxmlformats.org/drawingml/2006/picture">
+                  <pic:nvPicPr>
+                    <pic:cNvPr id="1" name=""/>
+                    <pic:cNvPicPr/>
+                  </pic:nvPicPr>
+                  <pic:blipFill>
+                    <a:blip r:embed="rId24"/>
+                    <a:stretch>
+                      <a:fillRect/>
+                    </a:stretch>
+                  </pic:blipFill>
+                  <pic:spPr>
+                    <a:xfrm>
+                      <a:off x="0" y="0"/>
+                      <a:ext cx="6120130" cy="2650490"/>
+                    </a:xfrm>
+                    <a:prstGeom prst="rect">
+                      <a:avLst/>
+                    </a:prstGeom>
+                  </pic:spPr>
+                </pic:pic>
+              </a:graphicData>
+            </a:graphic>
+          </wp:inline>
+        </w:drawing>
+      </w:r>
+    </w:p>
+    <w:p>
+      <w:pPr>
+        <w:spacing w:after="0"/>
+        <w:rPr>
+          <w:rFonts w:cs="Times New Roman"/>
+          <w:szCs w:val="28"/>
+        </w:rPr>
+      </w:pPr>
+      <w:r>
+        <w:rPr>
+          <w:rFonts w:cs="Times New Roman"/>
+          <w:szCs w:val="28"/>
+        </w:rPr>
+        <w:tab/>
+        <w:t xml:space="preserve">Реализует функцию оперативного поиска подходящего места под конкретный запрос. Позволяет </w:t>
+      </w:r>
+      <w:proofErr w:type="spellStart"/>
+      <w:r>
+        <w:rPr>
+          <w:rFonts w:cs="Times New Roman"/>
+          <w:szCs w:val="28"/>
+        </w:rPr>
+        <w:t>хостес</w:t>
+      </w:r>
+      <w:proofErr w:type="spellEnd"/>
+      <w:r>
+        <w:rPr>
+          <w:rFonts w:cs="Times New Roman"/>
+          <w:szCs w:val="28"/>
+        </w:rPr>
+        <w:t xml:space="preserve"> за секунды предложить гостям варианты с учетом их предпочтений по расположению, что повышает комфорт пребывания в ресторане.</w:t>
+      </w:r>
+    </w:p>
+    <w:p>
+      <w:pPr>
+        <w:spacing w:after="0"/>
+        <w:rPr>
+          <w:rFonts w:cs="Times New Roman"/>
+          <w:szCs w:val="28"/>
+        </w:rPr>
+      </w:pPr>
+      <w:r>
+        <w:rPr>
+          <w:rFonts w:cs="Times New Roman"/>
+          <w:szCs w:val="28"/>
+        </w:rPr>
+        <w:br w:type="page"/>
+      </w:r>
+    </w:p>
+    <w:p>
+      <w:pPr>
+        <w:pStyle w:val="1"/>
+        <w:spacing w:before="0"/>
+        <w:rPr>
+          <w:rFonts w:cs="Times New Roman"/>
+          <w:b/>
+          <w:szCs w:val="28"/>
+        </w:rPr>
+      </w:pPr>
+      <w:bookmarkStart w:id="28" w:name="_Toc228992043"/>
+      <w:r>
+        <w:rPr>
+          <w:rFonts w:cs="Times New Roman"/>
+          <w:b/>
+          <w:szCs w:val="28"/>
+        </w:rPr>
+        <w:lastRenderedPageBreak/>
+        <w:t>5. РАЗРАБОТКА ЭСКИЗНОГО ПРОЕКТА</w:t>
+      </w:r>
+      <w:bookmarkEnd w:id="28"/>
+    </w:p>
+    <w:p>
+      <w:pPr>
+        <w:spacing w:after="0"/>
+        <w:rPr>
+          <w:rFonts w:cs="Times New Roman"/>
+          <w:szCs w:val="28"/>
+        </w:rPr>
+      </w:pPr>
+      <w:r>
+        <w:rPr>
+          <w:rFonts w:cs="Times New Roman"/>
+          <w:szCs w:val="28"/>
+        </w:rPr>
+        <w:tab/>
+        <w:t>Эскизное проектирование пользовательского интерфейса (UI) является критически важным этапом разработки информационной системы, так как именно визуальная составляющая определяет удобство работы конечного пользователя – в данном случае клиента ресторана. Грамотно спроектированный интерфейс позволяет минимизировать время на бронирование стола, упростить процесс взаимодействия с меню и сделать систему лояльности прозрачной и привлекательной для гостя.</w:t>
+      </w:r>
+    </w:p>
+    <w:p>
+      <w:pPr>
+        <w:spacing w:after="0"/>
+        <w:rPr>
+          <w:rFonts w:cs="Times New Roman"/>
+          <w:szCs w:val="28"/>
+        </w:rPr>
+      </w:pPr>
+      <w:r>
+        <w:rPr>
+          <w:rFonts w:cs="Times New Roman"/>
+          <w:szCs w:val="28"/>
+        </w:rPr>
+        <w:tab/>
+        <w:t>Разработка эскизного проекта мобильного приложения базировалась на следующих принципах:</w:t>
+      </w:r>
+    </w:p>
+    <w:p>
+      <w:pPr>
+        <w:pStyle w:val="a4"/>
+        <w:numPr>
+          <w:ilvl w:val="0"/>
+          <w:numId w:val="12"/>
+        </w:numPr>
+        <w:spacing w:after="0"/>
+        <w:ind w:left="0" w:firstLine="774"/>
+        <w:rPr>
+          <w:rFonts w:cs="Times New Roman"/>
+          <w:szCs w:val="28"/>
+        </w:rPr>
+      </w:pPr>
+      <w:r>
+        <w:rPr>
+          <w:rFonts w:cs="Times New Roman"/>
+          <w:bCs/>
+          <w:szCs w:val="28"/>
+        </w:rPr>
+        <w:t>Персонализация и лояльность</w:t>
+      </w:r>
+      <w:r>
+        <w:rPr>
+          <w:rFonts w:cs="Times New Roman"/>
+          <w:szCs w:val="28"/>
+        </w:rPr>
+        <w:t>: информация о бонусных баллах и приветствие пользователя доступны сразу при открытии бокового меню, что повышает вовлеченность клиента.</w:t>
+      </w:r>
+    </w:p>
+    <w:p>
+      <w:pPr>
+        <w:pStyle w:val="a4"/>
+        <w:numPr>
+          <w:ilvl w:val="0"/>
+          <w:numId w:val="12"/>
+        </w:numPr>
+        <w:spacing w:after="0"/>
+        <w:ind w:left="0" w:firstLine="774"/>
+        <w:rPr>
+          <w:rFonts w:cs="Times New Roman"/>
+          <w:szCs w:val="28"/>
+        </w:rPr>
+      </w:pPr>
+      <w:r>
+        <w:rPr>
+          <w:rFonts w:cs="Times New Roman"/>
+          <w:bCs/>
+          <w:szCs w:val="28"/>
+        </w:rPr>
+        <w:t>Визуальная навигация</w:t>
+      </w:r>
+      <w:r>
+        <w:rPr>
+          <w:rFonts w:cs="Times New Roman"/>
+          <w:szCs w:val="28"/>
+        </w:rPr>
+        <w:t>: использование интерактивной карты залов позволяет пользователю интуитивно выбрать место на основе его расположения и вместимости.</w:t>
+      </w:r>
+    </w:p>
+    <w:p>
+      <w:pPr>
+        <w:pStyle w:val="a4"/>
+        <w:numPr>
+          <w:ilvl w:val="0"/>
+          <w:numId w:val="12"/>
+        </w:numPr>
+        <w:spacing w:after="0"/>
+        <w:ind w:left="0" w:firstLine="774"/>
+        <w:rPr>
+          <w:rFonts w:cs="Times New Roman"/>
+          <w:szCs w:val="28"/>
+        </w:rPr>
+      </w:pPr>
+      <w:r>
+        <w:rPr>
+          <w:rFonts w:cs="Times New Roman"/>
+          <w:bCs/>
+          <w:szCs w:val="28"/>
+        </w:rPr>
+        <w:t>Минимализм и скорость</w:t>
+      </w:r>
+      <w:r>
+        <w:rPr>
+          <w:rFonts w:cs="Times New Roman"/>
+          <w:szCs w:val="28"/>
+        </w:rPr>
+        <w:t>: отсутствие лишних этапов при оформлении заказа и бронировании, что соответствует результатам анализа систем-аналогов.</w:t>
+      </w:r>
+    </w:p>
+    <w:p>
+      <w:pPr>
+        <w:pStyle w:val="a4"/>
+        <w:numPr>
+          <w:ilvl w:val="0"/>
+          <w:numId w:val="12"/>
+        </w:numPr>
+        <w:spacing w:after="0"/>
+        <w:ind w:left="0" w:firstLine="774"/>
+        <w:rPr>
+          <w:rFonts w:cs="Times New Roman"/>
+          <w:szCs w:val="28"/>
+        </w:rPr>
+      </w:pPr>
+      <w:r>
+        <w:rPr>
+          <w:rFonts w:cs="Times New Roman"/>
+          <w:bCs/>
+          <w:szCs w:val="28"/>
+        </w:rPr>
+        <w:t>Единство стиля</w:t>
+      </w:r>
+      <w:r>
+        <w:rPr>
+          <w:rFonts w:cs="Times New Roman"/>
+          <w:szCs w:val="28"/>
+        </w:rPr>
+        <w:t>: использование теплой цветовой гаммы и качественных изображений блюд для создания аппетитного и современного интерфейса.</w:t>
+      </w:r>
+    </w:p>
+    <w:p>
+      <w:pPr>
+        <w:spacing w:after="0"/>
+        <w:rPr>
+          <w:rFonts w:cs="Times New Roman"/>
+          <w:bCs/>
+          <w:szCs w:val="28"/>
+        </w:rPr>
+      </w:pPr>
+      <w:r>
+        <w:rPr>
+          <w:rFonts w:cs="Times New Roman"/>
+          <w:szCs w:val="28"/>
+        </w:rPr>
+        <w:tab/>
+        <w:t xml:space="preserve">В ходе проектирования были разработаны макеты ключевых экранов системы: </w:t>
+      </w:r>
+      <w:r>
+        <w:rPr>
+          <w:rFonts w:cs="Times New Roman"/>
+          <w:bCs/>
+          <w:szCs w:val="28"/>
+        </w:rPr>
+        <w:t>Загрузочное меню и форма авторизации, главное меню с актуальными новостями в ресторане и рекомендацией блюд, открытое бургер меню, где хранится информация о клиенте и так же навигация по приложению,</w:t>
+      </w:r>
+      <w:r>
+        <w:rPr>
+          <w:rFonts w:cs="Times New Roman"/>
+          <w:bCs/>
+          <w:szCs w:val="28"/>
+        </w:rPr>
+        <w:t xml:space="preserve"> форма с бронированием столов.</w:t>
+      </w:r>
+    </w:p>
+    <w:p>
+      <w:pPr>
+        <w:spacing w:after="0"/>
+        <w:jc w:val="center"/>
+        <w:rPr>
+          <w:rFonts w:cs="Times New Roman"/>
+          <w:bCs/>
+          <w:szCs w:val="28"/>
+        </w:rPr>
+      </w:pPr>
+      <w:r>
+        <w:rPr>
+          <w:rFonts w:cs="Times New Roman"/>
+          <w:noProof/>
+          <w:szCs w:val="28"/>
+          <w:lang w:eastAsia="ru-RU"/>
+        </w:rPr>
+        <w:lastRenderedPageBreak/>
+        <w:drawing>
+          <wp:inline distT="0" distB="0" distL="0" distR="0" wp14:anchorId="60AF6615" wp14:editId="43EC27B1">
+            <wp:extent cx="1899146" cy="4019550"/>
+            <wp:effectExtent l="0" t="0" r="6350" b="0"/>
+            <wp:docPr id="3" name="Рисунок 3"/>
+            <wp:cNvGraphicFramePr>
+              <a:graphicFrameLocks xmlns:a="http://schemas.openxmlformats.org/drawingml/2006/main" noChangeAspect="1"/>
+            </wp:cNvGraphicFramePr>
+            <a:graphic xmlns:a="http://schemas.openxmlformats.org/drawingml/2006/main">
+              <a:graphicData uri="http://schemas.openxmlformats.org/drawingml/2006/picture">
+                <pic:pic xmlns:pic="http://schemas.openxmlformats.org/drawingml/2006/picture">
+                  <pic:nvPicPr>
+                    <pic:cNvPr id="1" name=""/>
+                    <pic:cNvPicPr/>
+                  </pic:nvPicPr>
+                  <pic:blipFill>
+                    <a:blip r:embed="rId25"/>
+                    <a:stretch>
+                      <a:fillRect/>
+                    </a:stretch>
+                  </pic:blipFill>
+                  <pic:spPr>
+                    <a:xfrm>
+                      <a:off x="0" y="0"/>
+                      <a:ext cx="1925616" cy="4075574"/>
+                    </a:xfrm>
+                    <a:prstGeom prst="rect">
+                      <a:avLst/>
+                    </a:prstGeom>
+                  </pic:spPr>
+                </pic:pic>
+              </a:graphicData>
+            </a:graphic>
+          </wp:inline>
+        </w:drawing>
+      </w:r>
+    </w:p>
+    <w:p>
+      <w:pPr>
+        <w:spacing w:after="0"/>
+        <w:jc w:val="center"/>
+        <w:rPr>
+          <w:rFonts w:cs="Times New Roman"/>
+          <w:bCs/>
+          <w:szCs w:val="28"/>
+        </w:rPr>
+      </w:pPr>
+      <w:r>
+        <w:rPr>
+          <w:rFonts w:cs="Times New Roman"/>
+          <w:bCs/>
+          <w:szCs w:val="28"/>
+        </w:rPr>
+        <w:t>Рисунок 11 – Форма авторизации в систему мобильного приложения ресторана «67 Небо»</w:t>
+      </w:r>
+    </w:p>
+    <w:p>
+      <w:pPr>
+        <w:spacing w:after="0"/>
+        <w:rPr>
+          <w:rFonts w:cs="Times New Roman"/>
+          <w:szCs w:val="28"/>
+        </w:rPr>
+      </w:pPr>
+      <w:r>
+        <w:rPr>
+          <w:rFonts w:cs="Times New Roman"/>
+          <w:szCs w:val="28"/>
+        </w:rPr>
+        <w:tab/>
+        <w:t>При открытии мобильного приложения пользователь попадает на экран приветствия и авторизации, выполненный в современном темном стиле с яркими акцентами. В верхней части экрана расположен логотип и название заведения - «67 НЕБО», что сразу идентифицирует систему для клиента. Центральное место занимает форма «Вход в профиль», предназначенная для верификации пользователя в базе данных и обеспечения доступа к его персональным накоплениям.</w:t>
+      </w:r>
+    </w:p>
+    <w:p>
+      <w:pPr>
+        <w:spacing w:after="0"/>
+        <w:rPr>
+          <w:rFonts w:cs="Times New Roman"/>
+          <w:szCs w:val="28"/>
+        </w:rPr>
+      </w:pPr>
+      <w:r>
+        <w:rPr>
+          <w:rFonts w:cs="Times New Roman"/>
+          <w:szCs w:val="28"/>
+        </w:rPr>
+        <w:tab/>
+        <w:t xml:space="preserve">После успешного ввода кода из SMS система связывает сессию с конкретным </w:t>
+      </w:r>
+      <w:proofErr w:type="spellStart"/>
+      <w:r>
+        <w:rPr>
+          <w:rFonts w:cs="Times New Roman"/>
+          <w:szCs w:val="28"/>
+        </w:rPr>
+        <w:t>ID_Клиента</w:t>
+      </w:r>
+      <w:proofErr w:type="spellEnd"/>
+      <w:r>
+        <w:rPr>
+          <w:rFonts w:cs="Times New Roman"/>
+          <w:szCs w:val="28"/>
+        </w:rPr>
+        <w:t xml:space="preserve">, открывая доступ к интерактивной карте залов, меню и разделу лояльности. Такая реализация первого экрана минимизирует барьер входа и гарантирует, что все последующие операции – от бронирования стола до начисления </w:t>
+      </w:r>
+      <w:proofErr w:type="spellStart"/>
+      <w:r>
+        <w:rPr>
+          <w:rFonts w:cs="Times New Roman"/>
+          <w:szCs w:val="28"/>
+        </w:rPr>
+        <w:t>кэшбэка</w:t>
+      </w:r>
+      <w:proofErr w:type="spellEnd"/>
+      <w:r>
+        <w:rPr>
+          <w:rFonts w:cs="Times New Roman"/>
+          <w:szCs w:val="28"/>
+        </w:rPr>
+        <w:t xml:space="preserve"> – будут юридически и технически закреплены за авторизованным пользователем.</w:t>
+      </w:r>
+    </w:p>
+    <w:p>
+      <w:pPr>
+        <w:spacing w:after="0"/>
+        <w:jc w:val="center"/>
+        <w:rPr>
+          <w:rFonts w:cs="Times New Roman"/>
+          <w:szCs w:val="28"/>
+        </w:rPr>
+      </w:pPr>
+      <w:r>
+        <w:rPr>
+          <w:rFonts w:cs="Times New Roman"/>
+          <w:noProof/>
+          <w:szCs w:val="28"/>
+          <w:lang w:eastAsia="ru-RU"/>
+        </w:rPr>
+        <w:lastRenderedPageBreak/>
+        <w:drawing>
+          <wp:inline distT="0" distB="0" distL="0" distR="0" wp14:anchorId="55BB9900" wp14:editId="18E97DD4">
+            <wp:extent cx="1935549" cy="3829050"/>
+            <wp:effectExtent l="0" t="0" r="7620" b="0"/>
+            <wp:docPr id="11" name="Рисунок 11"/>
+            <wp:cNvGraphicFramePr>
+              <a:graphicFrameLocks xmlns:a="http://schemas.openxmlformats.org/drawingml/2006/main" noChangeAspect="1"/>
+            </wp:cNvGraphicFramePr>
+            <a:graphic xmlns:a="http://schemas.openxmlformats.org/drawingml/2006/main">
+              <a:graphicData uri="http://schemas.openxmlformats.org/drawingml/2006/picture">
+                <pic:pic xmlns:pic="http://schemas.openxmlformats.org/drawingml/2006/picture">
+                  <pic:nvPicPr>
+                    <pic:cNvPr id="1" name=""/>
+                    <pic:cNvPicPr/>
+                  </pic:nvPicPr>
+                  <pic:blipFill>
+                    <a:blip r:embed="rId26"/>
+                    <a:stretch>
+                      <a:fillRect/>
+                    </a:stretch>
+                  </pic:blipFill>
+                  <pic:spPr>
+                    <a:xfrm>
+                      <a:off x="0" y="0"/>
+                      <a:ext cx="1969225" cy="3895671"/>
+                    </a:xfrm>
+                    <a:prstGeom prst="rect">
+                      <a:avLst/>
+                    </a:prstGeom>
+                  </pic:spPr>
+                </pic:pic>
+              </a:graphicData>
+            </a:graphic>
+          </wp:inline>
+        </w:drawing>
+      </w:r>
+    </w:p>
+    <w:p>
+      <w:pPr>
+        <w:spacing w:after="0"/>
+        <w:jc w:val="center"/>
+        <w:rPr>
+          <w:rFonts w:cs="Times New Roman"/>
+          <w:szCs w:val="28"/>
+        </w:rPr>
+      </w:pPr>
+      <w:r>
+        <w:rPr>
+          <w:rFonts w:cs="Times New Roman"/>
+          <w:szCs w:val="28"/>
+        </w:rPr>
+        <w:t>Рисунок 12 – Главное меню мобильного приложения</w:t>
+      </w:r>
+    </w:p>
+    <w:p>
+      <w:pPr>
+        <w:spacing w:after="0"/>
+        <w:rPr>
+          <w:rFonts w:cs="Times New Roman"/>
+          <w:szCs w:val="28"/>
+        </w:rPr>
+      </w:pPr>
+      <w:r>
+        <w:rPr>
+          <w:rFonts w:cs="Times New Roman"/>
+          <w:szCs w:val="28"/>
+        </w:rPr>
+        <w:tab/>
+        <w:t>Главный экран приложения выступает в роли интерактивной витрины, обеспечивая пользователю быстрый доступ к актуальным предложениям и позициям из базы данных ресторана. Интерфейс спроектирован таким образом, чтобы клиент мог мгновенно перейти от ознакомления с новинками к процессу формирования заказа.</w:t>
+      </w:r>
+    </w:p>
+    <w:p>
+      <w:pPr>
+        <w:spacing w:after="0"/>
+        <w:rPr>
+          <w:rFonts w:cs="Times New Roman"/>
+          <w:szCs w:val="28"/>
+        </w:rPr>
+      </w:pPr>
+      <w:r>
+        <w:rPr>
+          <w:rFonts w:cs="Times New Roman"/>
+          <w:szCs w:val="28"/>
+        </w:rPr>
+        <w:tab/>
+        <w:t>Основные функциональные зоны экрана включают:</w:t>
+      </w:r>
+    </w:p>
+    <w:p>
+      <w:pPr>
+        <w:spacing w:after="0"/>
+        <w:rPr>
+          <w:rFonts w:cs="Times New Roman"/>
+          <w:szCs w:val="28"/>
+        </w:rPr>
+      </w:pPr>
+      <w:r>
+        <w:rPr>
+          <w:rFonts w:cs="Times New Roman"/>
+          <w:bCs/>
+          <w:szCs w:val="28"/>
+        </w:rPr>
+        <w:tab/>
+        <w:t>Верхняя панель навигации</w:t>
+      </w:r>
+      <w:r>
+        <w:rPr>
+          <w:rFonts w:cs="Times New Roman"/>
+          <w:szCs w:val="28"/>
+        </w:rPr>
+        <w:t>: Содержит «бургер-меню» для перехода в личный профиль с бонусными баллами и иконку поиска для быстрой фильтрации блюд по названию, что соответствует атрибутам сущности.</w:t>
+      </w:r>
+    </w:p>
+    <w:p>
+      <w:pPr>
+        <w:pStyle w:val="a4"/>
+        <w:numPr>
+          <w:ilvl w:val="0"/>
+          <w:numId w:val="13"/>
+        </w:numPr>
+        <w:spacing w:after="0"/>
+        <w:ind w:left="0" w:firstLine="1065"/>
+        <w:rPr>
+          <w:rFonts w:cs="Times New Roman"/>
+          <w:szCs w:val="28"/>
+        </w:rPr>
+      </w:pPr>
+      <w:r>
+        <w:rPr>
+          <w:rFonts w:cs="Times New Roman"/>
+          <w:bCs/>
+          <w:szCs w:val="28"/>
+        </w:rPr>
+        <w:t>Рекламный баннер</w:t>
+      </w:r>
+      <w:r>
+        <w:rPr>
+          <w:rFonts w:cs="Times New Roman"/>
+          <w:szCs w:val="28"/>
+        </w:rPr>
+        <w:t>: Расположенный в верхней части блок «Весеннее Обновление» информирует об изменениях в меню, позволяя администратору динамически управлять вниманием гостя и продвигать сезонные позиции.</w:t>
+      </w:r>
+    </w:p>
+    <w:p>
+      <w:pPr>
+        <w:pStyle w:val="a4"/>
+        <w:numPr>
+          <w:ilvl w:val="0"/>
+          <w:numId w:val="13"/>
+        </w:numPr>
+        <w:spacing w:after="0"/>
+        <w:ind w:left="0" w:firstLine="1065"/>
+        <w:rPr>
+          <w:rFonts w:cs="Times New Roman"/>
+          <w:szCs w:val="28"/>
+        </w:rPr>
+      </w:pPr>
+      <w:r>
+        <w:rPr>
+          <w:rFonts w:cs="Times New Roman"/>
+          <w:bCs/>
+          <w:szCs w:val="28"/>
+        </w:rPr>
+        <w:t>Секция «Рекомендуем»</w:t>
+      </w:r>
+      <w:r>
+        <w:rPr>
+          <w:rFonts w:cs="Times New Roman"/>
+          <w:szCs w:val="28"/>
+        </w:rPr>
+        <w:t>: Представляет собой горизонтальную ленту карточек наиболее популярных блюд. Каждая карточка содержит качественное изображение, наименование и краткое описание состава.</w:t>
+      </w:r>
+    </w:p>
+    <w:p>
+      <w:pPr>
+        <w:spacing w:after="0"/>
+        <w:jc w:val="center"/>
+        <w:rPr>
+          <w:rFonts w:cs="Times New Roman"/>
+          <w:szCs w:val="28"/>
+        </w:rPr>
+      </w:pPr>
+      <w:r>
+        <w:rPr>
+          <w:rFonts w:cs="Times New Roman"/>
+          <w:noProof/>
+          <w:szCs w:val="28"/>
+          <w:lang w:eastAsia="ru-RU"/>
+        </w:rPr>
+        <w:lastRenderedPageBreak/>
+        <w:drawing>
+          <wp:inline distT="0" distB="0" distL="0" distR="0" wp14:anchorId="508CE5E9" wp14:editId="485D08D1">
+            <wp:extent cx="1692736" cy="3181350"/>
+            <wp:effectExtent l="0" t="0" r="3175" b="0"/>
+            <wp:docPr id="12" name="Рисунок 12"/>
+            <wp:cNvGraphicFramePr>
+              <a:graphicFrameLocks xmlns:a="http://schemas.openxmlformats.org/drawingml/2006/main" noChangeAspect="1"/>
+            </wp:cNvGraphicFramePr>
+            <a:graphic xmlns:a="http://schemas.openxmlformats.org/drawingml/2006/main">
+              <a:graphicData uri="http://schemas.openxmlformats.org/drawingml/2006/picture">
+                <pic:pic xmlns:pic="http://schemas.openxmlformats.org/drawingml/2006/picture">
+                  <pic:nvPicPr>
+                    <pic:cNvPr id="1" name=""/>
+                    <pic:cNvPicPr/>
+                  </pic:nvPicPr>
+                  <pic:blipFill>
+                    <a:blip r:embed="rId27"/>
+                    <a:stretch>
+                      <a:fillRect/>
+                    </a:stretch>
+                  </pic:blipFill>
+                  <pic:spPr>
+                    <a:xfrm>
+                      <a:off x="0" y="0"/>
+                      <a:ext cx="1727715" cy="3247089"/>
+                    </a:xfrm>
+                    <a:prstGeom prst="rect">
+                      <a:avLst/>
+                    </a:prstGeom>
+                  </pic:spPr>
+                </pic:pic>
+              </a:graphicData>
+            </a:graphic>
+          </wp:inline>
+        </w:drawing>
+      </w:r>
+    </w:p>
+    <w:p>
+      <w:pPr>
+        <w:spacing w:after="0"/>
+        <w:jc w:val="center"/>
+        <w:rPr>
+          <w:rFonts w:cs="Times New Roman"/>
+          <w:szCs w:val="28"/>
+        </w:rPr>
+      </w:pPr>
+      <w:r>
+        <w:rPr>
+          <w:rFonts w:cs="Times New Roman"/>
+          <w:szCs w:val="28"/>
+        </w:rPr>
+        <w:t>Рисунок 13 – Содержание «бургер-меню»</w:t>
+      </w:r>
+    </w:p>
+    <w:p>
+      <w:pPr>
+        <w:spacing w:after="0"/>
+        <w:rPr>
+          <w:rFonts w:cs="Times New Roman"/>
+          <w:szCs w:val="28"/>
+        </w:rPr>
+      </w:pPr>
+      <w:r>
+        <w:rPr>
+          <w:rFonts w:cs="Times New Roman"/>
+          <w:szCs w:val="28"/>
+        </w:rPr>
+        <w:tab/>
+        <w:t>Развернутое «бургер-меню» является основным инструментом персонализации и навигации внутри приложения, обеспечивая пользователю прямой доступ к управлению своим аккаунт</w:t>
+      </w:r>
+      <w:r>
+        <w:rPr>
+          <w:rFonts w:cs="Times New Roman"/>
+          <w:szCs w:val="28"/>
+        </w:rPr>
+        <w:t xml:space="preserve">ом и ключевым функциям системы. </w:t>
+      </w:r>
+      <w:r>
+        <w:rPr>
+          <w:rFonts w:cs="Times New Roman"/>
+          <w:szCs w:val="28"/>
+        </w:rPr>
+        <w:t>З</w:t>
+      </w:r>
+      <w:r>
+        <w:rPr>
+          <w:rFonts w:cs="Times New Roman"/>
+          <w:szCs w:val="28"/>
+        </w:rPr>
+        <w:t>десь используется блок приветствия с именем пользователя и наглядный индикатор бонусных баллов. Навигационный список меню структурирован по функциональным задачам: от выбора блюд и интерактивного бронирования столов по карте залов до просмотра истории заказов и цифровых чеков.</w:t>
+      </w:r>
+    </w:p>
+    <w:p>
+      <w:pPr>
+        <w:spacing w:after="0"/>
+        <w:jc w:val="center"/>
+        <w:rPr>
+          <w:rFonts w:cs="Times New Roman"/>
+          <w:szCs w:val="28"/>
+        </w:rPr>
+      </w:pPr>
+      <w:r>
+        <w:rPr>
+          <w:rFonts w:cs="Times New Roman"/>
+          <w:noProof/>
+          <w:szCs w:val="28"/>
+          <w:lang w:eastAsia="ru-RU"/>
+        </w:rPr>
+        <w:drawing>
+          <wp:inline distT="0" distB="0" distL="0" distR="0" wp14:anchorId="3428065B" wp14:editId="7E888F05">
+            <wp:extent cx="1657350" cy="3200039"/>
+            <wp:effectExtent l="0" t="0" r="0" b="635"/>
+            <wp:docPr id="15" name="Рисунок 15"/>
+            <wp:cNvGraphicFramePr>
+              <a:graphicFrameLocks xmlns:a="http://schemas.openxmlformats.org/drawingml/2006/main" noChangeAspect="1"/>
+            </wp:cNvGraphicFramePr>
+            <a:graphic xmlns:a="http://schemas.openxmlformats.org/drawingml/2006/main">
+              <a:graphicData uri="http://schemas.openxmlformats.org/drawingml/2006/picture">
+                <pic:pic xmlns:pic="http://schemas.openxmlformats.org/drawingml/2006/picture">
+                  <pic:nvPicPr>
+                    <pic:cNvPr id="1" name=""/>
+                    <pic:cNvPicPr/>
+                  </pic:nvPicPr>
+                  <pic:blipFill>
+                    <a:blip r:embed="rId28"/>
+                    <a:stretch>
+                      <a:fillRect/>
+                    </a:stretch>
+                  </pic:blipFill>
+                  <pic:spPr>
+                    <a:xfrm>
+                      <a:off x="0" y="0"/>
                       <a:ext cx="1727844" cy="3336150"/>
                     </a:xfrm>
                     <a:prstGeom prst="rect">
@@ -26773,7 +26651,7 @@
           <w:szCs w:val="28"/>
         </w:rPr>
       </w:pPr>
-      <w:bookmarkStart w:id="28" w:name="_Toc228992044"/>
+      <w:bookmarkStart w:id="29" w:name="_Toc228992044"/>
       <w:r>
         <w:rPr>
           <w:rFonts w:cs="Times New Roman"/>
@@ -26783,7 +26661,7 @@
         <w:lastRenderedPageBreak/>
         <w:t>ЗАКЛЮЧЕНИЕ</w:t>
       </w:r>
-      <w:bookmarkEnd w:id="28"/>
+      <w:bookmarkEnd w:id="29"/>
     </w:p>
     <w:p>
       <w:pPr>
@@ -27038,7 +26916,7 @@
           <w:szCs w:val="28"/>
         </w:rPr>
       </w:pPr>
-      <w:bookmarkStart w:id="29" w:name="_Toc228992045"/>
+      <w:bookmarkStart w:id="30" w:name="_Toc228992045"/>
       <w:r>
         <w:rPr>
           <w:rFonts w:cs="Times New Roman"/>
@@ -27048,7 +26926,7 @@
         <w:lastRenderedPageBreak/>
         <w:t>СПИСОК ЛИТЕРАТУРЫ</w:t>
       </w:r>
-      <w:bookmarkEnd w:id="29"/>
+      <w:bookmarkEnd w:id="30"/>
     </w:p>
     <w:p>
       <w:pPr>
@@ -27594,7 +27472,7 @@
           <w:szCs w:val="28"/>
         </w:rPr>
       </w:pPr>
-      <w:bookmarkStart w:id="30" w:name="_Toc228992046"/>
+      <w:bookmarkStart w:id="31" w:name="_Toc228992046"/>
       <w:r>
         <w:rPr>
           <w:rFonts w:cs="Times New Roman"/>
@@ -27604,7 +27482,7 @@
         <w:lastRenderedPageBreak/>
         <w:t>ПРИЛОЖЕНИЯ</w:t>
       </w:r>
-      <w:bookmarkEnd w:id="30"/>
+      <w:bookmarkEnd w:id="31"/>
     </w:p>
     <w:p>
       <w:pPr>
@@ -30620,11 +30498,9 @@
         <w:tab/>
         <w:t>Успешное прохождение контрольного примера подтверждает квалификацию персонала и гарантирует корректность работы автоматизированной системы «67 Небо» в условиях реального потока посетителей.</w:t>
       </w:r>
-      <w:bookmarkStart w:id="31" w:name="_GoBack"/>
-      <w:bookmarkEnd w:id="31"/>
     </w:p>
     <w:sectPr>
-      <w:footerReference w:type="default" r:id="rId23"/>
+      <w:footerReference w:type="default" r:id="rId29"/>
       <w:pgSz w:w="11906" w:h="16838"/>
       <w:pgMar w:top="1134" w:right="567" w:bottom="1134" w:left="1701" w:header="709" w:footer="709" w:gutter="0"/>
       <w:cols w:space="708"/>
@@ -30636,7 +30512,7 @@
 </file>
 
 <file path=word/endnotes.xml><?xml version="1.0" encoding="utf-8"?>
-<w:endnotes xmlns:wpc="http://schemas.microsoft.com/office/word/2010/wordprocessingCanvas" xmlns:cx="http://schemas.microsoft.com/office/drawing/2014/chartex" xmlns:mc="http://schemas.openxmlformats.org/markup-compatibility/2006" xmlns:o="urn:schemas-microsoft-com:office:office" xmlns:r="http://schemas.openxmlformats.org/officeDocument/2006/relationships" xmlns:m="http://schemas.openxmlformats.org/officeDocument/2006/math" xmlns:v="urn:schemas-microsoft-com:vml" xmlns:wp14="http://schemas.microsoft.com/office/word/2010/wordprocessingDrawing" xmlns:wp="http://schemas.openxmlformats.org/drawingml/2006/wordprocessingDrawing" xmlns:w10="urn:schemas-microsoft-com:office:word" xmlns:w="http://schemas.openxmlformats.org/wordprocessingml/2006/main" xmlns:w14="http://schemas.microsoft.com/office/word/2010/wordml" xmlns:w15="http://schemas.microsoft.com/office/word/2012/wordml" xmlns:w16se="http://schemas.microsoft.com/office/word/2015/wordml/symex" xmlns:wpg="http://schemas.microsoft.com/office/word/2010/wordprocessingGroup" xmlns:wpi="http://schemas.microsoft.com/office/word/2010/wordprocessingInk" xmlns:wne="http://schemas.microsoft.com/office/word/2006/wordml" xmlns:wps="http://schemas.microsoft.com/office/word/2010/wordprocessingShape" mc:Ignorable="w14 w15 w16se wp14">
+<w:endnotes xmlns:wpc="http://schemas.microsoft.com/office/word/2010/wordprocessingCanvas" xmlns:cx="http://schemas.microsoft.com/office/drawing/2014/chartex" xmlns:cx1="http://schemas.microsoft.com/office/drawing/2015/9/8/chartex" xmlns:mc="http://schemas.openxmlformats.org/markup-compatibility/2006" xmlns:o="urn:schemas-microsoft-com:office:office" xmlns:r="http://schemas.openxmlformats.org/officeDocument/2006/relationships" xmlns:m="http://schemas.openxmlformats.org/officeDocument/2006/math" xmlns:v="urn:schemas-microsoft-com:vml" xmlns:wp14="http://schemas.microsoft.com/office/word/2010/wordprocessingDrawing" xmlns:wp="http://schemas.openxmlformats.org/drawingml/2006/wordprocessingDrawing" xmlns:w10="urn:schemas-microsoft-com:office:word" xmlns:w="http://schemas.openxmlformats.org/wordprocessingml/2006/main" xmlns:w14="http://schemas.microsoft.com/office/word/2010/wordml" xmlns:w15="http://schemas.microsoft.com/office/word/2012/wordml" xmlns:w16se="http://schemas.microsoft.com/office/word/2015/wordml/symex" xmlns:wpg="http://schemas.microsoft.com/office/word/2010/wordprocessingGroup" xmlns:wpi="http://schemas.microsoft.com/office/word/2010/wordprocessingInk" xmlns:wne="http://schemas.microsoft.com/office/word/2006/wordml" xmlns:wps="http://schemas.microsoft.com/office/word/2010/wordprocessingShape" mc:Ignorable="w14 w15 w16se wp14">
   <w:endnote w:type="separator" w:id="-1">
     <w:p>
       <w:pPr>
@@ -30661,7 +30537,7 @@
 </file>
 
 <file path=word/footer1.xml><?xml version="1.0" encoding="utf-8"?>
-<w:ftr xmlns:wpc="http://schemas.microsoft.com/office/word/2010/wordprocessingCanvas" xmlns:cx="http://schemas.microsoft.com/office/drawing/2014/chartex" xmlns:mc="http://schemas.openxmlformats.org/markup-compatibility/2006" xmlns:o="urn:schemas-microsoft-com:office:office" xmlns:r="http://schemas.openxmlformats.org/officeDocument/2006/relationships" xmlns:m="http://schemas.openxmlformats.org/officeDocument/2006/math" xmlns:v="urn:schemas-microsoft-com:vml" xmlns:wp14="http://schemas.microsoft.com/office/word/2010/wordprocessingDrawing" xmlns:wp="http://schemas.openxmlformats.org/drawingml/2006/wordprocessingDrawing" xmlns:w10="urn:schemas-microsoft-com:office:word" xmlns:w="http://schemas.openxmlformats.org/wordprocessingml/2006/main" xmlns:w14="http://schemas.microsoft.com/office/word/2010/wordml" xmlns:w15="http://schemas.microsoft.com/office/word/2012/wordml" xmlns:w16se="http://schemas.microsoft.com/office/word/2015/wordml/symex" xmlns:wpg="http://schemas.microsoft.com/office/word/2010/wordprocessingGroup" xmlns:wpi="http://schemas.microsoft.com/office/word/2010/wordprocessingInk" xmlns:wne="http://schemas.microsoft.com/office/word/2006/wordml" xmlns:wps="http://schemas.microsoft.com/office/word/2010/wordprocessingShape" mc:Ignorable="w14 w15 w16se wp14">
+<w:ftr xmlns:wpc="http://schemas.microsoft.com/office/word/2010/wordprocessingCanvas" xmlns:cx="http://schemas.microsoft.com/office/drawing/2014/chartex" xmlns:cx1="http://schemas.microsoft.com/office/drawing/2015/9/8/chartex" xmlns:mc="http://schemas.openxmlformats.org/markup-compatibility/2006" xmlns:o="urn:schemas-microsoft-com:office:office" xmlns:r="http://schemas.openxmlformats.org/officeDocument/2006/relationships" xmlns:m="http://schemas.openxmlformats.org/officeDocument/2006/math" xmlns:v="urn:schemas-microsoft-com:vml" xmlns:wp14="http://schemas.microsoft.com/office/word/2010/wordprocessingDrawing" xmlns:wp="http://schemas.openxmlformats.org/drawingml/2006/wordprocessingDrawing" xmlns:w10="urn:schemas-microsoft-com:office:word" xmlns:w="http://schemas.openxmlformats.org/wordprocessingml/2006/main" xmlns:w14="http://schemas.microsoft.com/office/word/2010/wordml" xmlns:w15="http://schemas.microsoft.com/office/word/2012/wordml" xmlns:w16se="http://schemas.microsoft.com/office/word/2015/wordml/symex" xmlns:wpg="http://schemas.microsoft.com/office/word/2010/wordprocessingGroup" xmlns:wpi="http://schemas.microsoft.com/office/word/2010/wordprocessingInk" xmlns:wne="http://schemas.microsoft.com/office/word/2006/wordml" xmlns:wps="http://schemas.microsoft.com/office/word/2010/wordprocessingShape" mc:Ignorable="w14 w15 w16se wp14">
   <w:sdt>
     <w:sdtPr>
       <w:id w:val="-1358735319"/>
@@ -30689,7 +30565,7 @@
           <w:rPr>
             <w:noProof/>
           </w:rPr>
-          <w:t>67</w:t>
+          <w:t>51</w:t>
         </w:r>
         <w:r>
           <w:fldChar w:fldCharType="end"/>
@@ -30706,7 +30582,7 @@
 </file>
 
 <file path=word/footnotes.xml><?xml version="1.0" encoding="utf-8"?>
-<w:footnotes xmlns:wpc="http://schemas.microsoft.com/office/word/2010/wordprocessingCanvas" xmlns:cx="http://schemas.microsoft.com/office/drawing/2014/chartex" xmlns:mc="http://schemas.openxmlformats.org/markup-compatibility/2006" xmlns:o="urn:schemas-microsoft-com:office:office" xmlns:r="http://schemas.openxmlformats.org/officeDocument/2006/relationships" xmlns:m="http://schemas.openxmlformats.org/officeDocument/2006/math" xmlns:v="urn:schemas-microsoft-com:vml" xmlns:wp14="http://schemas.microsoft.com/office/word/2010/wordprocessingDrawing" xmlns:wp="http://schemas.openxmlformats.org/drawingml/2006/wordprocessingDrawing" xmlns:w10="urn:schemas-microsoft-com:office:word" xmlns:w="http://schemas.openxmlformats.org/wordprocessingml/2006/main" xmlns:w14="http://schemas.microsoft.com/office/word/2010/wordml" xmlns:w15="http://schemas.microsoft.com/office/word/2012/wordml" xmlns:w16se="http://schemas.microsoft.com/office/word/2015/wordml/symex" xmlns:wpg="http://schemas.microsoft.com/office/word/2010/wordprocessingGroup" xmlns:wpi="http://schemas.microsoft.com/office/word/2010/wordprocessingInk" xmlns:wne="http://schemas.microsoft.com/office/word/2006/wordml" xmlns:wps="http://schemas.microsoft.com/office/word/2010/wordprocessingShape" mc:Ignorable="w14 w15 w16se wp14">
+<w:footnotes xmlns:wpc="http://schemas.microsoft.com/office/word/2010/wordprocessingCanvas" xmlns:cx="http://schemas.microsoft.com/office/drawing/2014/chartex" xmlns:cx1="http://schemas.microsoft.com/office/drawing/2015/9/8/chartex" xmlns:mc="http://schemas.openxmlformats.org/markup-compatibility/2006" xmlns:o="urn:schemas-microsoft-com:office:office" xmlns:r="http://schemas.openxmlformats.org/officeDocument/2006/relationships" xmlns:m="http://schemas.openxmlformats.org/officeDocument/2006/math" xmlns:v="urn:schemas-microsoft-com:vml" xmlns:wp14="http://schemas.microsoft.com/office/word/2010/wordprocessingDrawing" xmlns:wp="http://schemas.openxmlformats.org/drawingml/2006/wordprocessingDrawing" xmlns:w10="urn:schemas-microsoft-com:office:word" xmlns:w="http://schemas.openxmlformats.org/wordprocessingml/2006/main" xmlns:w14="http://schemas.microsoft.com/office/word/2010/wordml" xmlns:w15="http://schemas.microsoft.com/office/word/2012/wordml" xmlns:w16se="http://schemas.microsoft.com/office/word/2015/wordml/symex" xmlns:wpg="http://schemas.microsoft.com/office/word/2010/wordprocessingGroup" xmlns:wpi="http://schemas.microsoft.com/office/word/2010/wordprocessingInk" xmlns:wne="http://schemas.microsoft.com/office/word/2006/wordml" xmlns:wps="http://schemas.microsoft.com/office/word/2010/wordprocessingShape" mc:Ignorable="w14 w15 w16se wp14">
   <w:footnote w:type="separator" w:id="-1">
     <w:p>
       <w:pPr>
@@ -30731,7 +30607,7 @@
 </file>
 
 <file path=word/numbering.xml><?xml version="1.0" encoding="utf-8"?>
-<w:numbering xmlns:wpc="http://schemas.microsoft.com/office/word/2010/wordprocessingCanvas" xmlns:cx="http://schemas.microsoft.com/office/drawing/2014/chartex" xmlns:mc="http://schemas.openxmlformats.org/markup-compatibility/2006" xmlns:o="urn:schemas-microsoft-com:office:office" xmlns:r="http://schemas.openxmlformats.org/officeDocument/2006/relationships" xmlns:m="http://schemas.openxmlformats.org/officeDocument/2006/math" xmlns:v="urn:schemas-microsoft-com:vml" xmlns:wp14="http://schemas.microsoft.com/office/word/2010/wordprocessingDrawing" xmlns:wp="http://schemas.openxmlformats.org/drawingml/2006/wordprocessingDrawing" xmlns:w10="urn:schemas-microsoft-com:office:word" xmlns:w="http://schemas.openxmlformats.org/wordprocessingml/2006/main" xmlns:w14="http://schemas.microsoft.com/office/word/2010/wordml" xmlns:w15="http://schemas.microsoft.com/office/word/2012/wordml" xmlns:w16se="http://schemas.microsoft.com/office/word/2015/wordml/symex" xmlns:wpg="http://schemas.microsoft.com/office/word/2010/wordprocessingGroup" xmlns:wpi="http://schemas.microsoft.com/office/word/2010/wordprocessingInk" xmlns:wne="http://schemas.microsoft.com/office/word/2006/wordml" xmlns:wps="http://schemas.microsoft.com/office/word/2010/wordprocessingShape" mc:Ignorable="w14 w15 w16se wp14">
+<w:numbering xmlns:wpc="http://schemas.microsoft.com/office/word/2010/wordprocessingCanvas" xmlns:cx="http://schemas.microsoft.com/office/drawing/2014/chartex" xmlns:cx1="http://schemas.microsoft.com/office/drawing/2015/9/8/chartex" xmlns:mc="http://schemas.openxmlformats.org/markup-compatibility/2006" xmlns:o="urn:schemas-microsoft-com:office:office" xmlns:r="http://schemas.openxmlformats.org/officeDocument/2006/relationships" xmlns:m="http://schemas.openxmlformats.org/officeDocument/2006/math" xmlns:v="urn:schemas-microsoft-com:vml" xmlns:wp14="http://schemas.microsoft.com/office/word/2010/wordprocessingDrawing" xmlns:wp="http://schemas.openxmlformats.org/drawingml/2006/wordprocessingDrawing" xmlns:w10="urn:schemas-microsoft-com:office:word" xmlns:w="http://schemas.openxmlformats.org/wordprocessingml/2006/main" xmlns:w14="http://schemas.microsoft.com/office/word/2010/wordml" xmlns:w15="http://schemas.microsoft.com/office/word/2012/wordml" xmlns:w16se="http://schemas.microsoft.com/office/word/2015/wordml/symex" xmlns:wpg="http://schemas.microsoft.com/office/word/2010/wordprocessingGroup" xmlns:wpi="http://schemas.microsoft.com/office/word/2010/wordprocessingInk" xmlns:wne="http://schemas.microsoft.com/office/word/2006/wordml" xmlns:wps="http://schemas.microsoft.com/office/word/2010/wordprocessingShape" mc:Ignorable="w14 w15 w16se wp14">
   <w:abstractNum w:abstractNumId="0" w15:restartNumberingAfterBreak="0">
     <w:nsid w:val="017525CF"/>
     <w:multiLevelType w:val="hybridMultilevel"/>
@@ -31452,7 +31328,7 @@
       <w:lvlText w:val=""/>
       <w:lvlJc w:val="left"/>
       <w:pPr>
-        <w:ind w:left="1425" w:hanging="360"/>
+        <w:ind w:left="1070" w:hanging="360"/>
       </w:pPr>
       <w:rPr>
         <w:rFonts w:ascii="Symbol" w:hAnsi="Symbol" w:hint="default"/>
@@ -31464,7 +31340,7 @@
       <w:lvlText w:val="o"/>
       <w:lvlJc w:val="left"/>
       <w:pPr>
-        <w:ind w:left="2145" w:hanging="360"/>
+        <w:ind w:left="1790" w:hanging="360"/>
       </w:pPr>
       <w:rPr>
         <w:rFonts w:ascii="Courier New" w:hAnsi="Courier New" w:cs="Courier New" w:hint="default"/>
@@ -31476,7 +31352,7 @@
       <w:lvlText w:val=""/>
       <w:lvlJc w:val="left"/>
       <w:pPr>
-        <w:ind w:left="2865" w:hanging="360"/>
+        <w:ind w:left="2510" w:hanging="360"/>
       </w:pPr>
       <w:rPr>
         <w:rFonts w:ascii="Wingdings" w:hAnsi="Wingdings" w:hint="default"/>
@@ -31488,7 +31364,7 @@
       <w:lvlText w:val=""/>
       <w:lvlJc w:val="left"/>
       <w:pPr>
-        <w:ind w:left="3585" w:hanging="360"/>
+        <w:ind w:left="3230" w:hanging="360"/>
       </w:pPr>
       <w:rPr>
         <w:rFonts w:ascii="Symbol" w:hAnsi="Symbol" w:hint="default"/>
@@ -31500,7 +31376,7 @@
       <w:lvlText w:val="o"/>
       <w:lvlJc w:val="left"/>
       <w:pPr>
-        <w:ind w:left="4305" w:hanging="360"/>
+        <w:ind w:left="3950" w:hanging="360"/>
       </w:pPr>
       <w:rPr>
         <w:rFonts w:ascii="Courier New" w:hAnsi="Courier New" w:cs="Courier New" w:hint="default"/>
@@ -31512,7 +31388,7 @@
       <w:lvlText w:val=""/>
       <w:lvlJc w:val="left"/>
       <w:pPr>
-        <w:ind w:left="5025" w:hanging="360"/>
+        <w:ind w:left="4670" w:hanging="360"/>
       </w:pPr>
       <w:rPr>
         <w:rFonts w:ascii="Wingdings" w:hAnsi="Wingdings" w:hint="default"/>
@@ -31524,7 +31400,7 @@
       <w:lvlText w:val=""/>
       <w:lvlJc w:val="left"/>
       <w:pPr>
-        <w:ind w:left="5745" w:hanging="360"/>
+        <w:ind w:left="5390" w:hanging="360"/>
       </w:pPr>
       <w:rPr>
         <w:rFonts w:ascii="Symbol" w:hAnsi="Symbol" w:hint="default"/>
@@ -31536,7 +31412,7 @@
       <w:lvlText w:val="o"/>
       <w:lvlJc w:val="left"/>
       <w:pPr>
-        <w:ind w:left="6465" w:hanging="360"/>
+        <w:ind w:left="6110" w:hanging="360"/>
       </w:pPr>
       <w:rPr>
         <w:rFonts w:ascii="Courier New" w:hAnsi="Courier New" w:cs="Courier New" w:hint="default"/>
@@ -31548,7 +31424,7 @@
       <w:lvlText w:val=""/>
       <w:lvlJc w:val="left"/>
       <w:pPr>
-        <w:ind w:left="7185" w:hanging="360"/>
+        <w:ind w:left="6830" w:hanging="360"/>
       </w:pPr>
       <w:rPr>
         <w:rFonts w:ascii="Wingdings" w:hAnsi="Wingdings" w:hint="default"/>
@@ -32248,7 +32124,7 @@
       <w:lvlText w:val=""/>
       <w:lvlJc w:val="left"/>
       <w:pPr>
-        <w:ind w:left="1425" w:hanging="360"/>
+        <w:ind w:left="1070" w:hanging="360"/>
       </w:pPr>
       <w:rPr>
         <w:rFonts w:ascii="Symbol" w:hAnsi="Symbol" w:hint="default"/>
@@ -32260,7 +32136,7 @@
       <w:lvlText w:val="o"/>
       <w:lvlJc w:val="left"/>
       <w:pPr>
-        <w:ind w:left="2145" w:hanging="360"/>
+        <w:ind w:left="1790" w:hanging="360"/>
       </w:pPr>
       <w:rPr>
         <w:rFonts w:ascii="Courier New" w:hAnsi="Courier New" w:cs="Courier New" w:hint="default"/>
@@ -32272,7 +32148,7 @@
       <w:lvlText w:val=""/>
       <w:lvlJc w:val="left"/>
       <w:pPr>
-        <w:ind w:left="2865" w:hanging="360"/>
+        <w:ind w:left="2510" w:hanging="360"/>
       </w:pPr>
       <w:rPr>
         <w:rFonts w:ascii="Wingdings" w:hAnsi="Wingdings" w:hint="default"/>
@@ -32284,7 +32160,7 @@
       <w:lvlText w:val=""/>
       <w:lvlJc w:val="left"/>
       <w:pPr>
-        <w:ind w:left="3585" w:hanging="360"/>
+        <w:ind w:left="3230" w:hanging="360"/>
       </w:pPr>
       <w:rPr>
         <w:rFonts w:ascii="Symbol" w:hAnsi="Symbol" w:hint="default"/>
@@ -32296,7 +32172,7 @@
       <w:lvlText w:val="o"/>
       <w:lvlJc w:val="left"/>
       <w:pPr>
-        <w:ind w:left="4305" w:hanging="360"/>
+        <w:ind w:left="3950" w:hanging="360"/>
       </w:pPr>
       <w:rPr>
         <w:rFonts w:ascii="Courier New" w:hAnsi="Courier New" w:cs="Courier New" w:hint="default"/>
@@ -32308,7 +32184,7 @@
       <w:lvlText w:val=""/>
       <w:lvlJc w:val="left"/>
       <w:pPr>
-        <w:ind w:left="5025" w:hanging="360"/>
+        <w:ind w:left="4670" w:hanging="360"/>
       </w:pPr>
       <w:rPr>
         <w:rFonts w:ascii="Wingdings" w:hAnsi="Wingdings" w:hint="default"/>
@@ -32320,7 +32196,7 @@
       <w:lvlText w:val=""/>
       <w:lvlJc w:val="left"/>
       <w:pPr>
-        <w:ind w:left="5745" w:hanging="360"/>
+        <w:ind w:left="5390" w:hanging="360"/>
       </w:pPr>
       <w:rPr>
         <w:rFonts w:ascii="Symbol" w:hAnsi="Symbol" w:hint="default"/>
@@ -32332,7 +32208,7 @@
       <w:lvlText w:val="o"/>
       <w:lvlJc w:val="left"/>
       <w:pPr>
-        <w:ind w:left="6465" w:hanging="360"/>
+        <w:ind w:left="6110" w:hanging="360"/>
       </w:pPr>
       <w:rPr>
         <w:rFonts w:ascii="Courier New" w:hAnsi="Courier New" w:cs="Courier New" w:hint="default"/>
@@ -32344,7 +32220,7 @@
       <w:lvlText w:val=""/>
       <w:lvlJc w:val="left"/>
       <w:pPr>
-        <w:ind w:left="7185" w:hanging="360"/>
+        <w:ind w:left="6830" w:hanging="360"/>
       </w:pPr>
       <w:rPr>
         <w:rFonts w:ascii="Wingdings" w:hAnsi="Wingdings" w:hint="default"/>
@@ -34338,7 +34214,7 @@
 </file>
 
 <file path=customXml/itemProps1.xml><?xml version="1.0" encoding="utf-8"?>
-<ds:datastoreItem xmlns:ds="http://schemas.openxmlformats.org/officeDocument/2006/customXml" ds:itemID="{78B24D33-3E76-42D8-8014-795FCDC3DDF1}">
+<ds:datastoreItem xmlns:ds="http://schemas.openxmlformats.org/officeDocument/2006/customXml" ds:itemID="{2C77CF7B-D0C8-497D-854D-9BB57CFFD445}">
   <ds:schemaRefs>
     <ds:schemaRef ds:uri="http://schemas.openxmlformats.org/officeDocument/2006/bibliography"/>
   </ds:schemaRefs>

--- a/Курсовая работа.docx
+++ b/Курсовая работа.docx
@@ -1,6 +1,6 @@
 
 <file path=word/document.xml><?xml version="1.0" encoding="utf-8"?>
-<w:document xmlns:wpc="http://schemas.microsoft.com/office/word/2010/wordprocessingCanvas" xmlns:cx="http://schemas.microsoft.com/office/drawing/2014/chartex" xmlns:cx1="http://schemas.microsoft.com/office/drawing/2015/9/8/chartex" xmlns:mc="http://schemas.openxmlformats.org/markup-compatibility/2006" xmlns:o="urn:schemas-microsoft-com:office:office" xmlns:r="http://schemas.openxmlformats.org/officeDocument/2006/relationships" xmlns:m="http://schemas.openxmlformats.org/officeDocument/2006/math" xmlns:v="urn:schemas-microsoft-com:vml" xmlns:wp14="http://schemas.microsoft.com/office/word/2010/wordprocessingDrawing" xmlns:wp="http://schemas.openxmlformats.org/drawingml/2006/wordprocessingDrawing" xmlns:w10="urn:schemas-microsoft-com:office:word" xmlns:w="http://schemas.openxmlformats.org/wordprocessingml/2006/main" xmlns:w14="http://schemas.microsoft.com/office/word/2010/wordml" xmlns:w15="http://schemas.microsoft.com/office/word/2012/wordml" xmlns:w16se="http://schemas.microsoft.com/office/word/2015/wordml/symex" xmlns:wpg="http://schemas.microsoft.com/office/word/2010/wordprocessingGroup" xmlns:wpi="http://schemas.microsoft.com/office/word/2010/wordprocessingInk" xmlns:wne="http://schemas.microsoft.com/office/word/2006/wordml" xmlns:wps="http://schemas.microsoft.com/office/word/2010/wordprocessingShape" mc:Ignorable="w14 w15 w16se wp14">
+<w:document xmlns:wpc="http://schemas.microsoft.com/office/word/2010/wordprocessingCanvas" xmlns:cx="http://schemas.microsoft.com/office/drawing/2014/chartex" xmlns:mc="http://schemas.openxmlformats.org/markup-compatibility/2006" xmlns:o="urn:schemas-microsoft-com:office:office" xmlns:r="http://schemas.openxmlformats.org/officeDocument/2006/relationships" xmlns:m="http://schemas.openxmlformats.org/officeDocument/2006/math" xmlns:v="urn:schemas-microsoft-com:vml" xmlns:wp14="http://schemas.microsoft.com/office/word/2010/wordprocessingDrawing" xmlns:wp="http://schemas.openxmlformats.org/drawingml/2006/wordprocessingDrawing" xmlns:w10="urn:schemas-microsoft-com:office:word" xmlns:w="http://schemas.openxmlformats.org/wordprocessingml/2006/main" xmlns:w14="http://schemas.microsoft.com/office/word/2010/wordml" xmlns:w15="http://schemas.microsoft.com/office/word/2012/wordml" xmlns:w16se="http://schemas.microsoft.com/office/word/2015/wordml/symex" xmlns:wpg="http://schemas.microsoft.com/office/word/2010/wordprocessingGroup" xmlns:wpi="http://schemas.microsoft.com/office/word/2010/wordprocessingInk" xmlns:wne="http://schemas.microsoft.com/office/word/2006/wordml" xmlns:wps="http://schemas.microsoft.com/office/word/2010/wordprocessingShape" mc:Ignorable="w14 w15 w16se wp14">
   <w:body>
     <w:p>
       <w:pPr>
@@ -536,7 +536,7 @@
               <w:rPr>
                 <w:webHidden/>
               </w:rPr>
-              <w:tab/>
+              <w:t>...................................................................................................................</w:t>
             </w:r>
             <w:r>
               <w:rPr>
@@ -595,9 +595,10 @@
             </w:r>
             <w:r>
               <w:rPr>
-                <w:webHidden/>
-              </w:rPr>
-              <w:tab/>
+                <w:rStyle w:val="a6"/>
+                <w:rFonts w:cs="Times New Roman"/>
+              </w:rPr>
+              <w:t>...............................................................................</w:t>
             </w:r>
             <w:r>
               <w:rPr>
@@ -664,7 +665,7 @@
                 <w:noProof/>
                 <w:webHidden/>
               </w:rPr>
-              <w:tab/>
+              <w:t>.....................................................................</w:t>
             </w:r>
             <w:r>
               <w:rPr>
@@ -737,7 +738,7 @@
                 <w:noProof/>
                 <w:webHidden/>
               </w:rPr>
-              <w:tab/>
+              <w:t>...............</w:t>
             </w:r>
             <w:r>
               <w:rPr>
@@ -810,7 +811,7 @@
                 <w:noProof/>
                 <w:webHidden/>
               </w:rPr>
-              <w:tab/>
+              <w:t>.........................</w:t>
             </w:r>
             <w:r>
               <w:rPr>
@@ -883,7 +884,7 @@
                 <w:noProof/>
                 <w:webHidden/>
               </w:rPr>
-              <w:tab/>
+              <w:t>.........................................................................</w:t>
             </w:r>
             <w:r>
               <w:rPr>
@@ -951,7 +952,7 @@
               <w:rPr>
                 <w:webHidden/>
               </w:rPr>
-              <w:tab/>
+              <w:t>.................................................</w:t>
             </w:r>
             <w:r>
               <w:rPr>
@@ -1035,7 +1036,7 @@
                 <w:noProof/>
                 <w:webHidden/>
               </w:rPr>
-              <w:tab/>
+              <w:t>..........................................</w:t>
             </w:r>
             <w:r>
               <w:rPr>
@@ -1117,7 +1118,7 @@
                 <w:noProof/>
                 <w:webHidden/>
               </w:rPr>
-              <w:tab/>
+              <w:t>.............................................</w:t>
             </w:r>
             <w:r>
               <w:rPr>
@@ -1190,7 +1191,7 @@
                 <w:noProof/>
                 <w:webHidden/>
               </w:rPr>
-              <w:tab/>
+              <w:t>.......................</w:t>
             </w:r>
             <w:r>
               <w:rPr>
@@ -1224,7 +1225,7 @@
                 <w:noProof/>
                 <w:webHidden/>
               </w:rPr>
-              <w:t>18</w:t>
+              <w:t>17</w:t>
             </w:r>
             <w:r>
               <w:rPr>
@@ -1258,7 +1259,7 @@
               <w:rPr>
                 <w:webHidden/>
               </w:rPr>
-              <w:tab/>
+              <w:t>.....................................................</w:t>
             </w:r>
             <w:r>
               <w:rPr>
@@ -1325,7 +1326,7 @@
                 <w:noProof/>
                 <w:webHidden/>
               </w:rPr>
-              <w:tab/>
+              <w:t>..........................................................</w:t>
             </w:r>
             <w:r>
               <w:rPr>
@@ -1391,14 +1392,22 @@
                 <w:rFonts w:cs="Times New Roman"/>
                 <w:noProof/>
               </w:rPr>
-              <w:t>3.2. Диаграмма деятельности</w:t>
+              <w:t>3.2</w:t>
+            </w:r>
+            <w:r>
+              <w:rPr>
+                <w:rStyle w:val="a6"/>
+                <w:rFonts w:cs="Times New Roman"/>
+                <w:noProof/>
+              </w:rPr>
+              <w:t xml:space="preserve"> Диаграмма деятельности</w:t>
             </w:r>
             <w:r>
               <w:rPr>
                 <w:noProof/>
                 <w:webHidden/>
               </w:rPr>
-              <w:tab/>
+              <w:t>...............................................................................</w:t>
             </w:r>
             <w:r>
               <w:rPr>
@@ -1464,14 +1473,22 @@
                 <w:rFonts w:cs="Times New Roman"/>
                 <w:noProof/>
               </w:rPr>
-              <w:t>3.3. Диаграмма последовательности</w:t>
+              <w:t>3.3</w:t>
+            </w:r>
+            <w:r>
+              <w:rPr>
+                <w:rStyle w:val="a6"/>
+                <w:rFonts w:cs="Times New Roman"/>
+                <w:noProof/>
+              </w:rPr>
+              <w:t xml:space="preserve"> Диаграмма последовательности</w:t>
             </w:r>
             <w:r>
               <w:rPr>
                 <w:noProof/>
                 <w:webHidden/>
               </w:rPr>
-              <w:tab/>
+              <w:t>...................................................................</w:t>
             </w:r>
             <w:r>
               <w:rPr>
@@ -1544,7 +1561,16 @@
                 <w:noProof/>
                 <w:webHidden/>
               </w:rPr>
-              <w:tab/>
+              <w:t>.......................................................................................</w:t>
+            </w:r>
+            <w:bookmarkStart w:id="0" w:name="_GoBack"/>
+            <w:bookmarkEnd w:id="0"/>
+            <w:r>
+              <w:rPr>
+                <w:noProof/>
+                <w:webHidden/>
+              </w:rPr>
+              <w:t>.</w:t>
             </w:r>
             <w:r>
               <w:rPr>
@@ -1618,7 +1644,7 @@
                 <w:noProof/>
                 <w:webHidden/>
               </w:rPr>
-              <w:tab/>
+              <w:t>..........................................</w:t>
             </w:r>
             <w:r>
               <w:rPr>
@@ -1686,7 +1712,7 @@
               <w:rPr>
                 <w:webHidden/>
               </w:rPr>
-              <w:tab/>
+              <w:t>...............................................................................</w:t>
             </w:r>
             <w:r>
               <w:rPr>
@@ -1753,7 +1779,7 @@
                 <w:noProof/>
                 <w:webHidden/>
               </w:rPr>
-              <w:tab/>
+              <w:t>.................................................</w:t>
             </w:r>
             <w:r>
               <w:rPr>
@@ -1826,7 +1852,7 @@
                 <w:noProof/>
                 <w:webHidden/>
               </w:rPr>
-              <w:tab/>
+              <w:t>.........................................................</w:t>
             </w:r>
             <w:r>
               <w:rPr>
@@ -1899,7 +1925,7 @@
                 <w:noProof/>
                 <w:webHidden/>
               </w:rPr>
-              <w:tab/>
+              <w:t>.........................................................</w:t>
             </w:r>
             <w:r>
               <w:rPr>
@@ -1972,7 +1998,7 @@
                 <w:noProof/>
                 <w:webHidden/>
               </w:rPr>
-              <w:tab/>
+              <w:t>..................................................................................</w:t>
             </w:r>
             <w:r>
               <w:rPr>
@@ -2039,7 +2065,7 @@
               <w:rPr>
                 <w:webHidden/>
               </w:rPr>
-              <w:tab/>
+              <w:t>............................................................................</w:t>
             </w:r>
             <w:r>
               <w:rPr>
@@ -2068,7 +2094,7 @@
               <w:rPr>
                 <w:webHidden/>
               </w:rPr>
-              <w:t>52</w:t>
+              <w:t>54</w:t>
             </w:r>
             <w:r>
               <w:rPr>
@@ -2100,7 +2126,7 @@
               <w:rPr>
                 <w:webHidden/>
               </w:rPr>
-              <w:tab/>
+              <w:t>..............................................................................................................</w:t>
             </w:r>
             <w:r>
               <w:rPr>
@@ -2129,7 +2155,7 @@
               <w:rPr>
                 <w:webHidden/>
               </w:rPr>
-              <w:t>58</w:t>
+              <w:t>59</w:t>
             </w:r>
             <w:r>
               <w:rPr>
@@ -2161,7 +2187,7 @@
               <w:rPr>
                 <w:webHidden/>
               </w:rPr>
-              <w:tab/>
+              <w:t>.................................................................................................</w:t>
             </w:r>
             <w:r>
               <w:rPr>
@@ -2190,7 +2216,7 @@
               <w:rPr>
                 <w:webHidden/>
               </w:rPr>
-              <w:t>60</w:t>
+              <w:t>61</w:t>
             </w:r>
             <w:r>
               <w:rPr>
@@ -2222,7 +2248,7 @@
               <w:rPr>
                 <w:webHidden/>
               </w:rPr>
-              <w:tab/>
+              <w:t>.............................................................................................................</w:t>
             </w:r>
             <w:r>
               <w:rPr>
@@ -2251,7 +2277,7 @@
               <w:rPr>
                 <w:webHidden/>
               </w:rPr>
-              <w:t>62</w:t>
+              <w:t>63</w:t>
             </w:r>
             <w:r>
               <w:rPr>
@@ -2290,7 +2316,7 @@
           <w:szCs w:val="28"/>
         </w:rPr>
       </w:pPr>
-      <w:bookmarkStart w:id="0" w:name="_Toc228992022"/>
+      <w:bookmarkStart w:id="1" w:name="_Toc228992022"/>
       <w:r>
         <w:rPr>
           <w:rFonts w:cs="Times New Roman"/>
@@ -2319,7 +2345,7 @@
         <w:lastRenderedPageBreak/>
         <w:t>ВВЕДЕНИЕ</w:t>
       </w:r>
-      <w:bookmarkEnd w:id="0"/>
+      <w:bookmarkEnd w:id="1"/>
     </w:p>
     <w:p>
       <w:pPr>
@@ -2905,7 +2931,7 @@
           <w:szCs w:val="28"/>
         </w:rPr>
       </w:pPr>
-      <w:bookmarkStart w:id="1" w:name="_Toc228992023"/>
+      <w:bookmarkStart w:id="2" w:name="_Toc228992023"/>
       <w:r>
         <w:rPr>
           <w:rFonts w:cs="Times New Roman"/>
@@ -2915,7 +2941,7 @@
         <w:lastRenderedPageBreak/>
         <w:t>1. АНАЛИЗ ПРЕДМЕТНОЙ ОБЛАСТИ</w:t>
       </w:r>
-      <w:bookmarkEnd w:id="1"/>
+      <w:bookmarkEnd w:id="2"/>
     </w:p>
     <w:p>
       <w:pPr>
@@ -2933,7 +2959,7 @@
         </w:rPr>
         <w:tab/>
       </w:r>
-      <w:bookmarkStart w:id="2" w:name="_Toc228992024"/>
+      <w:bookmarkStart w:id="3" w:name="_Toc228992024"/>
       <w:r>
         <w:rPr>
           <w:rFonts w:cs="Times New Roman"/>
@@ -2941,7 +2967,7 @@
         </w:rPr>
         <w:t>1.1 Описание предметной области</w:t>
       </w:r>
-      <w:bookmarkEnd w:id="2"/>
+      <w:bookmarkEnd w:id="3"/>
     </w:p>
     <w:p>
       <w:pPr>
@@ -3117,7 +3143,7 @@
         </w:rPr>
         <w:tab/>
       </w:r>
-      <w:bookmarkStart w:id="3" w:name="_Toc228992025"/>
+      <w:bookmarkStart w:id="4" w:name="_Toc228992025"/>
       <w:r>
         <w:rPr>
           <w:rFonts w:cs="Times New Roman"/>
@@ -3125,7 +3151,7 @@
         </w:rPr>
         <w:t>1.2 Описание категорий пользователей, их запросов и сообщений</w:t>
       </w:r>
-      <w:bookmarkEnd w:id="3"/>
+      <w:bookmarkEnd w:id="4"/>
     </w:p>
     <w:p>
       <w:pPr>
@@ -3235,7 +3261,7 @@
         </w:rPr>
         <w:tab/>
       </w:r>
-      <w:bookmarkStart w:id="4" w:name="_Toc228992026"/>
+      <w:bookmarkStart w:id="5" w:name="_Toc228992026"/>
       <w:r>
         <w:rPr>
           <w:rFonts w:cs="Times New Roman"/>
@@ -3243,7 +3269,7 @@
         </w:rPr>
         <w:t>1.3 Описание входных, выходных документов и сообщений</w:t>
       </w:r>
-      <w:bookmarkEnd w:id="4"/>
+      <w:bookmarkEnd w:id="5"/>
     </w:p>
     <w:p>
       <w:pPr>
@@ -3387,7 +3413,7 @@
         <w:tab/>
         <w:t>Таким образом, система эффективно обрабатывает входящую информацию и своевременно формирует выходные документы и сообщения для всех заинтересованных сторон, обеспечивая бесперебойную работу ресторана.</w:t>
       </w:r>
-      <w:bookmarkStart w:id="5" w:name="_Toc228355224"/>
+      <w:bookmarkStart w:id="6" w:name="_Toc228355224"/>
     </w:p>
     <w:p>
       <w:pPr>
@@ -3414,7 +3440,7 @@
         </w:rPr>
         <w:tab/>
       </w:r>
-      <w:bookmarkStart w:id="6" w:name="_Toc228992027"/>
+      <w:bookmarkStart w:id="7" w:name="_Toc228992027"/>
       <w:r>
         <w:rPr>
           <w:rFonts w:cs="Times New Roman"/>
@@ -3422,8 +3448,8 @@
         </w:rPr>
         <w:t>1.4. Сравнение систем-аналогов</w:t>
       </w:r>
-      <w:bookmarkEnd w:id="5"/>
       <w:bookmarkEnd w:id="6"/>
+      <w:bookmarkEnd w:id="7"/>
     </w:p>
     <w:p>
       <w:pPr>
@@ -3732,7 +3758,7 @@
           <w:numId w:val="2"/>
         </w:numPr>
         <w:spacing w:after="0"/>
-        <w:ind w:left="0" w:firstLine="851"/>
+        <w:ind w:left="0" w:firstLine="709"/>
         <w:rPr>
           <w:rFonts w:cs="Times New Roman"/>
           <w:szCs w:val="28"/>
@@ -3776,7 +3802,7 @@
           <w:numId w:val="2"/>
         </w:numPr>
         <w:spacing w:after="0"/>
-        <w:ind w:left="0" w:firstLine="851"/>
+        <w:ind w:left="0" w:firstLine="709"/>
         <w:rPr>
           <w:rFonts w:cs="Times New Roman"/>
           <w:szCs w:val="28"/>
@@ -3830,7 +3856,7 @@
           <w:numId w:val="2"/>
         </w:numPr>
         <w:spacing w:after="0"/>
-        <w:ind w:left="0" w:firstLine="851"/>
+        <w:ind w:left="0" w:firstLine="709"/>
         <w:rPr>
           <w:rFonts w:cs="Times New Roman"/>
           <w:szCs w:val="28"/>
@@ -3870,7 +3896,7 @@
           <w:numId w:val="2"/>
         </w:numPr>
         <w:spacing w:after="0"/>
-        <w:ind w:left="0" w:firstLine="851"/>
+        <w:ind w:left="0" w:firstLine="709"/>
         <w:rPr>
           <w:rFonts w:cs="Times New Roman"/>
           <w:szCs w:val="28"/>
@@ -3933,8 +3959,8 @@
         </w:rPr>
         <w:br w:type="page"/>
       </w:r>
-      <w:bookmarkStart w:id="7" w:name="_Toc228355225"/>
-      <w:bookmarkStart w:id="8" w:name="_Toc228992028"/>
+      <w:bookmarkStart w:id="8" w:name="_Toc228355225"/>
+      <w:bookmarkStart w:id="9" w:name="_Toc228992028"/>
       <w:r>
         <w:rPr>
           <w:rFonts w:cs="Times New Roman"/>
@@ -3945,8 +3971,8 @@
         <w:lastRenderedPageBreak/>
         <w:t>2. ФУНКЦИОНАЛЬНАЯ МОДЕЛЬ ПРЕДМЕТНОЙ ОБЛАСТИ</w:t>
       </w:r>
-      <w:bookmarkEnd w:id="7"/>
       <w:bookmarkEnd w:id="8"/>
+      <w:bookmarkEnd w:id="9"/>
     </w:p>
     <w:p>
       <w:pPr>
@@ -3991,7 +4017,7 @@
         </w:rPr>
         <w:tab/>
       </w:r>
-      <w:bookmarkStart w:id="9" w:name="_Toc228992029"/>
+      <w:bookmarkStart w:id="10" w:name="_Toc228992029"/>
       <w:r>
         <w:rPr>
           <w:rFonts w:cs="Times New Roman"/>
@@ -4014,7 +4040,7 @@
         </w:rPr>
         <w:t>0</w:t>
       </w:r>
-      <w:bookmarkEnd w:id="9"/>
+      <w:bookmarkEnd w:id="10"/>
     </w:p>
     <w:p>
       <w:pPr>
@@ -4070,8 +4096,8 @@
         <w:lastRenderedPageBreak/>
         <w:drawing>
           <wp:inline distT="0" distB="0" distL="0" distR="0" wp14:anchorId="68345592" wp14:editId="3AC3A89E">
-            <wp:extent cx="5505450" cy="4585621"/>
-            <wp:effectExtent l="0" t="0" r="0" b="5715"/>
+            <wp:extent cx="4951623" cy="4124325"/>
+            <wp:effectExtent l="0" t="0" r="1905" b="0"/>
             <wp:docPr id="1" name="Рисунок 1"/>
             <wp:cNvGraphicFramePr>
               <a:graphicFrameLocks xmlns:a="http://schemas.openxmlformats.org/drawingml/2006/main" noChangeAspect="1"/>
@@ -4092,7 +4118,7 @@
                   <pic:spPr>
                     <a:xfrm>
                       <a:off x="0" y="0"/>
-                      <a:ext cx="5550934" cy="4623505"/>
+                      <a:ext cx="5003122" cy="4167220"/>
                     </a:xfrm>
                     <a:prstGeom prst="rect">
                       <a:avLst/>
@@ -4178,7 +4204,7 @@
                   <pic:spPr>
                     <a:xfrm>
                       <a:off x="0" y="0"/>
-                      <a:ext cx="6421436" cy="3891988"/>
+                      <a:ext cx="6445589" cy="3906626"/>
                     </a:xfrm>
                     <a:prstGeom prst="rect">
                       <a:avLst/>
@@ -4205,39 +4231,39 @@
           <w:rFonts w:cs="Times New Roman"/>
           <w:szCs w:val="28"/>
         </w:rPr>
+        <w:t xml:space="preserve">Рисунок 2 – Диаграмма декомпозиции в нотации </w:t>
+      </w:r>
+      <w:r>
+        <w:rPr>
+          <w:rFonts w:cs="Times New Roman"/>
+          <w:szCs w:val="28"/>
+          <w:lang w:val="en-US"/>
+        </w:rPr>
+        <w:t>IDEF</w:t>
+      </w:r>
+      <w:r>
+        <w:rPr>
+          <w:rFonts w:cs="Times New Roman"/>
+          <w:szCs w:val="28"/>
+        </w:rPr>
+        <w:t>0</w:t>
+      </w:r>
+    </w:p>
+    <w:p>
+      <w:pPr>
+        <w:spacing w:after="0"/>
+        <w:ind w:firstLine="708"/>
+        <w:rPr>
+          <w:rFonts w:cs="Times New Roman"/>
+          <w:szCs w:val="28"/>
+        </w:rPr>
+      </w:pPr>
+      <w:r>
+        <w:rPr>
+          <w:rFonts w:cs="Times New Roman"/>
+          <w:szCs w:val="28"/>
+        </w:rPr>
         <w:lastRenderedPageBreak/>
-        <w:t xml:space="preserve">Рисунок 2 – Диаграмма декомпозиции в нотации </w:t>
-      </w:r>
-      <w:r>
-        <w:rPr>
-          <w:rFonts w:cs="Times New Roman"/>
-          <w:szCs w:val="28"/>
-          <w:lang w:val="en-US"/>
-        </w:rPr>
-        <w:t>IDEF</w:t>
-      </w:r>
-      <w:r>
-        <w:rPr>
-          <w:rFonts w:cs="Times New Roman"/>
-          <w:szCs w:val="28"/>
-        </w:rPr>
-        <w:t>0</w:t>
-      </w:r>
-    </w:p>
-    <w:p>
-      <w:pPr>
-        <w:spacing w:after="0"/>
-        <w:ind w:firstLine="708"/>
-        <w:rPr>
-          <w:rFonts w:cs="Times New Roman"/>
-          <w:szCs w:val="28"/>
-        </w:rPr>
-      </w:pPr>
-      <w:r>
-        <w:rPr>
-          <w:rFonts w:cs="Times New Roman"/>
-          <w:szCs w:val="28"/>
-        </w:rPr>
         <w:t>Начнём с построения контекстной диаграммы (рисунок 1), главной задачей которой является действие «Деятельность ресторана по обслуживанию гостей». На схеме мы видим основной блок и входящие в него стрелки:</w:t>
       </w:r>
     </w:p>
@@ -4512,19 +4538,13 @@
       <w:pPr>
         <w:pStyle w:val="2"/>
         <w:spacing w:before="0"/>
-        <w:rPr>
-          <w:rFonts w:cs="Times New Roman"/>
-          <w:szCs w:val="28"/>
-        </w:rPr>
-      </w:pPr>
-      <w:r>
-        <w:rPr>
-          <w:rFonts w:cs="Times New Roman"/>
-          <w:szCs w:val="28"/>
-        </w:rPr>
-        <w:tab/>
-      </w:r>
-      <w:bookmarkStart w:id="10" w:name="_Toc228992030"/>
+        <w:ind w:firstLine="709"/>
+        <w:rPr>
+          <w:rFonts w:cs="Times New Roman"/>
+          <w:szCs w:val="28"/>
+        </w:rPr>
+      </w:pPr>
+      <w:bookmarkStart w:id="11" w:name="_Toc228992030"/>
       <w:r>
         <w:rPr>
           <w:rFonts w:cs="Times New Roman"/>
@@ -4540,12 +4560,12 @@
         </w:rPr>
         <w:t>DFD</w:t>
       </w:r>
-      <w:bookmarkEnd w:id="10"/>
-    </w:p>
-    <w:p>
-      <w:pPr>
-        <w:spacing w:after="0"/>
-        <w:jc w:val="center"/>
+      <w:bookmarkEnd w:id="11"/>
+    </w:p>
+    <w:p>
+      <w:pPr>
+        <w:spacing w:after="0"/>
+        <w:ind w:firstLine="709"/>
         <w:rPr>
           <w:rFonts w:cs="Times New Roman"/>
           <w:szCs w:val="28"/>
@@ -5224,17 +5244,17 @@
     <w:p>
       <w:pPr>
         <w:spacing w:after="0"/>
-        <w:rPr>
-          <w:rFonts w:cs="Times New Roman"/>
-          <w:szCs w:val="28"/>
-        </w:rPr>
-      </w:pPr>
-      <w:r>
-        <w:rPr>
-          <w:rFonts w:cs="Times New Roman"/>
-          <w:szCs w:val="28"/>
-        </w:rPr>
-        <w:tab/>
+        <w:ind w:firstLine="709"/>
+        <w:rPr>
+          <w:rFonts w:cs="Times New Roman"/>
+          <w:szCs w:val="28"/>
+        </w:rPr>
+      </w:pPr>
+      <w:r>
+        <w:rPr>
+          <w:rFonts w:cs="Times New Roman"/>
+          <w:szCs w:val="28"/>
+        </w:rPr>
         <w:t>Работа начинается с процесса регистрации (процесс 1), данные о котором фиксируются в базе. Далее Клиент через Мобильное приложение переходит к выбору места (процесс 2), что завершается созданием записи о бронировании. Финальный этап (процесс 3) происходит непосредственно в заведении: клиент выбирает блюда, получает обслуживание от официанта и закрывает счет через платежный шлюз. Система обеспечивает непрерывный цикл обмена данными между пользователем и всеми сервисами ресторана.</w:t>
       </w:r>
     </w:p>
@@ -5263,7 +5283,7 @@
         </w:rPr>
         <w:tab/>
       </w:r>
-      <w:bookmarkStart w:id="11" w:name="_Toc228992031"/>
+      <w:bookmarkStart w:id="12" w:name="_Toc228992031"/>
       <w:r>
         <w:rPr>
           <w:rFonts w:cs="Times New Roman"/>
@@ -5271,7 +5291,7 @@
         </w:rPr>
         <w:t>2.3 Описание функциональных задач пользователей системы</w:t>
       </w:r>
-      <w:bookmarkEnd w:id="11"/>
+      <w:bookmarkEnd w:id="12"/>
     </w:p>
     <w:p>
       <w:pPr>
@@ -5558,6 +5578,7 @@
           <w:numId w:val="5"/>
         </w:numPr>
         <w:spacing w:after="0"/>
+        <w:ind w:left="0" w:firstLine="709"/>
         <w:rPr>
           <w:rFonts w:cs="Times New Roman"/>
           <w:szCs w:val="28"/>
@@ -5578,22 +5599,41 @@
           <w:numId w:val="5"/>
         </w:numPr>
         <w:spacing w:after="0"/>
-        <w:rPr>
-          <w:rFonts w:cs="Times New Roman"/>
-          <w:szCs w:val="28"/>
-        </w:rPr>
-      </w:pPr>
-      <w:r>
-        <w:rPr>
-          <w:rFonts w:cs="Times New Roman"/>
-          <w:szCs w:val="28"/>
-        </w:rPr>
-        <w:t>Расчет и начисление бонусов в размере 5% от суммы чека на счет Клиента. Все операции фиксируются в системном журнале, что обеспечивает прозрачность расчетов и корректность работы программы лояльности.</w:t>
-      </w:r>
-    </w:p>
-    <w:p>
-      <w:pPr>
-        <w:spacing w:after="0"/>
+        <w:ind w:left="0" w:firstLine="709"/>
+        <w:rPr>
+          <w:rFonts w:cs="Times New Roman"/>
+          <w:szCs w:val="28"/>
+        </w:rPr>
+      </w:pPr>
+      <w:r>
+        <w:rPr>
+          <w:rFonts w:cs="Times New Roman"/>
+          <w:szCs w:val="28"/>
+        </w:rPr>
+        <w:t xml:space="preserve">Расчет и начисление бонусов в размере 5% от суммы чека на счет Клиента. </w:t>
+      </w:r>
+    </w:p>
+    <w:p>
+      <w:pPr>
+        <w:spacing w:after="0"/>
+        <w:ind w:firstLine="709"/>
+        <w:rPr>
+          <w:rFonts w:cs="Times New Roman"/>
+          <w:szCs w:val="28"/>
+        </w:rPr>
+      </w:pPr>
+      <w:r>
+        <w:rPr>
+          <w:rFonts w:cs="Times New Roman"/>
+          <w:szCs w:val="28"/>
+        </w:rPr>
+        <w:t>Все операции фиксируются в системном журнале, что обеспечивает прозрачность расчетов и корректность работы программы лояльности.</w:t>
+      </w:r>
+    </w:p>
+    <w:p>
+      <w:pPr>
+        <w:spacing w:after="0"/>
+        <w:ind w:firstLine="709"/>
         <w:rPr>
           <w:rFonts w:cs="Times New Roman"/>
           <w:szCs w:val="28"/>
@@ -5605,14 +5645,6 @@
           <w:bCs/>
           <w:szCs w:val="28"/>
         </w:rPr>
-        <w:tab/>
-      </w:r>
-      <w:r>
-        <w:rPr>
-          <w:rFonts w:cs="Times New Roman"/>
-          <w:bCs/>
-          <w:szCs w:val="28"/>
-        </w:rPr>
         <w:t>Мониторинг и аналитика для администрации.</w:t>
       </w:r>
       <w:r>
@@ -5640,18 +5672,12 @@
     <w:p>
       <w:pPr>
         <w:spacing w:after="0"/>
-        <w:rPr>
-          <w:rFonts w:cs="Times New Roman"/>
-          <w:szCs w:val="28"/>
-        </w:rPr>
-      </w:pPr>
-      <w:r>
-        <w:rPr>
-          <w:rFonts w:cs="Times New Roman"/>
-          <w:szCs w:val="28"/>
-        </w:rPr>
-        <w:tab/>
-      </w:r>
+        <w:ind w:firstLine="709"/>
+        <w:rPr>
+          <w:rFonts w:cs="Times New Roman"/>
+          <w:szCs w:val="28"/>
+        </w:rPr>
+      </w:pPr>
       <w:r>
         <w:rPr>
           <w:rFonts w:cs="Times New Roman"/>
@@ -5694,8 +5720,8 @@
         </w:rPr>
         <w:br w:type="page"/>
       </w:r>
-      <w:bookmarkStart w:id="12" w:name="_Toc228355229"/>
-      <w:bookmarkStart w:id="13" w:name="_Toc228992032"/>
+      <w:bookmarkStart w:id="13" w:name="_Toc228355229"/>
+      <w:bookmarkStart w:id="14" w:name="_Toc228992032"/>
       <w:r>
         <w:rPr>
           <w:rFonts w:cs="Times New Roman"/>
@@ -5706,9 +5732,9 @@
         <w:lastRenderedPageBreak/>
         <w:t>3. ПРОЕКТИРОВАНИЕ ИНФОРМАЦИОННОЙ СИСТЕМЫ</w:t>
       </w:r>
-      <w:bookmarkStart w:id="14" w:name="_Toc228355230"/>
-      <w:bookmarkEnd w:id="12"/>
+      <w:bookmarkStart w:id="15" w:name="_Toc228355230"/>
       <w:bookmarkEnd w:id="13"/>
+      <w:bookmarkEnd w:id="14"/>
     </w:p>
     <w:p>
       <w:pPr>
@@ -5728,7 +5754,7 @@
         </w:rPr>
         <w:tab/>
       </w:r>
-      <w:bookmarkStart w:id="15" w:name="_Toc228992033"/>
+      <w:bookmarkStart w:id="16" w:name="_Toc228992033"/>
       <w:r>
         <w:rPr>
           <w:rFonts w:cs="Times New Roman"/>
@@ -5743,8 +5769,8 @@
         </w:rPr>
         <w:t>Диаграмма вариантов использования</w:t>
       </w:r>
-      <w:bookmarkEnd w:id="14"/>
       <w:bookmarkEnd w:id="15"/>
+      <w:bookmarkEnd w:id="16"/>
     </w:p>
     <w:p>
       <w:pPr>
@@ -6306,7 +6332,7 @@
         </w:rPr>
         <w:t xml:space="preserve"> помогают корректно отразить обязательные и условные процессы внутри системы.</w:t>
       </w:r>
-      <w:bookmarkStart w:id="16" w:name="_Toc228355231"/>
+      <w:bookmarkStart w:id="17" w:name="_Toc228355231"/>
     </w:p>
     <w:p>
       <w:pPr>
@@ -6333,7 +6359,7 @@
         </w:rPr>
         <w:tab/>
       </w:r>
-      <w:bookmarkStart w:id="17" w:name="_Toc228992034"/>
+      <w:bookmarkStart w:id="18" w:name="_Toc228992034"/>
       <w:r>
         <w:rPr>
           <w:rFonts w:cs="Times New Roman"/>
@@ -6341,8 +6367,8 @@
         </w:rPr>
         <w:t>3.2. Диаграмма деятельности</w:t>
       </w:r>
-      <w:bookmarkEnd w:id="16"/>
       <w:bookmarkEnd w:id="17"/>
+      <w:bookmarkEnd w:id="18"/>
     </w:p>
     <w:p>
       <w:pPr>
@@ -6727,7 +6753,7 @@
         <w:tab/>
         <w:t>Диаграмма показывает: взаимодействие четырех участников (Клиент, Мобильное приложение, Ресторан и Платёжная система), последовательность действий (регистрация → выбор стола → подтверждение → визит → оплата), точку принятия решения по статусу регистрации («зарегистрирован» / «нет»). Использование четырех дорожек позволяет легко понять распределение ответственности между пользователем, цифровым интерфейсом, персоналом заведения и финансовым шлюзом.</w:t>
       </w:r>
-      <w:bookmarkStart w:id="18" w:name="_Toc228355232"/>
+      <w:bookmarkStart w:id="19" w:name="_Toc228355232"/>
     </w:p>
     <w:p>
       <w:pPr>
@@ -6754,7 +6780,7 @@
         </w:rPr>
         <w:tab/>
       </w:r>
-      <w:bookmarkStart w:id="19" w:name="_Toc228992035"/>
+      <w:bookmarkStart w:id="20" w:name="_Toc228992035"/>
       <w:r>
         <w:rPr>
           <w:rFonts w:cs="Times New Roman"/>
@@ -6762,8 +6788,8 @@
         </w:rPr>
         <w:t>3.3. Диаграмма последовательности</w:t>
       </w:r>
-      <w:bookmarkEnd w:id="18"/>
       <w:bookmarkEnd w:id="19"/>
+      <w:bookmarkEnd w:id="20"/>
     </w:p>
     <w:p>
       <w:pPr>
@@ -7185,7 +7211,7 @@
         <w:lastRenderedPageBreak/>
         <w:tab/>
       </w:r>
-      <w:bookmarkStart w:id="20" w:name="_Toc228992036"/>
+      <w:bookmarkStart w:id="21" w:name="_Toc228992036"/>
       <w:r>
         <w:rPr>
           <w:rFonts w:cs="Times New Roman"/>
@@ -7193,7 +7219,7 @@
         </w:rPr>
         <w:t>3.4 Диаграмма классов</w:t>
       </w:r>
-      <w:bookmarkEnd w:id="20"/>
+      <w:bookmarkEnd w:id="21"/>
     </w:p>
     <w:p>
       <w:pPr>
@@ -7263,6 +7289,7 @@
     <w:p>
       <w:pPr>
         <w:spacing w:after="0"/>
+        <w:jc w:val="center"/>
         <w:rPr>
           <w:rFonts w:cs="Times New Roman"/>
           <w:szCs w:val="28"/>
@@ -7276,10 +7303,10 @@
           <w:lang w:eastAsia="ru-RU"/>
         </w:rPr>
         <w:drawing>
-          <wp:inline distT="0" distB="0" distL="0" distR="0" wp14:anchorId="086C3DD1" wp14:editId="3B8C2B41">
-            <wp:extent cx="6390154" cy="4276725"/>
-            <wp:effectExtent l="0" t="0" r="0" b="0"/>
-            <wp:docPr id="7" name="Рисунок 7"/>
+          <wp:inline distT="0" distB="0" distL="0" distR="0" wp14:anchorId="14DF6569" wp14:editId="7D4AAD60">
+            <wp:extent cx="6120130" cy="4030345"/>
+            <wp:effectExtent l="0" t="0" r="0" b="8255"/>
+            <wp:docPr id="16" name="Рисунок 16"/>
             <wp:cNvGraphicFramePr>
               <a:graphicFrameLocks xmlns:a="http://schemas.openxmlformats.org/drawingml/2006/main" noChangeAspect="1"/>
             </wp:cNvGraphicFramePr>
@@ -7299,7 +7326,7 @@
                   <pic:spPr>
                     <a:xfrm>
                       <a:off x="0" y="0"/>
-                      <a:ext cx="6401641" cy="4284413"/>
+                      <a:ext cx="6120130" cy="4030345"/>
                     </a:xfrm>
                     <a:prstGeom prst="rect">
                       <a:avLst/>
@@ -7341,6 +7368,7 @@
       <w:pPr>
         <w:pStyle w:val="a3"/>
         <w:spacing w:before="0" w:beforeAutospacing="0" w:after="0" w:afterAutospacing="0" w:line="360" w:lineRule="auto"/>
+        <w:ind w:firstLine="709"/>
         <w:jc w:val="both"/>
         <w:rPr>
           <w:sz w:val="28"/>
@@ -7352,7 +7380,6 @@
           <w:sz w:val="28"/>
           <w:szCs w:val="28"/>
         </w:rPr>
-        <w:tab/>
         <w:t xml:space="preserve">Диаграмма классов обычно состоит из прямоугольников, разделенных на три части: </w:t>
       </w:r>
     </w:p>
@@ -7360,7 +7387,7 @@
       <w:pPr>
         <w:pStyle w:val="a3"/>
         <w:spacing w:before="0" w:beforeAutospacing="0" w:after="0" w:afterAutospacing="0" w:line="360" w:lineRule="auto"/>
-        <w:ind w:firstLine="360"/>
+        <w:ind w:firstLine="709"/>
         <w:jc w:val="both"/>
         <w:rPr>
           <w:sz w:val="28"/>
@@ -7410,7 +7437,7 @@
     <w:p>
       <w:pPr>
         <w:spacing w:after="0"/>
-        <w:ind w:firstLine="360"/>
+        <w:ind w:firstLine="709"/>
         <w:rPr>
           <w:rFonts w:eastAsia="Times New Roman" w:cs="Times New Roman"/>
           <w:szCs w:val="28"/>
@@ -7424,92 +7451,128 @@
           <w:szCs w:val="28"/>
           <w:lang w:eastAsia="ru-RU"/>
         </w:rPr>
+        <w:t>1. Класс «Клиент»</w:t>
+      </w:r>
+      <w:r>
+        <w:rPr>
+          <w:rFonts w:eastAsia="Times New Roman" w:cs="Times New Roman"/>
+          <w:szCs w:val="28"/>
+          <w:lang w:eastAsia="ru-RU"/>
+        </w:rPr>
+        <w:t xml:space="preserve"> Представляет пользователя системы, совершающего бронирование.</w:t>
+      </w:r>
+    </w:p>
+    <w:p>
+      <w:pPr>
+        <w:spacing w:after="0"/>
+        <w:ind w:firstLine="709"/>
+        <w:rPr>
+          <w:rFonts w:eastAsia="Times New Roman" w:cs="Times New Roman"/>
+          <w:szCs w:val="28"/>
+          <w:lang w:eastAsia="ru-RU"/>
+        </w:rPr>
+      </w:pPr>
+      <w:r>
+        <w:rPr>
+          <w:rFonts w:eastAsia="Times New Roman" w:cs="Times New Roman"/>
+          <w:szCs w:val="28"/>
+          <w:lang w:eastAsia="ru-RU"/>
+        </w:rPr>
         <w:lastRenderedPageBreak/>
-        <w:t>1. Класс «Клиент»</w:t>
-      </w:r>
-      <w:r>
+        <w:t>Атрибуты:</w:t>
+      </w:r>
+    </w:p>
+    <w:p>
+      <w:pPr>
+        <w:spacing w:after="0"/>
+        <w:ind w:firstLine="709"/>
         <w:rPr>
           <w:rFonts w:eastAsia="Times New Roman" w:cs="Times New Roman"/>
           <w:szCs w:val="28"/>
           <w:lang w:eastAsia="ru-RU"/>
         </w:rPr>
-        <w:t xml:space="preserve"> Представляет пользователя системы, совершающего бронирование.</w:t>
-      </w:r>
-    </w:p>
-    <w:p>
-      <w:pPr>
-        <w:spacing w:after="0"/>
-        <w:ind w:firstLine="360"/>
+      </w:pPr>
+      <w:r>
         <w:rPr>
           <w:rFonts w:eastAsia="Times New Roman" w:cs="Times New Roman"/>
           <w:szCs w:val="28"/>
           <w:lang w:eastAsia="ru-RU"/>
         </w:rPr>
-      </w:pPr>
-      <w:r>
+        <w:t>Имя: string – ФИО пользователя для идентификации.</w:t>
+      </w:r>
+    </w:p>
+    <w:p>
+      <w:pPr>
+        <w:spacing w:after="0"/>
+        <w:ind w:firstLine="709"/>
         <w:rPr>
           <w:rFonts w:eastAsia="Times New Roman" w:cs="Times New Roman"/>
           <w:szCs w:val="28"/>
           <w:lang w:eastAsia="ru-RU"/>
         </w:rPr>
-        <w:t>Атрибуты:</w:t>
-      </w:r>
-    </w:p>
-    <w:p>
-      <w:pPr>
-        <w:spacing w:after="0"/>
-        <w:ind w:firstLine="360"/>
+      </w:pPr>
+      <w:r>
         <w:rPr>
           <w:rFonts w:eastAsia="Times New Roman" w:cs="Times New Roman"/>
           <w:szCs w:val="28"/>
           <w:lang w:eastAsia="ru-RU"/>
         </w:rPr>
-      </w:pPr>
-      <w:r>
+        <w:t>Телефон: string – контактный номер для связи и подтверждения брони, Бонусные Баллы: int – текущий баланс в программе лояльности, Банковская карта: string – привязанное платежное средство для оплаты счетов.</w:t>
+      </w:r>
+    </w:p>
+    <w:p>
+      <w:pPr>
+        <w:spacing w:after="0"/>
+        <w:ind w:firstLine="709"/>
         <w:rPr>
           <w:rFonts w:eastAsia="Times New Roman" w:cs="Times New Roman"/>
           <w:szCs w:val="28"/>
           <w:lang w:eastAsia="ru-RU"/>
         </w:rPr>
-        <w:t>Имя: string – ФИО пользователя для идентификации.</w:t>
-      </w:r>
-    </w:p>
-    <w:p>
-      <w:pPr>
-        <w:spacing w:after="0"/>
-        <w:ind w:firstLine="360"/>
+      </w:pPr>
+      <w:r>
         <w:rPr>
           <w:rFonts w:eastAsia="Times New Roman" w:cs="Times New Roman"/>
           <w:szCs w:val="28"/>
           <w:lang w:eastAsia="ru-RU"/>
         </w:rPr>
-      </w:pPr>
+        <w:t xml:space="preserve">Методы: Запросить бронирование: </w:t>
+      </w:r>
+      <w:proofErr w:type="spellStart"/>
       <w:r>
         <w:rPr>
           <w:rFonts w:eastAsia="Times New Roman" w:cs="Times New Roman"/>
           <w:szCs w:val="28"/>
           <w:lang w:eastAsia="ru-RU"/>
         </w:rPr>
-        <w:t>Телефон: string – контактный номер для связи и подтверждения брони, Бонусные Баллы: int – текущий баланс в программе лояльности, Банковская карта: string – привязанное платежное средство для оплаты счетов.</w:t>
-      </w:r>
-    </w:p>
-    <w:p>
-      <w:pPr>
-        <w:spacing w:after="0"/>
-        <w:ind w:firstLine="360"/>
+        <w:t>void</w:t>
+      </w:r>
+      <w:proofErr w:type="spellEnd"/>
+      <w:r>
         <w:rPr>
           <w:rFonts w:eastAsia="Times New Roman" w:cs="Times New Roman"/>
           <w:szCs w:val="28"/>
           <w:lang w:eastAsia="ru-RU"/>
         </w:rPr>
-      </w:pPr>
+        <w:t xml:space="preserve"> – инициализирует процесс выбора стола и времени, </w:t>
+      </w:r>
+      <w:proofErr w:type="gramStart"/>
       <w:r>
         <w:rPr>
           <w:rFonts w:eastAsia="Times New Roman" w:cs="Times New Roman"/>
           <w:szCs w:val="28"/>
           <w:lang w:eastAsia="ru-RU"/>
         </w:rPr>
-        <w:t xml:space="preserve">Методы: Запросить бронирование: </w:t>
+        <w:t>Сделать</w:t>
+      </w:r>
+      <w:proofErr w:type="gramEnd"/>
+      <w:r>
+        <w:rPr>
+          <w:rFonts w:eastAsia="Times New Roman" w:cs="Times New Roman"/>
+          <w:szCs w:val="28"/>
+          <w:lang w:eastAsia="ru-RU"/>
+        </w:rPr>
+        <w:t xml:space="preserve"> заказ: </w:t>
       </w:r>
       <w:proofErr w:type="spellStart"/>
       <w:r>
@@ -7527,25 +7590,25 @@
           <w:szCs w:val="28"/>
           <w:lang w:eastAsia="ru-RU"/>
         </w:rPr>
-        <w:t xml:space="preserve"> – инициализирует процесс выбора стола и времени, </w:t>
-      </w:r>
-      <w:proofErr w:type="gramStart"/>
+        <w:t xml:space="preserve"> – формирует список выбранных блюд из меню, Подтвердить бронирование: </w:t>
+      </w:r>
+      <w:proofErr w:type="spellStart"/>
       <w:r>
         <w:rPr>
           <w:rFonts w:eastAsia="Times New Roman" w:cs="Times New Roman"/>
           <w:szCs w:val="28"/>
           <w:lang w:eastAsia="ru-RU"/>
         </w:rPr>
-        <w:t>Сделать</w:t>
-      </w:r>
-      <w:proofErr w:type="gramEnd"/>
+        <w:t>void</w:t>
+      </w:r>
+      <w:proofErr w:type="spellEnd"/>
       <w:r>
         <w:rPr>
           <w:rFonts w:eastAsia="Times New Roman" w:cs="Times New Roman"/>
           <w:szCs w:val="28"/>
           <w:lang w:eastAsia="ru-RU"/>
         </w:rPr>
-        <w:t xml:space="preserve"> заказ: </w:t>
+        <w:t xml:space="preserve"> – фиксирует согласие клиента с условиями визита, Оплатить счёт: </w:t>
       </w:r>
       <w:proofErr w:type="spellStart"/>
       <w:r>
@@ -7563,49 +7626,13 @@
           <w:szCs w:val="28"/>
           <w:lang w:eastAsia="ru-RU"/>
         </w:rPr>
-        <w:t xml:space="preserve"> – формирует список выбранных блюд из меню, Подтвердить бронирование: </w:t>
-      </w:r>
-      <w:proofErr w:type="spellStart"/>
-      <w:r>
-        <w:rPr>
-          <w:rFonts w:eastAsia="Times New Roman" w:cs="Times New Roman"/>
-          <w:szCs w:val="28"/>
-          <w:lang w:eastAsia="ru-RU"/>
-        </w:rPr>
-        <w:t>void</w:t>
-      </w:r>
-      <w:proofErr w:type="spellEnd"/>
-      <w:r>
-        <w:rPr>
-          <w:rFonts w:eastAsia="Times New Roman" w:cs="Times New Roman"/>
-          <w:szCs w:val="28"/>
-          <w:lang w:eastAsia="ru-RU"/>
-        </w:rPr>
-        <w:t xml:space="preserve"> – фиксирует согласие клиента с условиями визита, Оплатить счёт: </w:t>
-      </w:r>
-      <w:proofErr w:type="spellStart"/>
-      <w:r>
-        <w:rPr>
-          <w:rFonts w:eastAsia="Times New Roman" w:cs="Times New Roman"/>
-          <w:szCs w:val="28"/>
-          <w:lang w:eastAsia="ru-RU"/>
-        </w:rPr>
-        <w:t>void</w:t>
-      </w:r>
-      <w:proofErr w:type="spellEnd"/>
-      <w:r>
-        <w:rPr>
-          <w:rFonts w:eastAsia="Times New Roman" w:cs="Times New Roman"/>
-          <w:szCs w:val="28"/>
-          <w:lang w:eastAsia="ru-RU"/>
-        </w:rPr>
         <w:t xml:space="preserve"> – запускает процесс передачи финансовых данных.</w:t>
       </w:r>
     </w:p>
     <w:p>
       <w:pPr>
         <w:spacing w:after="0"/>
-        <w:ind w:firstLine="360"/>
+        <w:ind w:firstLine="709"/>
         <w:rPr>
           <w:rFonts w:eastAsia="Times New Roman" w:cs="Times New Roman"/>
           <w:szCs w:val="28"/>
@@ -7633,7 +7660,7 @@
     <w:p>
       <w:pPr>
         <w:spacing w:after="0"/>
-        <w:ind w:firstLine="360"/>
+        <w:ind w:firstLine="709"/>
         <w:rPr>
           <w:rFonts w:eastAsia="Times New Roman" w:cs="Times New Roman"/>
           <w:szCs w:val="28"/>
@@ -7670,7 +7697,7 @@
     <w:p>
       <w:pPr>
         <w:spacing w:after="0"/>
-        <w:ind w:firstLine="360"/>
+        <w:ind w:firstLine="709"/>
         <w:rPr>
           <w:rFonts w:eastAsia="Times New Roman" w:cs="Times New Roman"/>
           <w:szCs w:val="28"/>
@@ -7779,7 +7806,7 @@
     <w:p>
       <w:pPr>
         <w:spacing w:after="0"/>
-        <w:ind w:firstLine="360"/>
+        <w:ind w:firstLine="709"/>
         <w:rPr>
           <w:rFonts w:eastAsia="Times New Roman" w:cs="Times New Roman"/>
           <w:szCs w:val="28"/>
@@ -7807,7 +7834,7 @@
     <w:p>
       <w:pPr>
         <w:spacing w:after="0"/>
-        <w:ind w:firstLine="360"/>
+        <w:ind w:firstLine="709"/>
         <w:rPr>
           <w:rFonts w:eastAsia="Times New Roman" w:cs="Times New Roman"/>
           <w:szCs w:val="28"/>
@@ -7826,7 +7853,7 @@
     <w:p>
       <w:pPr>
         <w:spacing w:after="0"/>
-        <w:ind w:firstLine="360"/>
+        <w:ind w:firstLine="709"/>
         <w:rPr>
           <w:rFonts w:eastAsia="Times New Roman" w:cs="Times New Roman"/>
           <w:szCs w:val="28"/>
@@ -7893,16 +7920,25 @@
           <w:szCs w:val="28"/>
           <w:lang w:eastAsia="ru-RU"/>
         </w:rPr>
-        <w:t xml:space="preserve"> 5 процентов от суммы чека в бонусную систему </w:t>
-      </w:r>
+        <w:t xml:space="preserve"> 5 процентов от суммы чека в бонусную систему ресторана: </w:t>
+      </w:r>
+      <w:proofErr w:type="spellStart"/>
       <w:r>
         <w:rPr>
           <w:rFonts w:eastAsia="Times New Roman" w:cs="Times New Roman"/>
           <w:szCs w:val="28"/>
           <w:lang w:eastAsia="ru-RU"/>
         </w:rPr>
-        <w:lastRenderedPageBreak/>
-        <w:t xml:space="preserve">ресторана: </w:t>
+        <w:t>void</w:t>
+      </w:r>
+      <w:proofErr w:type="spellEnd"/>
+      <w:r>
+        <w:rPr>
+          <w:rFonts w:eastAsia="Times New Roman" w:cs="Times New Roman"/>
+          <w:szCs w:val="28"/>
+          <w:lang w:eastAsia="ru-RU"/>
+        </w:rPr>
+        <w:t xml:space="preserve"> – рассчитывает и переводит </w:t>
       </w:r>
       <w:proofErr w:type="spellStart"/>
       <w:r>
@@ -7911,6 +7947,24 @@
           <w:szCs w:val="28"/>
           <w:lang w:eastAsia="ru-RU"/>
         </w:rPr>
+        <w:t>кэшбэк</w:t>
+      </w:r>
+      <w:proofErr w:type="spellEnd"/>
+      <w:r>
+        <w:rPr>
+          <w:rFonts w:eastAsia="Times New Roman" w:cs="Times New Roman"/>
+          <w:szCs w:val="28"/>
+          <w:lang w:eastAsia="ru-RU"/>
+        </w:rPr>
+        <w:t xml:space="preserve">, Передача итоговой суммы: </w:t>
+      </w:r>
+      <w:proofErr w:type="spellStart"/>
+      <w:r>
+        <w:rPr>
+          <w:rFonts w:eastAsia="Times New Roman" w:cs="Times New Roman"/>
+          <w:szCs w:val="28"/>
+          <w:lang w:eastAsia="ru-RU"/>
+        </w:rPr>
         <w:t>void</w:t>
       </w:r>
       <w:proofErr w:type="spellEnd"/>
@@ -7920,49 +7974,13 @@
           <w:szCs w:val="28"/>
           <w:lang w:eastAsia="ru-RU"/>
         </w:rPr>
-        <w:t xml:space="preserve"> – рассчитывает и переводит </w:t>
-      </w:r>
-      <w:proofErr w:type="spellStart"/>
-      <w:r>
-        <w:rPr>
-          <w:rFonts w:eastAsia="Times New Roman" w:cs="Times New Roman"/>
-          <w:szCs w:val="28"/>
-          <w:lang w:eastAsia="ru-RU"/>
-        </w:rPr>
-        <w:t>кэшбэк</w:t>
-      </w:r>
-      <w:proofErr w:type="spellEnd"/>
-      <w:r>
-        <w:rPr>
-          <w:rFonts w:eastAsia="Times New Roman" w:cs="Times New Roman"/>
-          <w:szCs w:val="28"/>
-          <w:lang w:eastAsia="ru-RU"/>
-        </w:rPr>
-        <w:t xml:space="preserve">, Передача итоговой суммы: </w:t>
-      </w:r>
-      <w:proofErr w:type="spellStart"/>
-      <w:r>
-        <w:rPr>
-          <w:rFonts w:eastAsia="Times New Roman" w:cs="Times New Roman"/>
-          <w:szCs w:val="28"/>
-          <w:lang w:eastAsia="ru-RU"/>
-        </w:rPr>
-        <w:t>void</w:t>
-      </w:r>
-      <w:proofErr w:type="spellEnd"/>
-      <w:r>
-        <w:rPr>
-          <w:rFonts w:eastAsia="Times New Roman" w:cs="Times New Roman"/>
-          <w:szCs w:val="28"/>
-          <w:lang w:eastAsia="ru-RU"/>
-        </w:rPr>
         <w:t xml:space="preserve"> – отправляет данные о транзакции в базу данных.</w:t>
       </w:r>
     </w:p>
     <w:p>
       <w:pPr>
         <w:spacing w:after="0"/>
-        <w:ind w:firstLine="360"/>
+        <w:ind w:firstLine="709"/>
         <w:rPr>
           <w:rFonts w:eastAsia="Times New Roman" w:cs="Times New Roman"/>
           <w:szCs w:val="28"/>
@@ -7976,6 +7994,7 @@
           <w:szCs w:val="28"/>
           <w:lang w:eastAsia="ru-RU"/>
         </w:rPr>
+        <w:lastRenderedPageBreak/>
         <w:t>4. Класс «Заказ»</w:t>
       </w:r>
       <w:r>
@@ -7990,7 +8009,7 @@
     <w:p>
       <w:pPr>
         <w:spacing w:after="0"/>
-        <w:ind w:firstLine="360"/>
+        <w:ind w:firstLine="709"/>
         <w:rPr>
           <w:rFonts w:eastAsia="Times New Roman" w:cs="Times New Roman"/>
           <w:szCs w:val="28"/>
@@ -8027,7 +8046,7 @@
     <w:p>
       <w:pPr>
         <w:spacing w:after="0"/>
-        <w:ind w:firstLine="360"/>
+        <w:ind w:firstLine="709"/>
         <w:rPr>
           <w:rFonts w:eastAsia="Times New Roman" w:cs="Times New Roman"/>
           <w:szCs w:val="28"/>
@@ -8064,7 +8083,7 @@
     <w:p>
       <w:pPr>
         <w:spacing w:after="0"/>
-        <w:ind w:firstLine="360"/>
+        <w:ind w:firstLine="709"/>
         <w:rPr>
           <w:rFonts w:eastAsia="Times New Roman" w:cs="Times New Roman"/>
           <w:szCs w:val="28"/>
@@ -8092,7 +8111,7 @@
     <w:p>
       <w:pPr>
         <w:spacing w:after="0"/>
-        <w:ind w:firstLine="360"/>
+        <w:ind w:firstLine="709"/>
         <w:rPr>
           <w:rFonts w:eastAsia="Times New Roman" w:cs="Times New Roman"/>
           <w:szCs w:val="28"/>
@@ -8129,7 +8148,7 @@
     <w:p>
       <w:pPr>
         <w:spacing w:after="0"/>
-        <w:ind w:firstLine="360"/>
+        <w:ind w:firstLine="709"/>
         <w:rPr>
           <w:rFonts w:eastAsia="Times New Roman" w:cs="Times New Roman"/>
           <w:szCs w:val="28"/>
@@ -8157,7 +8176,7 @@
     <w:p>
       <w:pPr>
         <w:spacing w:after="0"/>
-        <w:ind w:firstLine="360"/>
+        <w:ind w:firstLine="709"/>
         <w:rPr>
           <w:rFonts w:eastAsia="Times New Roman" w:cs="Times New Roman"/>
           <w:szCs w:val="28"/>
@@ -8194,7 +8213,7 @@
     <w:p>
       <w:pPr>
         <w:spacing w:after="0"/>
-        <w:ind w:firstLine="360"/>
+        <w:ind w:firstLine="709"/>
         <w:rPr>
           <w:rFonts w:eastAsia="Times New Roman" w:cs="Times New Roman"/>
           <w:szCs w:val="28"/>
@@ -8272,7 +8291,7 @@
           <w:numId w:val="7"/>
         </w:numPr>
         <w:spacing w:after="0"/>
-        <w:ind w:left="0" w:firstLine="720"/>
+        <w:ind w:left="0" w:firstLine="709"/>
         <w:rPr>
           <w:rFonts w:eastAsia="Times New Roman" w:cs="Times New Roman"/>
           <w:szCs w:val="28"/>
@@ -8305,7 +8324,7 @@
           <w:numId w:val="7"/>
         </w:numPr>
         <w:spacing w:after="0"/>
-        <w:ind w:left="0" w:firstLine="720"/>
+        <w:ind w:left="0" w:firstLine="709"/>
         <w:rPr>
           <w:rFonts w:eastAsia="Times New Roman" w:cs="Times New Roman"/>
           <w:szCs w:val="28"/>
@@ -8329,7 +8348,7 @@
           <w:numId w:val="7"/>
         </w:numPr>
         <w:spacing w:after="0"/>
-        <w:ind w:left="0" w:firstLine="720"/>
+        <w:ind w:left="0" w:firstLine="709"/>
         <w:rPr>
           <w:rFonts w:eastAsia="Times New Roman" w:cs="Times New Roman"/>
           <w:szCs w:val="28"/>
@@ -8353,7 +8372,7 @@
           <w:numId w:val="7"/>
         </w:numPr>
         <w:spacing w:after="0"/>
-        <w:ind w:left="0" w:firstLine="720"/>
+        <w:ind w:left="0" w:firstLine="709"/>
         <w:rPr>
           <w:rFonts w:eastAsia="Times New Roman" w:cs="Times New Roman"/>
           <w:szCs w:val="28"/>
@@ -8373,6 +8392,7 @@
     <w:p>
       <w:pPr>
         <w:spacing w:after="0"/>
+        <w:ind w:firstLine="709"/>
         <w:rPr>
           <w:rFonts w:eastAsia="Times New Roman" w:cs="Times New Roman"/>
           <w:szCs w:val="28"/>
@@ -8385,7 +8405,6 @@
           <w:szCs w:val="28"/>
           <w:lang w:eastAsia="ru-RU"/>
         </w:rPr>
-        <w:tab/>
         <w:t>Таким образом, представленная диаграмма классов демонстрирует структуру базы данных и основных сущностей системы бронирования. Выделенные методы в каждом классе показывают ключевые операции, которые система должна поддерживать: от первичной обработки личных данных и управления статусами столов до сложной финансовой логики с начислением бонусов. Такая структура обеспечивает удобное хранение информации, целостность данных и служит основой для дальнейшей разработки системы.</w:t>
       </w:r>
     </w:p>
@@ -8410,7 +8429,7 @@
           <w:lang w:eastAsia="ru-RU"/>
         </w:rPr>
       </w:pPr>
-      <w:bookmarkStart w:id="21" w:name="_Toc228992037"/>
+      <w:bookmarkStart w:id="22" w:name="_Toc228992037"/>
       <w:r>
         <w:rPr>
           <w:rFonts w:eastAsia="Times New Roman" w:cs="Times New Roman"/>
@@ -8419,7 +8438,7 @@
         </w:rPr>
         <w:t>3.5 Создание технического задания на разработку</w:t>
       </w:r>
-      <w:bookmarkEnd w:id="21"/>
+      <w:bookmarkEnd w:id="22"/>
     </w:p>
     <w:p>
       <w:pPr>
@@ -10191,7 +10210,7 @@
           <w:lang w:eastAsia="ru-RU"/>
         </w:rPr>
       </w:pPr>
-      <w:bookmarkStart w:id="22" w:name="_Toc228992038"/>
+      <w:bookmarkStart w:id="23" w:name="_Toc228992038"/>
       <w:r>
         <w:rPr>
           <w:rFonts w:cs="Times New Roman"/>
@@ -10202,12 +10221,12 @@
         <w:lastRenderedPageBreak/>
         <w:t>4. РАЗРАБОТКА БАЗЫ ДАННЫХ ИС</w:t>
       </w:r>
-      <w:bookmarkEnd w:id="22"/>
-    </w:p>
-    <w:p>
-      <w:pPr>
-        <w:spacing w:after="0"/>
-        <w:ind w:firstLine="851"/>
+      <w:bookmarkEnd w:id="23"/>
+    </w:p>
+    <w:p>
+      <w:pPr>
+        <w:spacing w:after="0"/>
+        <w:ind w:firstLine="709"/>
         <w:rPr>
           <w:rFonts w:cs="Times New Roman"/>
           <w:szCs w:val="28"/>
@@ -10357,7 +10376,7 @@
         </w:rPr>
         <w:tab/>
       </w:r>
-      <w:bookmarkStart w:id="23" w:name="_Toc228992039"/>
+      <w:bookmarkStart w:id="24" w:name="_Toc228992039"/>
       <w:r>
         <w:rPr>
           <w:rFonts w:cs="Times New Roman"/>
@@ -10365,7 +10384,7 @@
         </w:rPr>
         <w:t>4.1 Создание концептуальной модели данных</w:t>
       </w:r>
-      <w:bookmarkEnd w:id="23"/>
+      <w:bookmarkEnd w:id="24"/>
     </w:p>
     <w:p>
       <w:pPr>
@@ -15251,7 +15270,7 @@
         </w:rPr>
         <w:tab/>
       </w:r>
-      <w:bookmarkStart w:id="24" w:name="_Toc228992040"/>
+      <w:bookmarkStart w:id="25" w:name="_Toc228992040"/>
       <w:r>
         <w:rPr>
           <w:rFonts w:cs="Times New Roman"/>
@@ -15259,7 +15278,7 @@
         </w:rPr>
         <w:t>4.2 Создание логической модели данных</w:t>
       </w:r>
-      <w:bookmarkEnd w:id="24"/>
+      <w:bookmarkEnd w:id="25"/>
     </w:p>
     <w:p>
       <w:pPr>
@@ -15514,10 +15533,10 @@
           <w:lang w:eastAsia="ru-RU"/>
         </w:rPr>
         <w:drawing>
-          <wp:inline distT="0" distB="0" distL="0" distR="0" wp14:anchorId="0C8A7319" wp14:editId="366E4C4A">
-            <wp:extent cx="4500221" cy="4295775"/>
+          <wp:inline distT="0" distB="0" distL="0" distR="0" wp14:anchorId="003E0AE5" wp14:editId="32133EBC">
+            <wp:extent cx="6120130" cy="5856605"/>
             <wp:effectExtent l="0" t="0" r="0" b="0"/>
-            <wp:docPr id="8" name="Рисунок 8"/>
+            <wp:docPr id="23" name="Рисунок 23"/>
             <wp:cNvGraphicFramePr>
               <a:graphicFrameLocks xmlns:a="http://schemas.openxmlformats.org/drawingml/2006/main" noChangeAspect="1"/>
             </wp:cNvGraphicFramePr>
@@ -15537,7 +15556,7 @@
                   <pic:spPr>
                     <a:xfrm>
                       <a:off x="0" y="0"/>
-                      <a:ext cx="4540560" cy="4334282"/>
+                      <a:ext cx="6120130" cy="5856605"/>
                     </a:xfrm>
                     <a:prstGeom prst="rect">
                       <a:avLst/>
@@ -15756,7 +15775,6 @@
                 <w:szCs w:val="24"/>
                 <w:lang w:val="en-US"/>
               </w:rPr>
-              <w:lastRenderedPageBreak/>
               <w:t>PK</w:t>
             </w:r>
           </w:p>
@@ -17229,7 +17247,6 @@
                 <w:szCs w:val="24"/>
                 <w:lang w:val="en-US"/>
               </w:rPr>
-              <w:lastRenderedPageBreak/>
               <w:t>PK</w:t>
             </w:r>
           </w:p>
@@ -18658,6 +18675,7 @@
                 <w:sz w:val="24"/>
                 <w:szCs w:val="24"/>
               </w:rPr>
+              <w:lastRenderedPageBreak/>
               <w:t>FK</w:t>
             </w:r>
           </w:p>
@@ -18896,7 +18914,6 @@
                 <w:sz w:val="24"/>
                 <w:szCs w:val="24"/>
               </w:rPr>
-              <w:lastRenderedPageBreak/>
               <w:t>FK</w:t>
             </w:r>
           </w:p>
@@ -20386,7 +20403,6 @@
           <w:rFonts w:cs="Times New Roman"/>
           <w:szCs w:val="28"/>
         </w:rPr>
-        <w:lastRenderedPageBreak/>
         <w:br w:type="textWrapping" w:clear="all"/>
       </w:r>
       <w:r>
@@ -20403,7 +20419,7 @@
         </w:rPr>
         <w:tab/>
       </w:r>
-      <w:bookmarkStart w:id="25" w:name="_Toc228992041"/>
+      <w:bookmarkStart w:id="26" w:name="_Toc228992041"/>
       <w:r>
         <w:rPr>
           <w:rFonts w:cs="Times New Roman"/>
@@ -20411,7 +20427,7 @@
         </w:rPr>
         <w:t>4.3 Создание физическое модели данных</w:t>
       </w:r>
-      <w:bookmarkEnd w:id="25"/>
+      <w:bookmarkEnd w:id="26"/>
     </w:p>
     <w:p>
       <w:pPr>
@@ -20433,7 +20449,7 @@
     <w:p>
       <w:pPr>
         <w:spacing w:after="0"/>
-        <w:ind w:firstLine="851"/>
+        <w:ind w:firstLine="709"/>
         <w:rPr>
           <w:rFonts w:cs="Times New Roman"/>
           <w:szCs w:val="28"/>
@@ -20463,7 +20479,7 @@
           <w:numId w:val="24"/>
         </w:numPr>
         <w:spacing w:after="0"/>
-        <w:ind w:left="0" w:firstLine="851"/>
+        <w:ind w:left="0" w:firstLine="709"/>
         <w:rPr>
           <w:rFonts w:cs="Times New Roman"/>
           <w:szCs w:val="28"/>
@@ -20485,7 +20501,7 @@
           <w:numId w:val="24"/>
         </w:numPr>
         <w:spacing w:after="0"/>
-        <w:ind w:left="0" w:firstLine="851"/>
+        <w:ind w:left="0" w:firstLine="709"/>
         <w:rPr>
           <w:rFonts w:cs="Times New Roman"/>
           <w:szCs w:val="28"/>
@@ -20507,7 +20523,7 @@
           <w:numId w:val="24"/>
         </w:numPr>
         <w:spacing w:after="0"/>
-        <w:ind w:left="0" w:firstLine="851"/>
+        <w:ind w:left="0" w:firstLine="709"/>
         <w:rPr>
           <w:rFonts w:cs="Times New Roman"/>
           <w:szCs w:val="28"/>
@@ -20529,7 +20545,7 @@
           <w:numId w:val="24"/>
         </w:numPr>
         <w:spacing w:after="0"/>
-        <w:ind w:left="0" w:firstLine="851"/>
+        <w:ind w:left="0" w:firstLine="709"/>
         <w:rPr>
           <w:rFonts w:cs="Times New Roman"/>
           <w:szCs w:val="28"/>
@@ -25234,7 +25250,7 @@
         </w:rPr>
         <w:tab/>
       </w:r>
-      <w:bookmarkStart w:id="26" w:name="_Toc228992042"/>
+      <w:bookmarkStart w:id="27" w:name="_Toc228992042"/>
       <w:r>
         <w:rPr>
           <w:rFonts w:cs="Times New Roman"/>
@@ -25242,7 +25258,7 @@
         </w:rPr>
         <w:t>4.4 Запросы к базе данных</w:t>
       </w:r>
-      <w:bookmarkEnd w:id="26"/>
+      <w:bookmarkEnd w:id="27"/>
     </w:p>
     <w:p>
       <w:pPr>
@@ -25264,23 +25280,18 @@
     <w:p>
       <w:pPr>
         <w:spacing w:after="0"/>
-        <w:rPr>
-          <w:rFonts w:cs="Times New Roman"/>
-          <w:szCs w:val="28"/>
-        </w:rPr>
-      </w:pPr>
-      <w:r>
-        <w:rPr>
-          <w:rFonts w:cs="Times New Roman"/>
-          <w:szCs w:val="28"/>
-        </w:rPr>
-        <w:tab/>
-      </w:r>
-      <w:bookmarkStart w:id="27" w:name="_GoBack"/>
-      <w:r>
-        <w:rPr>
-          <w:rFonts w:cs="Times New Roman"/>
-          <w:szCs w:val="28"/>
+        <w:jc w:val="center"/>
+        <w:rPr>
+          <w:rFonts w:cs="Times New Roman"/>
+          <w:szCs w:val="28"/>
+        </w:rPr>
+      </w:pPr>
+      <w:r>
+        <w:rPr>
+          <w:rFonts w:cs="Times New Roman"/>
+          <w:noProof/>
+          <w:szCs w:val="28"/>
+          <w:lang w:eastAsia="ru-RU"/>
         </w:rPr>
         <w:drawing>
           <wp:inline distT="0" distB="0" distL="0" distR="0" wp14:anchorId="0E7F2165" wp14:editId="73BCF7CC">
@@ -25318,7 +25329,23 @@
           </wp:inline>
         </w:drawing>
       </w:r>
-      <w:bookmarkEnd w:id="27"/>
+    </w:p>
+    <w:p>
+      <w:pPr>
+        <w:spacing w:after="0"/>
+        <w:jc w:val="center"/>
+        <w:rPr>
+          <w:rFonts w:cs="Times New Roman"/>
+          <w:szCs w:val="28"/>
+        </w:rPr>
+      </w:pPr>
+      <w:r>
+        <w:rPr>
+          <w:rFonts w:cs="Times New Roman"/>
+          <w:szCs w:val="28"/>
+        </w:rPr>
+        <w:t>Рисунок 12 – 1 запрос к базе данных</w:t>
+      </w:r>
     </w:p>
     <w:p>
       <w:pPr>
@@ -25366,6 +25393,7 @@
           <w:rFonts w:cs="Times New Roman"/>
           <w:szCs w:val="28"/>
         </w:rPr>
+        <w:lastRenderedPageBreak/>
         <w:tab/>
         <w:t>2. Анализ максимальной выручки по заказам</w:t>
       </w:r>
@@ -25373,23 +25401,18 @@
     <w:p>
       <w:pPr>
         <w:spacing w:after="0"/>
-        <w:rPr>
-          <w:rFonts w:cs="Times New Roman"/>
-          <w:szCs w:val="28"/>
-        </w:rPr>
-      </w:pPr>
-      <w:r>
-        <w:rPr>
-          <w:rFonts w:cs="Times New Roman"/>
-          <w:szCs w:val="28"/>
-        </w:rPr>
-        <w:lastRenderedPageBreak/>
-        <w:tab/>
-      </w:r>
-      <w:r>
-        <w:rPr>
-          <w:rFonts w:cs="Times New Roman"/>
-          <w:szCs w:val="28"/>
+        <w:jc w:val="center"/>
+        <w:rPr>
+          <w:rFonts w:cs="Times New Roman"/>
+          <w:szCs w:val="28"/>
+        </w:rPr>
+      </w:pPr>
+      <w:r>
+        <w:rPr>
+          <w:rFonts w:cs="Times New Roman"/>
+          <w:noProof/>
+          <w:szCs w:val="28"/>
+          <w:lang w:eastAsia="ru-RU"/>
         </w:rPr>
         <w:drawing>
           <wp:inline distT="0" distB="0" distL="0" distR="0" wp14:anchorId="6EAB7942" wp14:editId="5D22F8E1">
@@ -25431,6 +25454,23 @@
     <w:p>
       <w:pPr>
         <w:spacing w:after="0"/>
+        <w:jc w:val="center"/>
+        <w:rPr>
+          <w:rFonts w:cs="Times New Roman"/>
+          <w:szCs w:val="28"/>
+        </w:rPr>
+      </w:pPr>
+      <w:r>
+        <w:rPr>
+          <w:rFonts w:cs="Times New Roman"/>
+          <w:szCs w:val="28"/>
+        </w:rPr>
+        <w:t>Рисунок 13 – 2 запрос к базе данных</w:t>
+      </w:r>
+    </w:p>
+    <w:p>
+      <w:pPr>
+        <w:spacing w:after="0"/>
         <w:rPr>
           <w:rFonts w:cs="Times New Roman"/>
           <w:szCs w:val="28"/>
@@ -25474,7 +25514,9 @@
       <w:r>
         <w:rPr>
           <w:rFonts w:cs="Times New Roman"/>
-          <w:szCs w:val="28"/>
+          <w:noProof/>
+          <w:szCs w:val="28"/>
+          <w:lang w:eastAsia="ru-RU"/>
         </w:rPr>
         <w:drawing>
           <wp:inline distT="0" distB="0" distL="0" distR="0" wp14:anchorId="60DE78C4" wp14:editId="51256383">
@@ -25516,6 +25558,23 @@
     <w:p>
       <w:pPr>
         <w:spacing w:after="0"/>
+        <w:jc w:val="center"/>
+        <w:rPr>
+          <w:rFonts w:cs="Times New Roman"/>
+          <w:szCs w:val="28"/>
+        </w:rPr>
+      </w:pPr>
+      <w:r>
+        <w:rPr>
+          <w:rFonts w:cs="Times New Roman"/>
+          <w:szCs w:val="28"/>
+        </w:rPr>
+        <w:t>Рисунок 14 – 3 запрос к базе данных</w:t>
+      </w:r>
+    </w:p>
+    <w:p>
+      <w:pPr>
+        <w:spacing w:after="0"/>
         <w:rPr>
           <w:rFonts w:cs="Times New Roman"/>
           <w:szCs w:val="28"/>
@@ -25560,14 +25619,15 @@
       <w:r>
         <w:rPr>
           <w:rFonts w:cs="Times New Roman"/>
-          <w:szCs w:val="28"/>
-          <w:lang w:val="en-US"/>
+          <w:noProof/>
+          <w:szCs w:val="28"/>
+          <w:lang w:eastAsia="ru-RU"/>
         </w:rPr>
         <w:lastRenderedPageBreak/>
         <w:drawing>
           <wp:inline distT="0" distB="0" distL="0" distR="0" wp14:anchorId="7CA72D03" wp14:editId="002CD03D">
-            <wp:extent cx="6120130" cy="3743325"/>
-            <wp:effectExtent l="0" t="0" r="0" b="9525"/>
+            <wp:extent cx="4638675" cy="2837206"/>
+            <wp:effectExtent l="0" t="0" r="0" b="1270"/>
             <wp:docPr id="17" name="Рисунок 17"/>
             <wp:cNvGraphicFramePr>
               <a:graphicFrameLocks xmlns:a="http://schemas.openxmlformats.org/drawingml/2006/main" noChangeAspect="1"/>
@@ -25588,7 +25648,7 @@
                   <pic:spPr>
                     <a:xfrm>
                       <a:off x="0" y="0"/>
-                      <a:ext cx="6120130" cy="3743325"/>
+                      <a:ext cx="4657353" cy="2848630"/>
                     </a:xfrm>
                     <a:prstGeom prst="rect">
                       <a:avLst/>
@@ -25604,16 +25664,32 @@
     <w:p>
       <w:pPr>
         <w:spacing w:after="0"/>
-        <w:rPr>
-          <w:rFonts w:cs="Times New Roman"/>
-          <w:szCs w:val="28"/>
-        </w:rPr>
-      </w:pPr>
-      <w:r>
-        <w:rPr>
-          <w:rFonts w:cs="Times New Roman"/>
-          <w:szCs w:val="28"/>
-          <w:lang w:val="en-US"/>
+        <w:jc w:val="center"/>
+        <w:rPr>
+          <w:rFonts w:cs="Times New Roman"/>
+          <w:szCs w:val="28"/>
+        </w:rPr>
+      </w:pPr>
+      <w:r>
+        <w:rPr>
+          <w:rFonts w:cs="Times New Roman"/>
+          <w:szCs w:val="28"/>
+        </w:rPr>
+        <w:t>Рисунок 15 – 4 запрос к базе данных</w:t>
+      </w:r>
+    </w:p>
+    <w:p>
+      <w:pPr>
+        <w:spacing w:after="0"/>
+        <w:rPr>
+          <w:rFonts w:cs="Times New Roman"/>
+          <w:szCs w:val="28"/>
+        </w:rPr>
+      </w:pPr>
+      <w:r>
+        <w:rPr>
+          <w:rFonts w:cs="Times New Roman"/>
+          <w:szCs w:val="28"/>
         </w:rPr>
         <w:tab/>
       </w:r>
@@ -25645,22 +25721,18 @@
     <w:p>
       <w:pPr>
         <w:spacing w:after="0"/>
-        <w:rPr>
-          <w:rFonts w:cs="Times New Roman"/>
-          <w:szCs w:val="28"/>
-        </w:rPr>
-      </w:pPr>
-      <w:r>
-        <w:rPr>
-          <w:rFonts w:cs="Times New Roman"/>
-          <w:szCs w:val="28"/>
-        </w:rPr>
-        <w:tab/>
-      </w:r>
-      <w:r>
-        <w:rPr>
-          <w:rFonts w:cs="Times New Roman"/>
-          <w:szCs w:val="28"/>
+        <w:jc w:val="center"/>
+        <w:rPr>
+          <w:rFonts w:cs="Times New Roman"/>
+          <w:szCs w:val="28"/>
+        </w:rPr>
+      </w:pPr>
+      <w:r>
+        <w:rPr>
+          <w:rFonts w:cs="Times New Roman"/>
+          <w:noProof/>
+          <w:szCs w:val="28"/>
+          <w:lang w:eastAsia="ru-RU"/>
         </w:rPr>
         <w:drawing>
           <wp:inline distT="0" distB="0" distL="0" distR="0" wp14:anchorId="66BC044D" wp14:editId="62A38143">
@@ -25702,6 +25774,23 @@
     <w:p>
       <w:pPr>
         <w:spacing w:after="0"/>
+        <w:jc w:val="center"/>
+        <w:rPr>
+          <w:rFonts w:cs="Times New Roman"/>
+          <w:szCs w:val="28"/>
+        </w:rPr>
+      </w:pPr>
+      <w:r>
+        <w:rPr>
+          <w:rFonts w:cs="Times New Roman"/>
+          <w:szCs w:val="28"/>
+        </w:rPr>
+        <w:t>Рисунок 16 – 5 запрос к базе данных</w:t>
+      </w:r>
+    </w:p>
+    <w:p>
+      <w:pPr>
+        <w:spacing w:after="0"/>
         <w:rPr>
           <w:rFonts w:cs="Times New Roman"/>
           <w:szCs w:val="28"/>
@@ -25736,28 +25825,24 @@
     <w:p>
       <w:pPr>
         <w:spacing w:after="0"/>
-        <w:rPr>
-          <w:rFonts w:cs="Times New Roman"/>
-          <w:szCs w:val="28"/>
-        </w:rPr>
-      </w:pPr>
-      <w:r>
-        <w:rPr>
-          <w:rFonts w:cs="Times New Roman"/>
-          <w:szCs w:val="28"/>
+        <w:jc w:val="center"/>
+        <w:rPr>
+          <w:rFonts w:cs="Times New Roman"/>
+          <w:szCs w:val="28"/>
+        </w:rPr>
+      </w:pPr>
+      <w:r>
+        <w:rPr>
+          <w:rFonts w:cs="Times New Roman"/>
+          <w:noProof/>
+          <w:szCs w:val="28"/>
+          <w:lang w:eastAsia="ru-RU"/>
         </w:rPr>
         <w:lastRenderedPageBreak/>
-        <w:tab/>
-      </w:r>
-      <w:r>
-        <w:rPr>
-          <w:rFonts w:cs="Times New Roman"/>
-          <w:szCs w:val="28"/>
-        </w:rPr>
         <w:drawing>
           <wp:inline distT="0" distB="0" distL="0" distR="0" wp14:anchorId="0F01FF7C" wp14:editId="67AA0A04">
-            <wp:extent cx="6120130" cy="2650490"/>
-            <wp:effectExtent l="0" t="0" r="0" b="0"/>
+            <wp:extent cx="4429125" cy="1918154"/>
+            <wp:effectExtent l="0" t="0" r="0" b="6350"/>
             <wp:docPr id="19" name="Рисунок 19"/>
             <wp:cNvGraphicFramePr>
               <a:graphicFrameLocks xmlns:a="http://schemas.openxmlformats.org/drawingml/2006/main" noChangeAspect="1"/>
@@ -25778,7 +25863,7 @@
                   <pic:spPr>
                     <a:xfrm>
                       <a:off x="0" y="0"/>
-                      <a:ext cx="6120130" cy="2650490"/>
+                      <a:ext cx="4472264" cy="1936836"/>
                     </a:xfrm>
                     <a:prstGeom prst="rect">
                       <a:avLst/>
@@ -25794,6 +25879,32 @@
     <w:p>
       <w:pPr>
         <w:spacing w:after="0"/>
+        <w:jc w:val="center"/>
+        <w:rPr>
+          <w:rFonts w:cs="Times New Roman"/>
+          <w:szCs w:val="28"/>
+        </w:rPr>
+      </w:pPr>
+      <w:r>
+        <w:rPr>
+          <w:rFonts w:cs="Times New Roman"/>
+          <w:szCs w:val="28"/>
+        </w:rPr>
+        <w:t>Рисунок 17 – 6 запрос к базе данных</w:t>
+      </w:r>
+    </w:p>
+    <w:p>
+      <w:pPr>
+        <w:spacing w:after="0"/>
+        <w:rPr>
+          <w:rFonts w:cs="Times New Roman"/>
+          <w:szCs w:val="28"/>
+        </w:rPr>
+      </w:pPr>
+    </w:p>
+    <w:p>
+      <w:pPr>
+        <w:spacing w:after="0"/>
         <w:rPr>
           <w:rFonts w:cs="Times New Roman"/>
           <w:szCs w:val="28"/>
@@ -25904,7 +26015,7 @@
           <w:numId w:val="12"/>
         </w:numPr>
         <w:spacing w:after="0"/>
-        <w:ind w:left="0" w:firstLine="774"/>
+        <w:ind w:left="0" w:firstLine="709"/>
         <w:rPr>
           <w:rFonts w:cs="Times New Roman"/>
           <w:szCs w:val="28"/>
@@ -25934,7 +26045,7 @@
           <w:numId w:val="12"/>
         </w:numPr>
         <w:spacing w:after="0"/>
-        <w:ind w:left="0" w:firstLine="774"/>
+        <w:ind w:left="0" w:firstLine="709"/>
         <w:rPr>
           <w:rFonts w:cs="Times New Roman"/>
           <w:szCs w:val="28"/>
@@ -25964,7 +26075,7 @@
           <w:numId w:val="12"/>
         </w:numPr>
         <w:spacing w:after="0"/>
-        <w:ind w:left="0" w:firstLine="774"/>
+        <w:ind w:left="0" w:firstLine="709"/>
         <w:rPr>
           <w:rFonts w:cs="Times New Roman"/>
           <w:szCs w:val="28"/>
@@ -25994,7 +26105,7 @@
           <w:numId w:val="12"/>
         </w:numPr>
         <w:spacing w:after="0"/>
-        <w:ind w:left="0" w:firstLine="774"/>
+        <w:ind w:left="0" w:firstLine="709"/>
         <w:rPr>
           <w:rFonts w:cs="Times New Roman"/>
           <w:szCs w:val="28"/>
@@ -26121,7 +26232,15 @@
           <w:bCs/>
           <w:szCs w:val="28"/>
         </w:rPr>
-        <w:t>Рисунок 11 – Форма авторизации в систему мобильного приложения ресторана «67 Небо»</w:t>
+        <w:t>Рисунок 18</w:t>
+      </w:r>
+      <w:r>
+        <w:rPr>
+          <w:rFonts w:cs="Times New Roman"/>
+          <w:bCs/>
+          <w:szCs w:val="28"/>
+        </w:rPr>
+        <w:t xml:space="preserve"> – Форма авторизации в систему мобильного приложения ресторана «67 Небо»</w:t>
       </w:r>
     </w:p>
     <w:p>
@@ -26258,7 +26377,14 @@
           <w:rFonts w:cs="Times New Roman"/>
           <w:szCs w:val="28"/>
         </w:rPr>
-        <w:t>Рисунок 12 – Главное меню мобильного приложения</w:t>
+        <w:t>Рисунок 19</w:t>
+      </w:r>
+      <w:r>
+        <w:rPr>
+          <w:rFonts w:cs="Times New Roman"/>
+          <w:szCs w:val="28"/>
+        </w:rPr>
+        <w:t xml:space="preserve"> – Главное меню мобильного приложения</w:t>
       </w:r>
     </w:p>
     <w:p>
@@ -26328,7 +26454,7 @@
           <w:numId w:val="13"/>
         </w:numPr>
         <w:spacing w:after="0"/>
-        <w:ind w:left="0" w:firstLine="1065"/>
+        <w:ind w:left="0" w:firstLine="709"/>
         <w:rPr>
           <w:rFonts w:cs="Times New Roman"/>
           <w:szCs w:val="28"/>
@@ -26358,7 +26484,7 @@
           <w:numId w:val="13"/>
         </w:numPr>
         <w:spacing w:after="0"/>
-        <w:ind w:left="0" w:firstLine="1065"/>
+        <w:ind w:left="0" w:firstLine="709"/>
         <w:rPr>
           <w:rFonts w:cs="Times New Roman"/>
           <w:szCs w:val="28"/>
@@ -26448,7 +26574,30 @@
           <w:rFonts w:cs="Times New Roman"/>
           <w:szCs w:val="28"/>
         </w:rPr>
-        <w:t>Рисунок 13 – Содержание «бургер-меню»</w:t>
+        <w:t>Рисунок 20</w:t>
+      </w:r>
+      <w:r>
+        <w:rPr>
+          <w:rFonts w:cs="Times New Roman"/>
+          <w:szCs w:val="28"/>
+        </w:rPr>
+        <w:t xml:space="preserve"> – Содержание «</w:t>
+      </w:r>
+      <w:proofErr w:type="spellStart"/>
+      <w:r>
+        <w:rPr>
+          <w:rFonts w:cs="Times New Roman"/>
+          <w:szCs w:val="28"/>
+        </w:rPr>
+        <w:t>бургер</w:t>
+      </w:r>
+      <w:proofErr w:type="spellEnd"/>
+      <w:r>
+        <w:rPr>
+          <w:rFonts w:cs="Times New Roman"/>
+          <w:szCs w:val="28"/>
+        </w:rPr>
+        <w:t>-меню»</w:t>
       </w:r>
     </w:p>
     <w:p>
@@ -26557,7 +26706,14 @@
           <w:szCs w:val="28"/>
         </w:rPr>
         <w:lastRenderedPageBreak/>
-        <w:t>Рисунок 14 – Форма бронирования стола</w:t>
+        <w:t>Рисунок 21</w:t>
+      </w:r>
+      <w:r>
+        <w:rPr>
+          <w:rFonts w:cs="Times New Roman"/>
+          <w:szCs w:val="28"/>
+        </w:rPr>
+        <w:t xml:space="preserve"> – Форма бронирования стола</w:t>
       </w:r>
     </w:p>
     <w:p>
@@ -26611,12 +26767,18 @@
     <w:p>
       <w:pPr>
         <w:spacing w:after="0"/>
-        <w:ind w:firstLine="851"/>
-        <w:rPr>
-          <w:rFonts w:cs="Times New Roman"/>
-          <w:szCs w:val="28"/>
-        </w:rPr>
-      </w:pPr>
+        <w:rPr>
+          <w:rFonts w:cs="Times New Roman"/>
+          <w:szCs w:val="28"/>
+        </w:rPr>
+      </w:pPr>
+      <w:r>
+        <w:rPr>
+          <w:rFonts w:cs="Times New Roman"/>
+          <w:szCs w:val="28"/>
+        </w:rPr>
+        <w:tab/>
+      </w:r>
       <w:r>
         <w:rPr>
           <w:rFonts w:cs="Times New Roman"/>
@@ -26750,6 +26912,12 @@
           <w:szCs w:val="28"/>
         </w:rPr>
         <w:tab/>
+      </w:r>
+      <w:r>
+        <w:rPr>
+          <w:rFonts w:cs="Times New Roman"/>
+          <w:szCs w:val="28"/>
+        </w:rPr>
         <w:t>Перспективы модернизации информационной системы включают следующие направления:</w:t>
       </w:r>
     </w:p>
@@ -26761,7 +26929,7 @@
           <w:numId w:val="13"/>
         </w:numPr>
         <w:spacing w:after="0"/>
-        <w:ind w:left="0" w:firstLine="1065"/>
+        <w:ind w:left="0" w:firstLine="709"/>
         <w:rPr>
           <w:rFonts w:cs="Times New Roman"/>
           <w:szCs w:val="28"/>
@@ -26783,7 +26951,7 @@
           <w:numId w:val="13"/>
         </w:numPr>
         <w:spacing w:after="0"/>
-        <w:ind w:left="0" w:firstLine="1065"/>
+        <w:ind w:left="0" w:firstLine="709"/>
         <w:rPr>
           <w:rFonts w:cs="Times New Roman"/>
           <w:szCs w:val="28"/>
@@ -26821,7 +26989,7 @@
           <w:numId w:val="13"/>
         </w:numPr>
         <w:spacing w:after="0"/>
-        <w:ind w:left="0" w:firstLine="1065"/>
+        <w:ind w:left="0" w:firstLine="709"/>
         <w:rPr>
           <w:rFonts w:cs="Times New Roman"/>
           <w:szCs w:val="28"/>
@@ -26843,7 +27011,7 @@
           <w:numId w:val="13"/>
         </w:numPr>
         <w:spacing w:after="0"/>
-        <w:ind w:left="0" w:firstLine="1065"/>
+        <w:ind w:left="0" w:firstLine="709"/>
         <w:rPr>
           <w:rFonts w:cs="Times New Roman"/>
           <w:szCs w:val="28"/>
@@ -30512,7 +30680,7 @@
 </file>
 
 <file path=word/endnotes.xml><?xml version="1.0" encoding="utf-8"?>
-<w:endnotes xmlns:wpc="http://schemas.microsoft.com/office/word/2010/wordprocessingCanvas" xmlns:cx="http://schemas.microsoft.com/office/drawing/2014/chartex" xmlns:cx1="http://schemas.microsoft.com/office/drawing/2015/9/8/chartex" xmlns:mc="http://schemas.openxmlformats.org/markup-compatibility/2006" xmlns:o="urn:schemas-microsoft-com:office:office" xmlns:r="http://schemas.openxmlformats.org/officeDocument/2006/relationships" xmlns:m="http://schemas.openxmlformats.org/officeDocument/2006/math" xmlns:v="urn:schemas-microsoft-com:vml" xmlns:wp14="http://schemas.microsoft.com/office/word/2010/wordprocessingDrawing" xmlns:wp="http://schemas.openxmlformats.org/drawingml/2006/wordprocessingDrawing" xmlns:w10="urn:schemas-microsoft-com:office:word" xmlns:w="http://schemas.openxmlformats.org/wordprocessingml/2006/main" xmlns:w14="http://schemas.microsoft.com/office/word/2010/wordml" xmlns:w15="http://schemas.microsoft.com/office/word/2012/wordml" xmlns:w16se="http://schemas.microsoft.com/office/word/2015/wordml/symex" xmlns:wpg="http://schemas.microsoft.com/office/word/2010/wordprocessingGroup" xmlns:wpi="http://schemas.microsoft.com/office/word/2010/wordprocessingInk" xmlns:wne="http://schemas.microsoft.com/office/word/2006/wordml" xmlns:wps="http://schemas.microsoft.com/office/word/2010/wordprocessingShape" mc:Ignorable="w14 w15 w16se wp14">
+<w:endnotes xmlns:wpc="http://schemas.microsoft.com/office/word/2010/wordprocessingCanvas" xmlns:cx="http://schemas.microsoft.com/office/drawing/2014/chartex" xmlns:mc="http://schemas.openxmlformats.org/markup-compatibility/2006" xmlns:o="urn:schemas-microsoft-com:office:office" xmlns:r="http://schemas.openxmlformats.org/officeDocument/2006/relationships" xmlns:m="http://schemas.openxmlformats.org/officeDocument/2006/math" xmlns:v="urn:schemas-microsoft-com:vml" xmlns:wp14="http://schemas.microsoft.com/office/word/2010/wordprocessingDrawing" xmlns:wp="http://schemas.openxmlformats.org/drawingml/2006/wordprocessingDrawing" xmlns:w10="urn:schemas-microsoft-com:office:word" xmlns:w="http://schemas.openxmlformats.org/wordprocessingml/2006/main" xmlns:w14="http://schemas.microsoft.com/office/word/2010/wordml" xmlns:w15="http://schemas.microsoft.com/office/word/2012/wordml" xmlns:w16se="http://schemas.microsoft.com/office/word/2015/wordml/symex" xmlns:wpg="http://schemas.microsoft.com/office/word/2010/wordprocessingGroup" xmlns:wpi="http://schemas.microsoft.com/office/word/2010/wordprocessingInk" xmlns:wne="http://schemas.microsoft.com/office/word/2006/wordml" xmlns:wps="http://schemas.microsoft.com/office/word/2010/wordprocessingShape" mc:Ignorable="w14 w15 w16se wp14">
   <w:endnote w:type="separator" w:id="-1">
     <w:p>
       <w:pPr>
@@ -30537,7 +30705,7 @@
 </file>
 
 <file path=word/footer1.xml><?xml version="1.0" encoding="utf-8"?>
-<w:ftr xmlns:wpc="http://schemas.microsoft.com/office/word/2010/wordprocessingCanvas" xmlns:cx="http://schemas.microsoft.com/office/drawing/2014/chartex" xmlns:cx1="http://schemas.microsoft.com/office/drawing/2015/9/8/chartex" xmlns:mc="http://schemas.openxmlformats.org/markup-compatibility/2006" xmlns:o="urn:schemas-microsoft-com:office:office" xmlns:r="http://schemas.openxmlformats.org/officeDocument/2006/relationships" xmlns:m="http://schemas.openxmlformats.org/officeDocument/2006/math" xmlns:v="urn:schemas-microsoft-com:vml" xmlns:wp14="http://schemas.microsoft.com/office/word/2010/wordprocessingDrawing" xmlns:wp="http://schemas.openxmlformats.org/drawingml/2006/wordprocessingDrawing" xmlns:w10="urn:schemas-microsoft-com:office:word" xmlns:w="http://schemas.openxmlformats.org/wordprocessingml/2006/main" xmlns:w14="http://schemas.microsoft.com/office/word/2010/wordml" xmlns:w15="http://schemas.microsoft.com/office/word/2012/wordml" xmlns:w16se="http://schemas.microsoft.com/office/word/2015/wordml/symex" xmlns:wpg="http://schemas.microsoft.com/office/word/2010/wordprocessingGroup" xmlns:wpi="http://schemas.microsoft.com/office/word/2010/wordprocessingInk" xmlns:wne="http://schemas.microsoft.com/office/word/2006/wordml" xmlns:wps="http://schemas.microsoft.com/office/word/2010/wordprocessingShape" mc:Ignorable="w14 w15 w16se wp14">
+<w:ftr xmlns:wpc="http://schemas.microsoft.com/office/word/2010/wordprocessingCanvas" xmlns:cx="http://schemas.microsoft.com/office/drawing/2014/chartex" xmlns:mc="http://schemas.openxmlformats.org/markup-compatibility/2006" xmlns:o="urn:schemas-microsoft-com:office:office" xmlns:r="http://schemas.openxmlformats.org/officeDocument/2006/relationships" xmlns:m="http://schemas.openxmlformats.org/officeDocument/2006/math" xmlns:v="urn:schemas-microsoft-com:vml" xmlns:wp14="http://schemas.microsoft.com/office/word/2010/wordprocessingDrawing" xmlns:wp="http://schemas.openxmlformats.org/drawingml/2006/wordprocessingDrawing" xmlns:w10="urn:schemas-microsoft-com:office:word" xmlns:w="http://schemas.openxmlformats.org/wordprocessingml/2006/main" xmlns:w14="http://schemas.microsoft.com/office/word/2010/wordml" xmlns:w15="http://schemas.microsoft.com/office/word/2012/wordml" xmlns:w16se="http://schemas.microsoft.com/office/word/2015/wordml/symex" xmlns:wpg="http://schemas.microsoft.com/office/word/2010/wordprocessingGroup" xmlns:wpi="http://schemas.microsoft.com/office/word/2010/wordprocessingInk" xmlns:wne="http://schemas.microsoft.com/office/word/2006/wordml" xmlns:wps="http://schemas.microsoft.com/office/word/2010/wordprocessingShape" mc:Ignorable="w14 w15 w16se wp14">
   <w:sdt>
     <w:sdtPr>
       <w:id w:val="-1358735319"/>
@@ -30546,6 +30714,7 @@
         <w:docPartUnique/>
       </w:docPartObj>
     </w:sdtPr>
+    <w:sdtEndPr/>
     <w:sdtContent>
       <w:p>
         <w:pPr>
@@ -30565,7 +30734,7 @@
           <w:rPr>
             <w:noProof/>
           </w:rPr>
-          <w:t>51</w:t>
+          <w:t>2</w:t>
         </w:r>
         <w:r>
           <w:fldChar w:fldCharType="end"/>
@@ -30582,7 +30751,7 @@
 </file>
 
 <file path=word/footnotes.xml><?xml version="1.0" encoding="utf-8"?>
-<w:footnotes xmlns:wpc="http://schemas.microsoft.com/office/word/2010/wordprocessingCanvas" xmlns:cx="http://schemas.microsoft.com/office/drawing/2014/chartex" xmlns:cx1="http://schemas.microsoft.com/office/drawing/2015/9/8/chartex" xmlns:mc="http://schemas.openxmlformats.org/markup-compatibility/2006" xmlns:o="urn:schemas-microsoft-com:office:office" xmlns:r="http://schemas.openxmlformats.org/officeDocument/2006/relationships" xmlns:m="http://schemas.openxmlformats.org/officeDocument/2006/math" xmlns:v="urn:schemas-microsoft-com:vml" xmlns:wp14="http://schemas.microsoft.com/office/word/2010/wordprocessingDrawing" xmlns:wp="http://schemas.openxmlformats.org/drawingml/2006/wordprocessingDrawing" xmlns:w10="urn:schemas-microsoft-com:office:word" xmlns:w="http://schemas.openxmlformats.org/wordprocessingml/2006/main" xmlns:w14="http://schemas.microsoft.com/office/word/2010/wordml" xmlns:w15="http://schemas.microsoft.com/office/word/2012/wordml" xmlns:w16se="http://schemas.microsoft.com/office/word/2015/wordml/symex" xmlns:wpg="http://schemas.microsoft.com/office/word/2010/wordprocessingGroup" xmlns:wpi="http://schemas.microsoft.com/office/word/2010/wordprocessingInk" xmlns:wne="http://schemas.microsoft.com/office/word/2006/wordml" xmlns:wps="http://schemas.microsoft.com/office/word/2010/wordprocessingShape" mc:Ignorable="w14 w15 w16se wp14">
+<w:footnotes xmlns:wpc="http://schemas.microsoft.com/office/word/2010/wordprocessingCanvas" xmlns:cx="http://schemas.microsoft.com/office/drawing/2014/chartex" xmlns:mc="http://schemas.openxmlformats.org/markup-compatibility/2006" xmlns:o="urn:schemas-microsoft-com:office:office" xmlns:r="http://schemas.openxmlformats.org/officeDocument/2006/relationships" xmlns:m="http://schemas.openxmlformats.org/officeDocument/2006/math" xmlns:v="urn:schemas-microsoft-com:vml" xmlns:wp14="http://schemas.microsoft.com/office/word/2010/wordprocessingDrawing" xmlns:wp="http://schemas.openxmlformats.org/drawingml/2006/wordprocessingDrawing" xmlns:w10="urn:schemas-microsoft-com:office:word" xmlns:w="http://schemas.openxmlformats.org/wordprocessingml/2006/main" xmlns:w14="http://schemas.microsoft.com/office/word/2010/wordml" xmlns:w15="http://schemas.microsoft.com/office/word/2012/wordml" xmlns:w16se="http://schemas.microsoft.com/office/word/2015/wordml/symex" xmlns:wpg="http://schemas.microsoft.com/office/word/2010/wordprocessingGroup" xmlns:wpi="http://schemas.microsoft.com/office/word/2010/wordprocessingInk" xmlns:wne="http://schemas.microsoft.com/office/word/2006/wordml" xmlns:wps="http://schemas.microsoft.com/office/word/2010/wordprocessingShape" mc:Ignorable="w14 w15 w16se wp14">
   <w:footnote w:type="separator" w:id="-1">
     <w:p>
       <w:pPr>
@@ -30607,7 +30776,7 @@
 </file>
 
 <file path=word/numbering.xml><?xml version="1.0" encoding="utf-8"?>
-<w:numbering xmlns:wpc="http://schemas.microsoft.com/office/word/2010/wordprocessingCanvas" xmlns:cx="http://schemas.microsoft.com/office/drawing/2014/chartex" xmlns:cx1="http://schemas.microsoft.com/office/drawing/2015/9/8/chartex" xmlns:mc="http://schemas.openxmlformats.org/markup-compatibility/2006" xmlns:o="urn:schemas-microsoft-com:office:office" xmlns:r="http://schemas.openxmlformats.org/officeDocument/2006/relationships" xmlns:m="http://schemas.openxmlformats.org/officeDocument/2006/math" xmlns:v="urn:schemas-microsoft-com:vml" xmlns:wp14="http://schemas.microsoft.com/office/word/2010/wordprocessingDrawing" xmlns:wp="http://schemas.openxmlformats.org/drawingml/2006/wordprocessingDrawing" xmlns:w10="urn:schemas-microsoft-com:office:word" xmlns:w="http://schemas.openxmlformats.org/wordprocessingml/2006/main" xmlns:w14="http://schemas.microsoft.com/office/word/2010/wordml" xmlns:w15="http://schemas.microsoft.com/office/word/2012/wordml" xmlns:w16se="http://schemas.microsoft.com/office/word/2015/wordml/symex" xmlns:wpg="http://schemas.microsoft.com/office/word/2010/wordprocessingGroup" xmlns:wpi="http://schemas.microsoft.com/office/word/2010/wordprocessingInk" xmlns:wne="http://schemas.microsoft.com/office/word/2006/wordml" xmlns:wps="http://schemas.microsoft.com/office/word/2010/wordprocessingShape" mc:Ignorable="w14 w15 w16se wp14">
+<w:numbering xmlns:wpc="http://schemas.microsoft.com/office/word/2010/wordprocessingCanvas" xmlns:cx="http://schemas.microsoft.com/office/drawing/2014/chartex" xmlns:mc="http://schemas.openxmlformats.org/markup-compatibility/2006" xmlns:o="urn:schemas-microsoft-com:office:office" xmlns:r="http://schemas.openxmlformats.org/officeDocument/2006/relationships" xmlns:m="http://schemas.openxmlformats.org/officeDocument/2006/math" xmlns:v="urn:schemas-microsoft-com:vml" xmlns:wp14="http://schemas.microsoft.com/office/word/2010/wordprocessingDrawing" xmlns:wp="http://schemas.openxmlformats.org/drawingml/2006/wordprocessingDrawing" xmlns:w10="urn:schemas-microsoft-com:office:word" xmlns:w="http://schemas.openxmlformats.org/wordprocessingml/2006/main" xmlns:w14="http://schemas.microsoft.com/office/word/2010/wordml" xmlns:w15="http://schemas.microsoft.com/office/word/2012/wordml" xmlns:w16se="http://schemas.microsoft.com/office/word/2015/wordml/symex" xmlns:wpg="http://schemas.microsoft.com/office/word/2010/wordprocessingGroup" xmlns:wpi="http://schemas.microsoft.com/office/word/2010/wordprocessingInk" xmlns:wne="http://schemas.microsoft.com/office/word/2006/wordml" xmlns:wps="http://schemas.microsoft.com/office/word/2010/wordprocessingShape" mc:Ignorable="w14 w15 w16se wp14">
   <w:abstractNum w:abstractNumId="0" w15:restartNumberingAfterBreak="0">
     <w:nsid w:val="017525CF"/>
     <w:multiLevelType w:val="hybridMultilevel"/>
@@ -34214,7 +34383,7 @@
 </file>
 
 <file path=customXml/itemProps1.xml><?xml version="1.0" encoding="utf-8"?>
-<ds:datastoreItem xmlns:ds="http://schemas.openxmlformats.org/officeDocument/2006/customXml" ds:itemID="{2C77CF7B-D0C8-497D-854D-9BB57CFFD445}">
+<ds:datastoreItem xmlns:ds="http://schemas.openxmlformats.org/officeDocument/2006/customXml" ds:itemID="{508D8B8D-81C9-41BB-82E0-3B26AE04E83C}">
   <ds:schemaRefs>
     <ds:schemaRef ds:uri="http://schemas.openxmlformats.org/officeDocument/2006/bibliography"/>
   </ds:schemaRefs>

--- a/Курсовая работа.docx
+++ b/Курсовая работа.docx
@@ -591,7 +591,21 @@
                 <w:rStyle w:val="a6"/>
                 <w:rFonts w:cs="Times New Roman"/>
               </w:rPr>
-              <w:t>1. Анализ предметной области</w:t>
+              <w:t>1. Анализ предметн</w:t>
+            </w:r>
+            <w:r>
+              <w:rPr>
+                <w:rStyle w:val="a6"/>
+                <w:rFonts w:cs="Times New Roman"/>
+              </w:rPr>
+              <w:t>о</w:t>
+            </w:r>
+            <w:r>
+              <w:rPr>
+                <w:rStyle w:val="a6"/>
+                <w:rFonts w:cs="Times New Roman"/>
+              </w:rPr>
+              <w:t>й области</w:t>
             </w:r>
             <w:r>
               <w:rPr>
@@ -1561,16 +1575,7 @@
                 <w:noProof/>
                 <w:webHidden/>
               </w:rPr>
-              <w:t>.......................................................................................</w:t>
-            </w:r>
-            <w:bookmarkStart w:id="0" w:name="_GoBack"/>
-            <w:bookmarkEnd w:id="0"/>
-            <w:r>
-              <w:rPr>
-                <w:noProof/>
-                <w:webHidden/>
-              </w:rPr>
-              <w:t>.</w:t>
+              <w:t>........................................................................................</w:t>
             </w:r>
             <w:r>
               <w:rPr>
@@ -2316,7 +2321,7 @@
           <w:szCs w:val="28"/>
         </w:rPr>
       </w:pPr>
-      <w:bookmarkStart w:id="1" w:name="_Toc228992022"/>
+      <w:bookmarkStart w:id="0" w:name="_Toc228992022"/>
       <w:r>
         <w:rPr>
           <w:rFonts w:cs="Times New Roman"/>
@@ -2336,6 +2341,8 @@
           <w:szCs w:val="28"/>
         </w:rPr>
       </w:pPr>
+      <w:bookmarkStart w:id="1" w:name="_GoBack"/>
+      <w:bookmarkEnd w:id="1"/>
       <w:r>
         <w:rPr>
           <w:rFonts w:cs="Times New Roman"/>
@@ -2345,7 +2352,7 @@
         <w:lastRenderedPageBreak/>
         <w:t>ВВЕДЕНИЕ</w:t>
       </w:r>
-      <w:bookmarkEnd w:id="1"/>
+      <w:bookmarkEnd w:id="0"/>
     </w:p>
     <w:p>
       <w:pPr>
@@ -2989,7 +2996,14 @@
           <w:rFonts w:cs="Times New Roman"/>
           <w:szCs w:val="28"/>
         </w:rPr>
-        <w:t xml:space="preserve">Предметная область </w:t>
+        <w:t>Ресторан</w:t>
+      </w:r>
+      <w:r>
+        <w:rPr>
+          <w:rFonts w:cs="Times New Roman"/>
+          <w:szCs w:val="28"/>
+        </w:rPr>
+        <w:t xml:space="preserve"> </w:t>
       </w:r>
       <w:r>
         <w:rPr>
@@ -3953,10 +3967,6 @@
         </w:rPr>
       </w:pPr>
       <w:r>
-        <w:rPr>
-          <w:rFonts w:cs="Times New Roman"/>
-          <w:szCs w:val="28"/>
-        </w:rPr>
         <w:br w:type="page"/>
       </w:r>
       <w:bookmarkStart w:id="8" w:name="_Toc228355225"/>
@@ -4353,17 +4363,17 @@
     <w:p>
       <w:pPr>
         <w:spacing w:after="0"/>
-        <w:rPr>
-          <w:rFonts w:cs="Times New Roman"/>
-          <w:szCs w:val="28"/>
-        </w:rPr>
-      </w:pPr>
-      <w:r>
-        <w:rPr>
-          <w:rFonts w:cs="Times New Roman"/>
-          <w:szCs w:val="28"/>
-        </w:rPr>
-        <w:tab/>
+        <w:ind w:firstLine="709"/>
+        <w:rPr>
+          <w:rFonts w:cs="Times New Roman"/>
+          <w:szCs w:val="28"/>
+        </w:rPr>
+      </w:pPr>
+      <w:r>
+        <w:rPr>
+          <w:rFonts w:cs="Times New Roman"/>
+          <w:szCs w:val="28"/>
+        </w:rPr>
         <w:t>Теперь перейдем к декомпозиции контекстной диаграммы (рисунок 2). Главный процесс обслуживания гостей включает в себя четыре основных этапа:</w:t>
       </w:r>
     </w:p>
@@ -4375,7 +4385,7 @@
           <w:numId w:val="3"/>
         </w:numPr>
         <w:spacing w:after="0"/>
-        <w:ind w:left="0" w:firstLine="774"/>
+        <w:ind w:left="0" w:firstLine="709"/>
         <w:rPr>
           <w:rFonts w:cs="Times New Roman"/>
           <w:szCs w:val="28"/>
@@ -4397,7 +4407,7 @@
           <w:numId w:val="3"/>
         </w:numPr>
         <w:spacing w:after="0"/>
-        <w:ind w:left="0" w:firstLine="774"/>
+        <w:ind w:left="0" w:firstLine="709"/>
         <w:rPr>
           <w:rFonts w:cs="Times New Roman"/>
           <w:szCs w:val="28"/>
@@ -4464,7 +4474,7 @@
           <w:numId w:val="3"/>
         </w:numPr>
         <w:spacing w:after="0"/>
-        <w:ind w:left="0" w:firstLine="774"/>
+        <w:ind w:left="0" w:firstLine="709"/>
         <w:rPr>
           <w:rFonts w:cs="Times New Roman"/>
           <w:szCs w:val="28"/>
@@ -4486,7 +4496,7 @@
           <w:numId w:val="3"/>
         </w:numPr>
         <w:spacing w:after="0"/>
-        <w:ind w:left="0" w:firstLine="774"/>
+        <w:ind w:left="0" w:firstLine="709"/>
         <w:rPr>
           <w:rFonts w:cs="Times New Roman"/>
           <w:szCs w:val="28"/>
@@ -26656,8 +26666,8 @@
         </w:rPr>
         <w:drawing>
           <wp:inline distT="0" distB="0" distL="0" distR="0" wp14:anchorId="3428065B" wp14:editId="7E888F05">
-            <wp:extent cx="1657350" cy="3200039"/>
-            <wp:effectExtent l="0" t="0" r="0" b="635"/>
+            <wp:extent cx="1547446" cy="2987835"/>
+            <wp:effectExtent l="0" t="0" r="0" b="3175"/>
             <wp:docPr id="15" name="Рисунок 15"/>
             <wp:cNvGraphicFramePr>
               <a:graphicFrameLocks xmlns:a="http://schemas.openxmlformats.org/drawingml/2006/main" noChangeAspect="1"/>
@@ -26678,7 +26688,7 @@
                   <pic:spPr>
                     <a:xfrm>
                       <a:off x="0" y="0"/>
-                      <a:ext cx="1727844" cy="3336150"/>
+                      <a:ext cx="1622617" cy="3132977"/>
                     </a:xfrm>
                     <a:prstGeom prst="rect">
                       <a:avLst/>
@@ -26705,30 +26715,30 @@
           <w:rFonts w:cs="Times New Roman"/>
           <w:szCs w:val="28"/>
         </w:rPr>
+        <w:t>Рисунок 21</w:t>
+      </w:r>
+      <w:r>
+        <w:rPr>
+          <w:rFonts w:cs="Times New Roman"/>
+          <w:szCs w:val="28"/>
+        </w:rPr>
+        <w:t xml:space="preserve"> – Форма бронирования стола</w:t>
+      </w:r>
+    </w:p>
+    <w:p>
+      <w:pPr>
+        <w:spacing w:after="0"/>
+        <w:rPr>
+          <w:rFonts w:cs="Times New Roman"/>
+          <w:szCs w:val="28"/>
+        </w:rPr>
+      </w:pPr>
+      <w:r>
+        <w:rPr>
+          <w:rFonts w:cs="Times New Roman"/>
+          <w:szCs w:val="28"/>
+        </w:rPr>
         <w:lastRenderedPageBreak/>
-        <w:t>Рисунок 21</w:t>
-      </w:r>
-      <w:r>
-        <w:rPr>
-          <w:rFonts w:cs="Times New Roman"/>
-          <w:szCs w:val="28"/>
-        </w:rPr>
-        <w:t xml:space="preserve"> – Форма бронирования стола</w:t>
-      </w:r>
-    </w:p>
-    <w:p>
-      <w:pPr>
-        <w:spacing w:after="0"/>
-        <w:rPr>
-          <w:rFonts w:cs="Times New Roman"/>
-          <w:szCs w:val="28"/>
-        </w:rPr>
-      </w:pPr>
-      <w:r>
-        <w:rPr>
-          <w:rFonts w:cs="Times New Roman"/>
-          <w:szCs w:val="28"/>
-        </w:rPr>
         <w:tab/>
         <w:t>Экран «Выбор стола» представляет собой интерактивную карту зала, которая визуализирует текущее состояние посадочных мест. Пользователь может в режиме реального времени видеть расположение объектов и их статус, где свободные позиции подсвечены зеленым цветом, а занятые или недоступные – серым. При нажатии на конкретный стол он выделяется акцентным оранжевым цветом с пометкой «Выбран». На интерактивной карте у столов можно заметить обозначения внутри, написанные через слеш – это их атрибуты. Буква «С» обозначает, что стол свободен, буква «З» же иначе, что стол занят и через знак «/», написана вместимость того или иного стола.</w:t>
       </w:r>
@@ -34383,7 +34393,7 @@
 </file>
 
 <file path=customXml/itemProps1.xml><?xml version="1.0" encoding="utf-8"?>
-<ds:datastoreItem xmlns:ds="http://schemas.openxmlformats.org/officeDocument/2006/customXml" ds:itemID="{508D8B8D-81C9-41BB-82E0-3B26AE04E83C}">
+<ds:datastoreItem xmlns:ds="http://schemas.openxmlformats.org/officeDocument/2006/customXml" ds:itemID="{79735D5D-97CF-47B6-A230-EE70B3FB127F}">
   <ds:schemaRefs>
     <ds:schemaRef ds:uri="http://schemas.openxmlformats.org/officeDocument/2006/bibliography"/>
   </ds:schemaRefs>
